--- a/(0) Disertation/Dissertation.docx
+++ b/(0) Disertation/Dissertation.docx
@@ -125,7 +125,7 @@
       <w:r>
         <w:fldChar w:fldCharType="separate"/>
       </w:r>
-      <w:hyperlink w:anchor="_Toc202900748" w:history="1">
+      <w:hyperlink w:anchor="_Toc203070809" w:history="1">
         <w:r>
           <w:rPr>
             <w:rStyle w:val="Hyperlink"/>
@@ -152,7 +152,7 @@
             <w:noProof/>
             <w:webHidden/>
           </w:rPr>
-          <w:instrText xml:space="preserve"> PAGEREF _Toc202900748 \h </w:instrText>
+          <w:instrText xml:space="preserve"> PAGEREF _Toc203070809 \h </w:instrText>
         </w:r>
         <w:r>
           <w:rPr>
@@ -195,7 +195,7 @@
           <w:lang w:eastAsia="en-GB"/>
         </w:rPr>
       </w:pPr>
-      <w:hyperlink w:anchor="_Toc202900749" w:history="1">
+      <w:hyperlink w:anchor="_Toc203070810" w:history="1">
         <w:r>
           <w:rPr>
             <w:rStyle w:val="Hyperlink"/>
@@ -222,7 +222,7 @@
             <w:noProof/>
             <w:webHidden/>
           </w:rPr>
-          <w:instrText xml:space="preserve"> PAGEREF _Toc202900749 \h </w:instrText>
+          <w:instrText xml:space="preserve"> PAGEREF _Toc203070810 \h </w:instrText>
         </w:r>
         <w:r>
           <w:rPr>
@@ -265,7 +265,7 @@
           <w:lang w:eastAsia="en-GB"/>
         </w:rPr>
       </w:pPr>
-      <w:hyperlink w:anchor="_Toc202900750" w:history="1">
+      <w:hyperlink w:anchor="_Toc203070811" w:history="1">
         <w:r>
           <w:rPr>
             <w:rStyle w:val="Hyperlink"/>
@@ -292,7 +292,7 @@
             <w:noProof/>
             <w:webHidden/>
           </w:rPr>
-          <w:instrText xml:space="preserve"> PAGEREF _Toc202900750 \h </w:instrText>
+          <w:instrText xml:space="preserve"> PAGEREF _Toc203070811 \h </w:instrText>
         </w:r>
         <w:r>
           <w:rPr>
@@ -335,7 +335,7 @@
           <w:lang w:eastAsia="en-GB"/>
         </w:rPr>
       </w:pPr>
-      <w:hyperlink w:anchor="_Toc202900751" w:history="1">
+      <w:hyperlink w:anchor="_Toc203070812" w:history="1">
         <w:r>
           <w:rPr>
             <w:rStyle w:val="Hyperlink"/>
@@ -362,7 +362,7 @@
             <w:noProof/>
             <w:webHidden/>
           </w:rPr>
-          <w:instrText xml:space="preserve"> PAGEREF _Toc202900751 \h </w:instrText>
+          <w:instrText xml:space="preserve"> PAGEREF _Toc203070812 \h </w:instrText>
         </w:r>
         <w:r>
           <w:rPr>
@@ -405,7 +405,7 @@
           <w:lang w:eastAsia="en-GB"/>
         </w:rPr>
       </w:pPr>
-      <w:hyperlink w:anchor="_Toc202900752" w:history="1">
+      <w:hyperlink w:anchor="_Toc203070813" w:history="1">
         <w:r>
           <w:rPr>
             <w:rStyle w:val="Hyperlink"/>
@@ -432,7 +432,7 @@
             <w:noProof/>
             <w:webHidden/>
           </w:rPr>
-          <w:instrText xml:space="preserve"> PAGEREF _Toc202900752 \h </w:instrText>
+          <w:instrText xml:space="preserve"> PAGEREF _Toc203070813 \h </w:instrText>
         </w:r>
         <w:r>
           <w:rPr>
@@ -475,7 +475,7 @@
           <w:lang w:eastAsia="en-GB"/>
         </w:rPr>
       </w:pPr>
-      <w:hyperlink w:anchor="_Toc202900753" w:history="1">
+      <w:hyperlink w:anchor="_Toc203070814" w:history="1">
         <w:r>
           <w:rPr>
             <w:rStyle w:val="Hyperlink"/>
@@ -502,7 +502,7 @@
             <w:noProof/>
             <w:webHidden/>
           </w:rPr>
-          <w:instrText xml:space="preserve"> PAGEREF _Toc202900753 \h </w:instrText>
+          <w:instrText xml:space="preserve"> PAGEREF _Toc203070814 \h </w:instrText>
         </w:r>
         <w:r>
           <w:rPr>
@@ -545,7 +545,7 @@
           <w:lang w:eastAsia="en-GB"/>
         </w:rPr>
       </w:pPr>
-      <w:hyperlink w:anchor="_Toc202900754" w:history="1">
+      <w:hyperlink w:anchor="_Toc203070815" w:history="1">
         <w:r>
           <w:rPr>
             <w:rStyle w:val="Hyperlink"/>
@@ -572,7 +572,7 @@
             <w:noProof/>
             <w:webHidden/>
           </w:rPr>
-          <w:instrText xml:space="preserve"> PAGEREF _Toc202900754 \h </w:instrText>
+          <w:instrText xml:space="preserve"> PAGEREF _Toc203070815 \h </w:instrText>
         </w:r>
         <w:r>
           <w:rPr>
@@ -615,7 +615,7 @@
           <w:lang w:eastAsia="en-GB"/>
         </w:rPr>
       </w:pPr>
-      <w:hyperlink w:anchor="_Toc202900755" w:history="1">
+      <w:hyperlink w:anchor="_Toc203070816" w:history="1">
         <w:r>
           <w:rPr>
             <w:rStyle w:val="Hyperlink"/>
@@ -642,7 +642,7 @@
             <w:noProof/>
             <w:webHidden/>
           </w:rPr>
-          <w:instrText xml:space="preserve"> PAGEREF _Toc202900755 \h </w:instrText>
+          <w:instrText xml:space="preserve"> PAGEREF _Toc203070816 \h </w:instrText>
         </w:r>
         <w:r>
           <w:rPr>
@@ -685,7 +685,7 @@
           <w:lang w:eastAsia="en-GB"/>
         </w:rPr>
       </w:pPr>
-      <w:hyperlink w:anchor="_Toc202900756" w:history="1">
+      <w:hyperlink w:anchor="_Toc203070817" w:history="1">
         <w:r>
           <w:rPr>
             <w:rStyle w:val="Hyperlink"/>
@@ -712,7 +712,7 @@
             <w:noProof/>
             <w:webHidden/>
           </w:rPr>
-          <w:instrText xml:space="preserve"> PAGEREF _Toc202900756 \h </w:instrText>
+          <w:instrText xml:space="preserve"> PAGEREF _Toc203070817 \h </w:instrText>
         </w:r>
         <w:r>
           <w:rPr>
@@ -755,7 +755,7 @@
           <w:lang w:eastAsia="en-GB"/>
         </w:rPr>
       </w:pPr>
-      <w:hyperlink w:anchor="_Toc202900757" w:history="1">
+      <w:hyperlink w:anchor="_Toc203070818" w:history="1">
         <w:r>
           <w:rPr>
             <w:rStyle w:val="Hyperlink"/>
@@ -782,7 +782,7 @@
             <w:noProof/>
             <w:webHidden/>
           </w:rPr>
-          <w:instrText xml:space="preserve"> PAGEREF _Toc202900757 \h </w:instrText>
+          <w:instrText xml:space="preserve"> PAGEREF _Toc203070818 \h </w:instrText>
         </w:r>
         <w:r>
           <w:rPr>
@@ -825,7 +825,7 @@
           <w:lang w:eastAsia="en-GB"/>
         </w:rPr>
       </w:pPr>
-      <w:hyperlink w:anchor="_Toc202900758" w:history="1">
+      <w:hyperlink w:anchor="_Toc203070819" w:history="1">
         <w:r>
           <w:rPr>
             <w:rStyle w:val="Hyperlink"/>
@@ -852,7 +852,7 @@
             <w:noProof/>
             <w:webHidden/>
           </w:rPr>
-          <w:instrText xml:space="preserve"> PAGEREF _Toc202900758 \h </w:instrText>
+          <w:instrText xml:space="preserve"> PAGEREF _Toc203070819 \h </w:instrText>
         </w:r>
         <w:r>
           <w:rPr>
@@ -895,7 +895,7 @@
           <w:lang w:eastAsia="en-GB"/>
         </w:rPr>
       </w:pPr>
-      <w:hyperlink w:anchor="_Toc202900759" w:history="1">
+      <w:hyperlink w:anchor="_Toc203070820" w:history="1">
         <w:r>
           <w:rPr>
             <w:rStyle w:val="Hyperlink"/>
@@ -922,7 +922,7 @@
             <w:noProof/>
             <w:webHidden/>
           </w:rPr>
-          <w:instrText xml:space="preserve"> PAGEREF _Toc202900759 \h </w:instrText>
+          <w:instrText xml:space="preserve"> PAGEREF _Toc203070820 \h </w:instrText>
         </w:r>
         <w:r>
           <w:rPr>
@@ -965,7 +965,7 @@
           <w:lang w:eastAsia="en-GB"/>
         </w:rPr>
       </w:pPr>
-      <w:hyperlink w:anchor="_Toc202900760" w:history="1">
+      <w:hyperlink w:anchor="_Toc203070821" w:history="1">
         <w:r>
           <w:rPr>
             <w:rStyle w:val="Hyperlink"/>
@@ -992,7 +992,7 @@
             <w:noProof/>
             <w:webHidden/>
           </w:rPr>
-          <w:instrText xml:space="preserve"> PAGEREF _Toc202900760 \h </w:instrText>
+          <w:instrText xml:space="preserve"> PAGEREF _Toc203070821 \h </w:instrText>
         </w:r>
         <w:r>
           <w:rPr>
@@ -1035,7 +1035,7 @@
           <w:lang w:eastAsia="en-GB"/>
         </w:rPr>
       </w:pPr>
-      <w:hyperlink w:anchor="_Toc202900761" w:history="1">
+      <w:hyperlink w:anchor="_Toc203070822" w:history="1">
         <w:r>
           <w:rPr>
             <w:rStyle w:val="Hyperlink"/>
@@ -1062,7 +1062,7 @@
             <w:noProof/>
             <w:webHidden/>
           </w:rPr>
-          <w:instrText xml:space="preserve"> PAGEREF _Toc202900761 \h </w:instrText>
+          <w:instrText xml:space="preserve"> PAGEREF _Toc203070822 \h </w:instrText>
         </w:r>
         <w:r>
           <w:rPr>
@@ -1105,7 +1105,7 @@
           <w:lang w:eastAsia="en-GB"/>
         </w:rPr>
       </w:pPr>
-      <w:hyperlink w:anchor="_Toc202900762" w:history="1">
+      <w:hyperlink w:anchor="_Toc203070823" w:history="1">
         <w:r>
           <w:rPr>
             <w:rStyle w:val="Hyperlink"/>
@@ -1132,7 +1132,7 @@
             <w:noProof/>
             <w:webHidden/>
           </w:rPr>
-          <w:instrText xml:space="preserve"> PAGEREF _Toc202900762 \h </w:instrText>
+          <w:instrText xml:space="preserve"> PAGEREF _Toc203070823 \h </w:instrText>
         </w:r>
         <w:r>
           <w:rPr>
@@ -1175,7 +1175,7 @@
           <w:lang w:eastAsia="en-GB"/>
         </w:rPr>
       </w:pPr>
-      <w:hyperlink w:anchor="_Toc202900763" w:history="1">
+      <w:hyperlink w:anchor="_Toc203070824" w:history="1">
         <w:r>
           <w:rPr>
             <w:rStyle w:val="Hyperlink"/>
@@ -1202,7 +1202,7 @@
             <w:noProof/>
             <w:webHidden/>
           </w:rPr>
-          <w:instrText xml:space="preserve"> PAGEREF _Toc202900763 \h </w:instrText>
+          <w:instrText xml:space="preserve"> PAGEREF _Toc203070824 \h </w:instrText>
         </w:r>
         <w:r>
           <w:rPr>
@@ -1245,7 +1245,7 @@
           <w:lang w:eastAsia="en-GB"/>
         </w:rPr>
       </w:pPr>
-      <w:hyperlink w:anchor="_Toc202900764" w:history="1">
+      <w:hyperlink w:anchor="_Toc203070825" w:history="1">
         <w:r>
           <w:rPr>
             <w:rStyle w:val="Hyperlink"/>
@@ -1272,7 +1272,7 @@
             <w:noProof/>
             <w:webHidden/>
           </w:rPr>
-          <w:instrText xml:space="preserve"> PAGEREF _Toc202900764 \h </w:instrText>
+          <w:instrText xml:space="preserve"> PAGEREF _Toc203070825 \h </w:instrText>
         </w:r>
         <w:r>
           <w:rPr>
@@ -1315,7 +1315,7 @@
           <w:lang w:eastAsia="en-GB"/>
         </w:rPr>
       </w:pPr>
-      <w:hyperlink w:anchor="_Toc202900765" w:history="1">
+      <w:hyperlink w:anchor="_Toc203070826" w:history="1">
         <w:r>
           <w:rPr>
             <w:rStyle w:val="Hyperlink"/>
@@ -1342,7 +1342,7 @@
             <w:noProof/>
             <w:webHidden/>
           </w:rPr>
-          <w:instrText xml:space="preserve"> PAGEREF _Toc202900765 \h </w:instrText>
+          <w:instrText xml:space="preserve"> PAGEREF _Toc203070826 \h </w:instrText>
         </w:r>
         <w:r>
           <w:rPr>
@@ -1385,7 +1385,7 @@
           <w:lang w:eastAsia="en-GB"/>
         </w:rPr>
       </w:pPr>
-      <w:hyperlink w:anchor="_Toc202900766" w:history="1">
+      <w:hyperlink w:anchor="_Toc203070827" w:history="1">
         <w:r>
           <w:rPr>
             <w:rStyle w:val="Hyperlink"/>
@@ -1412,7 +1412,7 @@
             <w:noProof/>
             <w:webHidden/>
           </w:rPr>
-          <w:instrText xml:space="preserve"> PAGEREF _Toc202900766 \h </w:instrText>
+          <w:instrText xml:space="preserve"> PAGEREF _Toc203070827 \h </w:instrText>
         </w:r>
         <w:r>
           <w:rPr>
@@ -1455,7 +1455,7 @@
           <w:lang w:eastAsia="en-GB"/>
         </w:rPr>
       </w:pPr>
-      <w:hyperlink w:anchor="_Toc202900767" w:history="1">
+      <w:hyperlink w:anchor="_Toc203070828" w:history="1">
         <w:r>
           <w:rPr>
             <w:rStyle w:val="Hyperlink"/>
@@ -1482,7 +1482,7 @@
             <w:noProof/>
             <w:webHidden/>
           </w:rPr>
-          <w:instrText xml:space="preserve"> PAGEREF _Toc202900767 \h </w:instrText>
+          <w:instrText xml:space="preserve"> PAGEREF _Toc203070828 \h </w:instrText>
         </w:r>
         <w:r>
           <w:rPr>
@@ -1503,6 +1503,216 @@
             <w:webHidden/>
           </w:rPr>
           <w:t>23</w:t>
+        </w:r>
+        <w:r>
+          <w:rPr>
+            <w:noProof/>
+            <w:webHidden/>
+          </w:rPr>
+          <w:fldChar w:fldCharType="end"/>
+        </w:r>
+      </w:hyperlink>
+    </w:p>
+    <w:p>
+      <w:pPr>
+        <w:pStyle w:val="TOC3"/>
+        <w:tabs>
+          <w:tab w:val="right" w:leader="dot" w:pos="9016"/>
+        </w:tabs>
+        <w:rPr>
+          <w:rFonts w:asciiTheme="minorHAnsi" w:eastAsiaTheme="minorEastAsia" w:hAnsiTheme="minorHAnsi"/>
+          <w:noProof/>
+          <w:lang w:eastAsia="en-GB"/>
+        </w:rPr>
+      </w:pPr>
+      <w:hyperlink w:anchor="_Toc203070829" w:history="1">
+        <w:r>
+          <w:rPr>
+            <w:rStyle w:val="Hyperlink"/>
+            <w:noProof/>
+          </w:rPr>
+          <w:t>Main Loop and Infinite URL</w:t>
+        </w:r>
+        <w:r>
+          <w:rPr>
+            <w:noProof/>
+            <w:webHidden/>
+          </w:rPr>
+          <w:tab/>
+        </w:r>
+        <w:r>
+          <w:rPr>
+            <w:noProof/>
+            <w:webHidden/>
+          </w:rPr>
+          <w:fldChar w:fldCharType="begin"/>
+        </w:r>
+        <w:r>
+          <w:rPr>
+            <w:noProof/>
+            <w:webHidden/>
+          </w:rPr>
+          <w:instrText xml:space="preserve"> PAGEREF _Toc203070829 \h </w:instrText>
+        </w:r>
+        <w:r>
+          <w:rPr>
+            <w:noProof/>
+            <w:webHidden/>
+          </w:rPr>
+        </w:r>
+        <w:r>
+          <w:rPr>
+            <w:noProof/>
+            <w:webHidden/>
+          </w:rPr>
+          <w:fldChar w:fldCharType="separate"/>
+        </w:r>
+        <w:r>
+          <w:rPr>
+            <w:noProof/>
+            <w:webHidden/>
+          </w:rPr>
+          <w:t>23</w:t>
+        </w:r>
+        <w:r>
+          <w:rPr>
+            <w:noProof/>
+            <w:webHidden/>
+          </w:rPr>
+          <w:fldChar w:fldCharType="end"/>
+        </w:r>
+      </w:hyperlink>
+    </w:p>
+    <w:p>
+      <w:pPr>
+        <w:pStyle w:val="TOC3"/>
+        <w:tabs>
+          <w:tab w:val="right" w:leader="dot" w:pos="9016"/>
+        </w:tabs>
+        <w:rPr>
+          <w:rFonts w:asciiTheme="minorHAnsi" w:eastAsiaTheme="minorEastAsia" w:hAnsiTheme="minorHAnsi"/>
+          <w:noProof/>
+          <w:lang w:eastAsia="en-GB"/>
+        </w:rPr>
+      </w:pPr>
+      <w:hyperlink w:anchor="_Toc203070830" w:history="1">
+        <w:r>
+          <w:rPr>
+            <w:rStyle w:val="Hyperlink"/>
+            <w:noProof/>
+          </w:rPr>
+          <w:t>Per Game Page Scraping</w:t>
+        </w:r>
+        <w:r>
+          <w:rPr>
+            <w:noProof/>
+            <w:webHidden/>
+          </w:rPr>
+          <w:tab/>
+        </w:r>
+        <w:r>
+          <w:rPr>
+            <w:noProof/>
+            <w:webHidden/>
+          </w:rPr>
+          <w:fldChar w:fldCharType="begin"/>
+        </w:r>
+        <w:r>
+          <w:rPr>
+            <w:noProof/>
+            <w:webHidden/>
+          </w:rPr>
+          <w:instrText xml:space="preserve"> PAGEREF _Toc203070830 \h </w:instrText>
+        </w:r>
+        <w:r>
+          <w:rPr>
+            <w:noProof/>
+            <w:webHidden/>
+          </w:rPr>
+        </w:r>
+        <w:r>
+          <w:rPr>
+            <w:noProof/>
+            <w:webHidden/>
+          </w:rPr>
+          <w:fldChar w:fldCharType="separate"/>
+        </w:r>
+        <w:r>
+          <w:rPr>
+            <w:noProof/>
+            <w:webHidden/>
+          </w:rPr>
+          <w:t>26</w:t>
+        </w:r>
+        <w:r>
+          <w:rPr>
+            <w:noProof/>
+            <w:webHidden/>
+          </w:rPr>
+          <w:fldChar w:fldCharType="end"/>
+        </w:r>
+      </w:hyperlink>
+    </w:p>
+    <w:p>
+      <w:pPr>
+        <w:pStyle w:val="TOC3"/>
+        <w:tabs>
+          <w:tab w:val="right" w:leader="dot" w:pos="9016"/>
+        </w:tabs>
+        <w:rPr>
+          <w:rFonts w:asciiTheme="minorHAnsi" w:eastAsiaTheme="minorEastAsia" w:hAnsiTheme="minorHAnsi"/>
+          <w:noProof/>
+          <w:lang w:eastAsia="en-GB"/>
+        </w:rPr>
+      </w:pPr>
+      <w:hyperlink w:anchor="_Toc203070831" w:history="1">
+        <w:r>
+          <w:rPr>
+            <w:rStyle w:val="Hyperlink"/>
+            <w:noProof/>
+          </w:rPr>
+          <w:t>Saving to CSV</w:t>
+        </w:r>
+        <w:r>
+          <w:rPr>
+            <w:noProof/>
+            <w:webHidden/>
+          </w:rPr>
+          <w:tab/>
+        </w:r>
+        <w:r>
+          <w:rPr>
+            <w:noProof/>
+            <w:webHidden/>
+          </w:rPr>
+          <w:fldChar w:fldCharType="begin"/>
+        </w:r>
+        <w:r>
+          <w:rPr>
+            <w:noProof/>
+            <w:webHidden/>
+          </w:rPr>
+          <w:instrText xml:space="preserve"> PAGEREF _Toc203070831 \h </w:instrText>
+        </w:r>
+        <w:r>
+          <w:rPr>
+            <w:noProof/>
+            <w:webHidden/>
+          </w:rPr>
+        </w:r>
+        <w:r>
+          <w:rPr>
+            <w:noProof/>
+            <w:webHidden/>
+          </w:rPr>
+          <w:fldChar w:fldCharType="separate"/>
+        </w:r>
+        <w:r>
+          <w:rPr>
+            <w:noProof/>
+            <w:webHidden/>
+          </w:rPr>
+          <w:t>30</w:t>
         </w:r>
         <w:r>
           <w:rPr>
@@ -1525,7 +1735,7 @@
           <w:lang w:eastAsia="en-GB"/>
         </w:rPr>
       </w:pPr>
-      <w:hyperlink w:anchor="_Toc202900768" w:history="1">
+      <w:hyperlink w:anchor="_Toc203070832" w:history="1">
         <w:r>
           <w:rPr>
             <w:rStyle w:val="Hyperlink"/>
@@ -1552,7 +1762,7 @@
             <w:noProof/>
             <w:webHidden/>
           </w:rPr>
-          <w:instrText xml:space="preserve"> PAGEREF _Toc202900768 \h </w:instrText>
+          <w:instrText xml:space="preserve"> PAGEREF _Toc203070832 \h </w:instrText>
         </w:r>
         <w:r>
           <w:rPr>
@@ -1572,7 +1782,7 @@
             <w:noProof/>
             <w:webHidden/>
           </w:rPr>
-          <w:t>24</w:t>
+          <w:t>31</w:t>
         </w:r>
         <w:r>
           <w:rPr>
@@ -1595,7 +1805,7 @@
           <w:lang w:eastAsia="en-GB"/>
         </w:rPr>
       </w:pPr>
-      <w:hyperlink w:anchor="_Toc202900769" w:history="1">
+      <w:hyperlink w:anchor="_Toc203070833" w:history="1">
         <w:r>
           <w:rPr>
             <w:rStyle w:val="Hyperlink"/>
@@ -1622,7 +1832,7 @@
             <w:noProof/>
             <w:webHidden/>
           </w:rPr>
-          <w:instrText xml:space="preserve"> PAGEREF _Toc202900769 \h </w:instrText>
+          <w:instrText xml:space="preserve"> PAGEREF _Toc203070833 \h </w:instrText>
         </w:r>
         <w:r>
           <w:rPr>
@@ -1642,7 +1852,7 @@
             <w:noProof/>
             <w:webHidden/>
           </w:rPr>
-          <w:t>25</w:t>
+          <w:t>32</w:t>
         </w:r>
         <w:r>
           <w:rPr>
@@ -1665,7 +1875,7 @@
           <w:lang w:eastAsia="en-GB"/>
         </w:rPr>
       </w:pPr>
-      <w:hyperlink w:anchor="_Toc202900770" w:history="1">
+      <w:hyperlink w:anchor="_Toc203070834" w:history="1">
         <w:r>
           <w:rPr>
             <w:rStyle w:val="Hyperlink"/>
@@ -1692,7 +1902,7 @@
             <w:noProof/>
             <w:webHidden/>
           </w:rPr>
-          <w:instrText xml:space="preserve"> PAGEREF _Toc202900770 \h </w:instrText>
+          <w:instrText xml:space="preserve"> PAGEREF _Toc203070834 \h </w:instrText>
         </w:r>
         <w:r>
           <w:rPr>
@@ -1712,7 +1922,7 @@
             <w:noProof/>
             <w:webHidden/>
           </w:rPr>
-          <w:t>26</w:t>
+          <w:t>33</w:t>
         </w:r>
         <w:r>
           <w:rPr>
@@ -1735,7 +1945,7 @@
           <w:lang w:eastAsia="en-GB"/>
         </w:rPr>
       </w:pPr>
-      <w:hyperlink w:anchor="_Toc202900771" w:history="1">
+      <w:hyperlink w:anchor="_Toc203070835" w:history="1">
         <w:r>
           <w:rPr>
             <w:rStyle w:val="Hyperlink"/>
@@ -1762,7 +1972,7 @@
             <w:noProof/>
             <w:webHidden/>
           </w:rPr>
-          <w:instrText xml:space="preserve"> PAGEREF _Toc202900771 \h </w:instrText>
+          <w:instrText xml:space="preserve"> PAGEREF _Toc203070835 \h </w:instrText>
         </w:r>
         <w:r>
           <w:rPr>
@@ -1782,7 +1992,7 @@
             <w:noProof/>
             <w:webHidden/>
           </w:rPr>
-          <w:t>26</w:t>
+          <w:t>33</w:t>
         </w:r>
         <w:r>
           <w:rPr>
@@ -1805,7 +2015,7 @@
           <w:lang w:eastAsia="en-GB"/>
         </w:rPr>
       </w:pPr>
-      <w:hyperlink w:anchor="_Toc202900772" w:history="1">
+      <w:hyperlink w:anchor="_Toc203070836" w:history="1">
         <w:r>
           <w:rPr>
             <w:rStyle w:val="Hyperlink"/>
@@ -1832,7 +2042,7 @@
             <w:noProof/>
             <w:webHidden/>
           </w:rPr>
-          <w:instrText xml:space="preserve"> PAGEREF _Toc202900772 \h </w:instrText>
+          <w:instrText xml:space="preserve"> PAGEREF _Toc203070836 \h </w:instrText>
         </w:r>
         <w:r>
           <w:rPr>
@@ -1852,7 +2062,7 @@
             <w:noProof/>
             <w:webHidden/>
           </w:rPr>
-          <w:t>27</w:t>
+          <w:t>34</w:t>
         </w:r>
         <w:r>
           <w:rPr>
@@ -1875,7 +2085,7 @@
           <w:lang w:eastAsia="en-GB"/>
         </w:rPr>
       </w:pPr>
-      <w:hyperlink w:anchor="_Toc202900773" w:history="1">
+      <w:hyperlink w:anchor="_Toc203070837" w:history="1">
         <w:r>
           <w:rPr>
             <w:rStyle w:val="Hyperlink"/>
@@ -1902,7 +2112,7 @@
             <w:noProof/>
             <w:webHidden/>
           </w:rPr>
-          <w:instrText xml:space="preserve"> PAGEREF _Toc202900773 \h </w:instrText>
+          <w:instrText xml:space="preserve"> PAGEREF _Toc203070837 \h </w:instrText>
         </w:r>
         <w:r>
           <w:rPr>
@@ -1922,7 +2132,7 @@
             <w:noProof/>
             <w:webHidden/>
           </w:rPr>
-          <w:t>28</w:t>
+          <w:t>35</w:t>
         </w:r>
         <w:r>
           <w:rPr>
@@ -1945,7 +2155,7 @@
           <w:lang w:eastAsia="en-GB"/>
         </w:rPr>
       </w:pPr>
-      <w:hyperlink w:anchor="_Toc202900774" w:history="1">
+      <w:hyperlink w:anchor="_Toc203070838" w:history="1">
         <w:r>
           <w:rPr>
             <w:rStyle w:val="Hyperlink"/>
@@ -1972,7 +2182,7 @@
             <w:noProof/>
             <w:webHidden/>
           </w:rPr>
-          <w:instrText xml:space="preserve"> PAGEREF _Toc202900774 \h </w:instrText>
+          <w:instrText xml:space="preserve"> PAGEREF _Toc203070838 \h </w:instrText>
         </w:r>
         <w:r>
           <w:rPr>
@@ -1992,7 +2202,7 @@
             <w:noProof/>
             <w:webHidden/>
           </w:rPr>
-          <w:t>29</w:t>
+          <w:t>36</w:t>
         </w:r>
         <w:r>
           <w:rPr>
@@ -2015,7 +2225,7 @@
           <w:lang w:eastAsia="en-GB"/>
         </w:rPr>
       </w:pPr>
-      <w:hyperlink w:anchor="_Toc202900775" w:history="1">
+      <w:hyperlink w:anchor="_Toc203070839" w:history="1">
         <w:r>
           <w:rPr>
             <w:rStyle w:val="Hyperlink"/>
@@ -2042,7 +2252,7 @@
             <w:noProof/>
             <w:webHidden/>
           </w:rPr>
-          <w:instrText xml:space="preserve"> PAGEREF _Toc202900775 \h </w:instrText>
+          <w:instrText xml:space="preserve"> PAGEREF _Toc203070839 \h </w:instrText>
         </w:r>
         <w:r>
           <w:rPr>
@@ -2062,7 +2272,7 @@
             <w:noProof/>
             <w:webHidden/>
           </w:rPr>
-          <w:t>30</w:t>
+          <w:t>37</w:t>
         </w:r>
         <w:r>
           <w:rPr>
@@ -2085,7 +2295,7 @@
       <w:pPr>
         <w:pStyle w:val="Heading1"/>
       </w:pPr>
-      <w:bookmarkStart w:id="0" w:name="_Toc202900748"/>
+      <w:bookmarkStart w:id="0" w:name="_Toc203070809"/>
       <w:r>
         <w:lastRenderedPageBreak/>
         <w:t>Figures</w:t>
@@ -2113,7 +2323,7 @@
       <w:r>
         <w:fldChar w:fldCharType="separate"/>
       </w:r>
-      <w:hyperlink w:anchor="_Toc202947664" w:history="1">
+      <w:hyperlink w:anchor="_Toc203070840" w:history="1">
         <w:r>
           <w:rPr>
             <w:rStyle w:val="Hyperlink"/>
@@ -2140,7 +2350,7 @@
             <w:noProof/>
             <w:webHidden/>
           </w:rPr>
-          <w:instrText xml:space="preserve"> PAGEREF _Toc202947664 \h </w:instrText>
+          <w:instrText xml:space="preserve"> PAGEREF _Toc203070840 \h </w:instrText>
         </w:r>
         <w:r>
           <w:rPr>
@@ -2183,7 +2393,7 @@
           <w:lang w:eastAsia="en-GB"/>
         </w:rPr>
       </w:pPr>
-      <w:hyperlink w:anchor="_Toc202947665" w:history="1">
+      <w:hyperlink w:anchor="_Toc203070841" w:history="1">
         <w:r>
           <w:rPr>
             <w:rStyle w:val="Hyperlink"/>
@@ -2210,7 +2420,7 @@
             <w:noProof/>
             <w:webHidden/>
           </w:rPr>
-          <w:instrText xml:space="preserve"> PAGEREF _Toc202947665 \h </w:instrText>
+          <w:instrText xml:space="preserve"> PAGEREF _Toc203070841 \h </w:instrText>
         </w:r>
         <w:r>
           <w:rPr>
@@ -2253,7 +2463,7 @@
           <w:lang w:eastAsia="en-GB"/>
         </w:rPr>
       </w:pPr>
-      <w:hyperlink w:anchor="_Toc202947666" w:history="1">
+      <w:hyperlink w:anchor="_Toc203070842" w:history="1">
         <w:r>
           <w:rPr>
             <w:rStyle w:val="Hyperlink"/>
@@ -2280,7 +2490,7 @@
             <w:noProof/>
             <w:webHidden/>
           </w:rPr>
-          <w:instrText xml:space="preserve"> PAGEREF _Toc202947666 \h </w:instrText>
+          <w:instrText xml:space="preserve"> PAGEREF _Toc203070842 \h </w:instrText>
         </w:r>
         <w:r>
           <w:rPr>
@@ -2323,7 +2533,7 @@
           <w:lang w:eastAsia="en-GB"/>
         </w:rPr>
       </w:pPr>
-      <w:hyperlink w:anchor="_Toc202947667" w:history="1">
+      <w:hyperlink w:anchor="_Toc203070843" w:history="1">
         <w:r>
           <w:rPr>
             <w:rStyle w:val="Hyperlink"/>
@@ -2350,7 +2560,7 @@
             <w:noProof/>
             <w:webHidden/>
           </w:rPr>
-          <w:instrText xml:space="preserve"> PAGEREF _Toc202947667 \h </w:instrText>
+          <w:instrText xml:space="preserve"> PAGEREF _Toc203070843 \h </w:instrText>
         </w:r>
         <w:r>
           <w:rPr>
@@ -2393,7 +2603,7 @@
           <w:lang w:eastAsia="en-GB"/>
         </w:rPr>
       </w:pPr>
-      <w:hyperlink w:anchor="_Toc202947668" w:history="1">
+      <w:hyperlink w:anchor="_Toc203070844" w:history="1">
         <w:r>
           <w:rPr>
             <w:rStyle w:val="Hyperlink"/>
@@ -2420,7 +2630,7 @@
             <w:noProof/>
             <w:webHidden/>
           </w:rPr>
-          <w:instrText xml:space="preserve"> PAGEREF _Toc202947668 \h </w:instrText>
+          <w:instrText xml:space="preserve"> PAGEREF _Toc203070844 \h </w:instrText>
         </w:r>
         <w:r>
           <w:rPr>
@@ -2463,7 +2673,7 @@
           <w:lang w:eastAsia="en-GB"/>
         </w:rPr>
       </w:pPr>
-      <w:hyperlink w:anchor="_Toc202947669" w:history="1">
+      <w:hyperlink w:anchor="_Toc203070845" w:history="1">
         <w:r>
           <w:rPr>
             <w:rStyle w:val="Hyperlink"/>
@@ -2490,7 +2700,7 @@
             <w:noProof/>
             <w:webHidden/>
           </w:rPr>
-          <w:instrText xml:space="preserve"> PAGEREF _Toc202947669 \h </w:instrText>
+          <w:instrText xml:space="preserve"> PAGEREF _Toc203070845 \h </w:instrText>
         </w:r>
         <w:r>
           <w:rPr>
@@ -2533,7 +2743,7 @@
           <w:lang w:eastAsia="en-GB"/>
         </w:rPr>
       </w:pPr>
-      <w:hyperlink w:anchor="_Toc202947670" w:history="1">
+      <w:hyperlink w:anchor="_Toc203070846" w:history="1">
         <w:r>
           <w:rPr>
             <w:rStyle w:val="Hyperlink"/>
@@ -2560,7 +2770,7 @@
             <w:noProof/>
             <w:webHidden/>
           </w:rPr>
-          <w:instrText xml:space="preserve"> PAGEREF _Toc202947670 \h </w:instrText>
+          <w:instrText xml:space="preserve"> PAGEREF _Toc203070846 \h </w:instrText>
         </w:r>
         <w:r>
           <w:rPr>
@@ -2603,7 +2813,7 @@
           <w:lang w:eastAsia="en-GB"/>
         </w:rPr>
       </w:pPr>
-      <w:hyperlink w:anchor="_Toc202947671" w:history="1">
+      <w:hyperlink w:anchor="_Toc203070847" w:history="1">
         <w:r>
           <w:rPr>
             <w:rStyle w:val="Hyperlink"/>
@@ -2630,7 +2840,7 @@
             <w:noProof/>
             <w:webHidden/>
           </w:rPr>
-          <w:instrText xml:space="preserve"> PAGEREF _Toc202947671 \h </w:instrText>
+          <w:instrText xml:space="preserve"> PAGEREF _Toc203070847 \h </w:instrText>
         </w:r>
         <w:r>
           <w:rPr>
@@ -2673,7 +2883,7 @@
           <w:lang w:eastAsia="en-GB"/>
         </w:rPr>
       </w:pPr>
-      <w:hyperlink w:anchor="_Toc202947672" w:history="1">
+      <w:hyperlink w:anchor="_Toc203070848" w:history="1">
         <w:r>
           <w:rPr>
             <w:rStyle w:val="Hyperlink"/>
@@ -2700,7 +2910,7 @@
             <w:noProof/>
             <w:webHidden/>
           </w:rPr>
-          <w:instrText xml:space="preserve"> PAGEREF _Toc202947672 \h </w:instrText>
+          <w:instrText xml:space="preserve"> PAGEREF _Toc203070848 \h </w:instrText>
         </w:r>
         <w:r>
           <w:rPr>
@@ -2721,6 +2931,496 @@
             <w:webHidden/>
           </w:rPr>
           <w:t>22</w:t>
+        </w:r>
+        <w:r>
+          <w:rPr>
+            <w:noProof/>
+            <w:webHidden/>
+          </w:rPr>
+          <w:fldChar w:fldCharType="end"/>
+        </w:r>
+      </w:hyperlink>
+    </w:p>
+    <w:p>
+      <w:pPr>
+        <w:pStyle w:val="TableofFigures"/>
+        <w:tabs>
+          <w:tab w:val="right" w:leader="dot" w:pos="9016"/>
+        </w:tabs>
+        <w:rPr>
+          <w:rFonts w:asciiTheme="minorHAnsi" w:eastAsiaTheme="minorEastAsia" w:hAnsiTheme="minorHAnsi"/>
+          <w:noProof/>
+          <w:lang w:eastAsia="en-GB"/>
+        </w:rPr>
+      </w:pPr>
+      <w:hyperlink w:anchor="_Toc203070849" w:history="1">
+        <w:r>
+          <w:rPr>
+            <w:rStyle w:val="Hyperlink"/>
+            <w:noProof/>
+          </w:rPr>
+          <w:t>Figure 10: Per Game HTML</w:t>
+        </w:r>
+        <w:r>
+          <w:rPr>
+            <w:noProof/>
+            <w:webHidden/>
+          </w:rPr>
+          <w:tab/>
+        </w:r>
+        <w:r>
+          <w:rPr>
+            <w:noProof/>
+            <w:webHidden/>
+          </w:rPr>
+          <w:fldChar w:fldCharType="begin"/>
+        </w:r>
+        <w:r>
+          <w:rPr>
+            <w:noProof/>
+            <w:webHidden/>
+          </w:rPr>
+          <w:instrText xml:space="preserve"> PAGEREF _Toc203070849 \h </w:instrText>
+        </w:r>
+        <w:r>
+          <w:rPr>
+            <w:noProof/>
+            <w:webHidden/>
+          </w:rPr>
+        </w:r>
+        <w:r>
+          <w:rPr>
+            <w:noProof/>
+            <w:webHidden/>
+          </w:rPr>
+          <w:fldChar w:fldCharType="separate"/>
+        </w:r>
+        <w:r>
+          <w:rPr>
+            <w:noProof/>
+            <w:webHidden/>
+          </w:rPr>
+          <w:t>23</w:t>
+        </w:r>
+        <w:r>
+          <w:rPr>
+            <w:noProof/>
+            <w:webHidden/>
+          </w:rPr>
+          <w:fldChar w:fldCharType="end"/>
+        </w:r>
+      </w:hyperlink>
+    </w:p>
+    <w:p>
+      <w:pPr>
+        <w:pStyle w:val="TableofFigures"/>
+        <w:tabs>
+          <w:tab w:val="right" w:leader="dot" w:pos="9016"/>
+        </w:tabs>
+        <w:rPr>
+          <w:rFonts w:asciiTheme="minorHAnsi" w:eastAsiaTheme="minorEastAsia" w:hAnsiTheme="minorHAnsi"/>
+          <w:noProof/>
+          <w:lang w:eastAsia="en-GB"/>
+        </w:rPr>
+      </w:pPr>
+      <w:hyperlink w:anchor="_Toc203070850" w:history="1">
+        <w:r>
+          <w:rPr>
+            <w:rStyle w:val="Hyperlink"/>
+            <w:noProof/>
+          </w:rPr>
+          <w:t>Figure 11: Steam XHR Requests</w:t>
+        </w:r>
+        <w:r>
+          <w:rPr>
+            <w:noProof/>
+            <w:webHidden/>
+          </w:rPr>
+          <w:tab/>
+        </w:r>
+        <w:r>
+          <w:rPr>
+            <w:noProof/>
+            <w:webHidden/>
+          </w:rPr>
+          <w:fldChar w:fldCharType="begin"/>
+        </w:r>
+        <w:r>
+          <w:rPr>
+            <w:noProof/>
+            <w:webHidden/>
+          </w:rPr>
+          <w:instrText xml:space="preserve"> PAGEREF _Toc203070850 \h </w:instrText>
+        </w:r>
+        <w:r>
+          <w:rPr>
+            <w:noProof/>
+            <w:webHidden/>
+          </w:rPr>
+        </w:r>
+        <w:r>
+          <w:rPr>
+            <w:noProof/>
+            <w:webHidden/>
+          </w:rPr>
+          <w:fldChar w:fldCharType="separate"/>
+        </w:r>
+        <w:r>
+          <w:rPr>
+            <w:noProof/>
+            <w:webHidden/>
+          </w:rPr>
+          <w:t>24</w:t>
+        </w:r>
+        <w:r>
+          <w:rPr>
+            <w:noProof/>
+            <w:webHidden/>
+          </w:rPr>
+          <w:fldChar w:fldCharType="end"/>
+        </w:r>
+      </w:hyperlink>
+    </w:p>
+    <w:p>
+      <w:pPr>
+        <w:pStyle w:val="TableofFigures"/>
+        <w:tabs>
+          <w:tab w:val="right" w:leader="dot" w:pos="9016"/>
+        </w:tabs>
+        <w:rPr>
+          <w:rFonts w:asciiTheme="minorHAnsi" w:eastAsiaTheme="minorEastAsia" w:hAnsiTheme="minorHAnsi"/>
+          <w:noProof/>
+          <w:lang w:eastAsia="en-GB"/>
+        </w:rPr>
+      </w:pPr>
+      <w:hyperlink w:anchor="_Toc203070851" w:history="1">
+        <w:r>
+          <w:rPr>
+            <w:rStyle w:val="Hyperlink"/>
+            <w:noProof/>
+          </w:rPr>
+          <w:t>Figure 12: XHR Returned JSON</w:t>
+        </w:r>
+        <w:r>
+          <w:rPr>
+            <w:noProof/>
+            <w:webHidden/>
+          </w:rPr>
+          <w:tab/>
+        </w:r>
+        <w:r>
+          <w:rPr>
+            <w:noProof/>
+            <w:webHidden/>
+          </w:rPr>
+          <w:fldChar w:fldCharType="begin"/>
+        </w:r>
+        <w:r>
+          <w:rPr>
+            <w:noProof/>
+            <w:webHidden/>
+          </w:rPr>
+          <w:instrText xml:space="preserve"> PAGEREF _Toc203070851 \h </w:instrText>
+        </w:r>
+        <w:r>
+          <w:rPr>
+            <w:noProof/>
+            <w:webHidden/>
+          </w:rPr>
+        </w:r>
+        <w:r>
+          <w:rPr>
+            <w:noProof/>
+            <w:webHidden/>
+          </w:rPr>
+          <w:fldChar w:fldCharType="separate"/>
+        </w:r>
+        <w:r>
+          <w:rPr>
+            <w:noProof/>
+            <w:webHidden/>
+          </w:rPr>
+          <w:t>24</w:t>
+        </w:r>
+        <w:r>
+          <w:rPr>
+            <w:noProof/>
+            <w:webHidden/>
+          </w:rPr>
+          <w:fldChar w:fldCharType="end"/>
+        </w:r>
+      </w:hyperlink>
+    </w:p>
+    <w:p>
+      <w:pPr>
+        <w:pStyle w:val="TableofFigures"/>
+        <w:tabs>
+          <w:tab w:val="right" w:leader="dot" w:pos="9016"/>
+        </w:tabs>
+        <w:rPr>
+          <w:rFonts w:asciiTheme="minorHAnsi" w:eastAsiaTheme="minorEastAsia" w:hAnsiTheme="minorHAnsi"/>
+          <w:noProof/>
+          <w:lang w:eastAsia="en-GB"/>
+        </w:rPr>
+      </w:pPr>
+      <w:hyperlink w:anchor="_Toc203070852" w:history="1">
+        <w:r>
+          <w:rPr>
+            <w:rStyle w:val="Hyperlink"/>
+            <w:noProof/>
+          </w:rPr>
+          <w:t>Figure 13: Tag Collection</w:t>
+        </w:r>
+        <w:r>
+          <w:rPr>
+            <w:noProof/>
+            <w:webHidden/>
+          </w:rPr>
+          <w:tab/>
+        </w:r>
+        <w:r>
+          <w:rPr>
+            <w:noProof/>
+            <w:webHidden/>
+          </w:rPr>
+          <w:fldChar w:fldCharType="begin"/>
+        </w:r>
+        <w:r>
+          <w:rPr>
+            <w:noProof/>
+            <w:webHidden/>
+          </w:rPr>
+          <w:instrText xml:space="preserve"> PAGEREF _Toc203070852 \h </w:instrText>
+        </w:r>
+        <w:r>
+          <w:rPr>
+            <w:noProof/>
+            <w:webHidden/>
+          </w:rPr>
+        </w:r>
+        <w:r>
+          <w:rPr>
+            <w:noProof/>
+            <w:webHidden/>
+          </w:rPr>
+          <w:fldChar w:fldCharType="separate"/>
+        </w:r>
+        <w:r>
+          <w:rPr>
+            <w:noProof/>
+            <w:webHidden/>
+          </w:rPr>
+          <w:t>26</w:t>
+        </w:r>
+        <w:r>
+          <w:rPr>
+            <w:noProof/>
+            <w:webHidden/>
+          </w:rPr>
+          <w:fldChar w:fldCharType="end"/>
+        </w:r>
+      </w:hyperlink>
+    </w:p>
+    <w:p>
+      <w:pPr>
+        <w:pStyle w:val="TableofFigures"/>
+        <w:tabs>
+          <w:tab w:val="right" w:leader="dot" w:pos="9016"/>
+        </w:tabs>
+        <w:rPr>
+          <w:rFonts w:asciiTheme="minorHAnsi" w:eastAsiaTheme="minorEastAsia" w:hAnsiTheme="minorHAnsi"/>
+          <w:noProof/>
+          <w:lang w:eastAsia="en-GB"/>
+        </w:rPr>
+      </w:pPr>
+      <w:hyperlink w:anchor="_Toc203070853" w:history="1">
+        <w:r>
+          <w:rPr>
+            <w:rStyle w:val="Hyperlink"/>
+            <w:noProof/>
+          </w:rPr>
+          <w:t>Figure 14: Developer and Publisher Scraping</w:t>
+        </w:r>
+        <w:r>
+          <w:rPr>
+            <w:noProof/>
+            <w:webHidden/>
+          </w:rPr>
+          <w:tab/>
+        </w:r>
+        <w:r>
+          <w:rPr>
+            <w:noProof/>
+            <w:webHidden/>
+          </w:rPr>
+          <w:fldChar w:fldCharType="begin"/>
+        </w:r>
+        <w:r>
+          <w:rPr>
+            <w:noProof/>
+            <w:webHidden/>
+          </w:rPr>
+          <w:instrText xml:space="preserve"> PAGEREF _Toc203070853 \h </w:instrText>
+        </w:r>
+        <w:r>
+          <w:rPr>
+            <w:noProof/>
+            <w:webHidden/>
+          </w:rPr>
+        </w:r>
+        <w:r>
+          <w:rPr>
+            <w:noProof/>
+            <w:webHidden/>
+          </w:rPr>
+          <w:fldChar w:fldCharType="separate"/>
+        </w:r>
+        <w:r>
+          <w:rPr>
+            <w:noProof/>
+            <w:webHidden/>
+          </w:rPr>
+          <w:t>27</w:t>
+        </w:r>
+        <w:r>
+          <w:rPr>
+            <w:noProof/>
+            <w:webHidden/>
+          </w:rPr>
+          <w:fldChar w:fldCharType="end"/>
+        </w:r>
+      </w:hyperlink>
+    </w:p>
+    <w:p>
+      <w:pPr>
+        <w:pStyle w:val="TableofFigures"/>
+        <w:tabs>
+          <w:tab w:val="right" w:leader="dot" w:pos="9016"/>
+        </w:tabs>
+        <w:rPr>
+          <w:rFonts w:asciiTheme="minorHAnsi" w:eastAsiaTheme="minorEastAsia" w:hAnsiTheme="minorHAnsi"/>
+          <w:noProof/>
+          <w:lang w:eastAsia="en-GB"/>
+        </w:rPr>
+      </w:pPr>
+      <w:hyperlink w:anchor="_Toc203070854" w:history="1">
+        <w:r>
+          <w:rPr>
+            <w:rStyle w:val="Hyperlink"/>
+            <w:noProof/>
+          </w:rPr>
+          <w:t>Figure 15: Language Collection</w:t>
+        </w:r>
+        <w:r>
+          <w:rPr>
+            <w:noProof/>
+            <w:webHidden/>
+          </w:rPr>
+          <w:tab/>
+        </w:r>
+        <w:r>
+          <w:rPr>
+            <w:noProof/>
+            <w:webHidden/>
+          </w:rPr>
+          <w:fldChar w:fldCharType="begin"/>
+        </w:r>
+        <w:r>
+          <w:rPr>
+            <w:noProof/>
+            <w:webHidden/>
+          </w:rPr>
+          <w:instrText xml:space="preserve"> PAGEREF _Toc203070854 \h </w:instrText>
+        </w:r>
+        <w:r>
+          <w:rPr>
+            <w:noProof/>
+            <w:webHidden/>
+          </w:rPr>
+        </w:r>
+        <w:r>
+          <w:rPr>
+            <w:noProof/>
+            <w:webHidden/>
+          </w:rPr>
+          <w:fldChar w:fldCharType="separate"/>
+        </w:r>
+        <w:r>
+          <w:rPr>
+            <w:noProof/>
+            <w:webHidden/>
+          </w:rPr>
+          <w:t>28</w:t>
+        </w:r>
+        <w:r>
+          <w:rPr>
+            <w:noProof/>
+            <w:webHidden/>
+          </w:rPr>
+          <w:fldChar w:fldCharType="end"/>
+        </w:r>
+      </w:hyperlink>
+    </w:p>
+    <w:p>
+      <w:pPr>
+        <w:pStyle w:val="TableofFigures"/>
+        <w:tabs>
+          <w:tab w:val="right" w:leader="dot" w:pos="9016"/>
+        </w:tabs>
+        <w:rPr>
+          <w:rFonts w:asciiTheme="minorHAnsi" w:eastAsiaTheme="minorEastAsia" w:hAnsiTheme="minorHAnsi"/>
+          <w:noProof/>
+          <w:lang w:eastAsia="en-GB"/>
+        </w:rPr>
+      </w:pPr>
+      <w:hyperlink w:anchor="_Toc203070855" w:history="1">
+        <w:r>
+          <w:rPr>
+            <w:rStyle w:val="Hyperlink"/>
+            <w:noProof/>
+          </w:rPr>
+          <w:t>Figure 16: Game Type</w:t>
+        </w:r>
+        <w:r>
+          <w:rPr>
+            <w:noProof/>
+            <w:webHidden/>
+          </w:rPr>
+          <w:tab/>
+        </w:r>
+        <w:r>
+          <w:rPr>
+            <w:noProof/>
+            <w:webHidden/>
+          </w:rPr>
+          <w:fldChar w:fldCharType="begin"/>
+        </w:r>
+        <w:r>
+          <w:rPr>
+            <w:noProof/>
+            <w:webHidden/>
+          </w:rPr>
+          <w:instrText xml:space="preserve"> PAGEREF _Toc203070855 \h </w:instrText>
+        </w:r>
+        <w:r>
+          <w:rPr>
+            <w:noProof/>
+            <w:webHidden/>
+          </w:rPr>
+        </w:r>
+        <w:r>
+          <w:rPr>
+            <w:noProof/>
+            <w:webHidden/>
+          </w:rPr>
+          <w:fldChar w:fldCharType="separate"/>
+        </w:r>
+        <w:r>
+          <w:rPr>
+            <w:noProof/>
+            <w:webHidden/>
+          </w:rPr>
+          <w:t>29</w:t>
         </w:r>
         <w:r>
           <w:rPr>
@@ -2749,7 +3449,7 @@
       <w:pPr>
         <w:pStyle w:val="Heading1"/>
       </w:pPr>
-      <w:bookmarkStart w:id="1" w:name="_Toc202900749"/>
+      <w:bookmarkStart w:id="1" w:name="_Toc203070810"/>
       <w:r>
         <w:lastRenderedPageBreak/>
         <w:t>Introduction</w:t>
@@ -2758,19 +3458,56 @@
     </w:p>
     <w:p>
       <w:r>
-        <w:t xml:space="preserve">When searching for new video games, it can be hard for uses to find games that they might be interested in and it can be hard for businesses to </w:t>
-      </w:r>
-      <w:r>
-        <w:t>reach new users. To help with this, using publicly data from the internet, a database could be built that, with a user interface such as a web application, could help users find games they are interested in that are similar to ones they already like.</w:t>
-      </w:r>
-      <w:r>
-        <w:t xml:space="preserve"> With this in mind, this</w:t>
+        <w:t xml:space="preserve">When searching for new video games, it can be hard for uses to find games that they might be interested </w:t>
+      </w:r>
+      <w:proofErr w:type="gramStart"/>
+      <w:r>
+        <w:t>in</w:t>
+      </w:r>
+      <w:proofErr w:type="gramEnd"/>
+      <w:r>
+        <w:t xml:space="preserve"> and it can be hard for businesses to </w:t>
+      </w:r>
+      <w:r>
+        <w:t xml:space="preserve">reach new users. To help with this, using publicly data from the internet, a database could be built that, with a user interface such as a web application, could help users find games they are interested in that are </w:t>
+      </w:r>
+      <w:proofErr w:type="gramStart"/>
+      <w:r>
+        <w:t>similar to</w:t>
+      </w:r>
+      <w:proofErr w:type="gramEnd"/>
+      <w:r>
+        <w:t xml:space="preserve"> ones they already like.</w:t>
       </w:r>
       <w:r>
         <w:t xml:space="preserve"> </w:t>
       </w:r>
-      <w:r>
-        <w:t xml:space="preserve">project aims to create a web application that is able to help users find video games they may be interested in through the use of a tagging system. </w:t>
+      <w:proofErr w:type="gramStart"/>
+      <w:r>
+        <w:t>With this in mind, this</w:t>
+      </w:r>
+      <w:proofErr w:type="gramEnd"/>
+      <w:r>
+        <w:t xml:space="preserve"> </w:t>
+      </w:r>
+      <w:r>
+        <w:t xml:space="preserve">project aims to create a web application that </w:t>
+      </w:r>
+      <w:proofErr w:type="gramStart"/>
+      <w:r>
+        <w:t>is able to</w:t>
+      </w:r>
+      <w:proofErr w:type="gramEnd"/>
+      <w:r>
+        <w:t xml:space="preserve"> help users find video games they may be interested in </w:t>
+      </w:r>
+      <w:proofErr w:type="gramStart"/>
+      <w:r>
+        <w:t>through the use of</w:t>
+      </w:r>
+      <w:proofErr w:type="gramEnd"/>
+      <w:r>
+        <w:t xml:space="preserve"> a tagging system. </w:t>
       </w:r>
     </w:p>
     <w:p>
@@ -2811,7 +3548,7 @@
       <w:pPr>
         <w:pStyle w:val="Heading1"/>
       </w:pPr>
-      <w:bookmarkStart w:id="2" w:name="_Toc202900750"/>
+      <w:bookmarkStart w:id="2" w:name="_Toc203070811"/>
       <w:r>
         <w:lastRenderedPageBreak/>
         <w:t>Literature Review</w:t>
@@ -2822,7 +3559,7 @@
       <w:pPr>
         <w:pStyle w:val="Heading2"/>
       </w:pPr>
-      <w:bookmarkStart w:id="3" w:name="_Toc202900751"/>
+      <w:bookmarkStart w:id="3" w:name="_Toc203070812"/>
       <w:r>
         <w:t>Why a Tagging Website?</w:t>
       </w:r>
@@ -3085,7 +3822,7 @@
       <w:pPr>
         <w:pStyle w:val="Heading2"/>
       </w:pPr>
-      <w:bookmarkStart w:id="4" w:name="_Toc202900752"/>
+      <w:bookmarkStart w:id="4" w:name="_Toc203070813"/>
       <w:r>
         <w:lastRenderedPageBreak/>
         <w:t>What is</w:t>
@@ -3153,7 +3890,39 @@
         <w:t xml:space="preserve"> collect any personal information from any users, data privacy will still be considered by investigating the GDPR and its UK equivalent.</w:t>
       </w:r>
       <w:r>
-        <w:t xml:space="preserve"> However, this problem is not only limited to users’ personal data, but companies’ data as well along with scrapers potentially violating a company’s terms of service (Zhao, 2017). However, Zhao (2017) argues that it is difficult to prove the data’s copyright due to “only a specific section of the data [being] legally protected”, while arguing that terms of service fall into a “gray area”. Nonetheless, all of the data scraped in this project should have its source saved and, in the website, linked to in order to show that the data is from the target website and not from another source.</w:t>
+        <w:t xml:space="preserve"> However, this problem is not only limited to users’ personal data, but companies’ data as well along with scrapers potentially violating a company’s terms of service (Zhao, 2017). However, Zhao (2017) argues that it is difficult to prove the data’s copyright due to “only a specific section of the data [being] legally protected”, while arguing that terms of service fall into a “</w:t>
+      </w:r>
+      <w:proofErr w:type="spellStart"/>
+      <w:r>
+        <w:t>gray</w:t>
+      </w:r>
+      <w:proofErr w:type="spellEnd"/>
+      <w:r>
+        <w:t xml:space="preserve"> area”. Nonetheless, </w:t>
+      </w:r>
+      <w:proofErr w:type="gramStart"/>
+      <w:r>
+        <w:t>all of</w:t>
+      </w:r>
+      <w:proofErr w:type="gramEnd"/>
+      <w:r>
+        <w:t xml:space="preserve"> the data scraped in this project should have its source saved and, </w:t>
+      </w:r>
+      <w:proofErr w:type="gramStart"/>
+      <w:r>
+        <w:t>in</w:t>
+      </w:r>
+      <w:proofErr w:type="gramEnd"/>
+      <w:r>
+        <w:t xml:space="preserve"> the website, linked to </w:t>
+      </w:r>
+      <w:proofErr w:type="gramStart"/>
+      <w:r>
+        <w:t>in order to</w:t>
+      </w:r>
+      <w:proofErr w:type="gramEnd"/>
+      <w:r>
+        <w:t xml:space="preserve"> show that the data is from the target website and not from another source.</w:t>
       </w:r>
     </w:p>
     <w:p>
@@ -3170,7 +3939,7 @@
       <w:pPr>
         <w:pStyle w:val="Heading2"/>
       </w:pPr>
-      <w:bookmarkStart w:id="5" w:name="_Toc202900753"/>
+      <w:bookmarkStart w:id="5" w:name="_Toc203070814"/>
       <w:r>
         <w:lastRenderedPageBreak/>
         <w:t>Legal and Security Issues</w:t>
@@ -3181,7 +3950,7 @@
       <w:pPr>
         <w:pStyle w:val="Heading3"/>
       </w:pPr>
-      <w:bookmarkStart w:id="6" w:name="_Toc202900754"/>
+      <w:bookmarkStart w:id="6" w:name="_Toc203070815"/>
       <w:r>
         <w:t>GDPR</w:t>
       </w:r>
@@ -3438,7 +4207,15 @@
         <w:t xml:space="preserve">their email </w:t>
       </w:r>
       <w:r>
-        <w:t xml:space="preserve">at any time and </w:t>
+        <w:t xml:space="preserve">at any </w:t>
+      </w:r>
+      <w:proofErr w:type="gramStart"/>
+      <w:r>
+        <w:t>time</w:t>
+      </w:r>
+      <w:proofErr w:type="gramEnd"/>
+      <w:r>
+        <w:t xml:space="preserve"> and </w:t>
       </w:r>
       <w:r>
         <w:t xml:space="preserve">they should be able </w:t>
@@ -3454,7 +4231,7 @@
       <w:pPr>
         <w:pStyle w:val="Heading3"/>
       </w:pPr>
-      <w:bookmarkStart w:id="7" w:name="_Toc202900755"/>
+      <w:bookmarkStart w:id="7" w:name="_Toc203070816"/>
       <w:r>
         <w:lastRenderedPageBreak/>
         <w:t>Computer Misuse Act 1990</w:t>
@@ -3502,7 +4279,15 @@
     </w:p>
     <w:p>
       <w:r>
-        <w:t>Once a person creates something, they have copyright over their creation for a number of years depending on what kind of creation it is (for example, literary, dramatic, musical or artistic works have a copyright of 70 years, while sound recordings have 50 years instead). This copyright gives the person the right to control how their work is used and allows them to object to distortions of their work due to being identified as the author</w:t>
+        <w:t xml:space="preserve">Once a person creates something, they have copyright over their creation for </w:t>
+      </w:r>
+      <w:proofErr w:type="gramStart"/>
+      <w:r>
+        <w:t>a number of</w:t>
+      </w:r>
+      <w:proofErr w:type="gramEnd"/>
+      <w:r>
+        <w:t xml:space="preserve"> years depending on what kind of creation it is (for example, literary, dramatic, musical or artistic works have a copyright of 70 years, while sound recordings have 50 years instead). This copyright gives the person the right to control how their work is used and allows them to object to distortions of their work due to being identified as the author</w:t>
       </w:r>
       <w:r>
         <w:t xml:space="preserve"> (UKCS, n.d.)</w:t>
@@ -3525,7 +4310,7 @@
       <w:pPr>
         <w:pStyle w:val="Heading3"/>
       </w:pPr>
-      <w:bookmarkStart w:id="8" w:name="_Toc202900756"/>
+      <w:bookmarkStart w:id="8" w:name="_Toc203070817"/>
       <w:r>
         <w:lastRenderedPageBreak/>
         <w:t>STRIDE</w:t>
@@ -3999,7 +4784,7 @@
           <w:szCs w:val="20"/>
         </w:rPr>
       </w:pPr>
-      <w:bookmarkStart w:id="9" w:name="_Toc202900757"/>
+      <w:bookmarkStart w:id="9" w:name="_Toc203070818"/>
       <w:r>
         <w:lastRenderedPageBreak/>
         <w:t>Ad-Hoc</w:t>
@@ -4017,7 +4802,15 @@
         <w:t xml:space="preserve"> or ethical issues. However, the main target for this program is the online video game distributor known as Steam. However, </w:t>
       </w:r>
       <w:r>
-        <w:t>when publishing a video game on Steam through the user of “Steamworks”, the author must build their video game’s store page. The only part Steam does in the creation of this store page is that they review it after submission in order to confirm that it is working and not harmful (Steamworks, n.d.). Because this information is submitted by the author themselves, this project assumes that each page contains mostly accurate information about the video games themselves.</w:t>
+        <w:t xml:space="preserve">when publishing a video game on Steam through the user of “Steamworks”, the author must build their video game’s store page. The only part Steam does in the creation of this store page is that they review it after submission </w:t>
+      </w:r>
+      <w:proofErr w:type="gramStart"/>
+      <w:r>
+        <w:t>in order to</w:t>
+      </w:r>
+      <w:proofErr w:type="gramEnd"/>
+      <w:r>
+        <w:t xml:space="preserve"> confirm that it is working and not harmful (Steamworks, n.d.). Because this information is submitted by the author themselves, this project assumes that each page contains mostly accurate information about the video games themselves.</w:t>
       </w:r>
       <w:r>
         <w:t xml:space="preserve"> Missing or erroneous information will be fixed after scraping through normalisation.</w:t>
@@ -4311,7 +5104,7 @@
       <w:pPr>
         <w:pStyle w:val="Heading1"/>
       </w:pPr>
-      <w:bookmarkStart w:id="10" w:name="_Toc202900758"/>
+      <w:bookmarkStart w:id="10" w:name="_Toc203070819"/>
       <w:r>
         <w:lastRenderedPageBreak/>
         <w:t>Methodology</w:t>
@@ -4384,7 +5177,7 @@
         <w:pStyle w:val="Caption"/>
         <w:jc w:val="center"/>
       </w:pPr>
-      <w:bookmarkStart w:id="11" w:name="_Toc202947664"/>
+      <w:bookmarkStart w:id="11" w:name="_Toc203070840"/>
       <w:r>
         <w:t xml:space="preserve">Figure </w:t>
       </w:r>
@@ -4403,7 +5196,15 @@
     </w:p>
     <w:p>
       <w:r>
-        <w:t>Overall, the main goal of this project is to create a website that allows for users to search for video games similar to ones they already like. To achieve this, this project will be split into the following parts which can be seen in the above diagram:</w:t>
+        <w:t xml:space="preserve">Overall, the main goal of this project is to create a website that allows for users to search for video games </w:t>
+      </w:r>
+      <w:proofErr w:type="gramStart"/>
+      <w:r>
+        <w:t>similar to</w:t>
+      </w:r>
+      <w:proofErr w:type="gramEnd"/>
+      <w:r>
+        <w:t xml:space="preserve"> ones they already like. To achieve this, this project will be split into the following parts which can be seen in the above diagram:</w:t>
       </w:r>
     </w:p>
     <w:p>
@@ -4415,7 +5216,15 @@
         </w:numPr>
       </w:pPr>
       <w:r>
-        <w:t>Scraping program: As previously described, this program will go over the target website (in this case, Steam), and collect data about various video games. This should be limited to low number of video games to avoid affecting Steam with high amounts of traffic and to avoid the possibility of running out of storage or the program taking too long.</w:t>
+        <w:t>Scraping program: As previously described, this program will go over the target website (in this case, Steam</w:t>
+      </w:r>
+      <w:proofErr w:type="gramStart"/>
+      <w:r>
+        <w:t>), and</w:t>
+      </w:r>
+      <w:proofErr w:type="gramEnd"/>
+      <w:r>
+        <w:t xml:space="preserve"> collect data about various video games. This should be limited to low number of video games to avoid affecting Steam with high amounts of traffic and to avoid the possibility of running out of storage or the program taking too long.</w:t>
       </w:r>
     </w:p>
     <w:p>
@@ -4477,7 +5286,7 @@
       <w:pPr>
         <w:pStyle w:val="Heading1"/>
       </w:pPr>
-      <w:bookmarkStart w:id="12" w:name="_Toc202900759"/>
+      <w:bookmarkStart w:id="12" w:name="_Toc203070820"/>
       <w:r>
         <w:lastRenderedPageBreak/>
         <w:t>Design/Plan</w:t>
@@ -4488,7 +5297,7 @@
       <w:pPr>
         <w:pStyle w:val="Heading2"/>
       </w:pPr>
-      <w:bookmarkStart w:id="13" w:name="_Toc202900760"/>
+      <w:bookmarkStart w:id="13" w:name="_Toc203070821"/>
       <w:r>
         <w:t>Data Plan</w:t>
       </w:r>
@@ -4498,7 +5307,7 @@
       <w:pPr>
         <w:pStyle w:val="Heading3"/>
       </w:pPr>
-      <w:bookmarkStart w:id="14" w:name="_Toc202900761"/>
+      <w:bookmarkStart w:id="14" w:name="_Toc203070822"/>
       <w:r>
         <w:t>Target Website</w:t>
       </w:r>
@@ -4569,7 +5378,7 @@
         <w:pStyle w:val="Caption"/>
         <w:jc w:val="center"/>
       </w:pPr>
-      <w:bookmarkStart w:id="15" w:name="_Toc202947665"/>
+      <w:bookmarkStart w:id="15" w:name="_Toc203070841"/>
       <w:r>
         <w:t xml:space="preserve">Figure </w:t>
       </w:r>
@@ -4610,7 +5419,7 @@
       <w:pPr>
         <w:pStyle w:val="Heading3"/>
       </w:pPr>
-      <w:bookmarkStart w:id="16" w:name="_Toc202900762"/>
+      <w:bookmarkStart w:id="16" w:name="_Toc203070823"/>
       <w:r>
         <w:lastRenderedPageBreak/>
         <w:t>Scraping</w:t>
@@ -4672,7 +5481,15 @@
         <w:t xml:space="preserve">in a programmatic way </w:t>
       </w:r>
       <w:r>
-        <w:t>which allows for web scraping like the requests library but i</w:t>
+        <w:t xml:space="preserve">which allows for web scraping like the </w:t>
+      </w:r>
+      <w:proofErr w:type="gramStart"/>
+      <w:r>
+        <w:t>requests</w:t>
+      </w:r>
+      <w:proofErr w:type="gramEnd"/>
+      <w:r>
+        <w:t xml:space="preserve"> library but i</w:t>
       </w:r>
       <w:r>
         <w:t>n a browser instead of just a HTML</w:t>
@@ -4731,6 +5548,7 @@
       <w:r>
         <w:t xml:space="preserve">For the scraping program itself, the target website must have a page that lists </w:t>
       </w:r>
+      <w:proofErr w:type="gramStart"/>
       <w:r>
         <w:rPr>
           <w:i/>
@@ -4739,7 +5557,11 @@
         <w:t>all</w:t>
       </w:r>
       <w:r>
-        <w:t xml:space="preserve"> of its games. Using this page, the following should be done for each game in the list:</w:t>
+        <w:t xml:space="preserve"> of</w:t>
+      </w:r>
+      <w:proofErr w:type="gramEnd"/>
+      <w:r>
+        <w:t xml:space="preserve"> its games. Using this page, the following should be done for each game in the list:</w:t>
       </w:r>
     </w:p>
     <w:p>
@@ -4819,7 +5641,15 @@
         <w:t xml:space="preserve"> is necessary for when each video game is put on the website.</w:t>
       </w:r>
       <w:r>
-        <w:t xml:space="preserve"> The title can be found on both the all games page and on each game’s page as well.</w:t>
+        <w:t xml:space="preserve"> The title can be found on both </w:t>
+      </w:r>
+      <w:proofErr w:type="gramStart"/>
+      <w:r>
+        <w:t>the all</w:t>
+      </w:r>
+      <w:proofErr w:type="gramEnd"/>
+      <w:r>
+        <w:t xml:space="preserve"> games page and on each game’s page as well.</w:t>
       </w:r>
     </w:p>
     <w:p>
@@ -4932,7 +5762,7 @@
         <w:pStyle w:val="Caption"/>
         <w:jc w:val="center"/>
       </w:pPr>
-      <w:bookmarkStart w:id="17" w:name="_Toc202947666"/>
+      <w:bookmarkStart w:id="17" w:name="_Toc203070842"/>
       <w:r>
         <w:t xml:space="preserve">Figure </w:t>
       </w:r>
@@ -4973,7 +5803,15 @@
         <w:t>, as shown above, have multiple developers</w:t>
       </w:r>
       <w:r>
-        <w:t xml:space="preserve"> separated by commas. Data analysis can be done on the developers to determine, for example, the developer with most expensive games. This will be included in the website.</w:t>
+        <w:t xml:space="preserve"> separated by commas. Data analysis can be done on the developers to determine, for example, the developer with most expensive games. This will be included </w:t>
+      </w:r>
+      <w:proofErr w:type="gramStart"/>
+      <w:r>
+        <w:t>in</w:t>
+      </w:r>
+      <w:proofErr w:type="gramEnd"/>
+      <w:r>
+        <w:t xml:space="preserve"> the website.</w:t>
       </w:r>
     </w:p>
     <w:p>
@@ -4985,7 +5823,15 @@
         </w:numPr>
       </w:pPr>
       <w:r>
-        <w:t>Publisher(s). The company or companies that help to publish each game. As with the developers, some games have multiple publishers. This will be used for data analysis for the same reason as the developers. This will be included in the website.</w:t>
+        <w:t xml:space="preserve">Publisher(s). The company or companies that help to publish each game. As with the developers, some games have multiple publishers. This will be used for data analysis for the same reason as the developers. This will be included </w:t>
+      </w:r>
+      <w:proofErr w:type="gramStart"/>
+      <w:r>
+        <w:t>in</w:t>
+      </w:r>
+      <w:proofErr w:type="gramEnd"/>
+      <w:r>
+        <w:t xml:space="preserve"> the website.</w:t>
       </w:r>
     </w:p>
     <w:p>
@@ -5002,11 +5848,24 @@
       <w:r>
         <w:t xml:space="preserve">user </w:t>
       </w:r>
-      <w:r>
-        <w:t>describe the content of each video game.</w:t>
-      </w:r>
-      <w:r>
-        <w:t xml:space="preserve"> This will mostly be useful in the website but will still be used in data analysis.</w:t>
+      <w:proofErr w:type="gramStart"/>
+      <w:r>
+        <w:t>describe</w:t>
+      </w:r>
+      <w:proofErr w:type="gramEnd"/>
+      <w:r>
+        <w:t xml:space="preserve"> the content of each video game.</w:t>
+      </w:r>
+      <w:r>
+        <w:t xml:space="preserve"> This will mostly be useful </w:t>
+      </w:r>
+      <w:proofErr w:type="gramStart"/>
+      <w:r>
+        <w:t>in</w:t>
+      </w:r>
+      <w:proofErr w:type="gramEnd"/>
+      <w:r>
+        <w:t xml:space="preserve"> the website but will still be used in data analysis.</w:t>
       </w:r>
     </w:p>
     <w:p>
@@ -5094,7 +5953,7 @@
         <w:pStyle w:val="Caption"/>
         <w:jc w:val="center"/>
       </w:pPr>
-      <w:bookmarkStart w:id="18" w:name="_Toc202947667"/>
+      <w:bookmarkStart w:id="18" w:name="_Toc203070843"/>
       <w:r>
         <w:t xml:space="preserve">Figure </w:t>
       </w:r>
@@ -5178,7 +6037,7 @@
       <w:pPr>
         <w:pStyle w:val="Heading3"/>
       </w:pPr>
-      <w:bookmarkStart w:id="19" w:name="_Toc202900763"/>
+      <w:bookmarkStart w:id="19" w:name="_Toc203070824"/>
       <w:r>
         <w:lastRenderedPageBreak/>
         <w:t>Saving Format (.CSV)</w:t>
@@ -5207,10 +6066,10 @@
         <w:t>can allow Python to handle files as lists of strings with each list representing a row</w:t>
       </w:r>
       <w:r>
-        <w:t xml:space="preserve"> (Python Documentation, n.d.)</w:t>
-      </w:r>
-      <w:r>
-        <w:t xml:space="preserve">. </w:t>
+        <w:t xml:space="preserve"> </w:t>
+      </w:r>
+      <w:r>
+        <w:t xml:space="preserve">(Python documentation, n.d. - a). </w:t>
       </w:r>
     </w:p>
     <w:p>
@@ -5227,7 +6086,7 @@
       <w:pPr>
         <w:pStyle w:val="Heading3"/>
       </w:pPr>
-      <w:bookmarkStart w:id="20" w:name="_Toc202900764"/>
+      <w:bookmarkStart w:id="20" w:name="_Toc203070825"/>
       <w:r>
         <w:lastRenderedPageBreak/>
         <w:t>Database (MySQL)</w:t>
@@ -5250,7 +6109,15 @@
         <w:t xml:space="preserve">. </w:t>
       </w:r>
       <w:r>
-        <w:t>This library allows Python to communicate with a MySQL database through an API which allows for the database to be connected to and, through the use of a cursor, allows for the execution of SQL commands on the database</w:t>
+        <w:t xml:space="preserve">This library allows Python to communicate with a MySQL database through an API which allows for the database to be connected to and, </w:t>
+      </w:r>
+      <w:proofErr w:type="gramStart"/>
+      <w:r>
+        <w:t>through the use of</w:t>
+      </w:r>
+      <w:proofErr w:type="gramEnd"/>
+      <w:r>
+        <w:t xml:space="preserve"> a cursor, allows for the execution of SQL commands on the database</w:t>
       </w:r>
       <w:r>
         <w:t xml:space="preserve"> (Pypi, n.d. -e)</w:t>
@@ -5335,7 +6202,7 @@
         <w:pStyle w:val="Caption"/>
         <w:jc w:val="center"/>
       </w:pPr>
-      <w:bookmarkStart w:id="21" w:name="_Toc202947668"/>
+      <w:bookmarkStart w:id="21" w:name="_Toc203070844"/>
       <w:r>
         <w:t xml:space="preserve">Figure </w:t>
       </w:r>
@@ -5354,7 +6221,15 @@
     </w:p>
     <w:p>
       <w:r>
-        <w:t xml:space="preserve">Above is a plan for the database. In it, the green boxes are regular tables that define different bits of data. The purple boxes, however, are link tables which describe how the data in two or more tables are linked. At the most basic level, the link tables hold the ids of the columns that are linked. For example, a user in the user table linked to their review in the review table will have a column in the link_user_review table that holds the user’s ID and their review’s ID. </w:t>
+        <w:t xml:space="preserve">Above is a plan for the database. In it, the green boxes are regular tables that define different bits of data. The purple boxes, however, are link tables which describe how the data in two or more tables are linked. At the most basic level, the link tables hold the ids of the columns that are linked. For example, a user in the user table linked to their review in the review table will have a column in the </w:t>
+      </w:r>
+      <w:proofErr w:type="spellStart"/>
+      <w:r>
+        <w:t>link_user_review</w:t>
+      </w:r>
+      <w:proofErr w:type="spellEnd"/>
+      <w:r>
+        <w:t xml:space="preserve"> table that holds the user’s ID and their review’s ID. </w:t>
       </w:r>
     </w:p>
     <w:p>
@@ -5433,7 +6308,7 @@
         <w:pStyle w:val="Caption"/>
         <w:jc w:val="center"/>
       </w:pPr>
-      <w:bookmarkStart w:id="22" w:name="_Toc202947669"/>
+      <w:bookmarkStart w:id="22" w:name="_Toc203070845"/>
       <w:r>
         <w:t xml:space="preserve">Figure </w:t>
       </w:r>
@@ -5464,7 +6339,7 @@
       <w:pPr>
         <w:pStyle w:val="Heading1"/>
       </w:pPr>
-      <w:bookmarkStart w:id="23" w:name="_Toc202900765"/>
+      <w:bookmarkStart w:id="23" w:name="_Toc203070826"/>
       <w:r>
         <w:lastRenderedPageBreak/>
         <w:t>Scraping Practice</w:t>
@@ -5473,12 +6348,68 @@
     </w:p>
     <w:p>
       <w:r>
-        <w:t>Before writing the actual scraping program, two practice scraping programs were made. One with the requests and Beautifulsoup libraries and the other with the selenium library. Primarily, this was to learn how all of those libraries work and how best to write them, but it also helped to show which was faster. For both practice programs, the special “All Pages” wiki page on Wikipedia was used. This page lists all of the wikis on the website as links. Due to this, both practice programs went through this wiki and then to each link and collected the data from each wiki page.</w:t>
-      </w:r>
-    </w:p>
-    <w:p>
-      <w:r>
-        <w:t>The page that lists all of the wikis is split into multiple pages, and on each page is a link to a single wiki page. Due to this, both programs get the HTML and search for a divider element with the class of “mw-allpages-nav” which holds all of the links. From there, all of the links are looped through and both programs visit the pages they hold. Once on each page, three elements are found, with those being:</w:t>
+        <w:t xml:space="preserve">Before writing the actual scraping program, two practice scraping programs were made. One with the requests and Beautifulsoup libraries and the other with the selenium library. Primarily, this was to learn how </w:t>
+      </w:r>
+      <w:proofErr w:type="gramStart"/>
+      <w:r>
+        <w:t>all of</w:t>
+      </w:r>
+      <w:proofErr w:type="gramEnd"/>
+      <w:r>
+        <w:t xml:space="preserve"> those libraries work and how best to write them, but it also helped to show which was faster. For both practice programs, the special “All Pages” wiki page on Wikipedia was used. This page lists </w:t>
+      </w:r>
+      <w:proofErr w:type="gramStart"/>
+      <w:r>
+        <w:t>all of</w:t>
+      </w:r>
+      <w:proofErr w:type="gramEnd"/>
+      <w:r>
+        <w:t xml:space="preserve"> the wikis on the website as links. Due to this, both practice programs went through this wiki and then to each link and collected the data from each wiki page.</w:t>
+      </w:r>
+    </w:p>
+    <w:p>
+      <w:r>
+        <w:t xml:space="preserve">The page that lists </w:t>
+      </w:r>
+      <w:proofErr w:type="gramStart"/>
+      <w:r>
+        <w:t>all of</w:t>
+      </w:r>
+      <w:proofErr w:type="gramEnd"/>
+      <w:r>
+        <w:t xml:space="preserve"> the wikis is split into multiple pages, and on each page is a link to a single wiki page. Due to this, both programs get the HTML and search for a divider element with the class of “mw-</w:t>
+      </w:r>
+      <w:proofErr w:type="spellStart"/>
+      <w:r>
+        <w:t>allpages</w:t>
+      </w:r>
+      <w:proofErr w:type="spellEnd"/>
+      <w:r>
+        <w:t xml:space="preserve">-nav” which holds </w:t>
+      </w:r>
+      <w:proofErr w:type="gramStart"/>
+      <w:r>
+        <w:t>all of</w:t>
+      </w:r>
+      <w:proofErr w:type="gramEnd"/>
+      <w:r>
+        <w:t xml:space="preserve"> the links. From there, </w:t>
+      </w:r>
+      <w:proofErr w:type="gramStart"/>
+      <w:r>
+        <w:t>all of</w:t>
+      </w:r>
+      <w:proofErr w:type="gramEnd"/>
+      <w:r>
+        <w:t xml:space="preserve"> the links are looped </w:t>
+      </w:r>
+      <w:proofErr w:type="gramStart"/>
+      <w:r>
+        <w:t>through</w:t>
+      </w:r>
+      <w:proofErr w:type="gramEnd"/>
+      <w:r>
+        <w:t xml:space="preserve"> and both programs visit the pages they hold. Once on each page, three elements are found, with those being:</w:t>
       </w:r>
     </w:p>
     <w:p>
@@ -5490,7 +6421,15 @@
         </w:numPr>
       </w:pPr>
       <w:r>
-        <w:t>The title. This is sometimes a span element with the class of “mw-page-title-main” and other times it is instead a “h1” element with the id of “firstHeading”.</w:t>
+        <w:t>The title. This is sometimes a span element with the class of “mw-page-title-main” and other times it is instead a “h1” element with the id of “</w:t>
+      </w:r>
+      <w:proofErr w:type="spellStart"/>
+      <w:r>
+        <w:t>firstHeading</w:t>
+      </w:r>
+      <w:proofErr w:type="spellEnd"/>
+      <w:r>
+        <w:t>”.</w:t>
       </w:r>
     </w:p>
     <w:p>
@@ -5528,10 +6467,42 @@
     </w:p>
     <w:p>
       <w:r>
-        <w:t xml:space="preserve">Along with these elements, the page’s URL is also saved and after looping through all of the pages, both programs return to the all wikis page and search for a link that contains the text “Next page” and go to the next all wikis page. </w:t>
-      </w:r>
-      <w:r>
-        <w:t>After doing this for a certain amount of pages specified at the start of the code, both programs save the list containing each page’s elements to a CSV file</w:t>
+        <w:t xml:space="preserve">Along with these elements, the page’s URL is also saved and after looping through </w:t>
+      </w:r>
+      <w:proofErr w:type="gramStart"/>
+      <w:r>
+        <w:t>all of</w:t>
+      </w:r>
+      <w:proofErr w:type="gramEnd"/>
+      <w:r>
+        <w:t xml:space="preserve"> the pages, both programs return to </w:t>
+      </w:r>
+      <w:proofErr w:type="gramStart"/>
+      <w:r>
+        <w:t>the all</w:t>
+      </w:r>
+      <w:proofErr w:type="gramEnd"/>
+      <w:r>
+        <w:t xml:space="preserve"> wikis page and search for a link that contains the text “Next page” and go to the next all wikis </w:t>
+      </w:r>
+      <w:proofErr w:type="gramStart"/>
+      <w:r>
+        <w:t>page</w:t>
+      </w:r>
+      <w:proofErr w:type="gramEnd"/>
+      <w:r>
+        <w:t xml:space="preserve">. </w:t>
+      </w:r>
+      <w:r>
+        <w:t xml:space="preserve">After doing this for a certain </w:t>
+      </w:r>
+      <w:proofErr w:type="gramStart"/>
+      <w:r>
+        <w:t>amount</w:t>
+      </w:r>
+      <w:proofErr w:type="gramEnd"/>
+      <w:r>
+        <w:t xml:space="preserve"> of pages specified at the start of the code, both programs save the list containing each page’s elements to a CSV file</w:t>
       </w:r>
       <w:r>
         <w:t xml:space="preserve"> using the CSV library.</w:t>
@@ -5614,7 +6585,7 @@
         <w:pStyle w:val="Caption"/>
         <w:jc w:val="center"/>
       </w:pPr>
-      <w:bookmarkStart w:id="24" w:name="_Toc202947670"/>
+      <w:bookmarkStart w:id="24" w:name="_Toc203070846"/>
       <w:r>
         <w:t xml:space="preserve">Figure </w:t>
       </w:r>
@@ -5639,7 +6610,15 @@
         <w:t>elements could be found with the “find all” method (after initialising beautiful soup on a request’s HTML) which returns all instances of the element requested</w:t>
       </w:r>
       <w:r>
-        <w:t xml:space="preserve"> (of which elements with specific classes or ids can be requested with the attrs attribute)</w:t>
+        <w:t xml:space="preserve"> (of which elements with specific classes or ids can be requested with the </w:t>
+      </w:r>
+      <w:proofErr w:type="spellStart"/>
+      <w:r>
+        <w:t>attrs</w:t>
+      </w:r>
+      <w:proofErr w:type="spellEnd"/>
+      <w:r>
+        <w:t xml:space="preserve"> attribute)</w:t>
       </w:r>
       <w:r>
         <w:t xml:space="preserve"> which can then be looped through to handle child elements</w:t>
@@ -5661,7 +6640,7 @@
           <w:noProof/>
         </w:rPr>
         <w:drawing>
-          <wp:inline distT="0" distB="0" distL="0" distR="0" wp14:anchorId="40ABE2E5" wp14:editId="7229993B">
+          <wp:inline distT="0" distB="0" distL="0" distR="0" wp14:anchorId="40ABE2E5" wp14:editId="1309C562">
             <wp:extent cx="4162425" cy="1246650"/>
             <wp:effectExtent l="38100" t="38100" r="28575" b="29845"/>
             <wp:docPr id="1701288164" name="Picture 2" descr="A computer screen with text on it&#10;&#10;AI-generated content may be incorrect."/>
@@ -5717,7 +6696,7 @@
         <w:pStyle w:val="Caption"/>
         <w:jc w:val="center"/>
       </w:pPr>
-      <w:bookmarkStart w:id="25" w:name="_Toc202947671"/>
+      <w:bookmarkStart w:id="25" w:name="_Toc203070847"/>
       <w:r>
         <w:t xml:space="preserve">Figure </w:t>
       </w:r>
@@ -5736,7 +6715,15 @@
     </w:p>
     <w:p>
       <w:r>
-        <w:t>However, from experimentation, Beautiful Soup does not allow for further searches on elements returned from a search. This lead to the multiple nested for loops shown above which were simply trying to find the contents elements of each page. Allowing for another search would have made this egregious looping unneeded.</w:t>
+        <w:t xml:space="preserve">However, from experimentation, Beautiful Soup does not allow for further searches on elements returned from a search. This </w:t>
+      </w:r>
+      <w:proofErr w:type="gramStart"/>
+      <w:r>
+        <w:t>lead</w:t>
+      </w:r>
+      <w:proofErr w:type="gramEnd"/>
+      <w:r>
+        <w:t xml:space="preserve"> to the multiple nested for loops shown above which were simply trying to find the contents elements of each page. Allowing for another search would have made this egregious looping unneeded.</w:t>
       </w:r>
     </w:p>
     <w:p>
@@ -5816,7 +6803,7 @@
         <w:pStyle w:val="Caption"/>
         <w:jc w:val="center"/>
       </w:pPr>
-      <w:bookmarkStart w:id="26" w:name="_Toc202947672"/>
+      <w:bookmarkStart w:id="26" w:name="_Toc203070848"/>
       <w:r>
         <w:t xml:space="preserve">Figure </w:t>
       </w:r>
@@ -5835,7 +6822,15 @@
     </w:p>
     <w:p>
       <w:r>
-        <w:t>For the selenium program (using the Firefox web browser), the code is quite similar to beautiful soup. Selenium allows for the search of elements through different tag attributes rather than searching for a specific element like in beautiful soup</w:t>
+        <w:t xml:space="preserve">For the selenium program (using the Firefox web browser), the code is quite </w:t>
+      </w:r>
+      <w:proofErr w:type="gramStart"/>
+      <w:r>
+        <w:t>similar to</w:t>
+      </w:r>
+      <w:proofErr w:type="gramEnd"/>
+      <w:r>
+        <w:t xml:space="preserve"> beautiful soup. Selenium allows for the search of elements through different tag attributes rather than searching for a specific element like in beautiful soup</w:t>
       </w:r>
       <w:r>
         <w:t xml:space="preserve"> (Selenium)</w:t>
@@ -5855,7 +6850,15 @@
         <w:t xml:space="preserve">However, while this makes Selenium a good option for scraping, there is one major issue with its use. It takes a lot longer to scrape than the requests library. </w:t>
       </w:r>
       <w:r>
-        <w:t xml:space="preserve">Using the time library, both programs were timed on how long it took them to scrape the links from five pages of the all pages wiki. </w:t>
+        <w:t xml:space="preserve">Using the time library, both programs were timed on how long it took them to scrape the links from five pages of </w:t>
+      </w:r>
+      <w:proofErr w:type="gramStart"/>
+      <w:r>
+        <w:t>the all</w:t>
+      </w:r>
+      <w:proofErr w:type="gramEnd"/>
+      <w:r>
+        <w:t xml:space="preserve"> pages wiki. </w:t>
       </w:r>
       <w:r>
         <w:t xml:space="preserve">The Beautiful Soup program took 220 seconds (about 3 minutes), while the Selenium program took 1606 seconds (about 26 minutes). </w:t>
@@ -5880,7 +6883,7 @@
       <w:pPr>
         <w:pStyle w:val="Heading1"/>
       </w:pPr>
-      <w:bookmarkStart w:id="27" w:name="_Toc202900766"/>
+      <w:bookmarkStart w:id="27" w:name="_Toc203070827"/>
       <w:r>
         <w:lastRenderedPageBreak/>
         <w:t>Development</w:t>
@@ -5891,7 +6894,7 @@
       <w:pPr>
         <w:pStyle w:val="Heading2"/>
       </w:pPr>
-      <w:bookmarkStart w:id="28" w:name="_Toc202900767"/>
+      <w:bookmarkStart w:id="28" w:name="_Toc203070828"/>
       <w:r>
         <w:t>Scraping Program</w:t>
       </w:r>
@@ -5901,6 +6904,7 @@
       <w:pPr>
         <w:pStyle w:val="Heading3"/>
       </w:pPr>
+      <w:bookmarkStart w:id="29" w:name="_Toc203070829"/>
       <w:r>
         <w:t xml:space="preserve">Main </w:t>
       </w:r>
@@ -5910,6 +6914,7 @@
       <w:r>
         <w:t xml:space="preserve"> and Infinite URL</w:t>
       </w:r>
+      <w:bookmarkEnd w:id="29"/>
     </w:p>
     <w:p>
       <w:r>
@@ -5976,7 +6981,7 @@
           <w:noProof/>
         </w:rPr>
         <w:drawing>
-          <wp:inline distT="0" distB="0" distL="0" distR="0" wp14:anchorId="5F05F26C" wp14:editId="73EE572C">
+          <wp:inline distT="0" distB="0" distL="0" distR="0" wp14:anchorId="5F05F26C" wp14:editId="1E508BA4">
             <wp:extent cx="5731510" cy="637540"/>
             <wp:effectExtent l="38100" t="38100" r="40640" b="29210"/>
             <wp:docPr id="1908628895" name="Picture 2"/>
@@ -6110,6 +7115,7 @@
         <w:pStyle w:val="Caption"/>
         <w:jc w:val="center"/>
       </w:pPr>
+      <w:bookmarkStart w:id="30" w:name="_Toc203070849"/>
       <w:r>
         <w:t xml:space="preserve">Figure </w:t>
       </w:r>
@@ -6124,6 +7130,7 @@
       <w:r>
         <w:t>: Per Game HTML</w:t>
       </w:r>
+      <w:bookmarkEnd w:id="30"/>
     </w:p>
     <w:p>
       <w:r>
@@ -6350,6 +7357,7 @@
         <w:pStyle w:val="Caption"/>
         <w:jc w:val="center"/>
       </w:pPr>
+      <w:bookmarkStart w:id="31" w:name="_Toc203070850"/>
       <w:r>
         <w:t xml:space="preserve">Figure </w:t>
       </w:r>
@@ -6364,6 +7372,7 @@
       <w:r>
         <w:t>: Steam XHR Requests</w:t>
       </w:r>
+      <w:bookmarkEnd w:id="31"/>
     </w:p>
     <w:p>
       <w:r>
@@ -6416,7 +7425,7 @@
           <w:noProof/>
         </w:rPr>
         <w:drawing>
-          <wp:inline distT="0" distB="0" distL="0" distR="0" wp14:anchorId="1F65946C" wp14:editId="1E4D71C7">
+          <wp:inline distT="0" distB="0" distL="0" distR="0" wp14:anchorId="1F65946C" wp14:editId="34F46196">
             <wp:extent cx="5731510" cy="530860"/>
             <wp:effectExtent l="38100" t="38100" r="40640" b="40640"/>
             <wp:docPr id="1929413245" name="Picture 5"/>
@@ -6468,6 +7477,7 @@
         <w:pStyle w:val="Caption"/>
         <w:jc w:val="center"/>
       </w:pPr>
+      <w:bookmarkStart w:id="32" w:name="_Toc203070851"/>
       <w:r>
         <w:t xml:space="preserve">Figure </w:t>
       </w:r>
@@ -6482,6 +7492,7 @@
       <w:r>
         <w:t>: XHR Returned JSON</w:t>
       </w:r>
+      <w:bookmarkEnd w:id="32"/>
     </w:p>
     <w:p>
       <w:r>
@@ -6503,7 +7514,15 @@
         <w:t xml:space="preserve">Though the XHR URL </w:t>
       </w:r>
       <w:r>
-        <w:t xml:space="preserve">returned the data as a JSON file, the JSON method of the requests library which decodes JSON for it to be used like a dictionary in Python (Requests Documentation, n.d.). From this, the HTML could be accessed with the key of “results_html” which </w:t>
+        <w:t>returned the data as a JSON file, the JSON method of the requests library which decodes JSON for it to be used like a dictionary in Python (Requests Documentation, n.d.). From this, the HTML could be accessed with the key of “</w:t>
+      </w:r>
+      <w:proofErr w:type="spellStart"/>
+      <w:r>
+        <w:t>results_html</w:t>
+      </w:r>
+      <w:proofErr w:type="spellEnd"/>
+      <w:r>
+        <w:t xml:space="preserve">” which </w:t>
       </w:r>
       <w:r>
         <w:t xml:space="preserve">finally </w:t>
@@ -6612,14 +7631,51 @@
         <w:t xml:space="preserve"> anchor tags mentioned at the beginning of this section are found using </w:t>
       </w:r>
       <w:r>
-        <w:t>Beautiful Soup’s find_all method which finds the requested elements</w:t>
-      </w:r>
-      <w:r>
-        <w:t xml:space="preserve"> (Tedboy, n.d.). In this case, the class attribute is included in the search due to the anchors having the classname of </w:t>
-      </w:r>
-      <w:r>
-        <w:t>"search_result_row ds_collapse_flag</w:t>
-      </w:r>
+        <w:t xml:space="preserve">Beautiful Soup’s </w:t>
+      </w:r>
+      <w:proofErr w:type="spellStart"/>
+      <w:r>
+        <w:t>find_all</w:t>
+      </w:r>
+      <w:proofErr w:type="spellEnd"/>
+      <w:r>
+        <w:t xml:space="preserve"> method which finds the requested elements</w:t>
+      </w:r>
+      <w:r>
+        <w:t xml:space="preserve"> (</w:t>
+      </w:r>
+      <w:proofErr w:type="spellStart"/>
+      <w:r>
+        <w:t>Tedboy</w:t>
+      </w:r>
+      <w:proofErr w:type="spellEnd"/>
+      <w:r>
+        <w:t xml:space="preserve">, n.d.). In this case, the class attribute is included in the search due to the anchors having the </w:t>
+      </w:r>
+      <w:proofErr w:type="spellStart"/>
+      <w:r>
+        <w:t>classname</w:t>
+      </w:r>
+      <w:proofErr w:type="spellEnd"/>
+      <w:r>
+        <w:t xml:space="preserve"> of </w:t>
+      </w:r>
+      <w:r>
+        <w:t>"</w:t>
+      </w:r>
+      <w:proofErr w:type="spellStart"/>
+      <w:r>
+        <w:t>search_result_row</w:t>
+      </w:r>
+      <w:proofErr w:type="spellEnd"/>
+      <w:r>
+        <w:t xml:space="preserve"> </w:t>
+      </w:r>
+      <w:proofErr w:type="spellStart"/>
+      <w:r>
+        <w:t>ds_collapse_flag</w:t>
+      </w:r>
+      <w:proofErr w:type="spellEnd"/>
       <w:r>
         <w:t xml:space="preserve">”. </w:t>
       </w:r>
@@ -6644,14 +7700,645 @@
     </w:p>
     <w:p>
       <w:pPr>
+        <w:pStyle w:val="Heading3"/>
+      </w:pPr>
+      <w:bookmarkStart w:id="33" w:name="_Toc203070830"/>
+      <w:r>
+        <w:lastRenderedPageBreak/>
+        <w:t>Per Game Page Scraping</w:t>
+      </w:r>
+      <w:bookmarkEnd w:id="33"/>
+    </w:p>
+    <w:p>
+      <w:pPr>
+        <w:keepNext/>
+        <w:jc w:val="center"/>
+      </w:pPr>
+      <w:r>
+        <w:rPr>
+          <w:noProof/>
+        </w:rPr>
+        <w:drawing>
+          <wp:inline distT="0" distB="0" distL="0" distR="0" wp14:anchorId="24E31E84" wp14:editId="321B9E2D">
+            <wp:extent cx="5724525" cy="2343150"/>
+            <wp:effectExtent l="38100" t="38100" r="47625" b="38100"/>
+            <wp:docPr id="1441160641" name="Picture 1"/>
+            <wp:cNvGraphicFramePr>
+              <a:graphicFrameLocks xmlns:a="http://schemas.openxmlformats.org/drawingml/2006/main" noChangeAspect="1"/>
+            </wp:cNvGraphicFramePr>
+            <a:graphic xmlns:a="http://schemas.openxmlformats.org/drawingml/2006/main">
+              <a:graphicData uri="http://schemas.openxmlformats.org/drawingml/2006/picture">
+                <pic:pic xmlns:pic="http://schemas.openxmlformats.org/drawingml/2006/picture">
+                  <pic:nvPicPr>
+                    <pic:cNvPr id="0" name="Picture 1"/>
+                    <pic:cNvPicPr>
+                      <a:picLocks noChangeAspect="1" noChangeArrowheads="1"/>
+                    </pic:cNvPicPr>
+                  </pic:nvPicPr>
+                  <pic:blipFill>
+                    <a:blip r:embed="rId24">
+                      <a:extLst>
+                        <a:ext uri="{28A0092B-C50C-407E-A947-70E740481C1C}">
+                          <a14:useLocalDpi xmlns:a14="http://schemas.microsoft.com/office/drawing/2010/main" val="0"/>
+                        </a:ext>
+                      </a:extLst>
+                    </a:blip>
+                    <a:srcRect/>
+                    <a:stretch>
+                      <a:fillRect/>
+                    </a:stretch>
+                  </pic:blipFill>
+                  <pic:spPr bwMode="auto">
+                    <a:xfrm>
+                      <a:off x="0" y="0"/>
+                      <a:ext cx="5724525" cy="2343150"/>
+                    </a:xfrm>
+                    <a:prstGeom prst="rect">
+                      <a:avLst/>
+                    </a:prstGeom>
+                    <a:noFill/>
+                    <a:ln w="38100">
+                      <a:solidFill>
+                        <a:schemeClr val="accent4"/>
+                      </a:solidFill>
+                    </a:ln>
+                  </pic:spPr>
+                </pic:pic>
+              </a:graphicData>
+            </a:graphic>
+          </wp:inline>
+        </w:drawing>
+      </w:r>
+    </w:p>
+    <w:p>
+      <w:pPr>
+        <w:pStyle w:val="Caption"/>
+        <w:jc w:val="center"/>
+      </w:pPr>
+      <w:bookmarkStart w:id="34" w:name="_Toc203070852"/>
+      <w:r>
+        <w:t xml:space="preserve">Figure </w:t>
+      </w:r>
+      <w:fldSimple w:instr=" SEQ Figure \* ARABIC ">
+        <w:r>
+          <w:rPr>
+            <w:noProof/>
+          </w:rPr>
+          <w:t>13</w:t>
+        </w:r>
+      </w:fldSimple>
+      <w:r>
+        <w:t>: Tag Collection</w:t>
+      </w:r>
+      <w:bookmarkEnd w:id="34"/>
+    </w:p>
+    <w:p>
+      <w:r>
+        <w:t>For each game page, a list is created that holds the data that will be collected called “</w:t>
+      </w:r>
+      <w:proofErr w:type="spellStart"/>
+      <w:r>
+        <w:t>current_game_data</w:t>
+      </w:r>
+      <w:proofErr w:type="spellEnd"/>
+      <w:r>
+        <w:t xml:space="preserve">”. Then, for each data point that needs be collected, the program attempts to find where the data is stored in the HTML using HTML </w:t>
+      </w:r>
+      <w:proofErr w:type="spellStart"/>
+      <w:r>
+        <w:t>classnames</w:t>
+      </w:r>
+      <w:proofErr w:type="spellEnd"/>
+      <w:r>
+        <w:t xml:space="preserve"> and looping through the results found and adding them to their own list which is then appended to </w:t>
+      </w:r>
+      <w:proofErr w:type="spellStart"/>
+      <w:r>
+        <w:t>current_game_data</w:t>
+      </w:r>
+      <w:proofErr w:type="spellEnd"/>
+      <w:r>
+        <w:t>. Unless no data is found, in which case “N/A” is appended instead.</w:t>
+      </w:r>
+      <w:r>
+        <w:t xml:space="preserve"> An example of this can be seen in the above image in which the code attempts to find the divider that contains user tags, loops through them if they are found and appends them to </w:t>
+      </w:r>
+      <w:proofErr w:type="spellStart"/>
+      <w:r>
+        <w:t>user_tags</w:t>
+      </w:r>
+      <w:proofErr w:type="spellEnd"/>
+      <w:r>
+        <w:t xml:space="preserve">. </w:t>
+      </w:r>
+      <w:proofErr w:type="spellStart"/>
+      <w:r>
+        <w:t>user_tags</w:t>
+      </w:r>
+      <w:proofErr w:type="spellEnd"/>
+      <w:r>
+        <w:t xml:space="preserve"> is then appended to </w:t>
+      </w:r>
+      <w:proofErr w:type="spellStart"/>
+      <w:r>
+        <w:t>current_game_data</w:t>
+      </w:r>
+      <w:proofErr w:type="spellEnd"/>
+      <w:r>
+        <w:t>.</w:t>
+      </w:r>
+    </w:p>
+    <w:p>
+      <w:r>
+        <w:t>(Continued…)</w:t>
+      </w:r>
+    </w:p>
+    <w:p>
+      <w:r>
+        <w:br w:type="page"/>
+      </w:r>
+    </w:p>
+    <w:p>
+      <w:pPr>
+        <w:keepNext/>
+      </w:pPr>
+      <w:r>
+        <w:rPr>
+          <w:noProof/>
+        </w:rPr>
+        <w:lastRenderedPageBreak/>
+        <w:drawing>
+          <wp:inline distT="0" distB="0" distL="0" distR="0" wp14:anchorId="402AF708" wp14:editId="275F8162">
+            <wp:extent cx="5734050" cy="5238750"/>
+            <wp:effectExtent l="38100" t="38100" r="38100" b="38100"/>
+            <wp:docPr id="574755444" name="Picture 2"/>
+            <wp:cNvGraphicFramePr>
+              <a:graphicFrameLocks xmlns:a="http://schemas.openxmlformats.org/drawingml/2006/main" noChangeAspect="1"/>
+            </wp:cNvGraphicFramePr>
+            <a:graphic xmlns:a="http://schemas.openxmlformats.org/drawingml/2006/main">
+              <a:graphicData uri="http://schemas.openxmlformats.org/drawingml/2006/picture">
+                <pic:pic xmlns:pic="http://schemas.openxmlformats.org/drawingml/2006/picture">
+                  <pic:nvPicPr>
+                    <pic:cNvPr id="0" name="Picture 2"/>
+                    <pic:cNvPicPr>
+                      <a:picLocks noChangeAspect="1" noChangeArrowheads="1"/>
+                    </pic:cNvPicPr>
+                  </pic:nvPicPr>
+                  <pic:blipFill>
+                    <a:blip r:embed="rId25">
+                      <a:extLst>
+                        <a:ext uri="{28A0092B-C50C-407E-A947-70E740481C1C}">
+                          <a14:useLocalDpi xmlns:a14="http://schemas.microsoft.com/office/drawing/2010/main" val="0"/>
+                        </a:ext>
+                      </a:extLst>
+                    </a:blip>
+                    <a:srcRect/>
+                    <a:stretch>
+                      <a:fillRect/>
+                    </a:stretch>
+                  </pic:blipFill>
+                  <pic:spPr bwMode="auto">
+                    <a:xfrm>
+                      <a:off x="0" y="0"/>
+                      <a:ext cx="5734050" cy="5238750"/>
+                    </a:xfrm>
+                    <a:prstGeom prst="rect">
+                      <a:avLst/>
+                    </a:prstGeom>
+                    <a:noFill/>
+                    <a:ln w="38100">
+                      <a:solidFill>
+                        <a:schemeClr val="accent4"/>
+                      </a:solidFill>
+                    </a:ln>
+                  </pic:spPr>
+                </pic:pic>
+              </a:graphicData>
+            </a:graphic>
+          </wp:inline>
+        </w:drawing>
+      </w:r>
+    </w:p>
+    <w:p>
+      <w:pPr>
+        <w:pStyle w:val="Caption"/>
+        <w:jc w:val="center"/>
+      </w:pPr>
+      <w:bookmarkStart w:id="35" w:name="_Toc203070853"/>
+      <w:r>
+        <w:t xml:space="preserve">Figure </w:t>
+      </w:r>
+      <w:fldSimple w:instr=" SEQ Figure \* ARABIC ">
+        <w:r>
+          <w:rPr>
+            <w:noProof/>
+          </w:rPr>
+          <w:t>14</w:t>
+        </w:r>
+      </w:fldSimple>
+      <w:r>
+        <w:t>: Developer and Publisher Scraping</w:t>
+      </w:r>
+      <w:bookmarkEnd w:id="35"/>
+    </w:p>
+    <w:p>
+      <w:r>
+        <w:t xml:space="preserve">However, for the developers, publishers and language data points, it was not as simple. For the developers and publishers, </w:t>
+      </w:r>
+      <w:r>
+        <w:t>originally, they were differentiated by checking for “developer” or “publisher” in their hypertext reference (HREF) URLs, but this led to a lot of games having blanks for developers and publishers. Instead, the “subtitle column” divider class is checked for developer or publisher. This worked, but some games do not have publishers and so, if this is the case, the publisher is set to be N/A.</w:t>
+      </w:r>
+    </w:p>
+    <w:p>
+      <w:r>
+        <w:t>(Continued…)</w:t>
+      </w:r>
+    </w:p>
+    <w:p>
+      <w:r>
+        <w:br w:type="page"/>
+      </w:r>
+    </w:p>
+    <w:p>
+      <w:pPr>
+        <w:keepNext/>
+        <w:jc w:val="center"/>
+      </w:pPr>
+      <w:r>
+        <w:rPr>
+          <w:noProof/>
+        </w:rPr>
+        <w:lastRenderedPageBreak/>
+        <w:drawing>
+          <wp:inline distT="0" distB="0" distL="0" distR="0" wp14:anchorId="25875628" wp14:editId="54D2506A">
+            <wp:extent cx="5724525" cy="4772025"/>
+            <wp:effectExtent l="38100" t="38100" r="47625" b="47625"/>
+            <wp:docPr id="2117322569" name="Picture 3"/>
+            <wp:cNvGraphicFramePr>
+              <a:graphicFrameLocks xmlns:a="http://schemas.openxmlformats.org/drawingml/2006/main" noChangeAspect="1"/>
+            </wp:cNvGraphicFramePr>
+            <a:graphic xmlns:a="http://schemas.openxmlformats.org/drawingml/2006/main">
+              <a:graphicData uri="http://schemas.openxmlformats.org/drawingml/2006/picture">
+                <pic:pic xmlns:pic="http://schemas.openxmlformats.org/drawingml/2006/picture">
+                  <pic:nvPicPr>
+                    <pic:cNvPr id="0" name="Picture 3"/>
+                    <pic:cNvPicPr>
+                      <a:picLocks noChangeAspect="1" noChangeArrowheads="1"/>
+                    </pic:cNvPicPr>
+                  </pic:nvPicPr>
+                  <pic:blipFill>
+                    <a:blip r:embed="rId26">
+                      <a:extLst>
+                        <a:ext uri="{28A0092B-C50C-407E-A947-70E740481C1C}">
+                          <a14:useLocalDpi xmlns:a14="http://schemas.microsoft.com/office/drawing/2010/main" val="0"/>
+                        </a:ext>
+                      </a:extLst>
+                    </a:blip>
+                    <a:srcRect/>
+                    <a:stretch>
+                      <a:fillRect/>
+                    </a:stretch>
+                  </pic:blipFill>
+                  <pic:spPr bwMode="auto">
+                    <a:xfrm>
+                      <a:off x="0" y="0"/>
+                      <a:ext cx="5724525" cy="4772025"/>
+                    </a:xfrm>
+                    <a:prstGeom prst="rect">
+                      <a:avLst/>
+                    </a:prstGeom>
+                    <a:noFill/>
+                    <a:ln w="38100">
+                      <a:solidFill>
+                        <a:schemeClr val="accent4"/>
+                      </a:solidFill>
+                    </a:ln>
+                  </pic:spPr>
+                </pic:pic>
+              </a:graphicData>
+            </a:graphic>
+          </wp:inline>
+        </w:drawing>
+      </w:r>
+    </w:p>
+    <w:p>
+      <w:pPr>
+        <w:pStyle w:val="Caption"/>
+        <w:jc w:val="center"/>
+      </w:pPr>
+      <w:bookmarkStart w:id="36" w:name="_Toc203070854"/>
+      <w:r>
+        <w:t xml:space="preserve">Figure </w:t>
+      </w:r>
+      <w:fldSimple w:instr=" SEQ Figure \* ARABIC ">
+        <w:r>
+          <w:rPr>
+            <w:noProof/>
+          </w:rPr>
+          <w:t>15</w:t>
+        </w:r>
+      </w:fldSimple>
+      <w:r>
+        <w:t>: Language Collection</w:t>
+      </w:r>
+      <w:bookmarkEnd w:id="36"/>
+    </w:p>
+    <w:p>
+      <w:r>
+        <w:t xml:space="preserve">Similarly, since the language data point is a table, collecting the supported languages within it meant having to create an algorithm to read the table. Unfortunately, as will be discussed in the data analysis, </w:t>
+      </w:r>
+      <w:r>
+        <w:t>while t</w:t>
+      </w:r>
+      <w:r>
+        <w:t>his worked, most games have the same available languages.</w:t>
+      </w:r>
+    </w:p>
+    <w:p>
+      <w:r>
+        <w:t>(Continued…)</w:t>
+      </w:r>
+    </w:p>
+    <w:p>
+      <w:r>
+        <w:br w:type="page"/>
+      </w:r>
+    </w:p>
+    <w:p>
+      <w:pPr>
+        <w:keepNext/>
+      </w:pPr>
+      <w:r>
+        <w:rPr>
+          <w:noProof/>
+        </w:rPr>
+        <w:lastRenderedPageBreak/>
+        <w:drawing>
+          <wp:inline distT="0" distB="0" distL="0" distR="0" wp14:anchorId="33BDDA79" wp14:editId="656D1952">
+            <wp:extent cx="5591175" cy="3933825"/>
+            <wp:effectExtent l="38100" t="38100" r="47625" b="47625"/>
+            <wp:docPr id="544899246" name="Picture 4"/>
+            <wp:cNvGraphicFramePr>
+              <a:graphicFrameLocks xmlns:a="http://schemas.openxmlformats.org/drawingml/2006/main" noChangeAspect="1"/>
+            </wp:cNvGraphicFramePr>
+            <a:graphic xmlns:a="http://schemas.openxmlformats.org/drawingml/2006/main">
+              <a:graphicData uri="http://schemas.openxmlformats.org/drawingml/2006/picture">
+                <pic:pic xmlns:pic="http://schemas.openxmlformats.org/drawingml/2006/picture">
+                  <pic:nvPicPr>
+                    <pic:cNvPr id="0" name="Picture 4"/>
+                    <pic:cNvPicPr>
+                      <a:picLocks noChangeAspect="1" noChangeArrowheads="1"/>
+                    </pic:cNvPicPr>
+                  </pic:nvPicPr>
+                  <pic:blipFill>
+                    <a:blip r:embed="rId27">
+                      <a:extLst>
+                        <a:ext uri="{28A0092B-C50C-407E-A947-70E740481C1C}">
+                          <a14:useLocalDpi xmlns:a14="http://schemas.microsoft.com/office/drawing/2010/main" val="0"/>
+                        </a:ext>
+                      </a:extLst>
+                    </a:blip>
+                    <a:srcRect/>
+                    <a:stretch>
+                      <a:fillRect/>
+                    </a:stretch>
+                  </pic:blipFill>
+                  <pic:spPr bwMode="auto">
+                    <a:xfrm>
+                      <a:off x="0" y="0"/>
+                      <a:ext cx="5591175" cy="3933825"/>
+                    </a:xfrm>
+                    <a:prstGeom prst="rect">
+                      <a:avLst/>
+                    </a:prstGeom>
+                    <a:noFill/>
+                    <a:ln w="38100">
+                      <a:solidFill>
+                        <a:schemeClr val="accent4"/>
+                      </a:solidFill>
+                    </a:ln>
+                  </pic:spPr>
+                </pic:pic>
+              </a:graphicData>
+            </a:graphic>
+          </wp:inline>
+        </w:drawing>
+      </w:r>
+    </w:p>
+    <w:p>
+      <w:pPr>
+        <w:pStyle w:val="Caption"/>
+        <w:jc w:val="center"/>
+      </w:pPr>
+      <w:bookmarkStart w:id="37" w:name="_Toc203070855"/>
+      <w:r>
+        <w:t xml:space="preserve">Figure </w:t>
+      </w:r>
+      <w:fldSimple w:instr=" SEQ Figure \* ARABIC ">
+        <w:r>
+          <w:rPr>
+            <w:noProof/>
+          </w:rPr>
+          <w:t>16</w:t>
+        </w:r>
+      </w:fldSimple>
+      <w:r>
+        <w:t>: Game Type</w:t>
+      </w:r>
+      <w:bookmarkEnd w:id="37"/>
+    </w:p>
+    <w:p>
+      <w:r>
+        <w:t>After experimenting with this scraping program, it was found that Steam does not just sell video games, but it also sells software, hardware and game bundles. Before the data collected is saved, the type is determined by checking the page location found at the top of the page with the class name of “</w:t>
+      </w:r>
+      <w:proofErr w:type="spellStart"/>
+      <w:r>
+        <w:t>blockbg</w:t>
+      </w:r>
+      <w:proofErr w:type="spellEnd"/>
+      <w:r>
+        <w:t xml:space="preserve">” which contains the type. </w:t>
+      </w:r>
+    </w:p>
+    <w:p>
+      <w:r>
+        <w:t xml:space="preserve">After the data has been collected, the </w:t>
+      </w:r>
+      <w:proofErr w:type="spellStart"/>
+      <w:r>
+        <w:t>current_game_data</w:t>
+      </w:r>
+      <w:proofErr w:type="spellEnd"/>
+      <w:r>
+        <w:t xml:space="preserve"> list is appended to the “</w:t>
+      </w:r>
+      <w:proofErr w:type="spellStart"/>
+      <w:r>
+        <w:t>game_data</w:t>
+      </w:r>
+      <w:proofErr w:type="spellEnd"/>
+      <w:r>
+        <w:t xml:space="preserve">” list which contains </w:t>
+      </w:r>
+      <w:proofErr w:type="gramStart"/>
+      <w:r>
+        <w:t>all of</w:t>
+      </w:r>
+      <w:proofErr w:type="gramEnd"/>
+      <w:r>
+        <w:t xml:space="preserve"> the game data collected.</w:t>
+      </w:r>
+    </w:p>
+    <w:p>
+      <w:r>
+        <w:t xml:space="preserve">One thing to note is </w:t>
+      </w:r>
+      <w:proofErr w:type="gramStart"/>
+      <w:r>
+        <w:t>that,</w:t>
+      </w:r>
+      <w:proofErr w:type="gramEnd"/>
+      <w:r>
+        <w:t xml:space="preserve"> the only hardware sold on Steam is Valve’s (the company that runs Steam) own hardware. </w:t>
+      </w:r>
+      <w:proofErr w:type="gramStart"/>
+      <w:r>
+        <w:t>All of</w:t>
+      </w:r>
+      <w:proofErr w:type="gramEnd"/>
+      <w:r>
+        <w:t xml:space="preserve"> this hardware has a completely different page layout with completely different class names. Because of this, all hardware data is N/A apart from the price.</w:t>
+      </w:r>
+    </w:p>
+    <w:p>
+      <w:r>
+        <w:br w:type="page"/>
+      </w:r>
+    </w:p>
+    <w:p>
+      <w:pPr>
+        <w:pStyle w:val="Heading3"/>
+      </w:pPr>
+      <w:bookmarkStart w:id="38" w:name="_Toc203070831"/>
+      <w:r>
+        <w:lastRenderedPageBreak/>
+        <w:t>Saving to CSV</w:t>
+      </w:r>
+      <w:bookmarkEnd w:id="38"/>
+    </w:p>
+    <w:p>
+      <w:r>
+        <w:rPr>
+          <w:noProof/>
+        </w:rPr>
+        <w:drawing>
+          <wp:inline distT="0" distB="0" distL="0" distR="0" wp14:anchorId="38EC3512" wp14:editId="111A6EFA">
+            <wp:extent cx="5724525" cy="3152775"/>
+            <wp:effectExtent l="38100" t="38100" r="47625" b="47625"/>
+            <wp:docPr id="330224126" name="Picture 5"/>
+            <wp:cNvGraphicFramePr>
+              <a:graphicFrameLocks xmlns:a="http://schemas.openxmlformats.org/drawingml/2006/main" noChangeAspect="1"/>
+            </wp:cNvGraphicFramePr>
+            <a:graphic xmlns:a="http://schemas.openxmlformats.org/drawingml/2006/main">
+              <a:graphicData uri="http://schemas.openxmlformats.org/drawingml/2006/picture">
+                <pic:pic xmlns:pic="http://schemas.openxmlformats.org/drawingml/2006/picture">
+                  <pic:nvPicPr>
+                    <pic:cNvPr id="0" name="Picture 5"/>
+                    <pic:cNvPicPr>
+                      <a:picLocks noChangeAspect="1" noChangeArrowheads="1"/>
+                    </pic:cNvPicPr>
+                  </pic:nvPicPr>
+                  <pic:blipFill>
+                    <a:blip r:embed="rId28">
+                      <a:extLst>
+                        <a:ext uri="{28A0092B-C50C-407E-A947-70E740481C1C}">
+                          <a14:useLocalDpi xmlns:a14="http://schemas.microsoft.com/office/drawing/2010/main" val="0"/>
+                        </a:ext>
+                      </a:extLst>
+                    </a:blip>
+                    <a:srcRect/>
+                    <a:stretch>
+                      <a:fillRect/>
+                    </a:stretch>
+                  </pic:blipFill>
+                  <pic:spPr bwMode="auto">
+                    <a:xfrm>
+                      <a:off x="0" y="0"/>
+                      <a:ext cx="5724525" cy="3152775"/>
+                    </a:xfrm>
+                    <a:prstGeom prst="rect">
+                      <a:avLst/>
+                    </a:prstGeom>
+                    <a:noFill/>
+                    <a:ln w="38100">
+                      <a:solidFill>
+                        <a:schemeClr val="accent4"/>
+                      </a:solidFill>
+                    </a:ln>
+                  </pic:spPr>
+                </pic:pic>
+              </a:graphicData>
+            </a:graphic>
+          </wp:inline>
+        </w:drawing>
+      </w:r>
+    </w:p>
+    <w:p>
+      <w:r>
+        <w:t xml:space="preserve">Finally, once all game data has been collected, it is saved to a CSV file using </w:t>
+      </w:r>
+      <w:r>
+        <w:t xml:space="preserve">Python’s CSV reader method as part of the CSV library (Python documentation, n.d. - a). One important part to note is that at first, the CSV files contained odd symbols before certain parts such as the prices. </w:t>
+      </w:r>
+      <w:r>
+        <w:t>It was found that this was because of incorrect encoding causing the wrong characters to be displayed (</w:t>
+      </w:r>
+      <w:proofErr w:type="spellStart"/>
+      <w:r>
+        <w:t>LabEx</w:t>
+      </w:r>
+      <w:proofErr w:type="spellEnd"/>
+      <w:r>
+        <w:t>, n.d.). With research, a page of Python Documentation (</w:t>
+      </w:r>
+      <w:proofErr w:type="spellStart"/>
+      <w:r>
+        <w:t>n.d</w:t>
+      </w:r>
+      <w:proofErr w:type="spellEnd"/>
+      <w:r>
+        <w:t>) titled “Unicode HOWTO”</w:t>
+      </w:r>
+      <w:r>
+        <w:t xml:space="preserve"> helped to understand some of the encoding types. Through experimentation, it was found that the UFT-8-SIG encoding method prevented encoding errors.</w:t>
+      </w:r>
+    </w:p>
+    <w:p>
+      <w:r>
+        <w:t xml:space="preserve">After this, the program then saves the time it took to run. When requesting that the program collect ten thousand games, the final time it took was 1 hour and 34 minutes (or </w:t>
+      </w:r>
+      <w:r>
+        <w:t>5651.02890920639 seconds</w:t>
+      </w:r>
+      <w:r>
+        <w:t xml:space="preserve">). </w:t>
+      </w:r>
+    </w:p>
+    <w:p>
+      <w:r>
+        <w:br w:type="page"/>
+      </w:r>
+    </w:p>
+    <w:p>
+      <w:pPr>
         <w:pStyle w:val="Heading2"/>
       </w:pPr>
-      <w:bookmarkStart w:id="29" w:name="_Toc202900768"/>
+      <w:bookmarkStart w:id="39" w:name="_Toc203070832"/>
       <w:r>
         <w:lastRenderedPageBreak/>
         <w:t>MySQL Database</w:t>
       </w:r>
-      <w:bookmarkEnd w:id="29"/>
+      <w:bookmarkEnd w:id="39"/>
     </w:p>
     <w:p/>
     <w:p>
@@ -6663,12 +8350,12 @@
       <w:pPr>
         <w:pStyle w:val="Heading2"/>
       </w:pPr>
-      <w:bookmarkStart w:id="30" w:name="_Toc202900769"/>
+      <w:bookmarkStart w:id="40" w:name="_Toc203070833"/>
       <w:r>
         <w:lastRenderedPageBreak/>
         <w:t>Website</w:t>
       </w:r>
-      <w:bookmarkEnd w:id="30"/>
+      <w:bookmarkEnd w:id="40"/>
     </w:p>
     <w:p/>
     <w:p>
@@ -6680,25 +8367,25 @@
       <w:pPr>
         <w:pStyle w:val="Heading1"/>
       </w:pPr>
-      <w:bookmarkStart w:id="31" w:name="_Toc202900770"/>
+      <w:bookmarkStart w:id="41" w:name="_Toc203070834"/>
       <w:r>
         <w:lastRenderedPageBreak/>
         <w:t>Results/Findings</w:t>
       </w:r>
-      <w:bookmarkEnd w:id="31"/>
+      <w:bookmarkEnd w:id="41"/>
     </w:p>
     <w:p>
       <w:pPr>
         <w:pStyle w:val="Heading2"/>
       </w:pPr>
-      <w:bookmarkStart w:id="32" w:name="_Toc202900771"/>
+      <w:bookmarkStart w:id="42" w:name="_Toc203070835"/>
       <w:r>
         <w:t>Scraping Program</w:t>
       </w:r>
       <w:r>
         <w:t xml:space="preserve"> &amp; Data Analysis</w:t>
       </w:r>
-      <w:bookmarkEnd w:id="32"/>
+      <w:bookmarkEnd w:id="42"/>
     </w:p>
     <w:p/>
     <w:p>
@@ -6710,12 +8397,12 @@
       <w:pPr>
         <w:pStyle w:val="Heading2"/>
       </w:pPr>
-      <w:bookmarkStart w:id="33" w:name="_Toc202900772"/>
+      <w:bookmarkStart w:id="43" w:name="_Toc203070836"/>
       <w:r>
         <w:lastRenderedPageBreak/>
         <w:t>MySQL Database</w:t>
       </w:r>
-      <w:bookmarkEnd w:id="33"/>
+      <w:bookmarkEnd w:id="43"/>
     </w:p>
     <w:p/>
     <w:p>
@@ -6727,12 +8414,12 @@
       <w:pPr>
         <w:pStyle w:val="Heading2"/>
       </w:pPr>
-      <w:bookmarkStart w:id="34" w:name="_Toc202900773"/>
+      <w:bookmarkStart w:id="44" w:name="_Toc203070837"/>
       <w:r>
         <w:lastRenderedPageBreak/>
         <w:t>Website</w:t>
       </w:r>
-      <w:bookmarkEnd w:id="34"/>
+      <w:bookmarkEnd w:id="44"/>
     </w:p>
     <w:p/>
     <w:p>
@@ -6744,12 +8431,12 @@
       <w:pPr>
         <w:pStyle w:val="Heading1"/>
       </w:pPr>
-      <w:bookmarkStart w:id="35" w:name="_Toc202900774"/>
+      <w:bookmarkStart w:id="45" w:name="_Toc203070838"/>
       <w:r>
         <w:lastRenderedPageBreak/>
         <w:t>Conclusion</w:t>
       </w:r>
-      <w:bookmarkEnd w:id="35"/>
+      <w:bookmarkEnd w:id="45"/>
     </w:p>
     <w:p/>
     <w:p>
@@ -6761,12 +8448,12 @@
       <w:pPr>
         <w:pStyle w:val="Heading1"/>
       </w:pPr>
-      <w:bookmarkStart w:id="36" w:name="_Toc202900775"/>
+      <w:bookmarkStart w:id="46" w:name="_Toc203070839"/>
       <w:r>
         <w:lastRenderedPageBreak/>
         <w:t>References</w:t>
       </w:r>
-      <w:bookmarkEnd w:id="36"/>
+      <w:bookmarkEnd w:id="46"/>
     </w:p>
     <w:p>
       <w:pPr>
@@ -6785,7 +8472,7 @@
       <w:r>
         <w:t xml:space="preserve">. Beautiful Soup. </w:t>
       </w:r>
-      <w:hyperlink r:id="rId24" w:history="1">
+      <w:hyperlink r:id="rId29" w:history="1">
         <w:r>
           <w:rPr>
             <w:rStyle w:val="Hyperlink"/>
@@ -6812,9 +8499,17 @@
         <w:t>, Jun</w:t>
       </w:r>
       <w:r>
-        <w:t xml:space="preserve">). Overwhelmed by Choices. American Journal of Neuroradiology : AJNR, 34(6), 1111–1112. </w:t>
-      </w:r>
-      <w:hyperlink r:id="rId25" w:history="1">
+        <w:t xml:space="preserve">). Overwhelmed by Choices. American Journal of </w:t>
+      </w:r>
+      <w:proofErr w:type="gramStart"/>
+      <w:r>
+        <w:t>Neuroradiology :</w:t>
+      </w:r>
+      <w:proofErr w:type="gramEnd"/>
+      <w:r>
+        <w:t xml:space="preserve"> AJNR, 34(6), 1111–1112. </w:t>
+      </w:r>
+      <w:hyperlink r:id="rId30" w:history="1">
         <w:r>
           <w:rPr>
             <w:rStyle w:val="Hyperlink"/>
@@ -6835,12 +8530,36 @@
         </w:numPr>
       </w:pPr>
       <w:r>
-        <w:t>Conklin, L., Drake, V., Strittmatter, Sven., Braiterman, Z., &amp; Shostack, A. (n.d.). Threat Modeling Process</w:t>
+        <w:t xml:space="preserve">Conklin, L., Drake, V., Strittmatter, Sven., </w:t>
+      </w:r>
+      <w:proofErr w:type="spellStart"/>
+      <w:r>
+        <w:t>Braiterman</w:t>
+      </w:r>
+      <w:proofErr w:type="spellEnd"/>
+      <w:r>
+        <w:t xml:space="preserve">, Z., &amp; </w:t>
+      </w:r>
+      <w:proofErr w:type="spellStart"/>
+      <w:r>
+        <w:t>Shostack</w:t>
+      </w:r>
+      <w:proofErr w:type="spellEnd"/>
+      <w:r>
+        <w:t xml:space="preserve">, A. (n.d.). Threat </w:t>
+      </w:r>
+      <w:proofErr w:type="spellStart"/>
+      <w:r>
+        <w:t>Modeling</w:t>
+      </w:r>
+      <w:proofErr w:type="spellEnd"/>
+      <w:r>
+        <w:t xml:space="preserve"> Process</w:t>
       </w:r>
       <w:r>
         <w:t xml:space="preserve">. OWASP. </w:t>
       </w:r>
-      <w:hyperlink r:id="rId26" w:history="1">
+      <w:hyperlink r:id="rId31" w:history="1">
         <w:r>
           <w:rPr>
             <w:rStyle w:val="Hyperlink"/>
@@ -6872,7 +8591,7 @@
       <w:r>
         <w:t xml:space="preserve">). Computer Misuse Act. The Code for Crown Prosecutors. </w:t>
       </w:r>
-      <w:hyperlink r:id="rId27" w:history="1">
+      <w:hyperlink r:id="rId32" w:history="1">
         <w:r>
           <w:rPr>
             <w:rStyle w:val="Hyperlink"/>
@@ -6904,7 +8623,7 @@
       <w:r>
         <w:t xml:space="preserve">, b). Fraud Act 2006. The Code for Crown Prosecutors. </w:t>
       </w:r>
-      <w:hyperlink r:id="rId28" w:history="1">
+      <w:hyperlink r:id="rId33" w:history="1">
         <w:r>
           <w:rPr>
             <w:rStyle w:val="Hyperlink"/>
@@ -6927,7 +8646,7 @@
       <w:r>
         <w:t xml:space="preserve">GDPR. (n.d.). What is GDPR, the EU’s new data protection law? GDPR. </w:t>
       </w:r>
-      <w:hyperlink r:id="rId29" w:history="1">
+      <w:hyperlink r:id="rId34" w:history="1">
         <w:r>
           <w:rPr>
             <w:rStyle w:val="Hyperlink"/>
@@ -6950,7 +8669,7 @@
       <w:r>
         <w:t xml:space="preserve">Creativyst Software. (n.d.). How To: The Comma Separated Value (CSV) File Format. Creativyst Software. </w:t>
       </w:r>
-      <w:hyperlink r:id="rId30" w:history="1">
+      <w:hyperlink r:id="rId35" w:history="1">
         <w:r>
           <w:rPr>
             <w:rStyle w:val="Hyperlink"/>
@@ -6973,7 +8692,7 @@
       <w:r>
         <w:t xml:space="preserve">GeeksForGeeks. (2025). Python Web Scraping Tutorial. GeeksForGeeks. </w:t>
       </w:r>
-      <w:hyperlink r:id="rId31" w:history="1">
+      <w:hyperlink r:id="rId36" w:history="1">
         <w:r>
           <w:rPr>
             <w:rStyle w:val="Hyperlink"/>
@@ -6994,15 +8713,9 @@
         </w:numPr>
       </w:pPr>
       <w:r>
-        <w:t xml:space="preserve">Interaction Design Foundation. (n.d.). Infinite Scrolling. </w:t>
-      </w:r>
-      <w:r>
-        <w:t>Interaction Design Foundation</w:t>
-      </w:r>
-      <w:r>
-        <w:t xml:space="preserve">. </w:t>
-      </w:r>
-      <w:hyperlink r:id="rId32" w:history="1">
+        <w:t xml:space="preserve">Interaction Design Foundation. (n.d.). Infinite Scrolling. Interaction Design Foundation. </w:t>
+      </w:r>
+      <w:hyperlink r:id="rId37" w:history="1">
         <w:r>
           <w:rPr>
             <w:rStyle w:val="Hyperlink"/>
@@ -7025,7 +8738,7 @@
       <w:r>
         <w:t xml:space="preserve">Iwanna, B., Rizvi, S., Ahmed, S., Dengel, A., &amp; Uchida, S. Judging a Book By its Cover. Cornell University. </w:t>
       </w:r>
-      <w:hyperlink r:id="rId33" w:history="1">
+      <w:hyperlink r:id="rId38" w:history="1">
         <w:r>
           <w:rPr>
             <w:rStyle w:val="Hyperlink"/>
@@ -7049,9 +8762,17 @@
         <w:t xml:space="preserve">Jones, K., &amp; Martin, L. (2016). </w:t>
       </w:r>
       <w:r>
-        <w:t xml:space="preserve">Adapting infinite-scroll with user experience in mind. DiVA. </w:t>
-      </w:r>
-      <w:hyperlink r:id="rId34" w:history="1">
+        <w:t xml:space="preserve">Adapting infinite-scroll with user experience in mind. </w:t>
+      </w:r>
+      <w:proofErr w:type="spellStart"/>
+      <w:r>
+        <w:t>DiVA</w:t>
+      </w:r>
+      <w:proofErr w:type="spellEnd"/>
+      <w:r>
+        <w:t xml:space="preserve">. </w:t>
+      </w:r>
+      <w:hyperlink r:id="rId39" w:history="1">
         <w:r>
           <w:rPr>
             <w:rStyle w:val="Hyperlink"/>
@@ -7071,21 +8792,28 @@
           <w:numId w:val="1"/>
         </w:numPr>
       </w:pPr>
-      <w:r>
-        <w:t>Landuyt, D., &amp; Joosen, W. (202</w:t>
-      </w:r>
-      <w:r>
-        <w:t>2</w:t>
-      </w:r>
-      <w:r>
-        <w:t xml:space="preserve">). A descriptive study of assumptions in STRIDE security threat modelling. Software and Systems Modelling, 21(6), 2311-2328. </w:t>
-      </w:r>
-      <w:hyperlink r:id="rId35" w:history="1">
+      <w:proofErr w:type="spellStart"/>
+      <w:r>
+        <w:t>LabEx</w:t>
+      </w:r>
+      <w:proofErr w:type="spellEnd"/>
+      <w:r>
+        <w:t xml:space="preserve">. (n.d.). How to manage CSV file encoding. </w:t>
+      </w:r>
+      <w:proofErr w:type="spellStart"/>
+      <w:r>
+        <w:t>LabEx</w:t>
+      </w:r>
+      <w:proofErr w:type="spellEnd"/>
+      <w:r>
+        <w:t xml:space="preserve">. </w:t>
+      </w:r>
+      <w:hyperlink r:id="rId40" w:history="1">
         <w:r>
           <w:rPr>
             <w:rStyle w:val="Hyperlink"/>
           </w:rPr>
-          <w:t>https://doi.org/10.1007/s10270-021-00941-7</w:t>
+          <w:t>https://labex.io/tutorials/python-how-to-manage-csv-file-encoding-418947</w:t>
         </w:r>
       </w:hyperlink>
       <w:r>
@@ -7101,20 +8829,20 @@
         </w:numPr>
       </w:pPr>
       <w:r>
-        <w:t xml:space="preserve">MDN Web Docs. (n.d.). </w:t>
-      </w:r>
-      <w:r>
-        <w:t>XMLHttpRequest</w:t>
-      </w:r>
-      <w:r>
-        <w:t xml:space="preserve">. MDN Web Docs. </w:t>
-      </w:r>
-      <w:hyperlink r:id="rId36" w:history="1">
+        <w:t>Landuyt, D., &amp; Joosen, W. (202</w:t>
+      </w:r>
+      <w:r>
+        <w:t>2</w:t>
+      </w:r>
+      <w:r>
+        <w:t xml:space="preserve">). A descriptive study of assumptions in STRIDE security threat modelling. Software and Systems Modelling, 21(6), 2311-2328. </w:t>
+      </w:r>
+      <w:hyperlink r:id="rId41" w:history="1">
         <w:r>
           <w:rPr>
             <w:rStyle w:val="Hyperlink"/>
           </w:rPr>
-          <w:t>https://developer.mozilla.org/en-US/docs/Web/API/XMLHttpRequest</w:t>
+          <w:t>https://doi.org/10.1007/s10270-021-00941-7</w:t>
         </w:r>
       </w:hyperlink>
       <w:r>
@@ -7130,14 +8858,20 @@
         </w:numPr>
       </w:pPr>
       <w:r>
-        <w:t xml:space="preserve">Microsoft Learn. (2009). The STRIDE Threat Model. Microsoft Learn. </w:t>
-      </w:r>
-      <w:hyperlink r:id="rId37" w:history="1">
+        <w:t xml:space="preserve">MDN Web Docs. (n.d.). </w:t>
+      </w:r>
+      <w:r>
+        <w:t>XMLHttpRequest</w:t>
+      </w:r>
+      <w:r>
+        <w:t xml:space="preserve">. MDN Web Docs. </w:t>
+      </w:r>
+      <w:hyperlink r:id="rId42" w:history="1">
         <w:r>
           <w:rPr>
             <w:rStyle w:val="Hyperlink"/>
           </w:rPr>
-          <w:t>https://learn.microsoft.com/en-us/previous-versions/commerce-server/ee823878(v=cs.20)?redirectedfrom=MSDN</w:t>
+          <w:t>https://developer.mozilla.org/en-US/docs/Web/API/XMLHttpRequest</w:t>
         </w:r>
       </w:hyperlink>
       <w:r>
@@ -7153,16 +8887,19 @@
         </w:numPr>
       </w:pPr>
       <w:r>
-        <w:t xml:space="preserve">Microsoft Support. (n.d.). Create or edit .csv files to import into Outlook. Microsoft Support. </w:t>
-      </w:r>
-      <w:hyperlink r:id="rId38" w:history="1">
+        <w:t xml:space="preserve">Microsoft Learn. (2009). The STRIDE Threat Model. Microsoft Learn. </w:t>
+      </w:r>
+      <w:hyperlink r:id="rId43" w:history="1">
         <w:r>
           <w:rPr>
             <w:rStyle w:val="Hyperlink"/>
           </w:rPr>
-          <w:t>https://support.microsoft.com/en-gb/office/create-or-edit-csv-files-to-import-into-outlook-4518d70d-8fe9-46ad-94fa-1494247193c7</w:t>
+          <w:t>https://learn.microsoft.com/en-us/previous-versions/commerce-server/ee823878(v=cs.20)?redirectedfrom=MSDN</w:t>
         </w:r>
       </w:hyperlink>
+      <w:r>
+        <w:t xml:space="preserve"> </w:t>
+      </w:r>
     </w:p>
     <w:p>
       <w:pPr>
@@ -7173,19 +8910,16 @@
         </w:numPr>
       </w:pPr>
       <w:r>
-        <w:t xml:space="preserve">MySQL. (n.d.). 1.2.1 What is MySQL? MySQL Documentation. </w:t>
-      </w:r>
-      <w:hyperlink r:id="rId39" w:history="1">
+        <w:t xml:space="preserve">Microsoft Support. (n.d.). Create or edit .csv files to import into Outlook. Microsoft Support. </w:t>
+      </w:r>
+      <w:hyperlink r:id="rId44" w:history="1">
         <w:r>
           <w:rPr>
             <w:rStyle w:val="Hyperlink"/>
           </w:rPr>
-          <w:t>https://dev.mysql.com/doc/refman/8.0/en/what-is-mysql.html</w:t>
+          <w:t>https://support.microsoft.com/en-gb/office/create-or-edit-csv-files-to-import-into-outlook-4518d70d-8fe9-46ad-94fa-1494247193c7</w:t>
         </w:r>
       </w:hyperlink>
-      <w:r>
-        <w:t xml:space="preserve"> </w:t>
-      </w:r>
     </w:p>
     <w:p>
       <w:pPr>
@@ -7196,14 +8930,14 @@
         </w:numPr>
       </w:pPr>
       <w:r>
-        <w:t xml:space="preserve">Pypi. (n.d. -a). requests 2.32.3. Pypi. </w:t>
-      </w:r>
-      <w:hyperlink r:id="rId40" w:history="1">
+        <w:t xml:space="preserve">MySQL. (n.d.). 1.2.1 What is MySQL? MySQL Documentation. </w:t>
+      </w:r>
+      <w:hyperlink r:id="rId45" w:history="1">
         <w:r>
           <w:rPr>
             <w:rStyle w:val="Hyperlink"/>
           </w:rPr>
-          <w:t>https://pypi.org/project/requests/</w:t>
+          <w:t>https://dev.mysql.com/doc/refman/8.0/en/what-is-mysql.html</w:t>
         </w:r>
       </w:hyperlink>
       <w:r>
@@ -7220,17 +8954,14 @@
       </w:pPr>
       <w:r>
         <w:lastRenderedPageBreak/>
-        <w:t>Pypi. (n.d. -b). beautiful</w:t>
-      </w:r>
-      <w:r>
-        <w:t xml:space="preserve">soup4 4.13.4. Pypi. </w:t>
-      </w:r>
-      <w:hyperlink r:id="rId41" w:history="1">
+        <w:t xml:space="preserve">Pypi. (n.d. -a). requests 2.32.3. Pypi. </w:t>
+      </w:r>
+      <w:hyperlink r:id="rId46" w:history="1">
         <w:r>
           <w:rPr>
             <w:rStyle w:val="Hyperlink"/>
           </w:rPr>
-          <w:t>https://pypi.org/project/beautifulsoup4/</w:t>
+          <w:t>https://pypi.org/project/requests/</w:t>
         </w:r>
       </w:hyperlink>
       <w:r>
@@ -7246,14 +8977,17 @@
         </w:numPr>
       </w:pPr>
       <w:r>
-        <w:t xml:space="preserve">Pypi. (n.d. -c). selenium 4.33.0. Pypi. </w:t>
-      </w:r>
-      <w:hyperlink r:id="rId42" w:history="1">
+        <w:t>Pypi. (n.d. -b). beautiful</w:t>
+      </w:r>
+      <w:r>
+        <w:t xml:space="preserve">soup4 4.13.4. Pypi. </w:t>
+      </w:r>
+      <w:hyperlink r:id="rId47" w:history="1">
         <w:r>
           <w:rPr>
             <w:rStyle w:val="Hyperlink"/>
           </w:rPr>
-          <w:t>https://pypi.org/project/selenium/</w:t>
+          <w:t>https://pypi.org/project/beautifulsoup4/</w:t>
         </w:r>
       </w:hyperlink>
       <w:r>
@@ -7269,14 +9003,14 @@
         </w:numPr>
       </w:pPr>
       <w:r>
-        <w:t xml:space="preserve">Pypi. (n.d. -d). schedule 1.2.2. Pypi. </w:t>
-      </w:r>
-      <w:hyperlink r:id="rId43" w:history="1">
+        <w:t xml:space="preserve">Pypi. (n.d. -c). selenium 4.33.0. Pypi. </w:t>
+      </w:r>
+      <w:hyperlink r:id="rId48" w:history="1">
         <w:r>
           <w:rPr>
             <w:rStyle w:val="Hyperlink"/>
           </w:rPr>
-          <w:t>https://pypi.org/project/schedule/</w:t>
+          <w:t>https://pypi.org/project/selenium/</w:t>
         </w:r>
       </w:hyperlink>
       <w:r>
@@ -7292,14 +9026,14 @@
         </w:numPr>
       </w:pPr>
       <w:r>
-        <w:t xml:space="preserve">Python Documentation. (n.d.). csv – CSV File Reading and Writing. Python. </w:t>
-      </w:r>
-      <w:hyperlink r:id="rId44" w:history="1">
+        <w:t xml:space="preserve">Pypi. (n.d. -d). schedule 1.2.2. Pypi. </w:t>
+      </w:r>
+      <w:hyperlink r:id="rId49" w:history="1">
         <w:r>
           <w:rPr>
             <w:rStyle w:val="Hyperlink"/>
           </w:rPr>
-          <w:t>https://docs.python.org/3/library/csv.html</w:t>
+          <w:t>https://pypi.org/project/schedule/</w:t>
         </w:r>
       </w:hyperlink>
       <w:r>
@@ -7315,9 +9049,17 @@
         </w:numPr>
       </w:pPr>
       <w:r>
-        <w:t xml:space="preserve">Pypi. (n.d. -e). mysql-connector-python 9.3.0. Pypi. </w:t>
-      </w:r>
-      <w:hyperlink r:id="rId45" w:history="1">
+        <w:t xml:space="preserve">Pypi. (n.d. -e). </w:t>
+      </w:r>
+      <w:proofErr w:type="spellStart"/>
+      <w:r>
+        <w:t>mysql</w:t>
+      </w:r>
+      <w:proofErr w:type="spellEnd"/>
+      <w:r>
+        <w:t xml:space="preserve">-connector-python 9.3.0. Pypi. </w:t>
+      </w:r>
+      <w:hyperlink r:id="rId50" w:history="1">
         <w:r>
           <w:rPr>
             <w:rStyle w:val="Hyperlink"/>
@@ -7338,14 +9080,20 @@
         </w:numPr>
       </w:pPr>
       <w:r>
-        <w:t xml:space="preserve">Raneri, P., Montag, C., Rozgonjuk, D., Satel, J., &amp; Pontes, H. (2022, June). The role of microtransactions in Internet Gaming Disorder and Gambling Disorder: A preregistered systematic review. Addictive Behaviors Reports. 15, 100415. </w:t>
-      </w:r>
-      <w:hyperlink r:id="rId46" w:history="1">
+        <w:t>Python Documentation. (n.d.</w:t>
+      </w:r>
+      <w:r>
+        <w:t xml:space="preserve"> -a</w:t>
+      </w:r>
+      <w:r>
+        <w:t xml:space="preserve">). csv – CSV File Reading and Writing. Python. </w:t>
+      </w:r>
+      <w:hyperlink r:id="rId51" w:history="1">
         <w:r>
           <w:rPr>
             <w:rStyle w:val="Hyperlink"/>
           </w:rPr>
-          <w:t>https://doi.org/10.1016/j.abrep.2022.100415</w:t>
+          <w:t>https://docs.python.org/3/library/csv.html</w:t>
         </w:r>
       </w:hyperlink>
       <w:r>
@@ -7361,14 +9109,23 @@
         </w:numPr>
       </w:pPr>
       <w:r>
-        <w:t xml:space="preserve">Requests Documentation. (n.d.). Quickstartn. Requests Documentation. </w:t>
-      </w:r>
-      <w:hyperlink r:id="rId47" w:history="1">
+        <w:t>Python Documentation. (n.d.</w:t>
+      </w:r>
+      <w:r>
+        <w:t xml:space="preserve"> -b</w:t>
+      </w:r>
+      <w:r>
+        <w:t xml:space="preserve">). </w:t>
+      </w:r>
+      <w:r>
+        <w:t xml:space="preserve">Unicode HOWTO. Python. </w:t>
+      </w:r>
+      <w:hyperlink r:id="rId52" w:history="1">
         <w:r>
           <w:rPr>
             <w:rStyle w:val="Hyperlink"/>
           </w:rPr>
-          <w:t>https://requests.readthedocs.io/en/latest/user/quickstart/</w:t>
+          <w:t>https://docs.python.org/3/howto/unicode.html</w:t>
         </w:r>
       </w:hyperlink>
       <w:r>
@@ -7384,14 +9141,22 @@
         </w:numPr>
       </w:pPr>
       <w:r>
-        <w:t xml:space="preserve">Samuli, K. (2022, January 19th). Pricing economics of video games: a panel data study on the effects of versioning on revenue. University of Oulu Repository. </w:t>
-      </w:r>
-      <w:hyperlink r:id="rId48" w:history="1">
+        <w:t xml:space="preserve">Raneri, P., Montag, C., Rozgonjuk, D., Satel, J., &amp; Pontes, H. (2022, June). The role of microtransactions in Internet Gaming Disorder and Gambling Disorder: A preregistered systematic review. Addictive </w:t>
+      </w:r>
+      <w:proofErr w:type="spellStart"/>
+      <w:r>
+        <w:t>Behaviors</w:t>
+      </w:r>
+      <w:proofErr w:type="spellEnd"/>
+      <w:r>
+        <w:t xml:space="preserve"> Reports. 15, 100415. </w:t>
+      </w:r>
+      <w:hyperlink r:id="rId53" w:history="1">
         <w:r>
           <w:rPr>
             <w:rStyle w:val="Hyperlink"/>
           </w:rPr>
-          <w:t>https://urn.fi/URN:NBN:fi:oulu-202201191079</w:t>
+          <w:t>https://doi.org/10.1016/j.abrep.2022.100415</w:t>
         </w:r>
       </w:hyperlink>
       <w:r>
@@ -7407,14 +9172,22 @@
         </w:numPr>
       </w:pPr>
       <w:r>
-        <w:t xml:space="preserve">Selenium. (n.d.). Locating Elements. Selenium. </w:t>
-      </w:r>
-      <w:hyperlink r:id="rId49" w:history="1">
+        <w:t xml:space="preserve">Requests Documentation. (n.d.). </w:t>
+      </w:r>
+      <w:proofErr w:type="spellStart"/>
+      <w:r>
+        <w:t>Quickstartn</w:t>
+      </w:r>
+      <w:proofErr w:type="spellEnd"/>
+      <w:r>
+        <w:t xml:space="preserve">. Requests Documentation. </w:t>
+      </w:r>
+      <w:hyperlink r:id="rId54" w:history="1">
         <w:r>
           <w:rPr>
             <w:rStyle w:val="Hyperlink"/>
           </w:rPr>
-          <w:t>https://selenium-python.readthedocs.io/locating-elements.html</w:t>
+          <w:t>https://requests.readthedocs.io/en/latest/user/quickstart/</w:t>
         </w:r>
       </w:hyperlink>
       <w:r>
@@ -7430,14 +9203,14 @@
         </w:numPr>
       </w:pPr>
       <w:r>
-        <w:t xml:space="preserve">ScrapeOps. (n.d.). How To Scroll Infinite Pages in Python. ScrapeOps. </w:t>
-      </w:r>
-      <w:hyperlink r:id="rId50" w:history="1">
+        <w:t xml:space="preserve">Samuli, K. (2022, January 19th). Pricing economics of video games: a panel data study on the effects of versioning on revenue. University of Oulu Repository. </w:t>
+      </w:r>
+      <w:hyperlink r:id="rId55" w:history="1">
         <w:r>
           <w:rPr>
             <w:rStyle w:val="Hyperlink"/>
           </w:rPr>
-          <w:t>https://scrapeops.io/python-web-scraping-playbook/python-scroll-infinite-pages/</w:t>
+          <w:t>https://urn.fi/URN:NBN:fi:oulu-202201191079</w:t>
         </w:r>
       </w:hyperlink>
       <w:r>
@@ -7453,16 +9226,18 @@
         </w:numPr>
       </w:pPr>
       <w:r>
-        <w:t>Smith, Vincent. (2019). Go Web Scraping Quick Start Guide (1</w:t>
-      </w:r>
-      <w:r>
-        <w:rPr>
-          <w:vertAlign w:val="superscript"/>
-        </w:rPr>
-        <w:t>st</w:t>
-      </w:r>
-      <w:r>
-        <w:t xml:space="preserve"> Edition). Packt Publishing.</w:t>
+        <w:t xml:space="preserve">Selenium. (n.d.). Locating Elements. Selenium. </w:t>
+      </w:r>
+      <w:hyperlink r:id="rId56" w:history="1">
+        <w:r>
+          <w:rPr>
+            <w:rStyle w:val="Hyperlink"/>
+          </w:rPr>
+          <w:t>https://selenium-python.readthedocs.io/locating-elements.html</w:t>
+        </w:r>
+      </w:hyperlink>
+      <w:r>
+        <w:t xml:space="preserve"> </w:t>
       </w:r>
     </w:p>
     <w:p>
@@ -7474,14 +9249,14 @@
         </w:numPr>
       </w:pPr>
       <w:r>
-        <w:t xml:space="preserve">Steam. (n.d.). Portal 2. Steam. </w:t>
-      </w:r>
-      <w:hyperlink r:id="rId51" w:history="1">
+        <w:t xml:space="preserve">ScrapeOps. (n.d.). How To Scroll Infinite Pages in Python. ScrapeOps. </w:t>
+      </w:r>
+      <w:hyperlink r:id="rId57" w:history="1">
         <w:r>
           <w:rPr>
             <w:rStyle w:val="Hyperlink"/>
           </w:rPr>
-          <w:t>https://store.steampowered.com/app/620/Portal_2/</w:t>
+          <w:t>https://scrapeops.io/python-web-scraping-playbook/python-scroll-infinite-pages/</w:t>
         </w:r>
       </w:hyperlink>
       <w:r>
@@ -7497,18 +9272,16 @@
         </w:numPr>
       </w:pPr>
       <w:r>
-        <w:t xml:space="preserve">Steamworks. (n.d.). Steam Direct (Joining The Steamworks Distribution Program). Steam. </w:t>
-      </w:r>
-      <w:hyperlink r:id="rId52" w:history="1">
-        <w:r>
-          <w:rPr>
-            <w:rStyle w:val="Hyperlink"/>
-          </w:rPr>
-          <w:t>https://partner.steamgames.com/steamdirect</w:t>
-        </w:r>
-      </w:hyperlink>
-      <w:r>
-        <w:t xml:space="preserve"> </w:t>
+        <w:t>Smith, Vincent. (2019). Go Web Scraping Quick Start Guide (1</w:t>
+      </w:r>
+      <w:r>
+        <w:rPr>
+          <w:vertAlign w:val="superscript"/>
+        </w:rPr>
+        <w:t>st</w:t>
+      </w:r>
+      <w:r>
+        <w:t xml:space="preserve"> Edition). Packt Publishing.</w:t>
       </w:r>
     </w:p>
     <w:p>
@@ -7520,14 +9293,14 @@
         </w:numPr>
       </w:pPr>
       <w:r>
-        <w:t xml:space="preserve">Tedboy. (n.d.). Beautiful Soup Documentation. Github. </w:t>
-      </w:r>
-      <w:hyperlink r:id="rId53" w:history="1">
+        <w:t xml:space="preserve">Steam. (n.d.). Portal 2. Steam. </w:t>
+      </w:r>
+      <w:hyperlink r:id="rId58" w:history="1">
         <w:r>
           <w:rPr>
             <w:rStyle w:val="Hyperlink"/>
           </w:rPr>
-          <w:t>https://tedboy.github.io/bs4_doc/</w:t>
+          <w:t>https://store.steampowered.com/app/620/Portal_2/</w:t>
         </w:r>
       </w:hyperlink>
       <w:r>
@@ -7543,14 +9316,22 @@
         </w:numPr>
       </w:pPr>
       <w:r>
-        <w:t xml:space="preserve">United Kingdom. (n.d.). Data protection (The UK’s data protection legislation). United Kingdom. </w:t>
-      </w:r>
-      <w:hyperlink r:id="rId54" w:history="1">
+        <w:t xml:space="preserve">Steamworks. (n.d.). Steam Direct (Joining </w:t>
+      </w:r>
+      <w:proofErr w:type="gramStart"/>
+      <w:r>
+        <w:t>The</w:t>
+      </w:r>
+      <w:proofErr w:type="gramEnd"/>
+      <w:r>
+        <w:t xml:space="preserve"> Steamworks Distribution Program). Steam. </w:t>
+      </w:r>
+      <w:hyperlink r:id="rId59" w:history="1">
         <w:r>
           <w:rPr>
             <w:rStyle w:val="Hyperlink"/>
           </w:rPr>
-          <w:t>https://www.gov.uk/data-protection</w:t>
+          <w:t>https://partner.steamgames.com/steamdirect</w:t>
         </w:r>
       </w:hyperlink>
       <w:r>
@@ -7565,21 +9346,28 @@
           <w:numId w:val="1"/>
         </w:numPr>
       </w:pPr>
-      <w:r>
-        <w:t>UKCS. (n.d.). UK copyright law: An introduction (</w:t>
-      </w:r>
-      <w:r>
-        <w:t>The Copyright, Designs and Patents Act 1988</w:t>
-      </w:r>
-      <w:r>
-        <w:t xml:space="preserve">). The UK Copyright Service. </w:t>
-      </w:r>
-      <w:hyperlink r:id="rId55" w:history="1">
+      <w:proofErr w:type="spellStart"/>
+      <w:r>
+        <w:t>Tedboy</w:t>
+      </w:r>
+      <w:proofErr w:type="spellEnd"/>
+      <w:r>
+        <w:t xml:space="preserve">. (n.d.). Beautiful Soup Documentation. </w:t>
+      </w:r>
+      <w:proofErr w:type="spellStart"/>
+      <w:r>
+        <w:t>Github</w:t>
+      </w:r>
+      <w:proofErr w:type="spellEnd"/>
+      <w:r>
+        <w:t xml:space="preserve">. </w:t>
+      </w:r>
+      <w:hyperlink r:id="rId60" w:history="1">
         <w:r>
           <w:rPr>
             <w:rStyle w:val="Hyperlink"/>
           </w:rPr>
-          <w:t>https://copyrightservice.co.uk/copyright/uk_law_summary</w:t>
+          <w:t>https://tedboy.github.io/bs4_doc/</w:t>
         </w:r>
       </w:hyperlink>
       <w:r>
@@ -7595,7 +9383,18 @@
         </w:numPr>
       </w:pPr>
       <w:r>
-        <w:t xml:space="preserve">Xiao, G. (2021). BAD BOTS: REGULATING THE SCRAPING OF PUBLIC PERSONAL INFORMATION. Harvard Journal of Law &amp; Technology, 34 (2), 701. </w:t>
+        <w:t xml:space="preserve">United Kingdom. (n.d.). Data protection (The UK’s data protection legislation). United Kingdom. </w:t>
+      </w:r>
+      <w:hyperlink r:id="rId61" w:history="1">
+        <w:r>
+          <w:rPr>
+            <w:rStyle w:val="Hyperlink"/>
+          </w:rPr>
+          <w:t>https://www.gov.uk/data-protection</w:t>
+        </w:r>
+      </w:hyperlink>
+      <w:r>
+        <w:t xml:space="preserve"> </w:t>
       </w:r>
     </w:p>
     <w:p>
@@ -7607,15 +9406,62 @@
         </w:numPr>
       </w:pPr>
       <w:r>
+        <w:t>UKCS. (n.d.). UK copyright law: An introduction (</w:t>
+      </w:r>
+      <w:r>
+        <w:t>The Copyright, Designs and Patents Act 1988</w:t>
+      </w:r>
+      <w:r>
+        <w:t xml:space="preserve">). The UK Copyright Service. </w:t>
+      </w:r>
+      <w:hyperlink r:id="rId62" w:history="1">
+        <w:r>
+          <w:rPr>
+            <w:rStyle w:val="Hyperlink"/>
+          </w:rPr>
+          <w:t>https://copyrightservice.co.uk/copyright/uk_law_summary</w:t>
+        </w:r>
+      </w:hyperlink>
+      <w:r>
+        <w:t xml:space="preserve"> </w:t>
+      </w:r>
+    </w:p>
+    <w:p>
+      <w:pPr>
+        <w:pStyle w:val="ListParagraph"/>
+        <w:numPr>
+          <w:ilvl w:val="0"/>
+          <w:numId w:val="1"/>
+        </w:numPr>
+      </w:pPr>
+      <w:r>
+        <w:t xml:space="preserve">Xiao, G. (2021). BAD BOTS: REGULATING THE SCRAPING OF PUBLIC PERSONAL INFORMATION. Harvard Journal of Law &amp; Technology, 34 (2), 701. </w:t>
+      </w:r>
+    </w:p>
+    <w:p>
+      <w:pPr>
+        <w:pStyle w:val="ListParagraph"/>
+        <w:numPr>
+          <w:ilvl w:val="0"/>
+          <w:numId w:val="1"/>
+        </w:numPr>
+      </w:pPr>
+      <w:r>
+        <w:lastRenderedPageBreak/>
         <w:t xml:space="preserve">Zhao, B. (2017). Web Scraping. </w:t>
       </w:r>
-      <w:r>
-        <w:t xml:space="preserve">Encyclopedia </w:t>
+      <w:proofErr w:type="spellStart"/>
+      <w:r>
+        <w:t>Encyclopedia</w:t>
+      </w:r>
+      <w:proofErr w:type="spellEnd"/>
+      <w:r>
+        <w:t xml:space="preserve"> </w:t>
       </w:r>
       <w:r>
         <w:t xml:space="preserve">of Big Data. </w:t>
       </w:r>
-      <w:hyperlink r:id="rId56" w:history="1">
+      <w:hyperlink r:id="rId63" w:history="1">
         <w:r>
           <w:rPr>
             <w:rStyle w:val="Hyperlink"/>
@@ -7632,10 +9478,9 @@
         <w:pStyle w:val="ListParagraph"/>
       </w:pPr>
       <w:r>
-        <w:lastRenderedPageBreak/>
         <w:t xml:space="preserve">ALT: </w:t>
       </w:r>
-      <w:hyperlink r:id="rId57" w:history="1">
+      <w:hyperlink r:id="rId64" w:history="1">
         <w:r>
           <w:rPr>
             <w:rStyle w:val="Hyperlink"/>
@@ -10140,6 +11985,7 @@
   <w:style w:type="character" w:default="1" w:styleId="DefaultParagraphFont">
     <w:name w:val="Default Paragraph Font"/>
     <w:uiPriority w:val="1"/>
+    <w:semiHidden/>
     <w:unhideWhenUsed/>
   </w:style>
   <w:style w:type="table" w:default="1" w:styleId="TableNormal">

--- a/(0) Disertation/Dissertation.docx
+++ b/(0) Disertation/Dissertation.docx
@@ -3482,11 +3482,9 @@
       <w:r>
         <w:t xml:space="preserve"> </w:t>
       </w:r>
-      <w:proofErr w:type="gramStart"/>
-      <w:r>
-        <w:t>With this in mind, this</w:t>
-      </w:r>
-      <w:proofErr w:type="gramEnd"/>
+      <w:r>
+        <w:t>This</w:t>
+      </w:r>
       <w:r>
         <w:t xml:space="preserve"> </w:t>
       </w:r>
@@ -4240,7 +4238,22 @@
     </w:p>
     <w:p>
       <w:r>
-        <w:t>Due to scraping taking data from websites, the scraping program must be made in a way such that it cannot</w:t>
+        <w:t>Because</w:t>
+      </w:r>
+      <w:r>
+        <w:t xml:space="preserve"> </w:t>
+      </w:r>
+      <w:r>
+        <w:t xml:space="preserve">scraping </w:t>
+      </w:r>
+      <w:r>
+        <w:t>tak</w:t>
+      </w:r>
+      <w:r>
+        <w:t xml:space="preserve">es </w:t>
+      </w:r>
+      <w:r>
+        <w:t>data from websites, the scraping program must be made in a way such that it cannot</w:t>
       </w:r>
       <w:r>
         <w:t xml:space="preserve"> take data from an unauthorised source</w:t>
@@ -6640,7 +6653,7 @@
           <w:noProof/>
         </w:rPr>
         <w:drawing>
-          <wp:inline distT="0" distB="0" distL="0" distR="0" wp14:anchorId="40ABE2E5" wp14:editId="1309C562">
+          <wp:inline distT="0" distB="0" distL="0" distR="0" wp14:anchorId="40ABE2E5" wp14:editId="47153206">
             <wp:extent cx="4162425" cy="1246650"/>
             <wp:effectExtent l="38100" t="38100" r="28575" b="29845"/>
             <wp:docPr id="1701288164" name="Picture 2" descr="A computer screen with text on it&#10;&#10;AI-generated content may be incorrect."/>
@@ -6981,7 +6994,7 @@
           <w:noProof/>
         </w:rPr>
         <w:drawing>
-          <wp:inline distT="0" distB="0" distL="0" distR="0" wp14:anchorId="5F05F26C" wp14:editId="1E508BA4">
+          <wp:inline distT="0" distB="0" distL="0" distR="0" wp14:anchorId="5F05F26C" wp14:editId="2B4D146C">
             <wp:extent cx="5731510" cy="637540"/>
             <wp:effectExtent l="38100" t="38100" r="40640" b="29210"/>
             <wp:docPr id="1908628895" name="Picture 2"/>
@@ -7425,7 +7438,7 @@
           <w:noProof/>
         </w:rPr>
         <w:drawing>
-          <wp:inline distT="0" distB="0" distL="0" distR="0" wp14:anchorId="1F65946C" wp14:editId="34F46196">
+          <wp:inline distT="0" distB="0" distL="0" distR="0" wp14:anchorId="1F65946C" wp14:editId="2EB6865B">
             <wp:extent cx="5731510" cy="530860"/>
             <wp:effectExtent l="38100" t="38100" r="40640" b="40640"/>
             <wp:docPr id="1929413245" name="Picture 5"/>
@@ -8380,10 +8393,7 @@
       </w:pPr>
       <w:bookmarkStart w:id="42" w:name="_Toc203070835"/>
       <w:r>
-        <w:t>Scraping Program</w:t>
-      </w:r>
-      <w:r>
-        <w:t xml:space="preserve"> &amp; Data Analysis</w:t>
+        <w:t>Data Analysis</w:t>
       </w:r>
       <w:bookmarkEnd w:id="42"/>
     </w:p>

--- a/(0) Disertation/Dissertation.docx
+++ b/(0) Disertation/Dissertation.docx
@@ -3458,26 +3458,10 @@
     </w:p>
     <w:p>
       <w:r>
-        <w:t xml:space="preserve">When searching for new video games, it can be hard for uses to find games that they might be interested </w:t>
-      </w:r>
-      <w:proofErr w:type="gramStart"/>
-      <w:r>
-        <w:t>in</w:t>
-      </w:r>
-      <w:proofErr w:type="gramEnd"/>
-      <w:r>
-        <w:t xml:space="preserve"> and it can be hard for businesses to </w:t>
-      </w:r>
-      <w:r>
-        <w:t xml:space="preserve">reach new users. To help with this, using publicly data from the internet, a database could be built that, with a user interface such as a web application, could help users find games they are interested in that are </w:t>
-      </w:r>
-      <w:proofErr w:type="gramStart"/>
-      <w:r>
-        <w:t>similar to</w:t>
-      </w:r>
-      <w:proofErr w:type="gramEnd"/>
-      <w:r>
-        <w:t xml:space="preserve"> ones they already like.</w:t>
+        <w:t xml:space="preserve">When searching for new video games, it can be hard for uses to find games that they might be interested in and it can be hard for businesses to </w:t>
+      </w:r>
+      <w:r>
+        <w:t>reach new users. To help with this, using publicly data from the internet, a database could be built that, with a user interface such as a web application, could help users find games they are interested in that are similar to ones they already like.</w:t>
       </w:r>
       <w:r>
         <w:t xml:space="preserve"> </w:t>
@@ -3489,23 +3473,7 @@
         <w:t xml:space="preserve"> </w:t>
       </w:r>
       <w:r>
-        <w:t xml:space="preserve">project aims to create a web application that </w:t>
-      </w:r>
-      <w:proofErr w:type="gramStart"/>
-      <w:r>
-        <w:t>is able to</w:t>
-      </w:r>
-      <w:proofErr w:type="gramEnd"/>
-      <w:r>
-        <w:t xml:space="preserve"> help users find video games they may be interested in </w:t>
-      </w:r>
-      <w:proofErr w:type="gramStart"/>
-      <w:r>
-        <w:t>through the use of</w:t>
-      </w:r>
-      <w:proofErr w:type="gramEnd"/>
-      <w:r>
-        <w:t xml:space="preserve"> a tagging system. </w:t>
+        <w:t xml:space="preserve">project aims to create a web application that is able to help users find video games they may be interested in through the use of a tagging system. </w:t>
       </w:r>
     </w:p>
     <w:p>
@@ -3888,39 +3856,7 @@
         <w:t xml:space="preserve"> collect any personal information from any users, data privacy will still be considered by investigating the GDPR and its UK equivalent.</w:t>
       </w:r>
       <w:r>
-        <w:t xml:space="preserve"> However, this problem is not only limited to users’ personal data, but companies’ data as well along with scrapers potentially violating a company’s terms of service (Zhao, 2017). However, Zhao (2017) argues that it is difficult to prove the data’s copyright due to “only a specific section of the data [being] legally protected”, while arguing that terms of service fall into a “</w:t>
-      </w:r>
-      <w:proofErr w:type="spellStart"/>
-      <w:r>
-        <w:t>gray</w:t>
-      </w:r>
-      <w:proofErr w:type="spellEnd"/>
-      <w:r>
-        <w:t xml:space="preserve"> area”. Nonetheless, </w:t>
-      </w:r>
-      <w:proofErr w:type="gramStart"/>
-      <w:r>
-        <w:t>all of</w:t>
-      </w:r>
-      <w:proofErr w:type="gramEnd"/>
-      <w:r>
-        <w:t xml:space="preserve"> the data scraped in this project should have its source saved and, </w:t>
-      </w:r>
-      <w:proofErr w:type="gramStart"/>
-      <w:r>
-        <w:t>in</w:t>
-      </w:r>
-      <w:proofErr w:type="gramEnd"/>
-      <w:r>
-        <w:t xml:space="preserve"> the website, linked to </w:t>
-      </w:r>
-      <w:proofErr w:type="gramStart"/>
-      <w:r>
-        <w:t>in order to</w:t>
-      </w:r>
-      <w:proofErr w:type="gramEnd"/>
-      <w:r>
-        <w:t xml:space="preserve"> show that the data is from the target website and not from another source.</w:t>
+        <w:t xml:space="preserve"> However, this problem is not only limited to users’ personal data, but companies’ data as well along with scrapers potentially violating a company’s terms of service (Zhao, 2017). However, Zhao (2017) argues that it is difficult to prove the data’s copyright due to “only a specific section of the data [being] legally protected”, while arguing that terms of service fall into a “gray area”. Nonetheless, all of the data scraped in this project should have its source saved and, in the website, linked to in order to show that the data is from the target website and not from another source.</w:t>
       </w:r>
     </w:p>
     <w:p>
@@ -4205,15 +4141,7 @@
         <w:t xml:space="preserve">their email </w:t>
       </w:r>
       <w:r>
-        <w:t xml:space="preserve">at any </w:t>
-      </w:r>
-      <w:proofErr w:type="gramStart"/>
-      <w:r>
-        <w:t>time</w:t>
-      </w:r>
-      <w:proofErr w:type="gramEnd"/>
-      <w:r>
-        <w:t xml:space="preserve"> and </w:t>
+        <w:t xml:space="preserve">at any time and </w:t>
       </w:r>
       <w:r>
         <w:t xml:space="preserve">they should be able </w:t>
@@ -4292,15 +4220,7 @@
     </w:p>
     <w:p>
       <w:r>
-        <w:t xml:space="preserve">Once a person creates something, they have copyright over their creation for </w:t>
-      </w:r>
-      <w:proofErr w:type="gramStart"/>
-      <w:r>
-        <w:t>a number of</w:t>
-      </w:r>
-      <w:proofErr w:type="gramEnd"/>
-      <w:r>
-        <w:t xml:space="preserve"> years depending on what kind of creation it is (for example, literary, dramatic, musical or artistic works have a copyright of 70 years, while sound recordings have 50 years instead). This copyright gives the person the right to control how their work is used and allows them to object to distortions of their work due to being identified as the author</w:t>
+        <w:t>Once a person creates something, they have copyright over their creation for a number of years depending on what kind of creation it is (for example, literary, dramatic, musical or artistic works have a copyright of 70 years, while sound recordings have 50 years instead). This copyright gives the person the right to control how their work is used and allows them to object to distortions of their work due to being identified as the author</w:t>
       </w:r>
       <w:r>
         <w:t xml:space="preserve"> (UKCS, n.d.)</w:t>
@@ -4815,15 +4735,7 @@
         <w:t xml:space="preserve"> or ethical issues. However, the main target for this program is the online video game distributor known as Steam. However, </w:t>
       </w:r>
       <w:r>
-        <w:t xml:space="preserve">when publishing a video game on Steam through the user of “Steamworks”, the author must build their video game’s store page. The only part Steam does in the creation of this store page is that they review it after submission </w:t>
-      </w:r>
-      <w:proofErr w:type="gramStart"/>
-      <w:r>
-        <w:t>in order to</w:t>
-      </w:r>
-      <w:proofErr w:type="gramEnd"/>
-      <w:r>
-        <w:t xml:space="preserve"> confirm that it is working and not harmful (Steamworks, n.d.). Because this information is submitted by the author themselves, this project assumes that each page contains mostly accurate information about the video games themselves.</w:t>
+        <w:t>when publishing a video game on Steam through the user of “Steamworks”, the author must build their video game’s store page. The only part Steam does in the creation of this store page is that they review it after submission in order to confirm that it is working and not harmful (Steamworks, n.d.). Because this information is submitted by the author themselves, this project assumes that each page contains mostly accurate information about the video games themselves.</w:t>
       </w:r>
       <w:r>
         <w:t xml:space="preserve"> Missing or erroneous information will be fixed after scraping through normalisation.</w:t>
@@ -5209,15 +5121,7 @@
     </w:p>
     <w:p>
       <w:r>
-        <w:t xml:space="preserve">Overall, the main goal of this project is to create a website that allows for users to search for video games </w:t>
-      </w:r>
-      <w:proofErr w:type="gramStart"/>
-      <w:r>
-        <w:t>similar to</w:t>
-      </w:r>
-      <w:proofErr w:type="gramEnd"/>
-      <w:r>
-        <w:t xml:space="preserve"> ones they already like. To achieve this, this project will be split into the following parts which can be seen in the above diagram:</w:t>
+        <w:t>Overall, the main goal of this project is to create a website that allows for users to search for video games similar to ones they already like. To achieve this, this project will be split into the following parts which can be seen in the above diagram:</w:t>
       </w:r>
     </w:p>
     <w:p>
@@ -5229,15 +5133,7 @@
         </w:numPr>
       </w:pPr>
       <w:r>
-        <w:t>Scraping program: As previously described, this program will go over the target website (in this case, Steam</w:t>
-      </w:r>
-      <w:proofErr w:type="gramStart"/>
-      <w:r>
-        <w:t>), and</w:t>
-      </w:r>
-      <w:proofErr w:type="gramEnd"/>
-      <w:r>
-        <w:t xml:space="preserve"> collect data about various video games. This should be limited to low number of video games to avoid affecting Steam with high amounts of traffic and to avoid the possibility of running out of storage or the program taking too long.</w:t>
+        <w:t>Scraping program: As previously described, this program will go over the target website (in this case, Steam), and collect data about various video games. This should be limited to low number of video games to avoid affecting Steam with high amounts of traffic and to avoid the possibility of running out of storage or the program taking too long.</w:t>
       </w:r>
     </w:p>
     <w:p>
@@ -5494,15 +5390,7 @@
         <w:t xml:space="preserve">in a programmatic way </w:t>
       </w:r>
       <w:r>
-        <w:t xml:space="preserve">which allows for web scraping like the </w:t>
-      </w:r>
-      <w:proofErr w:type="gramStart"/>
-      <w:r>
-        <w:t>requests</w:t>
-      </w:r>
-      <w:proofErr w:type="gramEnd"/>
-      <w:r>
-        <w:t xml:space="preserve"> library but i</w:t>
+        <w:t>which allows for web scraping like the requests library but i</w:t>
       </w:r>
       <w:r>
         <w:t>n a browser instead of just a HTML</w:t>
@@ -5561,7 +5449,6 @@
       <w:r>
         <w:t xml:space="preserve">For the scraping program itself, the target website must have a page that lists </w:t>
       </w:r>
-      <w:proofErr w:type="gramStart"/>
       <w:r>
         <w:rPr>
           <w:i/>
@@ -5570,11 +5457,7 @@
         <w:t>all</w:t>
       </w:r>
       <w:r>
-        <w:t xml:space="preserve"> of</w:t>
-      </w:r>
-      <w:proofErr w:type="gramEnd"/>
-      <w:r>
-        <w:t xml:space="preserve"> its games. Using this page, the following should be done for each game in the list:</w:t>
+        <w:t xml:space="preserve"> of its games. Using this page, the following should be done for each game in the list:</w:t>
       </w:r>
     </w:p>
     <w:p>
@@ -5654,15 +5537,7 @@
         <w:t xml:space="preserve"> is necessary for when each video game is put on the website.</w:t>
       </w:r>
       <w:r>
-        <w:t xml:space="preserve"> The title can be found on both </w:t>
-      </w:r>
-      <w:proofErr w:type="gramStart"/>
-      <w:r>
-        <w:t>the all</w:t>
-      </w:r>
-      <w:proofErr w:type="gramEnd"/>
-      <w:r>
-        <w:t xml:space="preserve"> games page and on each game’s page as well.</w:t>
+        <w:t xml:space="preserve"> The title can be found on both the all games page and on each game’s page as well.</w:t>
       </w:r>
     </w:p>
     <w:p>
@@ -5816,15 +5691,7 @@
         <w:t>, as shown above, have multiple developers</w:t>
       </w:r>
       <w:r>
-        <w:t xml:space="preserve"> separated by commas. Data analysis can be done on the developers to determine, for example, the developer with most expensive games. This will be included </w:t>
-      </w:r>
-      <w:proofErr w:type="gramStart"/>
-      <w:r>
-        <w:t>in</w:t>
-      </w:r>
-      <w:proofErr w:type="gramEnd"/>
-      <w:r>
-        <w:t xml:space="preserve"> the website.</w:t>
+        <w:t xml:space="preserve"> separated by commas. Data analysis can be done on the developers to determine, for example, the developer with most expensive games. This will be included in the website.</w:t>
       </w:r>
     </w:p>
     <w:p>
@@ -5836,15 +5703,7 @@
         </w:numPr>
       </w:pPr>
       <w:r>
-        <w:t xml:space="preserve">Publisher(s). The company or companies that help to publish each game. As with the developers, some games have multiple publishers. This will be used for data analysis for the same reason as the developers. This will be included </w:t>
-      </w:r>
-      <w:proofErr w:type="gramStart"/>
-      <w:r>
-        <w:t>in</w:t>
-      </w:r>
-      <w:proofErr w:type="gramEnd"/>
-      <w:r>
-        <w:t xml:space="preserve"> the website.</w:t>
+        <w:t>Publisher(s). The company or companies that help to publish each game. As with the developers, some games have multiple publishers. This will be used for data analysis for the same reason as the developers. This will be included in the website.</w:t>
       </w:r>
     </w:p>
     <w:p>
@@ -5861,24 +5720,11 @@
       <w:r>
         <w:t xml:space="preserve">user </w:t>
       </w:r>
-      <w:proofErr w:type="gramStart"/>
-      <w:r>
-        <w:t>describe</w:t>
-      </w:r>
-      <w:proofErr w:type="gramEnd"/>
-      <w:r>
-        <w:t xml:space="preserve"> the content of each video game.</w:t>
-      </w:r>
-      <w:r>
-        <w:t xml:space="preserve"> This will mostly be useful </w:t>
-      </w:r>
-      <w:proofErr w:type="gramStart"/>
-      <w:r>
-        <w:t>in</w:t>
-      </w:r>
-      <w:proofErr w:type="gramEnd"/>
-      <w:r>
-        <w:t xml:space="preserve"> the website but will still be used in data analysis.</w:t>
+      <w:r>
+        <w:t>describe the content of each video game.</w:t>
+      </w:r>
+      <w:r>
+        <w:t xml:space="preserve"> This will mostly be useful in the website but will still be used in data analysis.</w:t>
       </w:r>
     </w:p>
     <w:p>
@@ -6122,15 +5968,7 @@
         <w:t xml:space="preserve">. </w:t>
       </w:r>
       <w:r>
-        <w:t xml:space="preserve">This library allows Python to communicate with a MySQL database through an API which allows for the database to be connected to and, </w:t>
-      </w:r>
-      <w:proofErr w:type="gramStart"/>
-      <w:r>
-        <w:t>through the use of</w:t>
-      </w:r>
-      <w:proofErr w:type="gramEnd"/>
-      <w:r>
-        <w:t xml:space="preserve"> a cursor, allows for the execution of SQL commands on the database</w:t>
+        <w:t>This library allows Python to communicate with a MySQL database through an API which allows for the database to be connected to and, through the use of a cursor, allows for the execution of SQL commands on the database</w:t>
       </w:r>
       <w:r>
         <w:t xml:space="preserve"> (Pypi, n.d. -e)</w:t>
@@ -6234,15 +6072,7 @@
     </w:p>
     <w:p>
       <w:r>
-        <w:t xml:space="preserve">Above is a plan for the database. In it, the green boxes are regular tables that define different bits of data. The purple boxes, however, are link tables which describe how the data in two or more tables are linked. At the most basic level, the link tables hold the ids of the columns that are linked. For example, a user in the user table linked to their review in the review table will have a column in the </w:t>
-      </w:r>
-      <w:proofErr w:type="spellStart"/>
-      <w:r>
-        <w:t>link_user_review</w:t>
-      </w:r>
-      <w:proofErr w:type="spellEnd"/>
-      <w:r>
-        <w:t xml:space="preserve"> table that holds the user’s ID and their review’s ID. </w:t>
+        <w:t xml:space="preserve">Above is a plan for the database. In it, the green boxes are regular tables that define different bits of data. The purple boxes, however, are link tables which describe how the data in two or more tables are linked. At the most basic level, the link tables hold the ids of the columns that are linked. For example, a user in the user table linked to their review in the review table will have a column in the link_user_review table that holds the user’s ID and their review’s ID. </w:t>
       </w:r>
     </w:p>
     <w:p>
@@ -6361,68 +6191,12 @@
     </w:p>
     <w:p>
       <w:r>
-        <w:t xml:space="preserve">Before writing the actual scraping program, two practice scraping programs were made. One with the requests and Beautifulsoup libraries and the other with the selenium library. Primarily, this was to learn how </w:t>
-      </w:r>
-      <w:proofErr w:type="gramStart"/>
-      <w:r>
-        <w:t>all of</w:t>
-      </w:r>
-      <w:proofErr w:type="gramEnd"/>
-      <w:r>
-        <w:t xml:space="preserve"> those libraries work and how best to write them, but it also helped to show which was faster. For both practice programs, the special “All Pages” wiki page on Wikipedia was used. This page lists </w:t>
-      </w:r>
-      <w:proofErr w:type="gramStart"/>
-      <w:r>
-        <w:t>all of</w:t>
-      </w:r>
-      <w:proofErr w:type="gramEnd"/>
-      <w:r>
-        <w:t xml:space="preserve"> the wikis on the website as links. Due to this, both practice programs went through this wiki and then to each link and collected the data from each wiki page.</w:t>
-      </w:r>
-    </w:p>
-    <w:p>
-      <w:r>
-        <w:t xml:space="preserve">The page that lists </w:t>
-      </w:r>
-      <w:proofErr w:type="gramStart"/>
-      <w:r>
-        <w:t>all of</w:t>
-      </w:r>
-      <w:proofErr w:type="gramEnd"/>
-      <w:r>
-        <w:t xml:space="preserve"> the wikis is split into multiple pages, and on each page is a link to a single wiki page. Due to this, both programs get the HTML and search for a divider element with the class of “mw-</w:t>
-      </w:r>
-      <w:proofErr w:type="spellStart"/>
-      <w:r>
-        <w:t>allpages</w:t>
-      </w:r>
-      <w:proofErr w:type="spellEnd"/>
-      <w:r>
-        <w:t xml:space="preserve">-nav” which holds </w:t>
-      </w:r>
-      <w:proofErr w:type="gramStart"/>
-      <w:r>
-        <w:t>all of</w:t>
-      </w:r>
-      <w:proofErr w:type="gramEnd"/>
-      <w:r>
-        <w:t xml:space="preserve"> the links. From there, </w:t>
-      </w:r>
-      <w:proofErr w:type="gramStart"/>
-      <w:r>
-        <w:t>all of</w:t>
-      </w:r>
-      <w:proofErr w:type="gramEnd"/>
-      <w:r>
-        <w:t xml:space="preserve"> the links are looped </w:t>
-      </w:r>
-      <w:proofErr w:type="gramStart"/>
-      <w:r>
-        <w:t>through</w:t>
-      </w:r>
-      <w:proofErr w:type="gramEnd"/>
-      <w:r>
-        <w:t xml:space="preserve"> and both programs visit the pages they hold. Once on each page, three elements are found, with those being:</w:t>
+        <w:t>Before writing the actual scraping program, two practice scraping programs were made. One with the requests and Beautifulsoup libraries and the other with the selenium library. Primarily, this was to learn how all of those libraries work and how best to write them, but it also helped to show which was faster. For both practice programs, the special “All Pages” wiki page on Wikipedia was used. This page lists all of the wikis on the website as links. Due to this, both practice programs went through this wiki and then to each link and collected the data from each wiki page.</w:t>
+      </w:r>
+    </w:p>
+    <w:p>
+      <w:r>
+        <w:t>The page that lists all of the wikis is split into multiple pages, and on each page is a link to a single wiki page. Due to this, both programs get the HTML and search for a divider element with the class of “mw-allpages-nav” which holds all of the links. From there, all of the links are looped through and both programs visit the pages they hold. Once on each page, three elements are found, with those being:</w:t>
       </w:r>
     </w:p>
     <w:p>
@@ -6434,15 +6208,7 @@
         </w:numPr>
       </w:pPr>
       <w:r>
-        <w:t>The title. This is sometimes a span element with the class of “mw-page-title-main” and other times it is instead a “h1” element with the id of “</w:t>
-      </w:r>
-      <w:proofErr w:type="spellStart"/>
-      <w:r>
-        <w:t>firstHeading</w:t>
-      </w:r>
-      <w:proofErr w:type="spellEnd"/>
-      <w:r>
-        <w:t>”.</w:t>
+        <w:t>The title. This is sometimes a span element with the class of “mw-page-title-main” and other times it is instead a “h1” element with the id of “firstHeading”.</w:t>
       </w:r>
     </w:p>
     <w:p>
@@ -6480,42 +6246,10 @@
     </w:p>
     <w:p>
       <w:r>
-        <w:t xml:space="preserve">Along with these elements, the page’s URL is also saved and after looping through </w:t>
-      </w:r>
-      <w:proofErr w:type="gramStart"/>
-      <w:r>
-        <w:t>all of</w:t>
-      </w:r>
-      <w:proofErr w:type="gramEnd"/>
-      <w:r>
-        <w:t xml:space="preserve"> the pages, both programs return to </w:t>
-      </w:r>
-      <w:proofErr w:type="gramStart"/>
-      <w:r>
-        <w:t>the all</w:t>
-      </w:r>
-      <w:proofErr w:type="gramEnd"/>
-      <w:r>
-        <w:t xml:space="preserve"> wikis page and search for a link that contains the text “Next page” and go to the next all wikis </w:t>
-      </w:r>
-      <w:proofErr w:type="gramStart"/>
-      <w:r>
-        <w:t>page</w:t>
-      </w:r>
-      <w:proofErr w:type="gramEnd"/>
-      <w:r>
-        <w:t xml:space="preserve">. </w:t>
-      </w:r>
-      <w:r>
-        <w:t xml:space="preserve">After doing this for a certain </w:t>
-      </w:r>
-      <w:proofErr w:type="gramStart"/>
-      <w:r>
-        <w:t>amount</w:t>
-      </w:r>
-      <w:proofErr w:type="gramEnd"/>
-      <w:r>
-        <w:t xml:space="preserve"> of pages specified at the start of the code, both programs save the list containing each page’s elements to a CSV file</w:t>
+        <w:t xml:space="preserve">Along with these elements, the page’s URL is also saved and after looping through all of the pages, both programs return to the all wikis page and search for a link that contains the text “Next page” and go to the next all wikis page. </w:t>
+      </w:r>
+      <w:r>
+        <w:t>After doing this for a certain amount of pages specified at the start of the code, both programs save the list containing each page’s elements to a CSV file</w:t>
       </w:r>
       <w:r>
         <w:t xml:space="preserve"> using the CSV library.</w:t>
@@ -6623,15 +6357,7 @@
         <w:t>elements could be found with the “find all” method (after initialising beautiful soup on a request’s HTML) which returns all instances of the element requested</w:t>
       </w:r>
       <w:r>
-        <w:t xml:space="preserve"> (of which elements with specific classes or ids can be requested with the </w:t>
-      </w:r>
-      <w:proofErr w:type="spellStart"/>
-      <w:r>
-        <w:t>attrs</w:t>
-      </w:r>
-      <w:proofErr w:type="spellEnd"/>
-      <w:r>
-        <w:t xml:space="preserve"> attribute)</w:t>
+        <w:t xml:space="preserve"> (of which elements with specific classes or ids can be requested with the attrs attribute)</w:t>
       </w:r>
       <w:r>
         <w:t xml:space="preserve"> which can then be looped through to handle child elements</w:t>
@@ -6728,15 +6454,7 @@
     </w:p>
     <w:p>
       <w:r>
-        <w:t xml:space="preserve">However, from experimentation, Beautiful Soup does not allow for further searches on elements returned from a search. This </w:t>
-      </w:r>
-      <w:proofErr w:type="gramStart"/>
-      <w:r>
-        <w:t>lead</w:t>
-      </w:r>
-      <w:proofErr w:type="gramEnd"/>
-      <w:r>
-        <w:t xml:space="preserve"> to the multiple nested for loops shown above which were simply trying to find the contents elements of each page. Allowing for another search would have made this egregious looping unneeded.</w:t>
+        <w:t>However, from experimentation, Beautiful Soup does not allow for further searches on elements returned from a search. This lead to the multiple nested for loops shown above which were simply trying to find the contents elements of each page. Allowing for another search would have made this egregious looping unneeded.</w:t>
       </w:r>
     </w:p>
     <w:p>
@@ -6835,15 +6553,7 @@
     </w:p>
     <w:p>
       <w:r>
-        <w:t xml:space="preserve">For the selenium program (using the Firefox web browser), the code is quite </w:t>
-      </w:r>
-      <w:proofErr w:type="gramStart"/>
-      <w:r>
-        <w:t>similar to</w:t>
-      </w:r>
-      <w:proofErr w:type="gramEnd"/>
-      <w:r>
-        <w:t xml:space="preserve"> beautiful soup. Selenium allows for the search of elements through different tag attributes rather than searching for a specific element like in beautiful soup</w:t>
+        <w:t>For the selenium program (using the Firefox web browser), the code is quite similar to beautiful soup. Selenium allows for the search of elements through different tag attributes rather than searching for a specific element like in beautiful soup</w:t>
       </w:r>
       <w:r>
         <w:t xml:space="preserve"> (Selenium)</w:t>
@@ -6863,15 +6573,7 @@
         <w:t xml:space="preserve">However, while this makes Selenium a good option for scraping, there is one major issue with its use. It takes a lot longer to scrape than the requests library. </w:t>
       </w:r>
       <w:r>
-        <w:t xml:space="preserve">Using the time library, both programs were timed on how long it took them to scrape the links from five pages of </w:t>
-      </w:r>
-      <w:proofErr w:type="gramStart"/>
-      <w:r>
-        <w:t>the all</w:t>
-      </w:r>
-      <w:proofErr w:type="gramEnd"/>
-      <w:r>
-        <w:t xml:space="preserve"> pages wiki. </w:t>
+        <w:t xml:space="preserve">Using the time library, both programs were timed on how long it took them to scrape the links from five pages of the all pages wiki. </w:t>
       </w:r>
       <w:r>
         <w:t xml:space="preserve">The Beautiful Soup program took 220 seconds (about 3 minutes), while the Selenium program took 1606 seconds (about 26 minutes). </w:t>
@@ -7527,15 +7229,7 @@
         <w:t xml:space="preserve">Though the XHR URL </w:t>
       </w:r>
       <w:r>
-        <w:t>returned the data as a JSON file, the JSON method of the requests library which decodes JSON for it to be used like a dictionary in Python (Requests Documentation, n.d.). From this, the HTML could be accessed with the key of “</w:t>
-      </w:r>
-      <w:proofErr w:type="spellStart"/>
-      <w:r>
-        <w:t>results_html</w:t>
-      </w:r>
-      <w:proofErr w:type="spellEnd"/>
-      <w:r>
-        <w:t xml:space="preserve">” which </w:t>
+        <w:t xml:space="preserve">returned the data as a JSON file, the JSON method of the requests library which decodes JSON for it to be used like a dictionary in Python (Requests Documentation, n.d.). From this, the HTML could be accessed with the key of “results_html” which </w:t>
       </w:r>
       <w:r>
         <w:t xml:space="preserve">finally </w:t>
@@ -7644,51 +7338,14 @@
         <w:t xml:space="preserve"> anchor tags mentioned at the beginning of this section are found using </w:t>
       </w:r>
       <w:r>
-        <w:t xml:space="preserve">Beautiful Soup’s </w:t>
-      </w:r>
-      <w:proofErr w:type="spellStart"/>
-      <w:r>
-        <w:t>find_all</w:t>
-      </w:r>
-      <w:proofErr w:type="spellEnd"/>
-      <w:r>
-        <w:t xml:space="preserve"> method which finds the requested elements</w:t>
-      </w:r>
-      <w:r>
-        <w:t xml:space="preserve"> (</w:t>
-      </w:r>
-      <w:proofErr w:type="spellStart"/>
-      <w:r>
-        <w:t>Tedboy</w:t>
-      </w:r>
-      <w:proofErr w:type="spellEnd"/>
-      <w:r>
-        <w:t xml:space="preserve">, n.d.). In this case, the class attribute is included in the search due to the anchors having the </w:t>
-      </w:r>
-      <w:proofErr w:type="spellStart"/>
-      <w:r>
-        <w:t>classname</w:t>
-      </w:r>
-      <w:proofErr w:type="spellEnd"/>
-      <w:r>
-        <w:t xml:space="preserve"> of </w:t>
-      </w:r>
-      <w:r>
-        <w:t>"</w:t>
-      </w:r>
-      <w:proofErr w:type="spellStart"/>
-      <w:r>
-        <w:t>search_result_row</w:t>
-      </w:r>
-      <w:proofErr w:type="spellEnd"/>
-      <w:r>
-        <w:t xml:space="preserve"> </w:t>
-      </w:r>
-      <w:proofErr w:type="spellStart"/>
-      <w:r>
-        <w:t>ds_collapse_flag</w:t>
-      </w:r>
-      <w:proofErr w:type="spellEnd"/>
+        <w:t>Beautiful Soup’s find_all method which finds the requested elements</w:t>
+      </w:r>
+      <w:r>
+        <w:t xml:space="preserve"> (Tedboy, n.d.). In this case, the class attribute is included in the search due to the anchors having the classname of </w:t>
+      </w:r>
+      <w:r>
+        <w:t>"search_result_row ds_collapse_flag</w:t>
+      </w:r>
       <w:r>
         <w:t xml:space="preserve">”. </w:t>
       </w:r>
@@ -7807,58 +7464,10 @@
     </w:p>
     <w:p>
       <w:r>
-        <w:t>For each game page, a list is created that holds the data that will be collected called “</w:t>
-      </w:r>
-      <w:proofErr w:type="spellStart"/>
-      <w:r>
-        <w:t>current_game_data</w:t>
-      </w:r>
-      <w:proofErr w:type="spellEnd"/>
-      <w:r>
-        <w:t xml:space="preserve">”. Then, for each data point that needs be collected, the program attempts to find where the data is stored in the HTML using HTML </w:t>
-      </w:r>
-      <w:proofErr w:type="spellStart"/>
-      <w:r>
-        <w:t>classnames</w:t>
-      </w:r>
-      <w:proofErr w:type="spellEnd"/>
-      <w:r>
-        <w:t xml:space="preserve"> and looping through the results found and adding them to their own list which is then appended to </w:t>
-      </w:r>
-      <w:proofErr w:type="spellStart"/>
-      <w:r>
-        <w:t>current_game_data</w:t>
-      </w:r>
-      <w:proofErr w:type="spellEnd"/>
-      <w:r>
-        <w:t>. Unless no data is found, in which case “N/A” is appended instead.</w:t>
-      </w:r>
-      <w:r>
-        <w:t xml:space="preserve"> An example of this can be seen in the above image in which the code attempts to find the divider that contains user tags, loops through them if they are found and appends them to </w:t>
-      </w:r>
-      <w:proofErr w:type="spellStart"/>
-      <w:r>
-        <w:t>user_tags</w:t>
-      </w:r>
-      <w:proofErr w:type="spellEnd"/>
-      <w:r>
-        <w:t xml:space="preserve">. </w:t>
-      </w:r>
-      <w:proofErr w:type="spellStart"/>
-      <w:r>
-        <w:t>user_tags</w:t>
-      </w:r>
-      <w:proofErr w:type="spellEnd"/>
-      <w:r>
-        <w:t xml:space="preserve"> is then appended to </w:t>
-      </w:r>
-      <w:proofErr w:type="spellStart"/>
-      <w:r>
-        <w:t>current_game_data</w:t>
-      </w:r>
-      <w:proofErr w:type="spellEnd"/>
-      <w:r>
-        <w:t>.</w:t>
+        <w:t>For each game page, a list is created that holds the data that will be collected called “current_game_data”. Then, for each data point that needs be collected, the program attempts to find where the data is stored in the HTML using HTML classnames and looping through the results found and adding them to their own list which is then appended to current_game_data. Unless no data is found, in which case “N/A” is appended instead.</w:t>
+      </w:r>
+      <w:r>
+        <w:t xml:space="preserve"> An example of this can be seen in the above image in which the code attempts to find the divider that contains user tags, loops through them if they are found and appends them to user_tags. user_tags is then appended to current_game_data.</w:t>
       </w:r>
     </w:p>
     <w:p>
@@ -8162,65 +7771,20 @@
     </w:p>
     <w:p>
       <w:r>
-        <w:t>After experimenting with this scraping program, it was found that Steam does not just sell video games, but it also sells software, hardware and game bundles. Before the data collected is saved, the type is determined by checking the page location found at the top of the page with the class name of “</w:t>
-      </w:r>
-      <w:proofErr w:type="spellStart"/>
-      <w:r>
-        <w:t>blockbg</w:t>
-      </w:r>
-      <w:proofErr w:type="spellEnd"/>
+        <w:t>After experimenting with this scraping program, it was found that Steam does not just sell video games, but it also sells software, hardware and game bundles. Before the data collected is saved, the type is determined by checking the page location found at the top of the page with the class name of “blockbg</w:t>
+      </w:r>
       <w:r>
         <w:t xml:space="preserve">” which contains the type. </w:t>
       </w:r>
     </w:p>
     <w:p>
       <w:r>
-        <w:t xml:space="preserve">After the data has been collected, the </w:t>
-      </w:r>
-      <w:proofErr w:type="spellStart"/>
-      <w:r>
-        <w:t>current_game_data</w:t>
-      </w:r>
-      <w:proofErr w:type="spellEnd"/>
-      <w:r>
-        <w:t xml:space="preserve"> list is appended to the “</w:t>
-      </w:r>
-      <w:proofErr w:type="spellStart"/>
-      <w:r>
-        <w:t>game_data</w:t>
-      </w:r>
-      <w:proofErr w:type="spellEnd"/>
-      <w:r>
-        <w:t xml:space="preserve">” list which contains </w:t>
-      </w:r>
-      <w:proofErr w:type="gramStart"/>
-      <w:r>
-        <w:t>all of</w:t>
-      </w:r>
-      <w:proofErr w:type="gramEnd"/>
-      <w:r>
-        <w:t xml:space="preserve"> the game data collected.</w:t>
-      </w:r>
-    </w:p>
-    <w:p>
-      <w:r>
-        <w:t xml:space="preserve">One thing to note is </w:t>
-      </w:r>
-      <w:proofErr w:type="gramStart"/>
-      <w:r>
-        <w:t>that,</w:t>
-      </w:r>
-      <w:proofErr w:type="gramEnd"/>
-      <w:r>
-        <w:t xml:space="preserve"> the only hardware sold on Steam is Valve’s (the company that runs Steam) own hardware. </w:t>
-      </w:r>
-      <w:proofErr w:type="gramStart"/>
-      <w:r>
-        <w:t>All of</w:t>
-      </w:r>
-      <w:proofErr w:type="gramEnd"/>
-      <w:r>
-        <w:t xml:space="preserve"> this hardware has a completely different page layout with completely different class names. Because of this, all hardware data is N/A apart from the price.</w:t>
+        <w:t>After the data has been collected, the current_game_data list is appended to the “game_data” list which contains all of the game data collected.</w:t>
+      </w:r>
+    </w:p>
+    <w:p>
+      <w:r>
+        <w:t>One thing to note is that, the only hardware sold on Steam is Valve’s (the company that runs Steam) own hardware. All of this hardware has a completely different page layout with completely different class names. Because of this, all hardware data is N/A apart from the price.</w:t>
       </w:r>
     </w:p>
     <w:p>
@@ -8304,23 +7868,7 @@
         <w:t xml:space="preserve">Python’s CSV reader method as part of the CSV library (Python documentation, n.d. - a). One important part to note is that at first, the CSV files contained odd symbols before certain parts such as the prices. </w:t>
       </w:r>
       <w:r>
-        <w:t>It was found that this was because of incorrect encoding causing the wrong characters to be displayed (</w:t>
-      </w:r>
-      <w:proofErr w:type="spellStart"/>
-      <w:r>
-        <w:t>LabEx</w:t>
-      </w:r>
-      <w:proofErr w:type="spellEnd"/>
-      <w:r>
-        <w:t>, n.d.). With research, a page of Python Documentation (</w:t>
-      </w:r>
-      <w:proofErr w:type="spellStart"/>
-      <w:r>
-        <w:t>n.d</w:t>
-      </w:r>
-      <w:proofErr w:type="spellEnd"/>
-      <w:r>
-        <w:t>) titled “Unicode HOWTO”</w:t>
+        <w:t>It was found that this was because of incorrect encoding causing the wrong characters to be displayed (LabEx, n.d.). With research, a page of Python Documentation (n.d) titled “Unicode HOWTO”</w:t>
       </w:r>
       <w:r>
         <w:t xml:space="preserve"> helped to understand some of the encoding types. Through experimentation, it was found that the UFT-8-SIG encoding method prevented encoding errors.</w:t>
@@ -8397,7 +7945,17 @@
       </w:r>
       <w:bookmarkEnd w:id="42"/>
     </w:p>
-    <w:p/>
+    <w:p>
+      <w:r>
+        <w:t xml:space="preserve">With scraping successfully saving the data of ten thousand video games, data analysis could be performed on the collected data. However, before this, the data </w:t>
+      </w:r>
+      <w:r>
+        <w:t>needed to be normalised. Unfortunately, the Pandas library used would not remove NaN and N/A values, so they were removed in Excel.</w:t>
+      </w:r>
+      <w:r>
+        <w:t xml:space="preserve"> </w:t>
+      </w:r>
+    </w:p>
     <w:p>
       <w:r>
         <w:br w:type="page"/>
@@ -8509,15 +8067,7 @@
         <w:t>, Jun</w:t>
       </w:r>
       <w:r>
-        <w:t xml:space="preserve">). Overwhelmed by Choices. American Journal of </w:t>
-      </w:r>
-      <w:proofErr w:type="gramStart"/>
-      <w:r>
-        <w:t>Neuroradiology :</w:t>
-      </w:r>
-      <w:proofErr w:type="gramEnd"/>
-      <w:r>
-        <w:t xml:space="preserve"> AJNR, 34(6), 1111–1112. </w:t>
+        <w:t xml:space="preserve">). Overwhelmed by Choices. American Journal of Neuroradiology : AJNR, 34(6), 1111–1112. </w:t>
       </w:r>
       <w:hyperlink r:id="rId30" w:history="1">
         <w:r>
@@ -8540,31 +8090,7 @@
         </w:numPr>
       </w:pPr>
       <w:r>
-        <w:t xml:space="preserve">Conklin, L., Drake, V., Strittmatter, Sven., </w:t>
-      </w:r>
-      <w:proofErr w:type="spellStart"/>
-      <w:r>
-        <w:t>Braiterman</w:t>
-      </w:r>
-      <w:proofErr w:type="spellEnd"/>
-      <w:r>
-        <w:t xml:space="preserve">, Z., &amp; </w:t>
-      </w:r>
-      <w:proofErr w:type="spellStart"/>
-      <w:r>
-        <w:t>Shostack</w:t>
-      </w:r>
-      <w:proofErr w:type="spellEnd"/>
-      <w:r>
-        <w:t xml:space="preserve">, A. (n.d.). Threat </w:t>
-      </w:r>
-      <w:proofErr w:type="spellStart"/>
-      <w:r>
-        <w:t>Modeling</w:t>
-      </w:r>
-      <w:proofErr w:type="spellEnd"/>
-      <w:r>
-        <w:t xml:space="preserve"> Process</w:t>
+        <w:t>Conklin, L., Drake, V., Strittmatter, Sven., Braiterman, Z., &amp; Shostack, A. (n.d.). Threat Modeling Process</w:t>
       </w:r>
       <w:r>
         <w:t xml:space="preserve">. OWASP. </w:t>
@@ -8772,15 +8298,7 @@
         <w:t xml:space="preserve">Jones, K., &amp; Martin, L. (2016). </w:t>
       </w:r>
       <w:r>
-        <w:t xml:space="preserve">Adapting infinite-scroll with user experience in mind. </w:t>
-      </w:r>
-      <w:proofErr w:type="spellStart"/>
-      <w:r>
-        <w:t>DiVA</w:t>
-      </w:r>
-      <w:proofErr w:type="spellEnd"/>
-      <w:r>
-        <w:t xml:space="preserve">. </w:t>
+        <w:t xml:space="preserve">Adapting infinite-scroll with user experience in mind. DiVA. </w:t>
       </w:r>
       <w:hyperlink r:id="rId39" w:history="1">
         <w:r>
@@ -8802,21 +8320,8 @@
           <w:numId w:val="1"/>
         </w:numPr>
       </w:pPr>
-      <w:proofErr w:type="spellStart"/>
-      <w:r>
-        <w:t>LabEx</w:t>
-      </w:r>
-      <w:proofErr w:type="spellEnd"/>
-      <w:r>
-        <w:t xml:space="preserve">. (n.d.). How to manage CSV file encoding. </w:t>
-      </w:r>
-      <w:proofErr w:type="spellStart"/>
-      <w:r>
-        <w:t>LabEx</w:t>
-      </w:r>
-      <w:proofErr w:type="spellEnd"/>
-      <w:r>
-        <w:t xml:space="preserve">. </w:t>
+      <w:r>
+        <w:t xml:space="preserve">LabEx. (n.d.). How to manage CSV file encoding. LabEx. </w:t>
       </w:r>
       <w:hyperlink r:id="rId40" w:history="1">
         <w:r>
@@ -9059,15 +8564,7 @@
         </w:numPr>
       </w:pPr>
       <w:r>
-        <w:t xml:space="preserve">Pypi. (n.d. -e). </w:t>
-      </w:r>
-      <w:proofErr w:type="spellStart"/>
-      <w:r>
-        <w:t>mysql</w:t>
-      </w:r>
-      <w:proofErr w:type="spellEnd"/>
-      <w:r>
-        <w:t xml:space="preserve">-connector-python 9.3.0. Pypi. </w:t>
+        <w:t xml:space="preserve">Pypi. (n.d. -e). mysql-connector-python 9.3.0. Pypi. </w:t>
       </w:r>
       <w:hyperlink r:id="rId50" w:history="1">
         <w:r>
@@ -9151,15 +8648,7 @@
         </w:numPr>
       </w:pPr>
       <w:r>
-        <w:t xml:space="preserve">Raneri, P., Montag, C., Rozgonjuk, D., Satel, J., &amp; Pontes, H. (2022, June). The role of microtransactions in Internet Gaming Disorder and Gambling Disorder: A preregistered systematic review. Addictive </w:t>
-      </w:r>
-      <w:proofErr w:type="spellStart"/>
-      <w:r>
-        <w:t>Behaviors</w:t>
-      </w:r>
-      <w:proofErr w:type="spellEnd"/>
-      <w:r>
-        <w:t xml:space="preserve"> Reports. 15, 100415. </w:t>
+        <w:t xml:space="preserve">Raneri, P., Montag, C., Rozgonjuk, D., Satel, J., &amp; Pontes, H. (2022, June). The role of microtransactions in Internet Gaming Disorder and Gambling Disorder: A preregistered systematic review. Addictive Behaviors Reports. 15, 100415. </w:t>
       </w:r>
       <w:hyperlink r:id="rId53" w:history="1">
         <w:r>
@@ -9182,15 +8671,7 @@
         </w:numPr>
       </w:pPr>
       <w:r>
-        <w:t xml:space="preserve">Requests Documentation. (n.d.). </w:t>
-      </w:r>
-      <w:proofErr w:type="spellStart"/>
-      <w:r>
-        <w:t>Quickstartn</w:t>
-      </w:r>
-      <w:proofErr w:type="spellEnd"/>
-      <w:r>
-        <w:t xml:space="preserve">. Requests Documentation. </w:t>
+        <w:t xml:space="preserve">Requests Documentation. (n.d.). Quickstartn. Requests Documentation. </w:t>
       </w:r>
       <w:hyperlink r:id="rId54" w:history="1">
         <w:r>
@@ -9326,15 +8807,7 @@
         </w:numPr>
       </w:pPr>
       <w:r>
-        <w:t xml:space="preserve">Steamworks. (n.d.). Steam Direct (Joining </w:t>
-      </w:r>
-      <w:proofErr w:type="gramStart"/>
-      <w:r>
-        <w:t>The</w:t>
-      </w:r>
-      <w:proofErr w:type="gramEnd"/>
-      <w:r>
-        <w:t xml:space="preserve"> Steamworks Distribution Program). Steam. </w:t>
+        <w:t xml:space="preserve">Steamworks. (n.d.). Steam Direct (Joining The Steamworks Distribution Program). Steam. </w:t>
       </w:r>
       <w:hyperlink r:id="rId59" w:history="1">
         <w:r>
@@ -9356,21 +8829,8 @@
           <w:numId w:val="1"/>
         </w:numPr>
       </w:pPr>
-      <w:proofErr w:type="spellStart"/>
-      <w:r>
-        <w:t>Tedboy</w:t>
-      </w:r>
-      <w:proofErr w:type="spellEnd"/>
-      <w:r>
-        <w:t xml:space="preserve">. (n.d.). Beautiful Soup Documentation. </w:t>
-      </w:r>
-      <w:proofErr w:type="spellStart"/>
-      <w:r>
-        <w:t>Github</w:t>
-      </w:r>
-      <w:proofErr w:type="spellEnd"/>
-      <w:r>
-        <w:t xml:space="preserve">. </w:t>
+      <w:r>
+        <w:t xml:space="preserve">Tedboy. (n.d.). Beautiful Soup Documentation. Github. </w:t>
       </w:r>
       <w:hyperlink r:id="rId60" w:history="1">
         <w:r>
@@ -9460,13 +8920,8 @@
         <w:lastRenderedPageBreak/>
         <w:t xml:space="preserve">Zhao, B. (2017). Web Scraping. </w:t>
       </w:r>
-      <w:proofErr w:type="spellStart"/>
-      <w:r>
-        <w:t>Encyclopedia</w:t>
-      </w:r>
-      <w:proofErr w:type="spellEnd"/>
-      <w:r>
-        <w:t xml:space="preserve"> </w:t>
+      <w:r>
+        <w:t xml:space="preserve">Encyclopedia </w:t>
       </w:r>
       <w:r>
         <w:t xml:space="preserve">of Big Data. </w:t>

--- a/(0) Disertation/Dissertation.docx
+++ b/(0) Disertation/Dissertation.docx
@@ -125,7 +125,7 @@
       <w:r>
         <w:fldChar w:fldCharType="separate"/>
       </w:r>
-      <w:hyperlink w:anchor="_Toc203070809" w:history="1">
+      <w:hyperlink w:anchor="_Toc203379178" w:history="1">
         <w:r>
           <w:rPr>
             <w:rStyle w:val="Hyperlink"/>
@@ -152,7 +152,7 @@
             <w:noProof/>
             <w:webHidden/>
           </w:rPr>
-          <w:instrText xml:space="preserve"> PAGEREF _Toc203070809 \h </w:instrText>
+          <w:instrText xml:space="preserve"> PAGEREF _Toc203379178 \h </w:instrText>
         </w:r>
         <w:r>
           <w:rPr>
@@ -172,7 +172,7 @@
             <w:noProof/>
             <w:webHidden/>
           </w:rPr>
-          <w:t>3</w:t>
+          <w:t>4</w:t>
         </w:r>
         <w:r>
           <w:rPr>
@@ -195,7 +195,7 @@
           <w:lang w:eastAsia="en-GB"/>
         </w:rPr>
       </w:pPr>
-      <w:hyperlink w:anchor="_Toc203070810" w:history="1">
+      <w:hyperlink w:anchor="_Toc203379179" w:history="1">
         <w:r>
           <w:rPr>
             <w:rStyle w:val="Hyperlink"/>
@@ -222,7 +222,7 @@
             <w:noProof/>
             <w:webHidden/>
           </w:rPr>
-          <w:instrText xml:space="preserve"> PAGEREF _Toc203070810 \h </w:instrText>
+          <w:instrText xml:space="preserve"> PAGEREF _Toc203379179 \h </w:instrText>
         </w:r>
         <w:r>
           <w:rPr>
@@ -242,7 +242,7 @@
             <w:noProof/>
             <w:webHidden/>
           </w:rPr>
-          <w:t>4</w:t>
+          <w:t>5</w:t>
         </w:r>
         <w:r>
           <w:rPr>
@@ -265,7 +265,7 @@
           <w:lang w:eastAsia="en-GB"/>
         </w:rPr>
       </w:pPr>
-      <w:hyperlink w:anchor="_Toc203070811" w:history="1">
+      <w:hyperlink w:anchor="_Toc203379180" w:history="1">
         <w:r>
           <w:rPr>
             <w:rStyle w:val="Hyperlink"/>
@@ -292,7 +292,7 @@
             <w:noProof/>
             <w:webHidden/>
           </w:rPr>
-          <w:instrText xml:space="preserve"> PAGEREF _Toc203070811 \h </w:instrText>
+          <w:instrText xml:space="preserve"> PAGEREF _Toc203379180 \h </w:instrText>
         </w:r>
         <w:r>
           <w:rPr>
@@ -312,7 +312,7 @@
             <w:noProof/>
             <w:webHidden/>
           </w:rPr>
-          <w:t>5</w:t>
+          <w:t>6</w:t>
         </w:r>
         <w:r>
           <w:rPr>
@@ -335,7 +335,7 @@
           <w:lang w:eastAsia="en-GB"/>
         </w:rPr>
       </w:pPr>
-      <w:hyperlink w:anchor="_Toc203070812" w:history="1">
+      <w:hyperlink w:anchor="_Toc203379181" w:history="1">
         <w:r>
           <w:rPr>
             <w:rStyle w:val="Hyperlink"/>
@@ -362,7 +362,7 @@
             <w:noProof/>
             <w:webHidden/>
           </w:rPr>
-          <w:instrText xml:space="preserve"> PAGEREF _Toc203070812 \h </w:instrText>
+          <w:instrText xml:space="preserve"> PAGEREF _Toc203379181 \h </w:instrText>
         </w:r>
         <w:r>
           <w:rPr>
@@ -382,7 +382,7 @@
             <w:noProof/>
             <w:webHidden/>
           </w:rPr>
-          <w:t>5</w:t>
+          <w:t>6</w:t>
         </w:r>
         <w:r>
           <w:rPr>
@@ -405,7 +405,7 @@
           <w:lang w:eastAsia="en-GB"/>
         </w:rPr>
       </w:pPr>
-      <w:hyperlink w:anchor="_Toc203070813" w:history="1">
+      <w:hyperlink w:anchor="_Toc203379182" w:history="1">
         <w:r>
           <w:rPr>
             <w:rStyle w:val="Hyperlink"/>
@@ -432,7 +432,7 @@
             <w:noProof/>
             <w:webHidden/>
           </w:rPr>
-          <w:instrText xml:space="preserve"> PAGEREF _Toc203070813 \h </w:instrText>
+          <w:instrText xml:space="preserve"> PAGEREF _Toc203379182 \h </w:instrText>
         </w:r>
         <w:r>
           <w:rPr>
@@ -452,7 +452,7 @@
             <w:noProof/>
             <w:webHidden/>
           </w:rPr>
-          <w:t>6</w:t>
+          <w:t>7</w:t>
         </w:r>
         <w:r>
           <w:rPr>
@@ -475,7 +475,7 @@
           <w:lang w:eastAsia="en-GB"/>
         </w:rPr>
       </w:pPr>
-      <w:hyperlink w:anchor="_Toc203070814" w:history="1">
+      <w:hyperlink w:anchor="_Toc203379183" w:history="1">
         <w:r>
           <w:rPr>
             <w:rStyle w:val="Hyperlink"/>
@@ -502,7 +502,7 @@
             <w:noProof/>
             <w:webHidden/>
           </w:rPr>
-          <w:instrText xml:space="preserve"> PAGEREF _Toc203070814 \h </w:instrText>
+          <w:instrText xml:space="preserve"> PAGEREF _Toc203379183 \h </w:instrText>
         </w:r>
         <w:r>
           <w:rPr>
@@ -522,7 +522,7 @@
             <w:noProof/>
             <w:webHidden/>
           </w:rPr>
-          <w:t>7</w:t>
+          <w:t>8</w:t>
         </w:r>
         <w:r>
           <w:rPr>
@@ -545,7 +545,7 @@
           <w:lang w:eastAsia="en-GB"/>
         </w:rPr>
       </w:pPr>
-      <w:hyperlink w:anchor="_Toc203070815" w:history="1">
+      <w:hyperlink w:anchor="_Toc203379184" w:history="1">
         <w:r>
           <w:rPr>
             <w:rStyle w:val="Hyperlink"/>
@@ -572,7 +572,7 @@
             <w:noProof/>
             <w:webHidden/>
           </w:rPr>
-          <w:instrText xml:space="preserve"> PAGEREF _Toc203070815 \h </w:instrText>
+          <w:instrText xml:space="preserve"> PAGEREF _Toc203379184 \h </w:instrText>
         </w:r>
         <w:r>
           <w:rPr>
@@ -592,7 +592,7 @@
             <w:noProof/>
             <w:webHidden/>
           </w:rPr>
-          <w:t>7</w:t>
+          <w:t>8</w:t>
         </w:r>
         <w:r>
           <w:rPr>
@@ -615,7 +615,7 @@
           <w:lang w:eastAsia="en-GB"/>
         </w:rPr>
       </w:pPr>
-      <w:hyperlink w:anchor="_Toc203070816" w:history="1">
+      <w:hyperlink w:anchor="_Toc203379185" w:history="1">
         <w:r>
           <w:rPr>
             <w:rStyle w:val="Hyperlink"/>
@@ -642,7 +642,7 @@
             <w:noProof/>
             <w:webHidden/>
           </w:rPr>
-          <w:instrText xml:space="preserve"> PAGEREF _Toc203070816 \h </w:instrText>
+          <w:instrText xml:space="preserve"> PAGEREF _Toc203379185 \h </w:instrText>
         </w:r>
         <w:r>
           <w:rPr>
@@ -662,7 +662,7 @@
             <w:noProof/>
             <w:webHidden/>
           </w:rPr>
-          <w:t>8</w:t>
+          <w:t>9</w:t>
         </w:r>
         <w:r>
           <w:rPr>
@@ -685,7 +685,7 @@
           <w:lang w:eastAsia="en-GB"/>
         </w:rPr>
       </w:pPr>
-      <w:hyperlink w:anchor="_Toc203070817" w:history="1">
+      <w:hyperlink w:anchor="_Toc203379186" w:history="1">
         <w:r>
           <w:rPr>
             <w:rStyle w:val="Hyperlink"/>
@@ -712,7 +712,7 @@
             <w:noProof/>
             <w:webHidden/>
           </w:rPr>
-          <w:instrText xml:space="preserve"> PAGEREF _Toc203070817 \h </w:instrText>
+          <w:instrText xml:space="preserve"> PAGEREF _Toc203379186 \h </w:instrText>
         </w:r>
         <w:r>
           <w:rPr>
@@ -732,7 +732,7 @@
             <w:noProof/>
             <w:webHidden/>
           </w:rPr>
-          <w:t>9</w:t>
+          <w:t>10</w:t>
         </w:r>
         <w:r>
           <w:rPr>
@@ -755,7 +755,7 @@
           <w:lang w:eastAsia="en-GB"/>
         </w:rPr>
       </w:pPr>
-      <w:hyperlink w:anchor="_Toc203070818" w:history="1">
+      <w:hyperlink w:anchor="_Toc203379187" w:history="1">
         <w:r>
           <w:rPr>
             <w:rStyle w:val="Hyperlink"/>
@@ -782,7 +782,7 @@
             <w:noProof/>
             <w:webHidden/>
           </w:rPr>
-          <w:instrText xml:space="preserve"> PAGEREF _Toc203070818 \h </w:instrText>
+          <w:instrText xml:space="preserve"> PAGEREF _Toc203379187 \h </w:instrText>
         </w:r>
         <w:r>
           <w:rPr>
@@ -802,7 +802,7 @@
             <w:noProof/>
             <w:webHidden/>
           </w:rPr>
-          <w:t>10</w:t>
+          <w:t>11</w:t>
         </w:r>
         <w:r>
           <w:rPr>
@@ -825,7 +825,7 @@
           <w:lang w:eastAsia="en-GB"/>
         </w:rPr>
       </w:pPr>
-      <w:hyperlink w:anchor="_Toc203070819" w:history="1">
+      <w:hyperlink w:anchor="_Toc203379188" w:history="1">
         <w:r>
           <w:rPr>
             <w:rStyle w:val="Hyperlink"/>
@@ -852,7 +852,7 @@
             <w:noProof/>
             <w:webHidden/>
           </w:rPr>
-          <w:instrText xml:space="preserve"> PAGEREF _Toc203070819 \h </w:instrText>
+          <w:instrText xml:space="preserve"> PAGEREF _Toc203379188 \h </w:instrText>
         </w:r>
         <w:r>
           <w:rPr>
@@ -872,7 +872,7 @@
             <w:noProof/>
             <w:webHidden/>
           </w:rPr>
-          <w:t>12</w:t>
+          <w:t>13</w:t>
         </w:r>
         <w:r>
           <w:rPr>
@@ -895,7 +895,7 @@
           <w:lang w:eastAsia="en-GB"/>
         </w:rPr>
       </w:pPr>
-      <w:hyperlink w:anchor="_Toc203070820" w:history="1">
+      <w:hyperlink w:anchor="_Toc203379189" w:history="1">
         <w:r>
           <w:rPr>
             <w:rStyle w:val="Hyperlink"/>
@@ -922,7 +922,7 @@
             <w:noProof/>
             <w:webHidden/>
           </w:rPr>
-          <w:instrText xml:space="preserve"> PAGEREF _Toc203070820 \h </w:instrText>
+          <w:instrText xml:space="preserve"> PAGEREF _Toc203379189 \h </w:instrText>
         </w:r>
         <w:r>
           <w:rPr>
@@ -942,7 +942,7 @@
             <w:noProof/>
             <w:webHidden/>
           </w:rPr>
-          <w:t>13</w:t>
+          <w:t>14</w:t>
         </w:r>
         <w:r>
           <w:rPr>
@@ -965,7 +965,7 @@
           <w:lang w:eastAsia="en-GB"/>
         </w:rPr>
       </w:pPr>
-      <w:hyperlink w:anchor="_Toc203070821" w:history="1">
+      <w:hyperlink w:anchor="_Toc203379190" w:history="1">
         <w:r>
           <w:rPr>
             <w:rStyle w:val="Hyperlink"/>
@@ -992,7 +992,7 @@
             <w:noProof/>
             <w:webHidden/>
           </w:rPr>
-          <w:instrText xml:space="preserve"> PAGEREF _Toc203070821 \h </w:instrText>
+          <w:instrText xml:space="preserve"> PAGEREF _Toc203379190 \h </w:instrText>
         </w:r>
         <w:r>
           <w:rPr>
@@ -1012,7 +1012,7 @@
             <w:noProof/>
             <w:webHidden/>
           </w:rPr>
-          <w:t>13</w:t>
+          <w:t>14</w:t>
         </w:r>
         <w:r>
           <w:rPr>
@@ -1035,7 +1035,7 @@
           <w:lang w:eastAsia="en-GB"/>
         </w:rPr>
       </w:pPr>
-      <w:hyperlink w:anchor="_Toc203070822" w:history="1">
+      <w:hyperlink w:anchor="_Toc203379191" w:history="1">
         <w:r>
           <w:rPr>
             <w:rStyle w:val="Hyperlink"/>
@@ -1062,7 +1062,7 @@
             <w:noProof/>
             <w:webHidden/>
           </w:rPr>
-          <w:instrText xml:space="preserve"> PAGEREF _Toc203070822 \h </w:instrText>
+          <w:instrText xml:space="preserve"> PAGEREF _Toc203379191 \h </w:instrText>
         </w:r>
         <w:r>
           <w:rPr>
@@ -1082,7 +1082,7 @@
             <w:noProof/>
             <w:webHidden/>
           </w:rPr>
-          <w:t>13</w:t>
+          <w:t>14</w:t>
         </w:r>
         <w:r>
           <w:rPr>
@@ -1105,7 +1105,7 @@
           <w:lang w:eastAsia="en-GB"/>
         </w:rPr>
       </w:pPr>
-      <w:hyperlink w:anchor="_Toc203070823" w:history="1">
+      <w:hyperlink w:anchor="_Toc203379192" w:history="1">
         <w:r>
           <w:rPr>
             <w:rStyle w:val="Hyperlink"/>
@@ -1132,7 +1132,7 @@
             <w:noProof/>
             <w:webHidden/>
           </w:rPr>
-          <w:instrText xml:space="preserve"> PAGEREF _Toc203070823 \h </w:instrText>
+          <w:instrText xml:space="preserve"> PAGEREF _Toc203379192 \h </w:instrText>
         </w:r>
         <w:r>
           <w:rPr>
@@ -1152,7 +1152,7 @@
             <w:noProof/>
             <w:webHidden/>
           </w:rPr>
-          <w:t>14</w:t>
+          <w:t>15</w:t>
         </w:r>
         <w:r>
           <w:rPr>
@@ -1175,7 +1175,7 @@
           <w:lang w:eastAsia="en-GB"/>
         </w:rPr>
       </w:pPr>
-      <w:hyperlink w:anchor="_Toc203070824" w:history="1">
+      <w:hyperlink w:anchor="_Toc203379193" w:history="1">
         <w:r>
           <w:rPr>
             <w:rStyle w:val="Hyperlink"/>
@@ -1202,7 +1202,7 @@
             <w:noProof/>
             <w:webHidden/>
           </w:rPr>
-          <w:instrText xml:space="preserve"> PAGEREF _Toc203070824 \h </w:instrText>
+          <w:instrText xml:space="preserve"> PAGEREF _Toc203379193 \h </w:instrText>
         </w:r>
         <w:r>
           <w:rPr>
@@ -1222,7 +1222,7 @@
             <w:noProof/>
             <w:webHidden/>
           </w:rPr>
-          <w:t>16</w:t>
+          <w:t>17</w:t>
         </w:r>
         <w:r>
           <w:rPr>
@@ -1245,7 +1245,7 @@
           <w:lang w:eastAsia="en-GB"/>
         </w:rPr>
       </w:pPr>
-      <w:hyperlink w:anchor="_Toc203070825" w:history="1">
+      <w:hyperlink w:anchor="_Toc203379194" w:history="1">
         <w:r>
           <w:rPr>
             <w:rStyle w:val="Hyperlink"/>
@@ -1272,7 +1272,7 @@
             <w:noProof/>
             <w:webHidden/>
           </w:rPr>
-          <w:instrText xml:space="preserve"> PAGEREF _Toc203070825 \h </w:instrText>
+          <w:instrText xml:space="preserve"> PAGEREF _Toc203379194 \h </w:instrText>
         </w:r>
         <w:r>
           <w:rPr>
@@ -1292,7 +1292,7 @@
             <w:noProof/>
             <w:webHidden/>
           </w:rPr>
-          <w:t>17</w:t>
+          <w:t>18</w:t>
         </w:r>
         <w:r>
           <w:rPr>
@@ -1315,7 +1315,7 @@
           <w:lang w:eastAsia="en-GB"/>
         </w:rPr>
       </w:pPr>
-      <w:hyperlink w:anchor="_Toc203070826" w:history="1">
+      <w:hyperlink w:anchor="_Toc203379195" w:history="1">
         <w:r>
           <w:rPr>
             <w:rStyle w:val="Hyperlink"/>
@@ -1342,7 +1342,7 @@
             <w:noProof/>
             <w:webHidden/>
           </w:rPr>
-          <w:instrText xml:space="preserve"> PAGEREF _Toc203070826 \h </w:instrText>
+          <w:instrText xml:space="preserve"> PAGEREF _Toc203379195 \h </w:instrText>
         </w:r>
         <w:r>
           <w:rPr>
@@ -1362,7 +1362,7 @@
             <w:noProof/>
             <w:webHidden/>
           </w:rPr>
-          <w:t>20</w:t>
+          <w:t>21</w:t>
         </w:r>
         <w:r>
           <w:rPr>
@@ -1385,7 +1385,7 @@
           <w:lang w:eastAsia="en-GB"/>
         </w:rPr>
       </w:pPr>
-      <w:hyperlink w:anchor="_Toc203070827" w:history="1">
+      <w:hyperlink w:anchor="_Toc203379196" w:history="1">
         <w:r>
           <w:rPr>
             <w:rStyle w:val="Hyperlink"/>
@@ -1412,7 +1412,7 @@
             <w:noProof/>
             <w:webHidden/>
           </w:rPr>
-          <w:instrText xml:space="preserve"> PAGEREF _Toc203070827 \h </w:instrText>
+          <w:instrText xml:space="preserve"> PAGEREF _Toc203379196 \h </w:instrText>
         </w:r>
         <w:r>
           <w:rPr>
@@ -1432,7 +1432,7 @@
             <w:noProof/>
             <w:webHidden/>
           </w:rPr>
-          <w:t>23</w:t>
+          <w:t>24</w:t>
         </w:r>
         <w:r>
           <w:rPr>
@@ -1455,7 +1455,7 @@
           <w:lang w:eastAsia="en-GB"/>
         </w:rPr>
       </w:pPr>
-      <w:hyperlink w:anchor="_Toc203070828" w:history="1">
+      <w:hyperlink w:anchor="_Toc203379197" w:history="1">
         <w:r>
           <w:rPr>
             <w:rStyle w:val="Hyperlink"/>
@@ -1482,7 +1482,7 @@
             <w:noProof/>
             <w:webHidden/>
           </w:rPr>
-          <w:instrText xml:space="preserve"> PAGEREF _Toc203070828 \h </w:instrText>
+          <w:instrText xml:space="preserve"> PAGEREF _Toc203379197 \h </w:instrText>
         </w:r>
         <w:r>
           <w:rPr>
@@ -1502,7 +1502,7 @@
             <w:noProof/>
             <w:webHidden/>
           </w:rPr>
-          <w:t>23</w:t>
+          <w:t>24</w:t>
         </w:r>
         <w:r>
           <w:rPr>
@@ -1525,7 +1525,7 @@
           <w:lang w:eastAsia="en-GB"/>
         </w:rPr>
       </w:pPr>
-      <w:hyperlink w:anchor="_Toc203070829" w:history="1">
+      <w:hyperlink w:anchor="_Toc203379198" w:history="1">
         <w:r>
           <w:rPr>
             <w:rStyle w:val="Hyperlink"/>
@@ -1552,7 +1552,7 @@
             <w:noProof/>
             <w:webHidden/>
           </w:rPr>
-          <w:instrText xml:space="preserve"> PAGEREF _Toc203070829 \h </w:instrText>
+          <w:instrText xml:space="preserve"> PAGEREF _Toc203379198 \h </w:instrText>
         </w:r>
         <w:r>
           <w:rPr>
@@ -1572,7 +1572,7 @@
             <w:noProof/>
             <w:webHidden/>
           </w:rPr>
-          <w:t>23</w:t>
+          <w:t>24</w:t>
         </w:r>
         <w:r>
           <w:rPr>
@@ -1595,7 +1595,7 @@
           <w:lang w:eastAsia="en-GB"/>
         </w:rPr>
       </w:pPr>
-      <w:hyperlink w:anchor="_Toc203070830" w:history="1">
+      <w:hyperlink w:anchor="_Toc203379199" w:history="1">
         <w:r>
           <w:rPr>
             <w:rStyle w:val="Hyperlink"/>
@@ -1622,7 +1622,7 @@
             <w:noProof/>
             <w:webHidden/>
           </w:rPr>
-          <w:instrText xml:space="preserve"> PAGEREF _Toc203070830 \h </w:instrText>
+          <w:instrText xml:space="preserve"> PAGEREF _Toc203379199 \h </w:instrText>
         </w:r>
         <w:r>
           <w:rPr>
@@ -1642,7 +1642,7 @@
             <w:noProof/>
             <w:webHidden/>
           </w:rPr>
-          <w:t>26</w:t>
+          <w:t>27</w:t>
         </w:r>
         <w:r>
           <w:rPr>
@@ -1665,7 +1665,7 @@
           <w:lang w:eastAsia="en-GB"/>
         </w:rPr>
       </w:pPr>
-      <w:hyperlink w:anchor="_Toc203070831" w:history="1">
+      <w:hyperlink w:anchor="_Toc203379200" w:history="1">
         <w:r>
           <w:rPr>
             <w:rStyle w:val="Hyperlink"/>
@@ -1692,7 +1692,7 @@
             <w:noProof/>
             <w:webHidden/>
           </w:rPr>
-          <w:instrText xml:space="preserve"> PAGEREF _Toc203070831 \h </w:instrText>
+          <w:instrText xml:space="preserve"> PAGEREF _Toc203379200 \h </w:instrText>
         </w:r>
         <w:r>
           <w:rPr>
@@ -1712,7 +1712,7 @@
             <w:noProof/>
             <w:webHidden/>
           </w:rPr>
-          <w:t>30</w:t>
+          <w:t>31</w:t>
         </w:r>
         <w:r>
           <w:rPr>
@@ -1735,7 +1735,7 @@
           <w:lang w:eastAsia="en-GB"/>
         </w:rPr>
       </w:pPr>
-      <w:hyperlink w:anchor="_Toc203070832" w:history="1">
+      <w:hyperlink w:anchor="_Toc203379201" w:history="1">
         <w:r>
           <w:rPr>
             <w:rStyle w:val="Hyperlink"/>
@@ -1762,7 +1762,7 @@
             <w:noProof/>
             <w:webHidden/>
           </w:rPr>
-          <w:instrText xml:space="preserve"> PAGEREF _Toc203070832 \h </w:instrText>
+          <w:instrText xml:space="preserve"> PAGEREF _Toc203379201 \h </w:instrText>
         </w:r>
         <w:r>
           <w:rPr>
@@ -1782,7 +1782,7 @@
             <w:noProof/>
             <w:webHidden/>
           </w:rPr>
-          <w:t>31</w:t>
+          <w:t>32</w:t>
         </w:r>
         <w:r>
           <w:rPr>
@@ -1805,7 +1805,7 @@
           <w:lang w:eastAsia="en-GB"/>
         </w:rPr>
       </w:pPr>
-      <w:hyperlink w:anchor="_Toc203070833" w:history="1">
+      <w:hyperlink w:anchor="_Toc203379202" w:history="1">
         <w:r>
           <w:rPr>
             <w:rStyle w:val="Hyperlink"/>
@@ -1832,7 +1832,7 @@
             <w:noProof/>
             <w:webHidden/>
           </w:rPr>
-          <w:instrText xml:space="preserve"> PAGEREF _Toc203070833 \h </w:instrText>
+          <w:instrText xml:space="preserve"> PAGEREF _Toc203379202 \h </w:instrText>
         </w:r>
         <w:r>
           <w:rPr>
@@ -1852,7 +1852,7 @@
             <w:noProof/>
             <w:webHidden/>
           </w:rPr>
-          <w:t>32</w:t>
+          <w:t>33</w:t>
         </w:r>
         <w:r>
           <w:rPr>
@@ -1875,7 +1875,7 @@
           <w:lang w:eastAsia="en-GB"/>
         </w:rPr>
       </w:pPr>
-      <w:hyperlink w:anchor="_Toc203070834" w:history="1">
+      <w:hyperlink w:anchor="_Toc203379203" w:history="1">
         <w:r>
           <w:rPr>
             <w:rStyle w:val="Hyperlink"/>
@@ -1902,7 +1902,7 @@
             <w:noProof/>
             <w:webHidden/>
           </w:rPr>
-          <w:instrText xml:space="preserve"> PAGEREF _Toc203070834 \h </w:instrText>
+          <w:instrText xml:space="preserve"> PAGEREF _Toc203379203 \h </w:instrText>
         </w:r>
         <w:r>
           <w:rPr>
@@ -1922,7 +1922,7 @@
             <w:noProof/>
             <w:webHidden/>
           </w:rPr>
-          <w:t>33</w:t>
+          <w:t>34</w:t>
         </w:r>
         <w:r>
           <w:rPr>
@@ -1945,13 +1945,13 @@
           <w:lang w:eastAsia="en-GB"/>
         </w:rPr>
       </w:pPr>
-      <w:hyperlink w:anchor="_Toc203070835" w:history="1">
+      <w:hyperlink w:anchor="_Toc203379204" w:history="1">
         <w:r>
           <w:rPr>
             <w:rStyle w:val="Hyperlink"/>
             <w:noProof/>
           </w:rPr>
-          <w:t>Scraping Program &amp; Data Analysis</w:t>
+          <w:t>Data Analysis</w:t>
         </w:r>
         <w:r>
           <w:rPr>
@@ -1972,7 +1972,7 @@
             <w:noProof/>
             <w:webHidden/>
           </w:rPr>
-          <w:instrText xml:space="preserve"> PAGEREF _Toc203070835 \h </w:instrText>
+          <w:instrText xml:space="preserve"> PAGEREF _Toc203379204 \h </w:instrText>
         </w:r>
         <w:r>
           <w:rPr>
@@ -1992,7 +1992,287 @@
             <w:noProof/>
             <w:webHidden/>
           </w:rPr>
-          <w:t>33</w:t>
+          <w:t>34</w:t>
+        </w:r>
+        <w:r>
+          <w:rPr>
+            <w:noProof/>
+            <w:webHidden/>
+          </w:rPr>
+          <w:fldChar w:fldCharType="end"/>
+        </w:r>
+      </w:hyperlink>
+    </w:p>
+    <w:p>
+      <w:pPr>
+        <w:pStyle w:val="TOC3"/>
+        <w:tabs>
+          <w:tab w:val="right" w:leader="dot" w:pos="9016"/>
+        </w:tabs>
+        <w:rPr>
+          <w:rFonts w:asciiTheme="minorHAnsi" w:eastAsiaTheme="minorEastAsia" w:hAnsiTheme="minorHAnsi"/>
+          <w:noProof/>
+          <w:lang w:eastAsia="en-GB"/>
+        </w:rPr>
+      </w:pPr>
+      <w:hyperlink w:anchor="_Toc203379205" w:history="1">
+        <w:r>
+          <w:rPr>
+            <w:rStyle w:val="Hyperlink"/>
+            <w:noProof/>
+          </w:rPr>
+          <w:t>Average Prices Per Dates</w:t>
+        </w:r>
+        <w:r>
+          <w:rPr>
+            <w:noProof/>
+            <w:webHidden/>
+          </w:rPr>
+          <w:tab/>
+        </w:r>
+        <w:r>
+          <w:rPr>
+            <w:noProof/>
+            <w:webHidden/>
+          </w:rPr>
+          <w:fldChar w:fldCharType="begin"/>
+        </w:r>
+        <w:r>
+          <w:rPr>
+            <w:noProof/>
+            <w:webHidden/>
+          </w:rPr>
+          <w:instrText xml:space="preserve"> PAGEREF _Toc203379205 \h </w:instrText>
+        </w:r>
+        <w:r>
+          <w:rPr>
+            <w:noProof/>
+            <w:webHidden/>
+          </w:rPr>
+        </w:r>
+        <w:r>
+          <w:rPr>
+            <w:noProof/>
+            <w:webHidden/>
+          </w:rPr>
+          <w:fldChar w:fldCharType="separate"/>
+        </w:r>
+        <w:r>
+          <w:rPr>
+            <w:noProof/>
+            <w:webHidden/>
+          </w:rPr>
+          <w:t>34</w:t>
+        </w:r>
+        <w:r>
+          <w:rPr>
+            <w:noProof/>
+            <w:webHidden/>
+          </w:rPr>
+          <w:fldChar w:fldCharType="end"/>
+        </w:r>
+      </w:hyperlink>
+    </w:p>
+    <w:p>
+      <w:pPr>
+        <w:pStyle w:val="TOC3"/>
+        <w:tabs>
+          <w:tab w:val="right" w:leader="dot" w:pos="9016"/>
+        </w:tabs>
+        <w:rPr>
+          <w:rFonts w:asciiTheme="minorHAnsi" w:eastAsiaTheme="minorEastAsia" w:hAnsiTheme="minorHAnsi"/>
+          <w:noProof/>
+          <w:lang w:eastAsia="en-GB"/>
+        </w:rPr>
+      </w:pPr>
+      <w:hyperlink w:anchor="_Toc203379206" w:history="1">
+        <w:r>
+          <w:rPr>
+            <w:rStyle w:val="Hyperlink"/>
+            <w:noProof/>
+          </w:rPr>
+          <w:t>Developers &amp; Publishers</w:t>
+        </w:r>
+        <w:r>
+          <w:rPr>
+            <w:noProof/>
+            <w:webHidden/>
+          </w:rPr>
+          <w:tab/>
+        </w:r>
+        <w:r>
+          <w:rPr>
+            <w:noProof/>
+            <w:webHidden/>
+          </w:rPr>
+          <w:fldChar w:fldCharType="begin"/>
+        </w:r>
+        <w:r>
+          <w:rPr>
+            <w:noProof/>
+            <w:webHidden/>
+          </w:rPr>
+          <w:instrText xml:space="preserve"> PAGEREF _Toc203379206 \h </w:instrText>
+        </w:r>
+        <w:r>
+          <w:rPr>
+            <w:noProof/>
+            <w:webHidden/>
+          </w:rPr>
+        </w:r>
+        <w:r>
+          <w:rPr>
+            <w:noProof/>
+            <w:webHidden/>
+          </w:rPr>
+          <w:fldChar w:fldCharType="separate"/>
+        </w:r>
+        <w:r>
+          <w:rPr>
+            <w:noProof/>
+            <w:webHidden/>
+          </w:rPr>
+          <w:t>36</w:t>
+        </w:r>
+        <w:r>
+          <w:rPr>
+            <w:noProof/>
+            <w:webHidden/>
+          </w:rPr>
+          <w:fldChar w:fldCharType="end"/>
+        </w:r>
+      </w:hyperlink>
+    </w:p>
+    <w:p>
+      <w:pPr>
+        <w:pStyle w:val="TOC3"/>
+        <w:tabs>
+          <w:tab w:val="right" w:leader="dot" w:pos="9016"/>
+        </w:tabs>
+        <w:rPr>
+          <w:rFonts w:asciiTheme="minorHAnsi" w:eastAsiaTheme="minorEastAsia" w:hAnsiTheme="minorHAnsi"/>
+          <w:noProof/>
+          <w:lang w:eastAsia="en-GB"/>
+        </w:rPr>
+      </w:pPr>
+      <w:hyperlink w:anchor="_Toc203379207" w:history="1">
+        <w:r>
+          <w:rPr>
+            <w:rStyle w:val="Hyperlink"/>
+            <w:noProof/>
+          </w:rPr>
+          <w:t>Genres &amp; User Tags</w:t>
+        </w:r>
+        <w:r>
+          <w:rPr>
+            <w:noProof/>
+            <w:webHidden/>
+          </w:rPr>
+          <w:tab/>
+        </w:r>
+        <w:r>
+          <w:rPr>
+            <w:noProof/>
+            <w:webHidden/>
+          </w:rPr>
+          <w:fldChar w:fldCharType="begin"/>
+        </w:r>
+        <w:r>
+          <w:rPr>
+            <w:noProof/>
+            <w:webHidden/>
+          </w:rPr>
+          <w:instrText xml:space="preserve"> PAGEREF _Toc203379207 \h </w:instrText>
+        </w:r>
+        <w:r>
+          <w:rPr>
+            <w:noProof/>
+            <w:webHidden/>
+          </w:rPr>
+        </w:r>
+        <w:r>
+          <w:rPr>
+            <w:noProof/>
+            <w:webHidden/>
+          </w:rPr>
+          <w:fldChar w:fldCharType="separate"/>
+        </w:r>
+        <w:r>
+          <w:rPr>
+            <w:noProof/>
+            <w:webHidden/>
+          </w:rPr>
+          <w:t>38</w:t>
+        </w:r>
+        <w:r>
+          <w:rPr>
+            <w:noProof/>
+            <w:webHidden/>
+          </w:rPr>
+          <w:fldChar w:fldCharType="end"/>
+        </w:r>
+      </w:hyperlink>
+    </w:p>
+    <w:p>
+      <w:pPr>
+        <w:pStyle w:val="TOC3"/>
+        <w:tabs>
+          <w:tab w:val="right" w:leader="dot" w:pos="9016"/>
+        </w:tabs>
+        <w:rPr>
+          <w:rFonts w:asciiTheme="minorHAnsi" w:eastAsiaTheme="minorEastAsia" w:hAnsiTheme="minorHAnsi"/>
+          <w:noProof/>
+          <w:lang w:eastAsia="en-GB"/>
+        </w:rPr>
+      </w:pPr>
+      <w:hyperlink w:anchor="_Toc203379208" w:history="1">
+        <w:r>
+          <w:rPr>
+            <w:rStyle w:val="Hyperlink"/>
+            <w:noProof/>
+          </w:rPr>
+          <w:t>Features</w:t>
+        </w:r>
+        <w:r>
+          <w:rPr>
+            <w:noProof/>
+            <w:webHidden/>
+          </w:rPr>
+          <w:tab/>
+        </w:r>
+        <w:r>
+          <w:rPr>
+            <w:noProof/>
+            <w:webHidden/>
+          </w:rPr>
+          <w:fldChar w:fldCharType="begin"/>
+        </w:r>
+        <w:r>
+          <w:rPr>
+            <w:noProof/>
+            <w:webHidden/>
+          </w:rPr>
+          <w:instrText xml:space="preserve"> PAGEREF _Toc203379208 \h </w:instrText>
+        </w:r>
+        <w:r>
+          <w:rPr>
+            <w:noProof/>
+            <w:webHidden/>
+          </w:rPr>
+        </w:r>
+        <w:r>
+          <w:rPr>
+            <w:noProof/>
+            <w:webHidden/>
+          </w:rPr>
+          <w:fldChar w:fldCharType="separate"/>
+        </w:r>
+        <w:r>
+          <w:rPr>
+            <w:noProof/>
+            <w:webHidden/>
+          </w:rPr>
+          <w:t>40</w:t>
         </w:r>
         <w:r>
           <w:rPr>
@@ -2015,7 +2295,7 @@
           <w:lang w:eastAsia="en-GB"/>
         </w:rPr>
       </w:pPr>
-      <w:hyperlink w:anchor="_Toc203070836" w:history="1">
+      <w:hyperlink w:anchor="_Toc203379209" w:history="1">
         <w:r>
           <w:rPr>
             <w:rStyle w:val="Hyperlink"/>
@@ -2042,7 +2322,7 @@
             <w:noProof/>
             <w:webHidden/>
           </w:rPr>
-          <w:instrText xml:space="preserve"> PAGEREF _Toc203070836 \h </w:instrText>
+          <w:instrText xml:space="preserve"> PAGEREF _Toc203379209 \h </w:instrText>
         </w:r>
         <w:r>
           <w:rPr>
@@ -2062,7 +2342,7 @@
             <w:noProof/>
             <w:webHidden/>
           </w:rPr>
-          <w:t>34</w:t>
+          <w:t>42</w:t>
         </w:r>
         <w:r>
           <w:rPr>
@@ -2085,7 +2365,7 @@
           <w:lang w:eastAsia="en-GB"/>
         </w:rPr>
       </w:pPr>
-      <w:hyperlink w:anchor="_Toc203070837" w:history="1">
+      <w:hyperlink w:anchor="_Toc203379210" w:history="1">
         <w:r>
           <w:rPr>
             <w:rStyle w:val="Hyperlink"/>
@@ -2112,7 +2392,7 @@
             <w:noProof/>
             <w:webHidden/>
           </w:rPr>
-          <w:instrText xml:space="preserve"> PAGEREF _Toc203070837 \h </w:instrText>
+          <w:instrText xml:space="preserve"> PAGEREF _Toc203379210 \h </w:instrText>
         </w:r>
         <w:r>
           <w:rPr>
@@ -2132,7 +2412,7 @@
             <w:noProof/>
             <w:webHidden/>
           </w:rPr>
-          <w:t>35</w:t>
+          <w:t>43</w:t>
         </w:r>
         <w:r>
           <w:rPr>
@@ -2155,7 +2435,7 @@
           <w:lang w:eastAsia="en-GB"/>
         </w:rPr>
       </w:pPr>
-      <w:hyperlink w:anchor="_Toc203070838" w:history="1">
+      <w:hyperlink w:anchor="_Toc203379211" w:history="1">
         <w:r>
           <w:rPr>
             <w:rStyle w:val="Hyperlink"/>
@@ -2182,7 +2462,7 @@
             <w:noProof/>
             <w:webHidden/>
           </w:rPr>
-          <w:instrText xml:space="preserve"> PAGEREF _Toc203070838 \h </w:instrText>
+          <w:instrText xml:space="preserve"> PAGEREF _Toc203379211 \h </w:instrText>
         </w:r>
         <w:r>
           <w:rPr>
@@ -2202,7 +2482,7 @@
             <w:noProof/>
             <w:webHidden/>
           </w:rPr>
-          <w:t>36</w:t>
+          <w:t>44</w:t>
         </w:r>
         <w:r>
           <w:rPr>
@@ -2225,7 +2505,7 @@
           <w:lang w:eastAsia="en-GB"/>
         </w:rPr>
       </w:pPr>
-      <w:hyperlink w:anchor="_Toc203070839" w:history="1">
+      <w:hyperlink w:anchor="_Toc203379212" w:history="1">
         <w:r>
           <w:rPr>
             <w:rStyle w:val="Hyperlink"/>
@@ -2252,7 +2532,7 @@
             <w:noProof/>
             <w:webHidden/>
           </w:rPr>
-          <w:instrText xml:space="preserve"> PAGEREF _Toc203070839 \h </w:instrText>
+          <w:instrText xml:space="preserve"> PAGEREF _Toc203379212 \h </w:instrText>
         </w:r>
         <w:r>
           <w:rPr>
@@ -2272,7 +2552,7 @@
             <w:noProof/>
             <w:webHidden/>
           </w:rPr>
-          <w:t>37</w:t>
+          <w:t>45</w:t>
         </w:r>
         <w:r>
           <w:rPr>
@@ -2295,7 +2575,7 @@
       <w:pPr>
         <w:pStyle w:val="Heading1"/>
       </w:pPr>
-      <w:bookmarkStart w:id="0" w:name="_Toc203070809"/>
+      <w:bookmarkStart w:id="0" w:name="_Toc203379178"/>
       <w:r>
         <w:lastRenderedPageBreak/>
         <w:t>Figures</w:t>
@@ -2323,7 +2603,7 @@
       <w:r>
         <w:fldChar w:fldCharType="separate"/>
       </w:r>
-      <w:hyperlink w:anchor="_Toc203070840" w:history="1">
+      <w:hyperlink w:anchor="_Toc203379213" w:history="1">
         <w:r>
           <w:rPr>
             <w:rStyle w:val="Hyperlink"/>
@@ -2350,7 +2630,7 @@
             <w:noProof/>
             <w:webHidden/>
           </w:rPr>
-          <w:instrText xml:space="preserve"> PAGEREF _Toc203070840 \h </w:instrText>
+          <w:instrText xml:space="preserve"> PAGEREF _Toc203379213 \h </w:instrText>
         </w:r>
         <w:r>
           <w:rPr>
@@ -2370,7 +2650,7 @@
             <w:noProof/>
             <w:webHidden/>
           </w:rPr>
-          <w:t>12</w:t>
+          <w:t>13</w:t>
         </w:r>
         <w:r>
           <w:rPr>
@@ -2393,7 +2673,7 @@
           <w:lang w:eastAsia="en-GB"/>
         </w:rPr>
       </w:pPr>
-      <w:hyperlink w:anchor="_Toc203070841" w:history="1">
+      <w:hyperlink w:anchor="_Toc203379214" w:history="1">
         <w:r>
           <w:rPr>
             <w:rStyle w:val="Hyperlink"/>
@@ -2420,7 +2700,7 @@
             <w:noProof/>
             <w:webHidden/>
           </w:rPr>
-          <w:instrText xml:space="preserve"> PAGEREF _Toc203070841 \h </w:instrText>
+          <w:instrText xml:space="preserve"> PAGEREF _Toc203379214 \h </w:instrText>
         </w:r>
         <w:r>
           <w:rPr>
@@ -2440,7 +2720,7 @@
             <w:noProof/>
             <w:webHidden/>
           </w:rPr>
-          <w:t>13</w:t>
+          <w:t>14</w:t>
         </w:r>
         <w:r>
           <w:rPr>
@@ -2463,7 +2743,7 @@
           <w:lang w:eastAsia="en-GB"/>
         </w:rPr>
       </w:pPr>
-      <w:hyperlink w:anchor="_Toc203070842" w:history="1">
+      <w:hyperlink w:anchor="_Toc203379215" w:history="1">
         <w:r>
           <w:rPr>
             <w:rStyle w:val="Hyperlink"/>
@@ -2490,7 +2770,7 @@
             <w:noProof/>
             <w:webHidden/>
           </w:rPr>
-          <w:instrText xml:space="preserve"> PAGEREF _Toc203070842 \h </w:instrText>
+          <w:instrText xml:space="preserve"> PAGEREF _Toc203379215 \h </w:instrText>
         </w:r>
         <w:r>
           <w:rPr>
@@ -2533,7 +2813,7 @@
           <w:lang w:eastAsia="en-GB"/>
         </w:rPr>
       </w:pPr>
-      <w:hyperlink w:anchor="_Toc203070843" w:history="1">
+      <w:hyperlink w:anchor="_Toc203379216" w:history="1">
         <w:r>
           <w:rPr>
             <w:rStyle w:val="Hyperlink"/>
@@ -2560,7 +2840,7 @@
             <w:noProof/>
             <w:webHidden/>
           </w:rPr>
-          <w:instrText xml:space="preserve"> PAGEREF _Toc203070843 \h </w:instrText>
+          <w:instrText xml:space="preserve"> PAGEREF _Toc203379216 \h </w:instrText>
         </w:r>
         <w:r>
           <w:rPr>
@@ -2580,7 +2860,7 @@
             <w:noProof/>
             <w:webHidden/>
           </w:rPr>
-          <w:t>15</w:t>
+          <w:t>16</w:t>
         </w:r>
         <w:r>
           <w:rPr>
@@ -2603,7 +2883,7 @@
           <w:lang w:eastAsia="en-GB"/>
         </w:rPr>
       </w:pPr>
-      <w:hyperlink w:anchor="_Toc203070844" w:history="1">
+      <w:hyperlink w:anchor="_Toc203379217" w:history="1">
         <w:r>
           <w:rPr>
             <w:rStyle w:val="Hyperlink"/>
@@ -2630,7 +2910,7 @@
             <w:noProof/>
             <w:webHidden/>
           </w:rPr>
-          <w:instrText xml:space="preserve"> PAGEREF _Toc203070844 \h </w:instrText>
+          <w:instrText xml:space="preserve"> PAGEREF _Toc203379217 \h </w:instrText>
         </w:r>
         <w:r>
           <w:rPr>
@@ -2650,7 +2930,7 @@
             <w:noProof/>
             <w:webHidden/>
           </w:rPr>
-          <w:t>18</w:t>
+          <w:t>19</w:t>
         </w:r>
         <w:r>
           <w:rPr>
@@ -2673,7 +2953,7 @@
           <w:lang w:eastAsia="en-GB"/>
         </w:rPr>
       </w:pPr>
-      <w:hyperlink w:anchor="_Toc203070845" w:history="1">
+      <w:hyperlink w:anchor="_Toc203379218" w:history="1">
         <w:r>
           <w:rPr>
             <w:rStyle w:val="Hyperlink"/>
@@ -2700,7 +2980,7 @@
             <w:noProof/>
             <w:webHidden/>
           </w:rPr>
-          <w:instrText xml:space="preserve"> PAGEREF _Toc203070845 \h </w:instrText>
+          <w:instrText xml:space="preserve"> PAGEREF _Toc203379218 \h </w:instrText>
         </w:r>
         <w:r>
           <w:rPr>
@@ -2720,7 +3000,7 @@
             <w:noProof/>
             <w:webHidden/>
           </w:rPr>
-          <w:t>19</w:t>
+          <w:t>20</w:t>
         </w:r>
         <w:r>
           <w:rPr>
@@ -2743,7 +3023,7 @@
           <w:lang w:eastAsia="en-GB"/>
         </w:rPr>
       </w:pPr>
-      <w:hyperlink w:anchor="_Toc203070846" w:history="1">
+      <w:hyperlink w:anchor="_Toc203379219" w:history="1">
         <w:r>
           <w:rPr>
             <w:rStyle w:val="Hyperlink"/>
@@ -2770,7 +3050,7 @@
             <w:noProof/>
             <w:webHidden/>
           </w:rPr>
-          <w:instrText xml:space="preserve"> PAGEREF _Toc203070846 \h </w:instrText>
+          <w:instrText xml:space="preserve"> PAGEREF _Toc203379219 \h </w:instrText>
         </w:r>
         <w:r>
           <w:rPr>
@@ -2790,7 +3070,7 @@
             <w:noProof/>
             <w:webHidden/>
           </w:rPr>
-          <w:t>21</w:t>
+          <w:t>22</w:t>
         </w:r>
         <w:r>
           <w:rPr>
@@ -2813,7 +3093,7 @@
           <w:lang w:eastAsia="en-GB"/>
         </w:rPr>
       </w:pPr>
-      <w:hyperlink w:anchor="_Toc203070847" w:history="1">
+      <w:hyperlink w:anchor="_Toc203379220" w:history="1">
         <w:r>
           <w:rPr>
             <w:rStyle w:val="Hyperlink"/>
@@ -2840,7 +3120,7 @@
             <w:noProof/>
             <w:webHidden/>
           </w:rPr>
-          <w:instrText xml:space="preserve"> PAGEREF _Toc203070847 \h </w:instrText>
+          <w:instrText xml:space="preserve"> PAGEREF _Toc203379220 \h </w:instrText>
         </w:r>
         <w:r>
           <w:rPr>
@@ -2860,7 +3140,7 @@
             <w:noProof/>
             <w:webHidden/>
           </w:rPr>
-          <w:t>21</w:t>
+          <w:t>22</w:t>
         </w:r>
         <w:r>
           <w:rPr>
@@ -2883,7 +3163,7 @@
           <w:lang w:eastAsia="en-GB"/>
         </w:rPr>
       </w:pPr>
-      <w:hyperlink w:anchor="_Toc203070848" w:history="1">
+      <w:hyperlink w:anchor="_Toc203379221" w:history="1">
         <w:r>
           <w:rPr>
             <w:rStyle w:val="Hyperlink"/>
@@ -2910,7 +3190,7 @@
             <w:noProof/>
             <w:webHidden/>
           </w:rPr>
-          <w:instrText xml:space="preserve"> PAGEREF _Toc203070848 \h </w:instrText>
+          <w:instrText xml:space="preserve"> PAGEREF _Toc203379221 \h </w:instrText>
         </w:r>
         <w:r>
           <w:rPr>
@@ -2930,7 +3210,7 @@
             <w:noProof/>
             <w:webHidden/>
           </w:rPr>
-          <w:t>22</w:t>
+          <w:t>23</w:t>
         </w:r>
         <w:r>
           <w:rPr>
@@ -2953,7 +3233,7 @@
           <w:lang w:eastAsia="en-GB"/>
         </w:rPr>
       </w:pPr>
-      <w:hyperlink w:anchor="_Toc203070849" w:history="1">
+      <w:hyperlink w:anchor="_Toc203379222" w:history="1">
         <w:r>
           <w:rPr>
             <w:rStyle w:val="Hyperlink"/>
@@ -2980,7 +3260,7 @@
             <w:noProof/>
             <w:webHidden/>
           </w:rPr>
-          <w:instrText xml:space="preserve"> PAGEREF _Toc203070849 \h </w:instrText>
+          <w:instrText xml:space="preserve"> PAGEREF _Toc203379222 \h </w:instrText>
         </w:r>
         <w:r>
           <w:rPr>
@@ -3000,7 +3280,7 @@
             <w:noProof/>
             <w:webHidden/>
           </w:rPr>
-          <w:t>23</w:t>
+          <w:t>24</w:t>
         </w:r>
         <w:r>
           <w:rPr>
@@ -3023,7 +3303,7 @@
           <w:lang w:eastAsia="en-GB"/>
         </w:rPr>
       </w:pPr>
-      <w:hyperlink w:anchor="_Toc203070850" w:history="1">
+      <w:hyperlink w:anchor="_Toc203379223" w:history="1">
         <w:r>
           <w:rPr>
             <w:rStyle w:val="Hyperlink"/>
@@ -3050,7 +3330,7 @@
             <w:noProof/>
             <w:webHidden/>
           </w:rPr>
-          <w:instrText xml:space="preserve"> PAGEREF _Toc203070850 \h </w:instrText>
+          <w:instrText xml:space="preserve"> PAGEREF _Toc203379223 \h </w:instrText>
         </w:r>
         <w:r>
           <w:rPr>
@@ -3070,7 +3350,7 @@
             <w:noProof/>
             <w:webHidden/>
           </w:rPr>
-          <w:t>24</w:t>
+          <w:t>25</w:t>
         </w:r>
         <w:r>
           <w:rPr>
@@ -3093,7 +3373,7 @@
           <w:lang w:eastAsia="en-GB"/>
         </w:rPr>
       </w:pPr>
-      <w:hyperlink w:anchor="_Toc203070851" w:history="1">
+      <w:hyperlink w:anchor="_Toc203379224" w:history="1">
         <w:r>
           <w:rPr>
             <w:rStyle w:val="Hyperlink"/>
@@ -3120,7 +3400,7 @@
             <w:noProof/>
             <w:webHidden/>
           </w:rPr>
-          <w:instrText xml:space="preserve"> PAGEREF _Toc203070851 \h </w:instrText>
+          <w:instrText xml:space="preserve"> PAGEREF _Toc203379224 \h </w:instrText>
         </w:r>
         <w:r>
           <w:rPr>
@@ -3140,7 +3420,7 @@
             <w:noProof/>
             <w:webHidden/>
           </w:rPr>
-          <w:t>24</w:t>
+          <w:t>25</w:t>
         </w:r>
         <w:r>
           <w:rPr>
@@ -3163,7 +3443,7 @@
           <w:lang w:eastAsia="en-GB"/>
         </w:rPr>
       </w:pPr>
-      <w:hyperlink w:anchor="_Toc203070852" w:history="1">
+      <w:hyperlink w:anchor="_Toc203379225" w:history="1">
         <w:r>
           <w:rPr>
             <w:rStyle w:val="Hyperlink"/>
@@ -3190,7 +3470,7 @@
             <w:noProof/>
             <w:webHidden/>
           </w:rPr>
-          <w:instrText xml:space="preserve"> PAGEREF _Toc203070852 \h </w:instrText>
+          <w:instrText xml:space="preserve"> PAGEREF _Toc203379225 \h </w:instrText>
         </w:r>
         <w:r>
           <w:rPr>
@@ -3210,7 +3490,7 @@
             <w:noProof/>
             <w:webHidden/>
           </w:rPr>
-          <w:t>26</w:t>
+          <w:t>27</w:t>
         </w:r>
         <w:r>
           <w:rPr>
@@ -3233,7 +3513,7 @@
           <w:lang w:eastAsia="en-GB"/>
         </w:rPr>
       </w:pPr>
-      <w:hyperlink w:anchor="_Toc203070853" w:history="1">
+      <w:hyperlink w:anchor="_Toc203379226" w:history="1">
         <w:r>
           <w:rPr>
             <w:rStyle w:val="Hyperlink"/>
@@ -3260,7 +3540,7 @@
             <w:noProof/>
             <w:webHidden/>
           </w:rPr>
-          <w:instrText xml:space="preserve"> PAGEREF _Toc203070853 \h </w:instrText>
+          <w:instrText xml:space="preserve"> PAGEREF _Toc203379226 \h </w:instrText>
         </w:r>
         <w:r>
           <w:rPr>
@@ -3280,7 +3560,7 @@
             <w:noProof/>
             <w:webHidden/>
           </w:rPr>
-          <w:t>27</w:t>
+          <w:t>28</w:t>
         </w:r>
         <w:r>
           <w:rPr>
@@ -3303,7 +3583,7 @@
           <w:lang w:eastAsia="en-GB"/>
         </w:rPr>
       </w:pPr>
-      <w:hyperlink w:anchor="_Toc203070854" w:history="1">
+      <w:hyperlink w:anchor="_Toc203379227" w:history="1">
         <w:r>
           <w:rPr>
             <w:rStyle w:val="Hyperlink"/>
@@ -3330,7 +3610,7 @@
             <w:noProof/>
             <w:webHidden/>
           </w:rPr>
-          <w:instrText xml:space="preserve"> PAGEREF _Toc203070854 \h </w:instrText>
+          <w:instrText xml:space="preserve"> PAGEREF _Toc203379227 \h </w:instrText>
         </w:r>
         <w:r>
           <w:rPr>
@@ -3350,7 +3630,7 @@
             <w:noProof/>
             <w:webHidden/>
           </w:rPr>
-          <w:t>28</w:t>
+          <w:t>29</w:t>
         </w:r>
         <w:r>
           <w:rPr>
@@ -3373,7 +3653,7 @@
           <w:lang w:eastAsia="en-GB"/>
         </w:rPr>
       </w:pPr>
-      <w:hyperlink w:anchor="_Toc203070855" w:history="1">
+      <w:hyperlink w:anchor="_Toc203379228" w:history="1">
         <w:r>
           <w:rPr>
             <w:rStyle w:val="Hyperlink"/>
@@ -3400,7 +3680,7 @@
             <w:noProof/>
             <w:webHidden/>
           </w:rPr>
-          <w:instrText xml:space="preserve"> PAGEREF _Toc203070855 \h </w:instrText>
+          <w:instrText xml:space="preserve"> PAGEREF _Toc203379228 \h </w:instrText>
         </w:r>
         <w:r>
           <w:rPr>
@@ -3420,7 +3700,847 @@
             <w:noProof/>
             <w:webHidden/>
           </w:rPr>
-          <w:t>29</w:t>
+          <w:t>30</w:t>
+        </w:r>
+        <w:r>
+          <w:rPr>
+            <w:noProof/>
+            <w:webHidden/>
+          </w:rPr>
+          <w:fldChar w:fldCharType="end"/>
+        </w:r>
+      </w:hyperlink>
+    </w:p>
+    <w:p>
+      <w:pPr>
+        <w:pStyle w:val="TableofFigures"/>
+        <w:tabs>
+          <w:tab w:val="right" w:leader="dot" w:pos="9016"/>
+        </w:tabs>
+        <w:rPr>
+          <w:rFonts w:asciiTheme="minorHAnsi" w:eastAsiaTheme="minorEastAsia" w:hAnsiTheme="minorHAnsi"/>
+          <w:noProof/>
+          <w:lang w:eastAsia="en-GB"/>
+        </w:rPr>
+      </w:pPr>
+      <w:hyperlink w:anchor="_Toc203379229" w:history="1">
+        <w:r>
+          <w:rPr>
+            <w:rStyle w:val="Hyperlink"/>
+            <w:noProof/>
+          </w:rPr>
+          <w:t>Figure 17: Average Price Per Year</w:t>
+        </w:r>
+        <w:r>
+          <w:rPr>
+            <w:noProof/>
+            <w:webHidden/>
+          </w:rPr>
+          <w:tab/>
+        </w:r>
+        <w:r>
+          <w:rPr>
+            <w:noProof/>
+            <w:webHidden/>
+          </w:rPr>
+          <w:fldChar w:fldCharType="begin"/>
+        </w:r>
+        <w:r>
+          <w:rPr>
+            <w:noProof/>
+            <w:webHidden/>
+          </w:rPr>
+          <w:instrText xml:space="preserve"> PAGEREF _Toc203379229 \h </w:instrText>
+        </w:r>
+        <w:r>
+          <w:rPr>
+            <w:noProof/>
+            <w:webHidden/>
+          </w:rPr>
+        </w:r>
+        <w:r>
+          <w:rPr>
+            <w:noProof/>
+            <w:webHidden/>
+          </w:rPr>
+          <w:fldChar w:fldCharType="separate"/>
+        </w:r>
+        <w:r>
+          <w:rPr>
+            <w:noProof/>
+            <w:webHidden/>
+          </w:rPr>
+          <w:t>34</w:t>
+        </w:r>
+        <w:r>
+          <w:rPr>
+            <w:noProof/>
+            <w:webHidden/>
+          </w:rPr>
+          <w:fldChar w:fldCharType="end"/>
+        </w:r>
+      </w:hyperlink>
+    </w:p>
+    <w:p>
+      <w:pPr>
+        <w:pStyle w:val="TableofFigures"/>
+        <w:tabs>
+          <w:tab w:val="right" w:leader="dot" w:pos="9016"/>
+        </w:tabs>
+        <w:rPr>
+          <w:rFonts w:asciiTheme="minorHAnsi" w:eastAsiaTheme="minorEastAsia" w:hAnsiTheme="minorHAnsi"/>
+          <w:noProof/>
+          <w:lang w:eastAsia="en-GB"/>
+        </w:rPr>
+      </w:pPr>
+      <w:hyperlink w:anchor="_Toc203379230" w:history="1">
+        <w:r>
+          <w:rPr>
+            <w:rStyle w:val="Hyperlink"/>
+            <w:noProof/>
+          </w:rPr>
+          <w:t>Figure 18: Average Price Per Month</w:t>
+        </w:r>
+        <w:r>
+          <w:rPr>
+            <w:noProof/>
+            <w:webHidden/>
+          </w:rPr>
+          <w:tab/>
+        </w:r>
+        <w:r>
+          <w:rPr>
+            <w:noProof/>
+            <w:webHidden/>
+          </w:rPr>
+          <w:fldChar w:fldCharType="begin"/>
+        </w:r>
+        <w:r>
+          <w:rPr>
+            <w:noProof/>
+            <w:webHidden/>
+          </w:rPr>
+          <w:instrText xml:space="preserve"> PAGEREF _Toc203379230 \h </w:instrText>
+        </w:r>
+        <w:r>
+          <w:rPr>
+            <w:noProof/>
+            <w:webHidden/>
+          </w:rPr>
+        </w:r>
+        <w:r>
+          <w:rPr>
+            <w:noProof/>
+            <w:webHidden/>
+          </w:rPr>
+          <w:fldChar w:fldCharType="separate"/>
+        </w:r>
+        <w:r>
+          <w:rPr>
+            <w:noProof/>
+            <w:webHidden/>
+          </w:rPr>
+          <w:t>35</w:t>
+        </w:r>
+        <w:r>
+          <w:rPr>
+            <w:noProof/>
+            <w:webHidden/>
+          </w:rPr>
+          <w:fldChar w:fldCharType="end"/>
+        </w:r>
+      </w:hyperlink>
+    </w:p>
+    <w:p>
+      <w:pPr>
+        <w:pStyle w:val="TableofFigures"/>
+        <w:tabs>
+          <w:tab w:val="right" w:leader="dot" w:pos="9016"/>
+        </w:tabs>
+        <w:rPr>
+          <w:rFonts w:asciiTheme="minorHAnsi" w:eastAsiaTheme="minorEastAsia" w:hAnsiTheme="minorHAnsi"/>
+          <w:noProof/>
+          <w:lang w:eastAsia="en-GB"/>
+        </w:rPr>
+      </w:pPr>
+      <w:hyperlink w:anchor="_Toc203379231" w:history="1">
+        <w:r>
+          <w:rPr>
+            <w:rStyle w:val="Hyperlink"/>
+            <w:noProof/>
+          </w:rPr>
+          <w:t>Figure 19: Average Game Price Per Developer</w:t>
+        </w:r>
+        <w:r>
+          <w:rPr>
+            <w:noProof/>
+            <w:webHidden/>
+          </w:rPr>
+          <w:tab/>
+        </w:r>
+        <w:r>
+          <w:rPr>
+            <w:noProof/>
+            <w:webHidden/>
+          </w:rPr>
+          <w:fldChar w:fldCharType="begin"/>
+        </w:r>
+        <w:r>
+          <w:rPr>
+            <w:noProof/>
+            <w:webHidden/>
+          </w:rPr>
+          <w:instrText xml:space="preserve"> PAGEREF _Toc203379231 \h </w:instrText>
+        </w:r>
+        <w:r>
+          <w:rPr>
+            <w:noProof/>
+            <w:webHidden/>
+          </w:rPr>
+        </w:r>
+        <w:r>
+          <w:rPr>
+            <w:noProof/>
+            <w:webHidden/>
+          </w:rPr>
+          <w:fldChar w:fldCharType="separate"/>
+        </w:r>
+        <w:r>
+          <w:rPr>
+            <w:noProof/>
+            <w:webHidden/>
+          </w:rPr>
+          <w:t>36</w:t>
+        </w:r>
+        <w:r>
+          <w:rPr>
+            <w:noProof/>
+            <w:webHidden/>
+          </w:rPr>
+          <w:fldChar w:fldCharType="end"/>
+        </w:r>
+      </w:hyperlink>
+    </w:p>
+    <w:p>
+      <w:pPr>
+        <w:pStyle w:val="TableofFigures"/>
+        <w:tabs>
+          <w:tab w:val="right" w:leader="dot" w:pos="9016"/>
+        </w:tabs>
+        <w:rPr>
+          <w:rFonts w:asciiTheme="minorHAnsi" w:eastAsiaTheme="minorEastAsia" w:hAnsiTheme="minorHAnsi"/>
+          <w:noProof/>
+          <w:lang w:eastAsia="en-GB"/>
+        </w:rPr>
+      </w:pPr>
+      <w:hyperlink w:anchor="_Toc203379232" w:history="1">
+        <w:r>
+          <w:rPr>
+            <w:rStyle w:val="Hyperlink"/>
+            <w:noProof/>
+          </w:rPr>
+          <w:t>Figure 20: Number of Gamers Per Developer</w:t>
+        </w:r>
+        <w:r>
+          <w:rPr>
+            <w:noProof/>
+            <w:webHidden/>
+          </w:rPr>
+          <w:tab/>
+        </w:r>
+        <w:r>
+          <w:rPr>
+            <w:noProof/>
+            <w:webHidden/>
+          </w:rPr>
+          <w:fldChar w:fldCharType="begin"/>
+        </w:r>
+        <w:r>
+          <w:rPr>
+            <w:noProof/>
+            <w:webHidden/>
+          </w:rPr>
+          <w:instrText xml:space="preserve"> PAGEREF _Toc203379232 \h </w:instrText>
+        </w:r>
+        <w:r>
+          <w:rPr>
+            <w:noProof/>
+            <w:webHidden/>
+          </w:rPr>
+        </w:r>
+        <w:r>
+          <w:rPr>
+            <w:noProof/>
+            <w:webHidden/>
+          </w:rPr>
+          <w:fldChar w:fldCharType="separate"/>
+        </w:r>
+        <w:r>
+          <w:rPr>
+            <w:noProof/>
+            <w:webHidden/>
+          </w:rPr>
+          <w:t>36</w:t>
+        </w:r>
+        <w:r>
+          <w:rPr>
+            <w:noProof/>
+            <w:webHidden/>
+          </w:rPr>
+          <w:fldChar w:fldCharType="end"/>
+        </w:r>
+      </w:hyperlink>
+    </w:p>
+    <w:p>
+      <w:pPr>
+        <w:pStyle w:val="TableofFigures"/>
+        <w:tabs>
+          <w:tab w:val="right" w:leader="dot" w:pos="9016"/>
+        </w:tabs>
+        <w:rPr>
+          <w:rFonts w:asciiTheme="minorHAnsi" w:eastAsiaTheme="minorEastAsia" w:hAnsiTheme="minorHAnsi"/>
+          <w:noProof/>
+          <w:lang w:eastAsia="en-GB"/>
+        </w:rPr>
+      </w:pPr>
+      <w:hyperlink w:anchor="_Toc203379233" w:history="1">
+        <w:r>
+          <w:rPr>
+            <w:rStyle w:val="Hyperlink"/>
+            <w:noProof/>
+          </w:rPr>
+          <w:t>Figure 21: Average Price Per Publisher</w:t>
+        </w:r>
+        <w:r>
+          <w:rPr>
+            <w:noProof/>
+            <w:webHidden/>
+          </w:rPr>
+          <w:tab/>
+        </w:r>
+        <w:r>
+          <w:rPr>
+            <w:noProof/>
+            <w:webHidden/>
+          </w:rPr>
+          <w:fldChar w:fldCharType="begin"/>
+        </w:r>
+        <w:r>
+          <w:rPr>
+            <w:noProof/>
+            <w:webHidden/>
+          </w:rPr>
+          <w:instrText xml:space="preserve"> PAGEREF _Toc203379233 \h </w:instrText>
+        </w:r>
+        <w:r>
+          <w:rPr>
+            <w:noProof/>
+            <w:webHidden/>
+          </w:rPr>
+        </w:r>
+        <w:r>
+          <w:rPr>
+            <w:noProof/>
+            <w:webHidden/>
+          </w:rPr>
+          <w:fldChar w:fldCharType="separate"/>
+        </w:r>
+        <w:r>
+          <w:rPr>
+            <w:noProof/>
+            <w:webHidden/>
+          </w:rPr>
+          <w:t>37</w:t>
+        </w:r>
+        <w:r>
+          <w:rPr>
+            <w:noProof/>
+            <w:webHidden/>
+          </w:rPr>
+          <w:fldChar w:fldCharType="end"/>
+        </w:r>
+      </w:hyperlink>
+    </w:p>
+    <w:p>
+      <w:pPr>
+        <w:pStyle w:val="TableofFigures"/>
+        <w:tabs>
+          <w:tab w:val="right" w:leader="dot" w:pos="9016"/>
+        </w:tabs>
+        <w:rPr>
+          <w:rFonts w:asciiTheme="minorHAnsi" w:eastAsiaTheme="minorEastAsia" w:hAnsiTheme="minorHAnsi"/>
+          <w:noProof/>
+          <w:lang w:eastAsia="en-GB"/>
+        </w:rPr>
+      </w:pPr>
+      <w:hyperlink w:anchor="_Toc203379234" w:history="1">
+        <w:r>
+          <w:rPr>
+            <w:rStyle w:val="Hyperlink"/>
+            <w:noProof/>
+          </w:rPr>
+          <w:t>Figure 22: Number of Games Per Publisher</w:t>
+        </w:r>
+        <w:r>
+          <w:rPr>
+            <w:noProof/>
+            <w:webHidden/>
+          </w:rPr>
+          <w:tab/>
+        </w:r>
+        <w:r>
+          <w:rPr>
+            <w:noProof/>
+            <w:webHidden/>
+          </w:rPr>
+          <w:fldChar w:fldCharType="begin"/>
+        </w:r>
+        <w:r>
+          <w:rPr>
+            <w:noProof/>
+            <w:webHidden/>
+          </w:rPr>
+          <w:instrText xml:space="preserve"> PAGEREF _Toc203379234 \h </w:instrText>
+        </w:r>
+        <w:r>
+          <w:rPr>
+            <w:noProof/>
+            <w:webHidden/>
+          </w:rPr>
+        </w:r>
+        <w:r>
+          <w:rPr>
+            <w:noProof/>
+            <w:webHidden/>
+          </w:rPr>
+          <w:fldChar w:fldCharType="separate"/>
+        </w:r>
+        <w:r>
+          <w:rPr>
+            <w:noProof/>
+            <w:webHidden/>
+          </w:rPr>
+          <w:t>37</w:t>
+        </w:r>
+        <w:r>
+          <w:rPr>
+            <w:noProof/>
+            <w:webHidden/>
+          </w:rPr>
+          <w:fldChar w:fldCharType="end"/>
+        </w:r>
+      </w:hyperlink>
+    </w:p>
+    <w:p>
+      <w:pPr>
+        <w:pStyle w:val="TableofFigures"/>
+        <w:tabs>
+          <w:tab w:val="right" w:leader="dot" w:pos="9016"/>
+        </w:tabs>
+        <w:rPr>
+          <w:rFonts w:asciiTheme="minorHAnsi" w:eastAsiaTheme="minorEastAsia" w:hAnsiTheme="minorHAnsi"/>
+          <w:noProof/>
+          <w:lang w:eastAsia="en-GB"/>
+        </w:rPr>
+      </w:pPr>
+      <w:hyperlink w:anchor="_Toc203379235" w:history="1">
+        <w:r>
+          <w:rPr>
+            <w:rStyle w:val="Hyperlink"/>
+            <w:noProof/>
+          </w:rPr>
+          <w:t>Figure 23: Average Game Price Per Genre</w:t>
+        </w:r>
+        <w:r>
+          <w:rPr>
+            <w:noProof/>
+            <w:webHidden/>
+          </w:rPr>
+          <w:tab/>
+        </w:r>
+        <w:r>
+          <w:rPr>
+            <w:noProof/>
+            <w:webHidden/>
+          </w:rPr>
+          <w:fldChar w:fldCharType="begin"/>
+        </w:r>
+        <w:r>
+          <w:rPr>
+            <w:noProof/>
+            <w:webHidden/>
+          </w:rPr>
+          <w:instrText xml:space="preserve"> PAGEREF _Toc203379235 \h </w:instrText>
+        </w:r>
+        <w:r>
+          <w:rPr>
+            <w:noProof/>
+            <w:webHidden/>
+          </w:rPr>
+        </w:r>
+        <w:r>
+          <w:rPr>
+            <w:noProof/>
+            <w:webHidden/>
+          </w:rPr>
+          <w:fldChar w:fldCharType="separate"/>
+        </w:r>
+        <w:r>
+          <w:rPr>
+            <w:noProof/>
+            <w:webHidden/>
+          </w:rPr>
+          <w:t>38</w:t>
+        </w:r>
+        <w:r>
+          <w:rPr>
+            <w:noProof/>
+            <w:webHidden/>
+          </w:rPr>
+          <w:fldChar w:fldCharType="end"/>
+        </w:r>
+      </w:hyperlink>
+    </w:p>
+    <w:p>
+      <w:pPr>
+        <w:pStyle w:val="TableofFigures"/>
+        <w:tabs>
+          <w:tab w:val="right" w:leader="dot" w:pos="9016"/>
+        </w:tabs>
+        <w:rPr>
+          <w:rFonts w:asciiTheme="minorHAnsi" w:eastAsiaTheme="minorEastAsia" w:hAnsiTheme="minorHAnsi"/>
+          <w:noProof/>
+          <w:lang w:eastAsia="en-GB"/>
+        </w:rPr>
+      </w:pPr>
+      <w:hyperlink w:anchor="_Toc203379236" w:history="1">
+        <w:r>
+          <w:rPr>
+            <w:rStyle w:val="Hyperlink"/>
+            <w:noProof/>
+          </w:rPr>
+          <w:t>Figure 24: Number of Games Per Genre</w:t>
+        </w:r>
+        <w:r>
+          <w:rPr>
+            <w:noProof/>
+            <w:webHidden/>
+          </w:rPr>
+          <w:tab/>
+        </w:r>
+        <w:r>
+          <w:rPr>
+            <w:noProof/>
+            <w:webHidden/>
+          </w:rPr>
+          <w:fldChar w:fldCharType="begin"/>
+        </w:r>
+        <w:r>
+          <w:rPr>
+            <w:noProof/>
+            <w:webHidden/>
+          </w:rPr>
+          <w:instrText xml:space="preserve"> PAGEREF _Toc203379236 \h </w:instrText>
+        </w:r>
+        <w:r>
+          <w:rPr>
+            <w:noProof/>
+            <w:webHidden/>
+          </w:rPr>
+        </w:r>
+        <w:r>
+          <w:rPr>
+            <w:noProof/>
+            <w:webHidden/>
+          </w:rPr>
+          <w:fldChar w:fldCharType="separate"/>
+        </w:r>
+        <w:r>
+          <w:rPr>
+            <w:noProof/>
+            <w:webHidden/>
+          </w:rPr>
+          <w:t>38</w:t>
+        </w:r>
+        <w:r>
+          <w:rPr>
+            <w:noProof/>
+            <w:webHidden/>
+          </w:rPr>
+          <w:fldChar w:fldCharType="end"/>
+        </w:r>
+      </w:hyperlink>
+    </w:p>
+    <w:p>
+      <w:pPr>
+        <w:pStyle w:val="TableofFigures"/>
+        <w:tabs>
+          <w:tab w:val="right" w:leader="dot" w:pos="9016"/>
+        </w:tabs>
+        <w:rPr>
+          <w:rFonts w:asciiTheme="minorHAnsi" w:eastAsiaTheme="minorEastAsia" w:hAnsiTheme="minorHAnsi"/>
+          <w:noProof/>
+          <w:lang w:eastAsia="en-GB"/>
+        </w:rPr>
+      </w:pPr>
+      <w:hyperlink w:anchor="_Toc203379237" w:history="1">
+        <w:r>
+          <w:rPr>
+            <w:rStyle w:val="Hyperlink"/>
+            <w:noProof/>
+          </w:rPr>
+          <w:t>Figure 25: Average Game Price Per User Tag</w:t>
+        </w:r>
+        <w:r>
+          <w:rPr>
+            <w:noProof/>
+            <w:webHidden/>
+          </w:rPr>
+          <w:tab/>
+        </w:r>
+        <w:r>
+          <w:rPr>
+            <w:noProof/>
+            <w:webHidden/>
+          </w:rPr>
+          <w:fldChar w:fldCharType="begin"/>
+        </w:r>
+        <w:r>
+          <w:rPr>
+            <w:noProof/>
+            <w:webHidden/>
+          </w:rPr>
+          <w:instrText xml:space="preserve"> PAGEREF _Toc203379237 \h </w:instrText>
+        </w:r>
+        <w:r>
+          <w:rPr>
+            <w:noProof/>
+            <w:webHidden/>
+          </w:rPr>
+        </w:r>
+        <w:r>
+          <w:rPr>
+            <w:noProof/>
+            <w:webHidden/>
+          </w:rPr>
+          <w:fldChar w:fldCharType="separate"/>
+        </w:r>
+        <w:r>
+          <w:rPr>
+            <w:noProof/>
+            <w:webHidden/>
+          </w:rPr>
+          <w:t>39</w:t>
+        </w:r>
+        <w:r>
+          <w:rPr>
+            <w:noProof/>
+            <w:webHidden/>
+          </w:rPr>
+          <w:fldChar w:fldCharType="end"/>
+        </w:r>
+      </w:hyperlink>
+    </w:p>
+    <w:p>
+      <w:pPr>
+        <w:pStyle w:val="TableofFigures"/>
+        <w:tabs>
+          <w:tab w:val="right" w:leader="dot" w:pos="9016"/>
+        </w:tabs>
+        <w:rPr>
+          <w:rFonts w:asciiTheme="minorHAnsi" w:eastAsiaTheme="minorEastAsia" w:hAnsiTheme="minorHAnsi"/>
+          <w:noProof/>
+          <w:lang w:eastAsia="en-GB"/>
+        </w:rPr>
+      </w:pPr>
+      <w:hyperlink w:anchor="_Toc203379238" w:history="1">
+        <w:r>
+          <w:rPr>
+            <w:rStyle w:val="Hyperlink"/>
+            <w:noProof/>
+          </w:rPr>
+          <w:t>Figure 26: Number of Games Per User Tag</w:t>
+        </w:r>
+        <w:r>
+          <w:rPr>
+            <w:noProof/>
+            <w:webHidden/>
+          </w:rPr>
+          <w:tab/>
+        </w:r>
+        <w:r>
+          <w:rPr>
+            <w:noProof/>
+            <w:webHidden/>
+          </w:rPr>
+          <w:fldChar w:fldCharType="begin"/>
+        </w:r>
+        <w:r>
+          <w:rPr>
+            <w:noProof/>
+            <w:webHidden/>
+          </w:rPr>
+          <w:instrText xml:space="preserve"> PAGEREF _Toc203379238 \h </w:instrText>
+        </w:r>
+        <w:r>
+          <w:rPr>
+            <w:noProof/>
+            <w:webHidden/>
+          </w:rPr>
+        </w:r>
+        <w:r>
+          <w:rPr>
+            <w:noProof/>
+            <w:webHidden/>
+          </w:rPr>
+          <w:fldChar w:fldCharType="separate"/>
+        </w:r>
+        <w:r>
+          <w:rPr>
+            <w:noProof/>
+            <w:webHidden/>
+          </w:rPr>
+          <w:t>39</w:t>
+        </w:r>
+        <w:r>
+          <w:rPr>
+            <w:noProof/>
+            <w:webHidden/>
+          </w:rPr>
+          <w:fldChar w:fldCharType="end"/>
+        </w:r>
+      </w:hyperlink>
+    </w:p>
+    <w:p>
+      <w:pPr>
+        <w:pStyle w:val="TableofFigures"/>
+        <w:tabs>
+          <w:tab w:val="right" w:leader="dot" w:pos="9016"/>
+        </w:tabs>
+        <w:rPr>
+          <w:rFonts w:asciiTheme="minorHAnsi" w:eastAsiaTheme="minorEastAsia" w:hAnsiTheme="minorHAnsi"/>
+          <w:noProof/>
+          <w:lang w:eastAsia="en-GB"/>
+        </w:rPr>
+      </w:pPr>
+      <w:hyperlink w:anchor="_Toc203379239" w:history="1">
+        <w:r>
+          <w:rPr>
+            <w:rStyle w:val="Hyperlink"/>
+            <w:noProof/>
+          </w:rPr>
+          <w:t>Figure 27: Average Game Price Per Feature</w:t>
+        </w:r>
+        <w:r>
+          <w:rPr>
+            <w:noProof/>
+            <w:webHidden/>
+          </w:rPr>
+          <w:tab/>
+        </w:r>
+        <w:r>
+          <w:rPr>
+            <w:noProof/>
+            <w:webHidden/>
+          </w:rPr>
+          <w:fldChar w:fldCharType="begin"/>
+        </w:r>
+        <w:r>
+          <w:rPr>
+            <w:noProof/>
+            <w:webHidden/>
+          </w:rPr>
+          <w:instrText xml:space="preserve"> PAGEREF _Toc203379239 \h </w:instrText>
+        </w:r>
+        <w:r>
+          <w:rPr>
+            <w:noProof/>
+            <w:webHidden/>
+          </w:rPr>
+        </w:r>
+        <w:r>
+          <w:rPr>
+            <w:noProof/>
+            <w:webHidden/>
+          </w:rPr>
+          <w:fldChar w:fldCharType="separate"/>
+        </w:r>
+        <w:r>
+          <w:rPr>
+            <w:noProof/>
+            <w:webHidden/>
+          </w:rPr>
+          <w:t>40</w:t>
+        </w:r>
+        <w:r>
+          <w:rPr>
+            <w:noProof/>
+            <w:webHidden/>
+          </w:rPr>
+          <w:fldChar w:fldCharType="end"/>
+        </w:r>
+      </w:hyperlink>
+    </w:p>
+    <w:p>
+      <w:pPr>
+        <w:pStyle w:val="TableofFigures"/>
+        <w:tabs>
+          <w:tab w:val="right" w:leader="dot" w:pos="9016"/>
+        </w:tabs>
+        <w:rPr>
+          <w:rFonts w:asciiTheme="minorHAnsi" w:eastAsiaTheme="minorEastAsia" w:hAnsiTheme="minorHAnsi"/>
+          <w:noProof/>
+          <w:lang w:eastAsia="en-GB"/>
+        </w:rPr>
+      </w:pPr>
+      <w:hyperlink w:anchor="_Toc203379240" w:history="1">
+        <w:r>
+          <w:rPr>
+            <w:rStyle w:val="Hyperlink"/>
+            <w:noProof/>
+          </w:rPr>
+          <w:t>Figure 28: Number of Games Per Feature</w:t>
+        </w:r>
+        <w:r>
+          <w:rPr>
+            <w:noProof/>
+            <w:webHidden/>
+          </w:rPr>
+          <w:tab/>
+        </w:r>
+        <w:r>
+          <w:rPr>
+            <w:noProof/>
+            <w:webHidden/>
+          </w:rPr>
+          <w:fldChar w:fldCharType="begin"/>
+        </w:r>
+        <w:r>
+          <w:rPr>
+            <w:noProof/>
+            <w:webHidden/>
+          </w:rPr>
+          <w:instrText xml:space="preserve"> PAGEREF _Toc203379240 \h </w:instrText>
+        </w:r>
+        <w:r>
+          <w:rPr>
+            <w:noProof/>
+            <w:webHidden/>
+          </w:rPr>
+        </w:r>
+        <w:r>
+          <w:rPr>
+            <w:noProof/>
+            <w:webHidden/>
+          </w:rPr>
+          <w:fldChar w:fldCharType="separate"/>
+        </w:r>
+        <w:r>
+          <w:rPr>
+            <w:noProof/>
+            <w:webHidden/>
+          </w:rPr>
+          <w:t>40</w:t>
         </w:r>
         <w:r>
           <w:rPr>
@@ -3449,7 +4569,7 @@
       <w:pPr>
         <w:pStyle w:val="Heading1"/>
       </w:pPr>
-      <w:bookmarkStart w:id="1" w:name="_Toc203070810"/>
+      <w:bookmarkStart w:id="1" w:name="_Toc203379179"/>
       <w:r>
         <w:lastRenderedPageBreak/>
         <w:t>Introduction</w:t>
@@ -3457,11 +4577,44 @@
       <w:bookmarkEnd w:id="1"/>
     </w:p>
     <w:p>
-      <w:r>
-        <w:t xml:space="preserve">When searching for new video games, it can be hard for uses to find games that they might be interested in and it can be hard for businesses to </w:t>
-      </w:r>
-      <w:r>
-        <w:t>reach new users. To help with this, using publicly data from the internet, a database could be built that, with a user interface such as a web application, could help users find games they are interested in that are similar to ones they already like.</w:t>
+      <w:pPr>
+        <w:rPr>
+          <w:color w:val="EE0000"/>
+          <w:sz w:val="144"/>
+          <w:szCs w:val="144"/>
+        </w:rPr>
+      </w:pPr>
+      <w:r>
+        <w:rPr>
+          <w:color w:val="EE0000"/>
+          <w:sz w:val="144"/>
+          <w:szCs w:val="144"/>
+        </w:rPr>
+        <w:t>Rewrite this</w:t>
+      </w:r>
+    </w:p>
+    <w:p>
+      <w:r>
+        <w:t xml:space="preserve">When searching for new video games, it can be hard for uses to find games that they might be interested </w:t>
+      </w:r>
+      <w:proofErr w:type="gramStart"/>
+      <w:r>
+        <w:t>in</w:t>
+      </w:r>
+      <w:proofErr w:type="gramEnd"/>
+      <w:r>
+        <w:t xml:space="preserve"> and it can be hard for businesses to </w:t>
+      </w:r>
+      <w:r>
+        <w:t xml:space="preserve">reach new users. To help with this, using publicly data from the internet, a database could be built that, with a user interface such as a web application, could help users find games they are interested in that are </w:t>
+      </w:r>
+      <w:proofErr w:type="gramStart"/>
+      <w:r>
+        <w:t>similar to</w:t>
+      </w:r>
+      <w:proofErr w:type="gramEnd"/>
+      <w:r>
+        <w:t xml:space="preserve"> ones they already like.</w:t>
       </w:r>
       <w:r>
         <w:t xml:space="preserve"> </w:t>
@@ -3473,7 +4626,23 @@
         <w:t xml:space="preserve"> </w:t>
       </w:r>
       <w:r>
-        <w:t xml:space="preserve">project aims to create a web application that is able to help users find video games they may be interested in through the use of a tagging system. </w:t>
+        <w:t xml:space="preserve">project aims to create a web application that </w:t>
+      </w:r>
+      <w:proofErr w:type="gramStart"/>
+      <w:r>
+        <w:t>is able to</w:t>
+      </w:r>
+      <w:proofErr w:type="gramEnd"/>
+      <w:r>
+        <w:t xml:space="preserve"> help users find video games they may be interested in </w:t>
+      </w:r>
+      <w:proofErr w:type="gramStart"/>
+      <w:r>
+        <w:t>through the use of</w:t>
+      </w:r>
+      <w:proofErr w:type="gramEnd"/>
+      <w:r>
+        <w:t xml:space="preserve"> a tagging system. </w:t>
       </w:r>
     </w:p>
     <w:p>
@@ -3514,7 +4683,7 @@
       <w:pPr>
         <w:pStyle w:val="Heading1"/>
       </w:pPr>
-      <w:bookmarkStart w:id="2" w:name="_Toc203070811"/>
+      <w:bookmarkStart w:id="2" w:name="_Toc203379180"/>
       <w:r>
         <w:lastRenderedPageBreak/>
         <w:t>Literature Review</w:t>
@@ -3525,7 +4694,7 @@
       <w:pPr>
         <w:pStyle w:val="Heading2"/>
       </w:pPr>
-      <w:bookmarkStart w:id="3" w:name="_Toc203070812"/>
+      <w:bookmarkStart w:id="3" w:name="_Toc203379181"/>
       <w:r>
         <w:t>Why a Tagging Website?</w:t>
       </w:r>
@@ -3533,13 +4702,13 @@
     </w:p>
     <w:p>
       <w:r>
-        <w:t xml:space="preserve">When searching for video games to play, users have the options of either going to a </w:t>
+        <w:t xml:space="preserve">When searching for video games, users have the options of going to a </w:t>
       </w:r>
       <w:r>
         <w:t>physical shop</w:t>
       </w:r>
       <w:r>
-        <w:t xml:space="preserve"> and buying first hand or second hand or going online </w:t>
+        <w:t xml:space="preserve"> or going online </w:t>
       </w:r>
       <w:r>
         <w:t xml:space="preserve">and buying from a vast number of digital stores. </w:t>
@@ -3563,7 +4732,25 @@
         <w:t xml:space="preserve">is </w:t>
       </w:r>
       <w:r>
-        <w:t xml:space="preserve">a problem due to people ignoring most options on a shelf after a certain amount and focusing on a small selection instead </w:t>
+        <w:t xml:space="preserve">a problem </w:t>
+      </w:r>
+      <w:r>
+        <w:t>as people ignore</w:t>
+      </w:r>
+      <w:r>
+        <w:t xml:space="preserve"> options on a shelf after a certain amount and focu</w:t>
+      </w:r>
+      <w:r>
+        <w:t>s</w:t>
+      </w:r>
+      <w:r>
+        <w:t xml:space="preserve"> on a small</w:t>
+      </w:r>
+      <w:r>
+        <w:t>er</w:t>
+      </w:r>
+      <w:r>
+        <w:t xml:space="preserve"> selection instead </w:t>
       </w:r>
       <w:r>
         <w:t>(</w:t>
@@ -3575,10 +4762,25 @@
         <w:t>pecifically a selection of 3 items</w:t>
       </w:r>
       <w:r>
-        <w:t>),</w:t>
-      </w:r>
-      <w:r>
-        <w:t xml:space="preserve"> while also taking longer to choose. Castillo (2013) also talks about how, when someone knows or has expertise about the items or options in a choice, they will be able to give a more confident choice than when they know little about the items or options</w:t>
+        <w:t>)</w:t>
+      </w:r>
+      <w:r>
+        <w:t>.</w:t>
+      </w:r>
+      <w:r>
+        <w:t xml:space="preserve"> </w:t>
+      </w:r>
+      <w:r>
+        <w:t>They</w:t>
+      </w:r>
+      <w:r>
+        <w:t xml:space="preserve"> also taking longer to choose. Castillo (2013) </w:t>
+      </w:r>
+      <w:r>
+        <w:t>states that</w:t>
+      </w:r>
+      <w:r>
+        <w:t>, when someone knows or has expertise about the items or options in a choice, they will be able to give a more confident choice than when they know little about the items or options</w:t>
       </w:r>
       <w:r>
         <w:t xml:space="preserve">. </w:t>
@@ -3591,10 +4793,10 @@
         </w:rPr>
       </w:pPr>
       <w:r>
-        <w:t>It is not just the number of choices a user has that makes choosing more difficult, b</w:t>
-      </w:r>
-      <w:r>
-        <w:t xml:space="preserve">ut it could also be the increasing cost of video </w:t>
+        <w:t>However,</w:t>
+      </w:r>
+      <w:r>
+        <w:t xml:space="preserve"> it could also be the increasing cost of video </w:t>
       </w:r>
       <w:r>
         <w:rPr>
@@ -3669,22 +4871,10 @@
         <w:t>(Samuli, 2022) (</w:t>
       </w:r>
       <w:r>
-        <w:t xml:space="preserve">Raneri et al, 2022) </w:t>
-      </w:r>
-      <w:r>
-        <w:rPr>
-          <w:rFonts w:cs="Helvetica"/>
-        </w:rPr>
-        <w:t>which potentially put those with gambling disorders at great risk</w:t>
-      </w:r>
-      <w:r>
-        <w:rPr>
-          <w:rFonts w:cs="Helvetica"/>
-        </w:rPr>
-        <w:t xml:space="preserve"> (</w:t>
-      </w:r>
-      <w:r>
-        <w:t>Raneri et al, 2022).</w:t>
+        <w:t>Raneri et al, 2022)</w:t>
+      </w:r>
+      <w:r>
+        <w:t>.</w:t>
       </w:r>
     </w:p>
     <w:p>
@@ -3721,7 +4911,7 @@
         <w:rPr>
           <w:rFonts w:cs="Helvetica"/>
         </w:rPr>
-        <w:t>hese practices make games more expensive than their initial price tag</w:t>
+        <w:t>hese practices make games more expensive than their initial price</w:t>
       </w:r>
       <w:r>
         <w:rPr>
@@ -3745,7 +4935,7 @@
         <w:rPr>
           <w:rFonts w:cs="Helvetica"/>
         </w:rPr>
-        <w:t>Iwana et al (2016) found that, when trying to create a model to predict a book’s genre by its cover, a lot of books had ambiguous features (or few visuals) leading to incorrect predictions. This might be the case for video games as well.</w:t>
+        <w:t>Iwana et al (2016) found that, when trying to create a model to predict a book’s genre by its cover, a lot of books had ambiguous features leading to incorrect predictions. This might be the case for video games as well.</w:t>
       </w:r>
     </w:p>
     <w:p>
@@ -3788,7 +4978,7 @@
       <w:pPr>
         <w:pStyle w:val="Heading2"/>
       </w:pPr>
-      <w:bookmarkStart w:id="4" w:name="_Toc203070813"/>
+      <w:bookmarkStart w:id="4" w:name="_Toc203379182"/>
       <w:r>
         <w:lastRenderedPageBreak/>
         <w:t>What is</w:t>
@@ -3833,10 +5023,22 @@
         <w:t>.</w:t>
       </w:r>
       <w:r>
-        <w:t xml:space="preserve"> An example of this given by Smith (2019) is for the indexing of a search engine by having a scraping program go from website to website, using links on each, to collect the information on each page and allow each page to be search by comparing search requests to the contents of each page found while scraping.</w:t>
-      </w:r>
-      <w:r>
-        <w:t xml:space="preserve"> Smith (2019) also goes on to state the usefulness of a web scraper in building a custom dataset in the common event where the required data is not already available.</w:t>
+        <w:t xml:space="preserve"> An example of this given by Smith (2019) is for the indexing of a search engine by having a scraping program go from website to website to collect the information on each page and allow each page to be search</w:t>
+      </w:r>
+      <w:r>
+        <w:t>ed</w:t>
+      </w:r>
+      <w:r>
+        <w:t xml:space="preserve"> by comparing search requests to the contents of each page found while scraping.</w:t>
+      </w:r>
+      <w:r>
+        <w:t xml:space="preserve"> Smith (2019) also goes on to state the usefulness of a web scraper in building a custom dataset </w:t>
+      </w:r>
+      <w:r>
+        <w:t>when one is not</w:t>
+      </w:r>
+      <w:r>
+        <w:t xml:space="preserve"> available.</w:t>
       </w:r>
     </w:p>
     <w:p>
@@ -3844,7 +5046,13 @@
         <w:t>Xiao (2021)</w:t>
       </w:r>
       <w:r>
-        <w:t xml:space="preserve"> raises a problem that comes with scraping, which is that of data privacy due to a web scraper being able to collect data posted publicly by users online without their consent. While the project will </w:t>
+        <w:t xml:space="preserve"> raises </w:t>
+      </w:r>
+      <w:r>
+        <w:t>the issue of pr</w:t>
+      </w:r>
+      <w:r>
+        <w:t xml:space="preserve">ivacy due to a web scraper being able to collect data posted publicly by users online without their consent. While the project will </w:t>
       </w:r>
       <w:r>
         <w:rPr>
@@ -3856,12 +5064,87 @@
         <w:t xml:space="preserve"> collect any personal information from any users, data privacy will still be considered by investigating the GDPR and its UK equivalent.</w:t>
       </w:r>
       <w:r>
-        <w:t xml:space="preserve"> However, this problem is not only limited to users’ personal data, but companies’ data as well along with scrapers potentially violating a company’s terms of service (Zhao, 2017). However, Zhao (2017) argues that it is difficult to prove the data’s copyright due to “only a specific section of the data [being] legally protected”, while arguing that terms of service fall into a “gray area”. Nonetheless, all of the data scraped in this project should have its source saved and, in the website, linked to in order to show that the data is from the target website and not from another source.</w:t>
-      </w:r>
-    </w:p>
-    <w:p>
-      <w:r>
-        <w:t>Overall, the main reason for using a scraping program to collect data on video games is because there are a lot of video games and a lot of information regarding them. Collecting this data manually would take a great amount of time and analysing it even more so. Scraping would allow for the automation of this data collection while allowing for a large amount of this data to be collected in a reasonable time.</w:t>
+        <w:t xml:space="preserve"> However, this problem </w:t>
+      </w:r>
+      <w:r>
+        <w:t>applies to</w:t>
+      </w:r>
+      <w:r>
+        <w:t xml:space="preserve"> companies’ data as well</w:t>
+      </w:r>
+      <w:r>
+        <w:t>. S</w:t>
+      </w:r>
+      <w:r>
+        <w:t>crapers</w:t>
+      </w:r>
+      <w:r>
+        <w:t xml:space="preserve"> may</w:t>
+      </w:r>
+      <w:r>
+        <w:t xml:space="preserve"> </w:t>
+      </w:r>
+      <w:r>
+        <w:t xml:space="preserve">also </w:t>
+      </w:r>
+      <w:r>
+        <w:t xml:space="preserve">potentially </w:t>
+      </w:r>
+      <w:proofErr w:type="gramStart"/>
+      <w:r>
+        <w:t>violating</w:t>
+      </w:r>
+      <w:proofErr w:type="gramEnd"/>
+      <w:r>
+        <w:t xml:space="preserve"> a company’s terms of service (Zhao, 2017). However, Zhao (2017) argues that it is difficult to prove the data’s copyright due to “only a specific section of the data [being] legally protected”, while arguing that terms of service fall into a “gr</w:t>
+      </w:r>
+      <w:r>
+        <w:t>e</w:t>
+      </w:r>
+      <w:r>
+        <w:t xml:space="preserve">y area”. Nonetheless, data </w:t>
+      </w:r>
+      <w:r>
+        <w:t>scraped</w:t>
+      </w:r>
+      <w:r>
+        <w:t xml:space="preserve"> in this project should have its source saved and, </w:t>
+      </w:r>
+      <w:proofErr w:type="gramStart"/>
+      <w:r>
+        <w:t>in</w:t>
+      </w:r>
+      <w:proofErr w:type="gramEnd"/>
+      <w:r>
+        <w:t xml:space="preserve"> the website, linked to </w:t>
+      </w:r>
+      <w:proofErr w:type="gramStart"/>
+      <w:r>
+        <w:t>in order to</w:t>
+      </w:r>
+      <w:proofErr w:type="gramEnd"/>
+      <w:r>
+        <w:t xml:space="preserve"> show that the data is from the target website and not from another source.</w:t>
+      </w:r>
+    </w:p>
+    <w:p>
+      <w:r>
+        <w:t xml:space="preserve">Overall, the main reason for using a scraping program to collect data on video games is because there </w:t>
+      </w:r>
+      <w:r>
+        <w:t>is a lot of publicly available information regarding them online</w:t>
+      </w:r>
+      <w:r>
+        <w:t xml:space="preserve">. Collecting this data manually would take a great amount of time. Scraping </w:t>
+      </w:r>
+      <w:r>
+        <w:t>could</w:t>
+      </w:r>
+      <w:r>
+        <w:t xml:space="preserve"> allow for </w:t>
+      </w:r>
+      <w:r>
+        <w:t>a large amount of this data to be collected in a reasonable time.</w:t>
       </w:r>
     </w:p>
     <w:p>
@@ -3873,7 +5156,7 @@
       <w:pPr>
         <w:pStyle w:val="Heading2"/>
       </w:pPr>
-      <w:bookmarkStart w:id="5" w:name="_Toc203070814"/>
+      <w:bookmarkStart w:id="5" w:name="_Toc203379183"/>
       <w:r>
         <w:lastRenderedPageBreak/>
         <w:t>Legal and Security Issues</w:t>
@@ -3884,7 +5167,7 @@
       <w:pPr>
         <w:pStyle w:val="Heading3"/>
       </w:pPr>
-      <w:bookmarkStart w:id="6" w:name="_Toc203070815"/>
+      <w:bookmarkStart w:id="6" w:name="_Toc203379184"/>
       <w:r>
         <w:t>GDPR</w:t>
       </w:r>
@@ -3892,10 +5175,13 @@
     </w:p>
     <w:p>
       <w:r>
-        <w:t>The data scrapped from the target websites will not contain any personal information, however, the website will to a very minor degree. This information will be limited to a user’s email address and will be used for the sole purpose of allowing a user to create an account on the website; no other information will be taken.</w:t>
-      </w:r>
-      <w:r>
-        <w:t xml:space="preserve"> Because of this, both the GDPR and the UK’s own data protection laws will be described here and implemented into the website.</w:t>
+        <w:t>D</w:t>
+      </w:r>
+      <w:r>
+        <w:t>ata scrapped from the target websites will not contain any personal information, however, the website will to a very minor degree. This information will be limited to a user’s email address and will be used for allowing a user to create an account.</w:t>
+      </w:r>
+      <w:r>
+        <w:t xml:space="preserve"> Because of this, the GDPR and the UK’s own data protection laws will be described here and implemented into the website.</w:t>
       </w:r>
     </w:p>
     <w:p>
@@ -4120,34 +5406,8 @@
       <w:r>
         <w:t>(United Kingdom, n.d.)</w:t>
       </w:r>
-    </w:p>
-    <w:p>
-      <w:r>
-        <w:t xml:space="preserve">To implement this, </w:t>
-      </w:r>
-      <w:r>
-        <w:t>users should be informed</w:t>
-      </w:r>
-      <w:r>
-        <w:t xml:space="preserve"> about their email’s usage, </w:t>
-      </w:r>
-      <w:r>
-        <w:t xml:space="preserve">they should also be able </w:t>
-      </w:r>
-      <w:r>
-        <w:t xml:space="preserve">to modify </w:t>
-      </w:r>
-      <w:r>
-        <w:t xml:space="preserve">their email </w:t>
-      </w:r>
-      <w:r>
-        <w:t xml:space="preserve">at any time and </w:t>
-      </w:r>
-      <w:r>
-        <w:t xml:space="preserve">they should be able </w:t>
-      </w:r>
-      <w:r>
-        <w:t>to delete their accounts whenever they request to.</w:t>
+      <w:r>
+        <w:t>.</w:t>
       </w:r>
       <w:r>
         <w:br w:type="page"/>
@@ -4157,7 +5417,7 @@
       <w:pPr>
         <w:pStyle w:val="Heading3"/>
       </w:pPr>
-      <w:bookmarkStart w:id="7" w:name="_Toc203070816"/>
+      <w:bookmarkStart w:id="7" w:name="_Toc203379185"/>
       <w:r>
         <w:lastRenderedPageBreak/>
         <w:t>Computer Misuse Act 1990</w:t>
@@ -4220,7 +5480,15 @@
     </w:p>
     <w:p>
       <w:r>
-        <w:t>Once a person creates something, they have copyright over their creation for a number of years depending on what kind of creation it is (for example, literary, dramatic, musical or artistic works have a copyright of 70 years, while sound recordings have 50 years instead). This copyright gives the person the right to control how their work is used and allows them to object to distortions of their work due to being identified as the author</w:t>
+        <w:t xml:space="preserve">Once a person creates something, they have copyright over their creation for </w:t>
+      </w:r>
+      <w:proofErr w:type="gramStart"/>
+      <w:r>
+        <w:t>a number of</w:t>
+      </w:r>
+      <w:proofErr w:type="gramEnd"/>
+      <w:r>
+        <w:t xml:space="preserve"> years depending on what kind of creation it is (for example, literary, dramatic, musical or artistic works have a copyright of 70 years, while sound recordings have 50 years instead). This copyright gives the person the right to control how their work is used and allows them to object to distortions of their work due to being identified as the author</w:t>
       </w:r>
       <w:r>
         <w:t xml:space="preserve"> (UKCS, n.d.)</w:t>
@@ -4243,7 +5511,7 @@
       <w:pPr>
         <w:pStyle w:val="Heading3"/>
       </w:pPr>
-      <w:bookmarkStart w:id="8" w:name="_Toc203070817"/>
+      <w:bookmarkStart w:id="8" w:name="_Toc203379186"/>
       <w:r>
         <w:lastRenderedPageBreak/>
         <w:t>STRIDE</w:t>
@@ -4252,7 +5520,13 @@
     </w:p>
     <w:p>
       <w:r>
-        <w:t xml:space="preserve">STRIDE modelling is a form of security modelling for software developers that revolves around predicting potential threats during the design process of a program and attempting to mitigate them (Landuyt, 2022). </w:t>
+        <w:t xml:space="preserve">STRIDE </w:t>
+      </w:r>
+      <w:r>
+        <w:t>i</w:t>
+      </w:r>
+      <w:r>
+        <w:t xml:space="preserve">s a form of security modelling for software developers that revolves around predicting potential threats during the design process of a program and attempting to mitigate them (Landuyt, 2022). </w:t>
       </w:r>
       <w:r>
         <w:t>This</w:t>
@@ -4282,7 +5556,10 @@
         </w:numPr>
       </w:pPr>
       <w:r>
-        <w:t>Tampering: Unauthorised modification of data weather intentional or accidental.</w:t>
+        <w:t>Tampering: Unauthorised modification of data</w:t>
+      </w:r>
+      <w:r>
+        <w:t>.</w:t>
       </w:r>
     </w:p>
     <w:p>
@@ -4294,7 +5571,10 @@
         </w:numPr>
       </w:pPr>
       <w:r>
-        <w:t>Repudiation: A user claiming that they did not commit an action with no way for a system to prove that they did (I.E: logging).</w:t>
+        <w:t xml:space="preserve">Repudiation: </w:t>
+      </w:r>
+      <w:r>
+        <w:t>A user denying they committed an action.</w:t>
       </w:r>
     </w:p>
     <w:p>
@@ -4306,7 +5586,7 @@
         </w:numPr>
       </w:pPr>
       <w:r>
-        <w:t xml:space="preserve">Information disclosure: Unauthorised access and reading of data. </w:t>
+        <w:t xml:space="preserve">Information disclosure: Unauthorised access of data. </w:t>
       </w:r>
     </w:p>
     <w:p>
@@ -4318,13 +5598,10 @@
         </w:numPr>
       </w:pPr>
       <w:r>
-        <w:t>Denial of service: Denial of Service or Distributed Denial of Service</w:t>
-      </w:r>
-      <w:r>
-        <w:t xml:space="preserve"> </w:t>
-      </w:r>
-      <w:r>
-        <w:t>attacks.</w:t>
+        <w:t>Denial of service: Denial of Service</w:t>
+      </w:r>
+      <w:r>
+        <w:t>.</w:t>
       </w:r>
     </w:p>
     <w:p>
@@ -4373,13 +5650,7 @@
     </w:p>
     <w:p>
       <w:r>
-        <w:t>To help against these threats, the following mitigation should be done</w:t>
-      </w:r>
-      <w:r>
-        <w:t xml:space="preserve"> for the website</w:t>
-      </w:r>
-      <w:r>
-        <w:t>:</w:t>
+        <w:t>Mitigation against these threats:</w:t>
       </w:r>
     </w:p>
     <w:tbl>
@@ -4717,7 +5988,7 @@
           <w:szCs w:val="20"/>
         </w:rPr>
       </w:pPr>
-      <w:bookmarkStart w:id="9" w:name="_Toc203070818"/>
+      <w:bookmarkStart w:id="9" w:name="_Toc203379187"/>
       <w:r>
         <w:lastRenderedPageBreak/>
         <w:t>Ad-Hoc</w:t>
@@ -4732,10 +6003,39 @@
         <w:t>Due to this project using scraping, it runs the risk of collecting data that is not entirely accurate and data that might contain biases</w:t>
       </w:r>
       <w:r>
-        <w:t xml:space="preserve"> or ethical issues. However, the main target for this program is the online video game distributor known as Steam. However, </w:t>
-      </w:r>
-      <w:r>
-        <w:t>when publishing a video game on Steam through the user of “Steamworks”, the author must build their video game’s store page. The only part Steam does in the creation of this store page is that they review it after submission in order to confirm that it is working and not harmful (Steamworks, n.d.). Because this information is submitted by the author themselves, this project assumes that each page contains mostly accurate information about the video games themselves.</w:t>
+        <w:t xml:space="preserve"> or ethical issues. However, the main target for this program is the online video game distributor known as Steam. </w:t>
+      </w:r>
+      <w:r>
+        <w:t>W</w:t>
+      </w:r>
+      <w:r>
+        <w:t xml:space="preserve">hen publishing a video game on Steam through the “Steamworks”, the author must build their video game’s store page. The only part Steam does in the creation of this store page is </w:t>
+      </w:r>
+      <w:r>
+        <w:t>reviewing</w:t>
+      </w:r>
+      <w:r>
+        <w:t xml:space="preserve"> it to confirm that it is working and not harmful (Steamworks, n.d.). Because this information is submitted by the author themselves</w:t>
+      </w:r>
+      <w:r>
+        <w:t>, it is assumed</w:t>
+      </w:r>
+      <w:r>
+        <w:t xml:space="preserve"> that each page contains accurate information about </w:t>
+      </w:r>
+      <w:proofErr w:type="gramStart"/>
+      <w:r>
+        <w:t xml:space="preserve">the </w:t>
+      </w:r>
+      <w:r>
+        <w:t>each</w:t>
+      </w:r>
+      <w:proofErr w:type="gramEnd"/>
+      <w:r>
+        <w:t xml:space="preserve"> </w:t>
+      </w:r>
+      <w:r>
+        <w:t>video game.</w:t>
       </w:r>
       <w:r>
         <w:t xml:space="preserve"> Missing or erroneous information will be fixed after scraping through normalisation.</w:t>
@@ -4744,13 +6044,13 @@
         <w:t xml:space="preserve"> </w:t>
       </w:r>
       <w:r>
-        <w:t xml:space="preserve">Below are example images of the store page on Steam for the video game Portal </w:t>
-      </w:r>
-      <w:r>
-        <w:t>2 to show this</w:t>
-      </w:r>
-      <w:r>
-        <w:t xml:space="preserve"> from Steam (n.d.)</w:t>
+        <w:t xml:space="preserve">Below are example images of </w:t>
+      </w:r>
+      <w:r>
+        <w:t>a store page</w:t>
+      </w:r>
+      <w:r>
+        <w:t xml:space="preserve"> (n.d.)</w:t>
       </w:r>
       <w:r>
         <w:t>:</w:t>
@@ -4949,7 +6249,10 @@
         <w:t xml:space="preserve"> </w:t>
       </w:r>
       <w:r>
-        <w:t>is the video game tags which are described on the video game’s page as “Popular user-defined tags” (Steam, n.d.). This can be seen below:</w:t>
+        <w:t>is the video game tags which are described on the video game’s page as “Popular user-defined tags” (Steam, n.d.)</w:t>
+      </w:r>
+      <w:r>
+        <w:t>:</w:t>
       </w:r>
     </w:p>
     <w:p>
@@ -5017,7 +6320,10 @@
         <w:t xml:space="preserve">Because of this, </w:t>
       </w:r>
       <w:r>
-        <w:t>any data analysis performed with these tags should not be evidence for any conclusions and should instead be the foundation for further research. For the website, these user defined tags will be the basis for sorting video games.</w:t>
+        <w:t xml:space="preserve">any data analysis performed with these </w:t>
+      </w:r>
+      <w:r>
+        <w:t>tags should be considered assumptions and not factual.</w:t>
       </w:r>
     </w:p>
     <w:p>
@@ -5029,7 +6335,7 @@
       <w:pPr>
         <w:pStyle w:val="Heading1"/>
       </w:pPr>
-      <w:bookmarkStart w:id="10" w:name="_Toc203070819"/>
+      <w:bookmarkStart w:id="10" w:name="_Toc203379188"/>
       <w:r>
         <w:lastRenderedPageBreak/>
         <w:t>Methodology</w:t>
@@ -5102,18 +6408,31 @@
         <w:pStyle w:val="Caption"/>
         <w:jc w:val="center"/>
       </w:pPr>
-      <w:bookmarkStart w:id="11" w:name="_Toc203070840"/>
+      <w:bookmarkStart w:id="11" w:name="_Toc203379213"/>
       <w:r>
         <w:t xml:space="preserve">Figure </w:t>
       </w:r>
-      <w:fldSimple w:instr=" SEQ Figure \* ARABIC ">
-        <w:r>
-          <w:rPr>
-            <w:noProof/>
-          </w:rPr>
-          <w:t>1</w:t>
-        </w:r>
-      </w:fldSimple>
+      <w:r>
+        <w:fldChar w:fldCharType="begin"/>
+      </w:r>
+      <w:r>
+        <w:instrText xml:space="preserve"> SEQ Figure \* ARABIC </w:instrText>
+      </w:r>
+      <w:r>
+        <w:fldChar w:fldCharType="separate"/>
+      </w:r>
+      <w:r>
+        <w:rPr>
+          <w:noProof/>
+        </w:rPr>
+        <w:t>1</w:t>
+      </w:r>
+      <w:r>
+        <w:rPr>
+          <w:noProof/>
+        </w:rPr>
+        <w:fldChar w:fldCharType="end"/>
+      </w:r>
       <w:r>
         <w:t>: Development Process</w:t>
       </w:r>
@@ -5121,7 +6440,27 @@
     </w:p>
     <w:p>
       <w:r>
-        <w:t>Overall, the main goal of this project is to create a website that allows for users to search for video games similar to ones they already like. To achieve this, this project will be split into the following parts which can be seen in the above diagram:</w:t>
+        <w:t>The</w:t>
+      </w:r>
+      <w:r>
+        <w:t xml:space="preserve"> goal of this project is to create a website that allows for users to search for video games </w:t>
+      </w:r>
+      <w:proofErr w:type="gramStart"/>
+      <w:r>
+        <w:t>similar to</w:t>
+      </w:r>
+      <w:proofErr w:type="gramEnd"/>
+      <w:r>
+        <w:t xml:space="preserve"> ones they already like. </w:t>
+      </w:r>
+      <w:r>
+        <w:t>This</w:t>
+      </w:r>
+      <w:r>
+        <w:t xml:space="preserve"> project will be split into the following parts</w:t>
+      </w:r>
+      <w:r>
+        <w:t>:</w:t>
       </w:r>
     </w:p>
     <w:p>
@@ -5133,7 +6472,28 @@
         </w:numPr>
       </w:pPr>
       <w:r>
-        <w:t>Scraping program: As previously described, this program will go over the target website (in this case, Steam), and collect data about various video games. This should be limited to low number of video games to avoid affecting Steam with high amounts of traffic and to avoid the possibility of running out of storage or the program taking too long.</w:t>
+        <w:t xml:space="preserve">Scraping program: </w:t>
+      </w:r>
+      <w:r>
+        <w:t xml:space="preserve">This </w:t>
+      </w:r>
+      <w:r>
+        <w:t xml:space="preserve">will go </w:t>
+      </w:r>
+      <w:r>
+        <w:t>through</w:t>
+      </w:r>
+      <w:r>
+        <w:t xml:space="preserve"> the target website (</w:t>
+      </w:r>
+      <w:r>
+        <w:t>Steam</w:t>
+      </w:r>
+      <w:r>
+        <w:t>) and</w:t>
+      </w:r>
+      <w:r>
+        <w:t xml:space="preserve"> collect data about video games. </w:t>
       </w:r>
     </w:p>
     <w:p>
@@ -5145,10 +6505,16 @@
         </w:numPr>
       </w:pPr>
       <w:r>
-        <w:t>CSV: The data is then saved using the comma separated values format which will then be normalised using Excel or Python</w:t>
-      </w:r>
-      <w:r>
-        <w:t xml:space="preserve"> and analysed for useful information (which will be presented in the results section of this report)</w:t>
+        <w:t xml:space="preserve">CSV: The data is then saved using the comma separated values format which will then be normalised using Excel </w:t>
+      </w:r>
+      <w:r>
+        <w:t>and</w:t>
+      </w:r>
+      <w:r>
+        <w:t xml:space="preserve"> Python</w:t>
+      </w:r>
+      <w:r>
+        <w:t xml:space="preserve"> and analysed for useful information</w:t>
       </w:r>
       <w:r>
         <w:t>.</w:t>
@@ -5163,7 +6529,7 @@
         </w:numPr>
       </w:pPr>
       <w:r>
-        <w:t>MySQL database: The normalised data will be loaded into a MySQL database using Python. This database will work alongside the final part:</w:t>
+        <w:t xml:space="preserve">MySQL database: The normalised data will be loaded into a MySQL database using Python. </w:t>
       </w:r>
     </w:p>
     <w:p>
@@ -5175,18 +6541,11 @@
         </w:numPr>
       </w:pPr>
       <w:r>
-        <w:t>Website: This will be what the user will use to search for video games using data from the MySQL database.</w:t>
-      </w:r>
-    </w:p>
-    <w:p>
-      <w:r>
-        <w:t>Once</w:t>
-      </w:r>
-      <w:r>
-        <w:t xml:space="preserve"> the website has been created, the final step will be to review the scraping program, the database and the website to see how well they meet the goals the project wishes to achieve and to determine what can be done to all parts to improve them for future use.</w:t>
-      </w:r>
-    </w:p>
-    <w:p>
+        <w:t xml:space="preserve">Website: </w:t>
+      </w:r>
+      <w:r>
+        <w:t>Allows users to search for video games.</w:t>
+      </w:r>
       <w:r>
         <w:br w:type="page"/>
       </w:r>
@@ -5195,7 +6554,7 @@
       <w:pPr>
         <w:pStyle w:val="Heading1"/>
       </w:pPr>
-      <w:bookmarkStart w:id="12" w:name="_Toc203070820"/>
+      <w:bookmarkStart w:id="12" w:name="_Toc203379189"/>
       <w:r>
         <w:lastRenderedPageBreak/>
         <w:t>Design/Plan</w:t>
@@ -5206,7 +6565,7 @@
       <w:pPr>
         <w:pStyle w:val="Heading2"/>
       </w:pPr>
-      <w:bookmarkStart w:id="13" w:name="_Toc203070821"/>
+      <w:bookmarkStart w:id="13" w:name="_Toc203379190"/>
       <w:r>
         <w:t>Data Plan</w:t>
       </w:r>
@@ -5216,7 +6575,7 @@
       <w:pPr>
         <w:pStyle w:val="Heading3"/>
       </w:pPr>
-      <w:bookmarkStart w:id="14" w:name="_Toc203070822"/>
+      <w:bookmarkStart w:id="14" w:name="_Toc203379191"/>
       <w:r>
         <w:t>Target Website</w:t>
       </w:r>
@@ -5287,18 +6646,31 @@
         <w:pStyle w:val="Caption"/>
         <w:jc w:val="center"/>
       </w:pPr>
-      <w:bookmarkStart w:id="15" w:name="_Toc203070841"/>
+      <w:bookmarkStart w:id="15" w:name="_Toc203379214"/>
       <w:r>
         <w:t xml:space="preserve">Figure </w:t>
       </w:r>
-      <w:fldSimple w:instr=" SEQ Figure \* ARABIC ">
-        <w:r>
-          <w:rPr>
-            <w:noProof/>
-          </w:rPr>
-          <w:t>2</w:t>
-        </w:r>
-      </w:fldSimple>
+      <w:r>
+        <w:fldChar w:fldCharType="begin"/>
+      </w:r>
+      <w:r>
+        <w:instrText xml:space="preserve"> SEQ Figure \* ARABIC </w:instrText>
+      </w:r>
+      <w:r>
+        <w:fldChar w:fldCharType="separate"/>
+      </w:r>
+      <w:r>
+        <w:rPr>
+          <w:noProof/>
+        </w:rPr>
+        <w:t>2</w:t>
+      </w:r>
+      <w:r>
+        <w:rPr>
+          <w:noProof/>
+        </w:rPr>
+        <w:fldChar w:fldCharType="end"/>
+      </w:r>
       <w:r>
         <w:t>: Steam's All Products Page</w:t>
       </w:r>
@@ -5306,17 +6678,19 @@
     </w:p>
     <w:p>
       <w:r>
-        <w:t xml:space="preserve">For the scraping program to work, it needs a target. The target in this case is the previously mentioned online video game retailer, Steam. </w:t>
-      </w:r>
-    </w:p>
-    <w:p>
-      <w:r>
-        <w:t xml:space="preserve">Steam has hundreds of thousands of video games available to collect data from (the above screenshot shows 225330 games for an empty search). As stated previously, all data on each video game page is submitted by the developers themselves and this page in the screenshot meets the previously mentioned requirement of there being a page with a list of all games which will make the scraping program easier. </w:t>
-      </w:r>
-    </w:p>
-    <w:p>
-      <w:r>
-        <w:t>This page also gives the scraping program a lot of ways to sort the list if needed.</w:t>
+        <w:t>Steam has thousands of video games available to collect data from (the above screenshot shows 225</w:t>
+      </w:r>
+      <w:r>
+        <w:t xml:space="preserve">, </w:t>
+      </w:r>
+      <w:r>
+        <w:t>330 games).</w:t>
+      </w:r>
+      <w:r>
+        <w:t xml:space="preserve"> The above page lists all of Steam’s games in a useful list and</w:t>
+      </w:r>
+      <w:r>
+        <w:t xml:space="preserve"> gives the scraping program ways to sort the list if needed.</w:t>
       </w:r>
     </w:p>
     <w:p>
@@ -5328,7 +6702,7 @@
       <w:pPr>
         <w:pStyle w:val="Heading3"/>
       </w:pPr>
-      <w:bookmarkStart w:id="16" w:name="_Toc203070823"/>
+      <w:bookmarkStart w:id="16" w:name="_Toc203379192"/>
       <w:r>
         <w:lastRenderedPageBreak/>
         <w:t>Scraping</w:t>
@@ -5337,7 +6711,19 @@
     </w:p>
     <w:p>
       <w:r>
-        <w:t>For the website to work, it needs a database full of information about various video games and that information needs to describe those video games in different ways to differentiate all of them. To get this data, a scraping program will used that will be programmed in Python.</w:t>
+        <w:t xml:space="preserve">For the website to work, it needs a database full </w:t>
+      </w:r>
+      <w:r>
+        <w:t>video game i</w:t>
+      </w:r>
+      <w:r>
+        <w:t>nformation</w:t>
+      </w:r>
+      <w:r>
+        <w:t xml:space="preserve"> and</w:t>
+      </w:r>
+      <w:r>
+        <w:t xml:space="preserve"> needs ways to differentiate all of them. To get this data, a scraping program will used that will be programmed in Python.</w:t>
       </w:r>
     </w:p>
     <w:p>
@@ -5354,7 +6740,13 @@
         </w:numPr>
       </w:pPr>
       <w:r>
-        <w:t>Requests: This library allows Python to send HTTP requests to targeted web pages. More specifically for this project, the HTML can be requested which contains the information that would be displayed on a webpage (Pypi, n.d., -a).</w:t>
+        <w:t>Requests: This library allows Python to send HTTP requests to targeted web pages</w:t>
+      </w:r>
+      <w:r>
+        <w:t xml:space="preserve"> to receive page content such as HTML </w:t>
+      </w:r>
+      <w:r>
+        <w:t>(Pypi, n.d., -a).</w:t>
       </w:r>
     </w:p>
     <w:p>
@@ -5366,7 +6758,13 @@
         </w:numPr>
       </w:pPr>
       <w:r>
-        <w:t xml:space="preserve">Beautifulsoup: This library is a HTML (and XML) parser that allows for easy manipulation and searching of a HTML tree (Pypi, n.d., -b). </w:t>
+        <w:t>Beautifulsoup: This library is a HTML parser that allows for</w:t>
+      </w:r>
+      <w:r>
+        <w:t xml:space="preserve"> </w:t>
+      </w:r>
+      <w:r>
+        <w:t xml:space="preserve">searching of a HTML tree (Pypi, n.d., -b). </w:t>
       </w:r>
     </w:p>
     <w:p>
@@ -5384,25 +6782,7 @@
         <w:t xml:space="preserve"> (Pypi, n.d. -c)</w:t>
       </w:r>
       <w:r>
-        <w:t xml:space="preserve"> </w:t>
-      </w:r>
-      <w:r>
-        <w:t xml:space="preserve">in a programmatic way </w:t>
-      </w:r>
-      <w:r>
-        <w:t>which allows for web scraping like the requests library but i</w:t>
-      </w:r>
-      <w:r>
-        <w:t>n a browser instead of just a HTML</w:t>
-      </w:r>
-      <w:r>
-        <w:t xml:space="preserve"> </w:t>
-      </w:r>
-      <w:r>
-        <w:t xml:space="preserve">file </w:t>
-      </w:r>
-      <w:r>
-        <w:t>(GeeksForGeeks, 2025).</w:t>
+        <w:t>.</w:t>
       </w:r>
     </w:p>
     <w:p>
@@ -5414,7 +6794,19 @@
         </w:numPr>
       </w:pPr>
       <w:r>
-        <w:t>Schedule: This library allows for the scheduling of Python functions allowing for Python functions to be run periodically without a human needing to run it again (Pypi, n.d. -d).</w:t>
+        <w:t xml:space="preserve">Schedule: This library allows for the </w:t>
+      </w:r>
+      <w:r>
+        <w:t>periodic running</w:t>
+      </w:r>
+      <w:r>
+        <w:t xml:space="preserve"> of Python functions</w:t>
+      </w:r>
+      <w:r>
+        <w:t xml:space="preserve"> </w:t>
+      </w:r>
+      <w:r>
+        <w:t>(Pypi, n.d. -d).</w:t>
       </w:r>
     </w:p>
     <w:p>
@@ -5424,40 +6816,18 @@
     </w:p>
     <w:p>
       <w:r>
-        <w:t>The next part of this project learn</w:t>
-      </w:r>
-      <w:r>
-        <w:t>ing</w:t>
-      </w:r>
-      <w:r>
-        <w:t xml:space="preserve"> how scraping works which will involve </w:t>
-      </w:r>
-      <w:r>
-        <w:t xml:space="preserve">learning these libraries and </w:t>
-      </w:r>
-      <w:r>
-        <w:t>deciding which of the</w:t>
-      </w:r>
-      <w:r>
-        <w:t>m (</w:t>
-      </w:r>
-      <w:r>
-        <w:t xml:space="preserve">or others) should be used. </w:t>
-      </w:r>
-    </w:p>
-    <w:p>
-      <w:r>
-        <w:t xml:space="preserve">For the scraping program itself, the target website must have a page that lists </w:t>
-      </w:r>
-      <w:r>
-        <w:rPr>
-          <w:i/>
-          <w:iCs/>
-        </w:rPr>
-        <w:t>all</w:t>
-      </w:r>
-      <w:r>
-        <w:t xml:space="preserve"> of its games. Using this page, the following should be done for each game in the list:</w:t>
+        <w:t xml:space="preserve">Using Steam’s all games </w:t>
+      </w:r>
+      <w:proofErr w:type="gramStart"/>
+      <w:r>
+        <w:t>page</w:t>
+      </w:r>
+      <w:r>
+        <w:t>,</w:t>
+      </w:r>
+      <w:proofErr w:type="gramEnd"/>
+      <w:r>
+        <w:t xml:space="preserve"> the following should be done for each game in the list:</w:t>
       </w:r>
     </w:p>
     <w:p>
@@ -5481,7 +6851,7 @@
         </w:numPr>
       </w:pPr>
       <w:r>
-        <w:t>Systematically go through the game page’s HTML to get information the video game.</w:t>
+        <w:t>Obtain game information from the page’s HTML.</w:t>
       </w:r>
     </w:p>
     <w:p>
@@ -5493,7 +6863,7 @@
         </w:numPr>
       </w:pPr>
       <w:r>
-        <w:t>Save the video game’s information gathered by appending it to a CSV file.</w:t>
+        <w:t>Append game information to a CSV file.</w:t>
       </w:r>
     </w:p>
     <w:p>
@@ -5505,7 +6875,15 @@
         </w:numPr>
       </w:pPr>
       <w:r>
-        <w:t>Return to the video game list and start again on the next game in the list.</w:t>
+        <w:t xml:space="preserve">Return to </w:t>
+      </w:r>
+      <w:proofErr w:type="gramStart"/>
+      <w:r>
+        <w:t>the all</w:t>
+      </w:r>
+      <w:proofErr w:type="gramEnd"/>
+      <w:r>
+        <w:t xml:space="preserve"> game’s page a repeat on the next game.</w:t>
       </w:r>
     </w:p>
     <w:p>
@@ -5528,16 +6906,7 @@
         <w:t xml:space="preserve">The </w:t>
       </w:r>
       <w:r>
-        <w:t xml:space="preserve">name of each video game. This is not essential to data </w:t>
-      </w:r>
-      <w:r>
-        <w:t>analysis but</w:t>
-      </w:r>
-      <w:r>
-        <w:t xml:space="preserve"> is necessary for when each video game is put on the website.</w:t>
-      </w:r>
-      <w:r>
-        <w:t xml:space="preserve"> The title can be found on both the all games page and on each game’s page as well.</w:t>
+        <w:t>title.</w:t>
       </w:r>
     </w:p>
     <w:p>
@@ -5552,16 +6921,7 @@
         <w:t xml:space="preserve">Description: </w:t>
       </w:r>
       <w:r>
-        <w:t>Each</w:t>
-      </w:r>
-      <w:r>
-        <w:t xml:space="preserve"> game’s description which can be found on the game’s page in both a short version at the top of the page and a longer version lower in the page. </w:t>
-      </w:r>
-      <w:r>
-        <w:t>Th</w:t>
-      </w:r>
-      <w:r>
-        <w:t>e description is not useful for data analysis and so only be used on the website to describe each game to the user.</w:t>
+        <w:t>Describes the game.</w:t>
       </w:r>
     </w:p>
     <w:p>
@@ -5573,14 +6933,10 @@
         </w:numPr>
       </w:pPr>
       <w:r>
-        <w:lastRenderedPageBreak/>
-        <w:t xml:space="preserve">Release date: The date when </w:t>
-      </w:r>
-      <w:r>
-        <w:t>each</w:t>
-      </w:r>
-      <w:r>
-        <w:t xml:space="preserve"> game was released. This is useful for data analysis as it allows for the sorting of data by date. This will also be used on the website for the user to see.</w:t>
+        <w:t xml:space="preserve">Release date: </w:t>
+      </w:r>
+      <w:r>
+        <w:t>When the game was released.</w:t>
       </w:r>
     </w:p>
     <w:p>
@@ -5650,18 +7006,31 @@
         <w:pStyle w:val="Caption"/>
         <w:jc w:val="center"/>
       </w:pPr>
-      <w:bookmarkStart w:id="17" w:name="_Toc203070842"/>
+      <w:bookmarkStart w:id="17" w:name="_Toc203379215"/>
       <w:r>
         <w:t xml:space="preserve">Figure </w:t>
       </w:r>
-      <w:fldSimple w:instr=" SEQ Figure \* ARABIC ">
-        <w:r>
-          <w:rPr>
-            <w:noProof/>
-          </w:rPr>
-          <w:t>3</w:t>
-        </w:r>
-      </w:fldSimple>
+      <w:r>
+        <w:fldChar w:fldCharType="begin"/>
+      </w:r>
+      <w:r>
+        <w:instrText xml:space="preserve"> SEQ Figure \* ARABIC </w:instrText>
+      </w:r>
+      <w:r>
+        <w:fldChar w:fldCharType="separate"/>
+      </w:r>
+      <w:r>
+        <w:rPr>
+          <w:noProof/>
+        </w:rPr>
+        <w:t>3</w:t>
+      </w:r>
+      <w:r>
+        <w:rPr>
+          <w:noProof/>
+        </w:rPr>
+        <w:fldChar w:fldCharType="end"/>
+      </w:r>
       <w:r>
         <w:t>: Steam Developers and Publishers</w:t>
       </w:r>
@@ -5685,13 +7054,22 @@
         <w:t>The people or companies that produced each game</w:t>
       </w:r>
       <w:r>
-        <w:t>. Some games</w:t>
-      </w:r>
-      <w:r>
-        <w:t>, as shown above, have multiple developers</w:t>
-      </w:r>
-      <w:r>
-        <w:t xml:space="preserve"> separated by commas. Data analysis can be done on the developers to determine, for example, the developer with most expensive games. This will be included in the website.</w:t>
+        <w:t>.</w:t>
+      </w:r>
+      <w:r>
+        <w:t xml:space="preserve"> Some </w:t>
+      </w:r>
+      <w:r>
+        <w:t>developers</w:t>
+      </w:r>
+      <w:r>
+        <w:t xml:space="preserve"> </w:t>
+      </w:r>
+      <w:r>
+        <w:t xml:space="preserve">are </w:t>
+      </w:r>
+      <w:r>
+        <w:t>separated by commas.</w:t>
       </w:r>
     </w:p>
     <w:p>
@@ -5703,7 +7081,7 @@
         </w:numPr>
       </w:pPr>
       <w:r>
-        <w:t>Publisher(s). The company or companies that help to publish each game. As with the developers, some games have multiple publishers. This will be used for data analysis for the same reason as the developers. This will be included in the website.</w:t>
+        <w:t>Publisher(s). The company or companies that help to publish each game.</w:t>
       </w:r>
     </w:p>
     <w:p>
@@ -5715,16 +7093,25 @@
         </w:numPr>
       </w:pPr>
       <w:r>
-        <w:t xml:space="preserve">User defined tags. Mentioned previously, the </w:t>
+        <w:t>User defined tags.</w:t>
+      </w:r>
+      <w:r>
+        <w:t xml:space="preserve"> T</w:t>
+      </w:r>
+      <w:r>
+        <w:t xml:space="preserve">he </w:t>
       </w:r>
       <w:r>
         <w:t xml:space="preserve">user </w:t>
       </w:r>
       <w:r>
-        <w:t>describe the content of each video game.</w:t>
-      </w:r>
-      <w:r>
-        <w:t xml:space="preserve"> This will mostly be useful in the website but will still be used in data analysis.</w:t>
+        <w:t>describe</w:t>
+      </w:r>
+      <w:r>
+        <w:t>d</w:t>
+      </w:r>
+      <w:r>
+        <w:t xml:space="preserve"> content of each video game.</w:t>
       </w:r>
     </w:p>
     <w:p>
@@ -5739,10 +7126,10 @@
         <w:t>Price</w:t>
       </w:r>
       <w:r>
-        <w:t>. Very useful for data analysis when used in conjunction with the previous mentioned data</w:t>
-      </w:r>
-      <w:r>
-        <w:t>. This will be used on the website.</w:t>
+        <w:t xml:space="preserve">. </w:t>
+      </w:r>
+      <w:r>
+        <w:t>The price.</w:t>
       </w:r>
     </w:p>
     <w:p>
@@ -5755,6 +7142,7 @@
         <w:rPr>
           <w:noProof/>
         </w:rPr>
+        <w:lastRenderedPageBreak/>
         <w:drawing>
           <wp:inline distT="0" distB="0" distL="0" distR="0" wp14:anchorId="447D13BF" wp14:editId="620CDDD9">
             <wp:extent cx="5133975" cy="504825"/>
@@ -5812,18 +7200,31 @@
         <w:pStyle w:val="Caption"/>
         <w:jc w:val="center"/>
       </w:pPr>
-      <w:bookmarkStart w:id="18" w:name="_Toc203070843"/>
+      <w:bookmarkStart w:id="18" w:name="_Toc203379216"/>
       <w:r>
         <w:t xml:space="preserve">Figure </w:t>
       </w:r>
-      <w:fldSimple w:instr=" SEQ Figure \* ARABIC ">
-        <w:r>
-          <w:rPr>
-            <w:noProof/>
-          </w:rPr>
-          <w:t>4</w:t>
-        </w:r>
-      </w:fldSimple>
+      <w:r>
+        <w:fldChar w:fldCharType="begin"/>
+      </w:r>
+      <w:r>
+        <w:instrText xml:space="preserve"> SEQ Figure \* ARABIC </w:instrText>
+      </w:r>
+      <w:r>
+        <w:fldChar w:fldCharType="separate"/>
+      </w:r>
+      <w:r>
+        <w:rPr>
+          <w:noProof/>
+        </w:rPr>
+        <w:t>4</w:t>
+      </w:r>
+      <w:r>
+        <w:rPr>
+          <w:noProof/>
+        </w:rPr>
+        <w:fldChar w:fldCharType="end"/>
+      </w:r>
       <w:r>
         <w:t>: HTML of Game Features</w:t>
       </w:r>
@@ -5841,13 +7242,10 @@
         <w:t>“Features”. The features seem to describe the</w:t>
       </w:r>
       <w:r>
-        <w:t xml:space="preserve"> gameplay features that make up a game such as the game being singleplayer or multiplayer, what the game can be played on, if the game has achievements or if there are any third part agreements that need to be made to play the game. This section does not have a header and so the name of this data is taken from the HTML where it is called “game_area_features_list_ctn”. This will be useful for data analysis just like user defined tags and will also be </w:t>
-      </w:r>
-      <w:r>
-        <w:t>on</w:t>
-      </w:r>
-      <w:r>
-        <w:t xml:space="preserve"> the website.</w:t>
+        <w:t xml:space="preserve"> gameplay features that make up a game such as the game being singleplayer or multiplayer, what the game can be played on, if the game has achievements or if there are any third part agreements that need to be made to play the game. This section does not have a header and so the name of this data is taken from the HTML</w:t>
+      </w:r>
+      <w:r>
+        <w:t xml:space="preserve"> class it is within.</w:t>
       </w:r>
     </w:p>
     <w:p>
@@ -5862,10 +7260,7 @@
         <w:t xml:space="preserve">Languages. </w:t>
       </w:r>
       <w:r>
-        <w:t xml:space="preserve">The game’s supported languages. This is laid out on each game’s page as a table which describes which parts of the game support which language (E.G: A game’s interface might support English, but it might not have English audio). </w:t>
-      </w:r>
-      <w:r>
-        <w:t>This will be used on the website to show supported languages and will be used in data analysis.</w:t>
+        <w:t xml:space="preserve">The game’s supported languages. </w:t>
       </w:r>
     </w:p>
     <w:p>
@@ -5880,13 +7275,7 @@
         <w:t xml:space="preserve">Genre. </w:t>
       </w:r>
       <w:r>
-        <w:t xml:space="preserve">The game’s genres. This is very similar to user </w:t>
-      </w:r>
-      <w:r>
-        <w:t>tags but</w:t>
-      </w:r>
-      <w:r>
-        <w:t xml:space="preserve"> is more general. This will be used in data analysis and on the website.</w:t>
+        <w:t>The game’s genres.</w:t>
       </w:r>
       <w:r>
         <w:br w:type="page"/>
@@ -5896,7 +7285,7 @@
       <w:pPr>
         <w:pStyle w:val="Heading3"/>
       </w:pPr>
-      <w:bookmarkStart w:id="19" w:name="_Toc203070824"/>
+      <w:bookmarkStart w:id="19" w:name="_Toc203379193"/>
       <w:r>
         <w:lastRenderedPageBreak/>
         <w:t>Saving Format (.CSV)</w:t>
@@ -5911,29 +7300,30 @@
         <w:t xml:space="preserve">(Microsoft Support, n.d.). </w:t>
       </w:r>
       <w:r>
-        <w:t>Both Creativyst Software (n.d.) and Microsoft (n.d.) state that CSV files make it easier to share information between multiple programs with Microsoft allowing CSV files to be imported into their Outlook software.</w:t>
-      </w:r>
-    </w:p>
-    <w:p>
-      <w:r>
-        <w:t xml:space="preserve">In Python, CSV files can be opened in the same way as text files and, with the CSV library, the CSV read </w:t>
-      </w:r>
-      <w:r>
-        <w:t xml:space="preserve">method </w:t>
-      </w:r>
-      <w:r>
-        <w:t>can allow Python to handle files as lists of strings with each list representing a row</w:t>
+        <w:t>Both Creativyst Software (n.d.) and Microsoft (n.d.) state that CSV files make it easier to share information between programs with Microsoft allowing CSV files to be imported into their Outlook software.</w:t>
       </w:r>
       <w:r>
         <w:t xml:space="preserve"> </w:t>
       </w:r>
       <w:r>
+        <w:t xml:space="preserve">In Python, CSV files can be opened in the same way as text files and, with the CSV library, </w:t>
+      </w:r>
+      <w:r>
+        <w:t>can be treated like a dictionary of lists</w:t>
+      </w:r>
+      <w:r>
+        <w:t xml:space="preserve"> </w:t>
+      </w:r>
+      <w:r>
         <w:t xml:space="preserve">(Python documentation, n.d. - a). </w:t>
       </w:r>
     </w:p>
     <w:p>
       <w:r>
-        <w:t>Overall, this ease of use is the reason why this project will be using CSV files. They allow the easy saving of scraped data, which can then be loaded into Excel for normalisation. This normalised data can then be saved as another CSV file that can easily be loaded into the website using Python again.</w:t>
+        <w:t>T</w:t>
+      </w:r>
+      <w:r>
+        <w:t>his ease of use is the reason why this project will be using CSV files. They allow the easy saving of scraped data, which can then be loaded into Excel for normalisation. This normalised data can then be saved as another CSV file that can easily be loaded into the website using Python again.</w:t>
       </w:r>
     </w:p>
     <w:p>
@@ -5945,7 +7335,7 @@
       <w:pPr>
         <w:pStyle w:val="Heading3"/>
       </w:pPr>
-      <w:bookmarkStart w:id="20" w:name="_Toc203070825"/>
+      <w:bookmarkStart w:id="20" w:name="_Toc203379194"/>
       <w:r>
         <w:lastRenderedPageBreak/>
         <w:t>Database (MySQL)</w:t>
@@ -5954,7 +7344,31 @@
     </w:p>
     <w:p>
       <w:r>
-        <w:t>MySQL is an open-source database management system that allows for a large amount of data to be stored and managed (MySQL, n.d.). MySQL is relational meaning that each database has multiple tables that have relationships defined by the programmer (MySQL, n.d.). As shown in its name, MySQL is programmed with the structured query language (SQL) which is a standardised language for handling databases (MySQL, n.d.)</w:t>
+        <w:t>MySQL is an open-source database management system that allows for large amount</w:t>
+      </w:r>
+      <w:r>
+        <w:t>s</w:t>
+      </w:r>
+      <w:r>
+        <w:t xml:space="preserve"> of data to be stored and managed (MySQL, n.d.). MySQL is relational meaning that each </w:t>
+      </w:r>
+      <w:r>
+        <w:t>table</w:t>
+      </w:r>
+      <w:r>
+        <w:t xml:space="preserve"> has relationships defined by the programmer (MySQL, n.d.). MySQL is </w:t>
+      </w:r>
+      <w:r>
+        <w:t>a</w:t>
+      </w:r>
+      <w:r>
+        <w:t xml:space="preserve"> structured query language (SQL) which is a </w:t>
+      </w:r>
+      <w:r>
+        <w:t>standard</w:t>
+      </w:r>
+      <w:r>
+        <w:t xml:space="preserve"> for handling databases (MySQL, n.d.)</w:t>
       </w:r>
       <w:r>
         <w:t xml:space="preserve">. </w:t>
@@ -5962,16 +7376,19 @@
     </w:p>
     <w:p>
       <w:r>
-        <w:t>This project will use a MySQL database to store the data scraped from the internet after said data is loaded into the database from the CSV files. The reason for using MySQL is the ease in which Python can communicate with the database to store and receive data using the MySQL Connector Python library</w:t>
+        <w:t>This project will use a MySQL database to store the data scraped from the internet. The reason for using MySQL is the ease in which Python can communicate with the database to store and receive data using the MySQL Connector Python library</w:t>
       </w:r>
       <w:r>
         <w:t xml:space="preserve">. </w:t>
       </w:r>
       <w:r>
-        <w:t>This library allows Python to communicate with a MySQL database through an API which allows for the database to be connected to and, through the use of a cursor, allows for the execution of SQL commands on the database</w:t>
-      </w:r>
-      <w:r>
-        <w:t xml:space="preserve"> (Pypi, n.d. -e)</w:t>
+        <w:t>This library allows Python to communicate with a MySQL database through an API which allows for the database to be connected to and allows for the execution of SQL commands</w:t>
+      </w:r>
+      <w:r>
+        <w:t xml:space="preserve"> </w:t>
+      </w:r>
+      <w:r>
+        <w:t>(Pypi, n.d. -e)</w:t>
       </w:r>
       <w:r>
         <w:t>.</w:t>
@@ -6053,18 +7470,31 @@
         <w:pStyle w:val="Caption"/>
         <w:jc w:val="center"/>
       </w:pPr>
-      <w:bookmarkStart w:id="21" w:name="_Toc203070844"/>
+      <w:bookmarkStart w:id="21" w:name="_Toc203379217"/>
       <w:r>
         <w:t xml:space="preserve">Figure </w:t>
       </w:r>
-      <w:fldSimple w:instr=" SEQ Figure \* ARABIC ">
-        <w:r>
-          <w:rPr>
-            <w:noProof/>
-          </w:rPr>
-          <w:t>5</w:t>
-        </w:r>
-      </w:fldSimple>
+      <w:r>
+        <w:fldChar w:fldCharType="begin"/>
+      </w:r>
+      <w:r>
+        <w:instrText xml:space="preserve"> SEQ Figure \* ARABIC </w:instrText>
+      </w:r>
+      <w:r>
+        <w:fldChar w:fldCharType="separate"/>
+      </w:r>
+      <w:r>
+        <w:rPr>
+          <w:noProof/>
+        </w:rPr>
+        <w:t>5</w:t>
+      </w:r>
+      <w:r>
+        <w:rPr>
+          <w:noProof/>
+        </w:rPr>
+        <w:fldChar w:fldCharType="end"/>
+      </w:r>
       <w:r>
         <w:t>: Database Plan</w:t>
       </w:r>
@@ -6072,7 +7502,13 @@
     </w:p>
     <w:p>
       <w:r>
-        <w:t xml:space="preserve">Above is a plan for the database. In it, the green boxes are regular tables that define different bits of data. The purple boxes, however, are link tables which describe how the data in two or more tables are linked. At the most basic level, the link tables hold the ids of the columns that are linked. For example, a user in the user table linked to their review in the review table will have a column in the link_user_review table that holds the user’s ID and their review’s ID. </w:t>
+        <w:t>Above is a plan for the database. In it, the green boxes are regular tables that define different bits of data. The purple boxes are link tables which describe how the data in two or more tables are linked</w:t>
+      </w:r>
+      <w:r>
+        <w:t>.</w:t>
+      </w:r>
+      <w:r>
+        <w:t xml:space="preserve"> </w:t>
       </w:r>
     </w:p>
     <w:p>
@@ -6151,18 +7587,31 @@
         <w:pStyle w:val="Caption"/>
         <w:jc w:val="center"/>
       </w:pPr>
-      <w:bookmarkStart w:id="22" w:name="_Toc203070845"/>
+      <w:bookmarkStart w:id="22" w:name="_Toc203379218"/>
       <w:r>
         <w:t xml:space="preserve">Figure </w:t>
       </w:r>
-      <w:fldSimple w:instr=" SEQ Figure \* ARABIC ">
-        <w:r>
-          <w:rPr>
-            <w:noProof/>
-          </w:rPr>
-          <w:t>6</w:t>
-        </w:r>
-      </w:fldSimple>
+      <w:r>
+        <w:fldChar w:fldCharType="begin"/>
+      </w:r>
+      <w:r>
+        <w:instrText xml:space="preserve"> SEQ Figure \* ARABIC </w:instrText>
+      </w:r>
+      <w:r>
+        <w:fldChar w:fldCharType="separate"/>
+      </w:r>
+      <w:r>
+        <w:rPr>
+          <w:noProof/>
+        </w:rPr>
+        <w:t>6</w:t>
+      </w:r>
+      <w:r>
+        <w:rPr>
+          <w:noProof/>
+        </w:rPr>
+        <w:fldChar w:fldCharType="end"/>
+      </w:r>
       <w:r>
         <w:t>: Database Plan (Reduced)</w:t>
       </w:r>
@@ -6182,7 +7631,7 @@
       <w:pPr>
         <w:pStyle w:val="Heading1"/>
       </w:pPr>
-      <w:bookmarkStart w:id="23" w:name="_Toc203070826"/>
+      <w:bookmarkStart w:id="23" w:name="_Toc203379195"/>
       <w:r>
         <w:lastRenderedPageBreak/>
         <w:t>Scraping Practice</w:t>
@@ -6191,12 +7640,80 @@
     </w:p>
     <w:p>
       <w:r>
-        <w:t>Before writing the actual scraping program, two practice scraping programs were made. One with the requests and Beautifulsoup libraries and the other with the selenium library. Primarily, this was to learn how all of those libraries work and how best to write them, but it also helped to show which was faster. For both practice programs, the special “All Pages” wiki page on Wikipedia was used. This page lists all of the wikis on the website as links. Due to this, both practice programs went through this wiki and then to each link and collected the data from each wiki page.</w:t>
-      </w:r>
-    </w:p>
-    <w:p>
-      <w:r>
-        <w:t>The page that lists all of the wikis is split into multiple pages, and on each page is a link to a single wiki page. Due to this, both programs get the HTML and search for a divider element with the class of “mw-allpages-nav” which holds all of the links. From there, all of the links are looped through and both programs visit the pages they hold. Once on each page, three elements are found, with those being:</w:t>
+        <w:t>Before writing the scraping program, two practice scraping programs were made. One with the requests and Beautifulsoup libraries and the other with the selenium library.</w:t>
+      </w:r>
+      <w:r>
+        <w:t xml:space="preserve"> T</w:t>
+      </w:r>
+      <w:r>
+        <w:t>his was to learn how</w:t>
+      </w:r>
+      <w:r>
+        <w:t xml:space="preserve"> </w:t>
+      </w:r>
+      <w:r>
+        <w:t>th</w:t>
+      </w:r>
+      <w:r>
+        <w:t>e</w:t>
+      </w:r>
+      <w:r>
+        <w:t xml:space="preserve">se libraries </w:t>
+      </w:r>
+      <w:r>
+        <w:t>work</w:t>
+      </w:r>
+      <w:r>
+        <w:t xml:space="preserve">, but it also helped to show which was faster. </w:t>
+      </w:r>
+      <w:r>
+        <w:t>For practice, the</w:t>
+      </w:r>
+      <w:r>
+        <w:t xml:space="preserve"> special “All Pages” wiki page on Wikipedia was used. This page lists </w:t>
+      </w:r>
+      <w:proofErr w:type="gramStart"/>
+      <w:r>
+        <w:t>all of</w:t>
+      </w:r>
+      <w:proofErr w:type="gramEnd"/>
+      <w:r>
+        <w:t xml:space="preserve"> the wikis on the website as links. </w:t>
+      </w:r>
+    </w:p>
+    <w:p>
+      <w:r>
+        <w:t xml:space="preserve">The page that lists </w:t>
+      </w:r>
+      <w:proofErr w:type="gramStart"/>
+      <w:r>
+        <w:t>all of</w:t>
+      </w:r>
+      <w:proofErr w:type="gramEnd"/>
+      <w:r>
+        <w:t xml:space="preserve"> the wikis is split into multiple pages, and on each page is a link to a wiki page. </w:t>
+      </w:r>
+      <w:r>
+        <w:t xml:space="preserve">Both </w:t>
+      </w:r>
+      <w:r>
+        <w:t xml:space="preserve">programs get the HTML and search for a divider element which holds </w:t>
+      </w:r>
+      <w:proofErr w:type="gramStart"/>
+      <w:r>
+        <w:t>all of</w:t>
+      </w:r>
+      <w:proofErr w:type="gramEnd"/>
+      <w:r>
+        <w:t xml:space="preserve"> the links. </w:t>
+      </w:r>
+      <w:proofErr w:type="gramStart"/>
+      <w:r>
+        <w:t>All of</w:t>
+      </w:r>
+      <w:proofErr w:type="gramEnd"/>
+      <w:r>
+        <w:t xml:space="preserve"> the links are then looped through with their HTML being analysed for:</w:t>
       </w:r>
     </w:p>
     <w:p>
@@ -6208,7 +7725,19 @@
         </w:numPr>
       </w:pPr>
       <w:r>
-        <w:t>The title. This is sometimes a span element with the class of “mw-page-title-main” and other times it is instead a “h1” element with the id of “firstHeading”.</w:t>
+        <w:t>Wiki Titles</w:t>
+      </w:r>
+      <w:r>
+        <w:t>. This is sometimes a span element</w:t>
+      </w:r>
+      <w:r>
+        <w:t xml:space="preserve"> </w:t>
+      </w:r>
+      <w:r>
+        <w:t xml:space="preserve">and other times it is instead a “h1” </w:t>
+      </w:r>
+      <w:r>
+        <w:t>element.</w:t>
       </w:r>
     </w:p>
     <w:p>
@@ -6220,7 +7749,13 @@
         </w:numPr>
       </w:pPr>
       <w:r>
-        <w:t>The contents links. This is an unordered list element with the class “vector-toc-contents”.</w:t>
+        <w:t>C</w:t>
+      </w:r>
+      <w:r>
+        <w:t>ontents links. This is an unordered list element</w:t>
+      </w:r>
+      <w:r>
+        <w:t>.</w:t>
       </w:r>
     </w:p>
     <w:p>
@@ -6232,27 +7767,15 @@
         </w:numPr>
       </w:pPr>
       <w:r>
-        <w:t xml:space="preserve">The first few paragraphs that summarise the wiki page’s topic </w:t>
-      </w:r>
-      <w:r>
-        <w:t xml:space="preserve">which </w:t>
-      </w:r>
-      <w:r>
-        <w:t xml:space="preserve">are </w:t>
-      </w:r>
-      <w:r>
-        <w:t>found under the divider with the id of “id-content-text”.</w:t>
-      </w:r>
-    </w:p>
-    <w:p>
-      <w:r>
-        <w:t xml:space="preserve">Along with these elements, the page’s URL is also saved and after looping through all of the pages, both programs return to the all wikis page and search for a link that contains the text “Next page” and go to the next all wikis page. </w:t>
-      </w:r>
-      <w:r>
-        <w:t>After doing this for a certain amount of pages specified at the start of the code, both programs save the list containing each page’s elements to a CSV file</w:t>
-      </w:r>
-      <w:r>
-        <w:t xml:space="preserve"> using the CSV library.</w:t>
+        <w:t>The first few paragraphs that summarise the wiki page’s topic</w:t>
+      </w:r>
+      <w:r>
+        <w:t>.</w:t>
+      </w:r>
+    </w:p>
+    <w:p>
+      <w:r>
+        <w:t>After retrieving all data from the current all wikis page, the next page’s URL is found through the “Next page” link.</w:t>
       </w:r>
     </w:p>
     <w:p>
@@ -6332,18 +7855,31 @@
         <w:pStyle w:val="Caption"/>
         <w:jc w:val="center"/>
       </w:pPr>
-      <w:bookmarkStart w:id="24" w:name="_Toc203070846"/>
+      <w:bookmarkStart w:id="24" w:name="_Toc203379219"/>
       <w:r>
         <w:t xml:space="preserve">Figure </w:t>
       </w:r>
-      <w:fldSimple w:instr=" SEQ Figure \* ARABIC ">
-        <w:r>
-          <w:rPr>
-            <w:noProof/>
-          </w:rPr>
-          <w:t>7</w:t>
-        </w:r>
-      </w:fldSimple>
+      <w:r>
+        <w:fldChar w:fldCharType="begin"/>
+      </w:r>
+      <w:r>
+        <w:instrText xml:space="preserve"> SEQ Figure \* ARABIC </w:instrText>
+      </w:r>
+      <w:r>
+        <w:fldChar w:fldCharType="separate"/>
+      </w:r>
+      <w:r>
+        <w:rPr>
+          <w:noProof/>
+        </w:rPr>
+        <w:t>7</w:t>
+      </w:r>
+      <w:r>
+        <w:rPr>
+          <w:noProof/>
+        </w:rPr>
+        <w:fldChar w:fldCharType="end"/>
+      </w:r>
       <w:r>
         <w:t>: Beautiful Soup Scraping Main</w:t>
       </w:r>
@@ -6354,10 +7890,24 @@
         <w:t xml:space="preserve">For the requests and beautiful soup program, </w:t>
       </w:r>
       <w:r>
-        <w:t>elements could be found with the “find all” method (after initialising beautiful soup on a request’s HTML) which returns all instances of the element requested</w:t>
-      </w:r>
-      <w:r>
-        <w:t xml:space="preserve"> (of which elements with specific classes or ids can be requested with the attrs attribute)</w:t>
+        <w:t>elements could be found with the “find all” method</w:t>
+      </w:r>
+      <w:r>
+        <w:t xml:space="preserve"> with beautiful soup. This</w:t>
+      </w:r>
+      <w:r>
+        <w:t xml:space="preserve"> returns all instances of the element requested</w:t>
+      </w:r>
+      <w:r>
+        <w:t xml:space="preserve"> (of which elements with specific classes or ids can be requested with the </w:t>
+      </w:r>
+      <w:proofErr w:type="spellStart"/>
+      <w:r>
+        <w:t>attrs</w:t>
+      </w:r>
+      <w:proofErr w:type="spellEnd"/>
+      <w:r>
+        <w:t xml:space="preserve"> attribute)</w:t>
       </w:r>
       <w:r>
         <w:t xml:space="preserve"> which can then be looped through to handle child elements</w:t>
@@ -6435,18 +7985,31 @@
         <w:pStyle w:val="Caption"/>
         <w:jc w:val="center"/>
       </w:pPr>
-      <w:bookmarkStart w:id="25" w:name="_Toc203070847"/>
+      <w:bookmarkStart w:id="25" w:name="_Toc203379220"/>
       <w:r>
         <w:t xml:space="preserve">Figure </w:t>
       </w:r>
-      <w:fldSimple w:instr=" SEQ Figure \* ARABIC ">
-        <w:r>
-          <w:rPr>
-            <w:noProof/>
-          </w:rPr>
-          <w:t>8</w:t>
-        </w:r>
-      </w:fldSimple>
+      <w:r>
+        <w:fldChar w:fldCharType="begin"/>
+      </w:r>
+      <w:r>
+        <w:instrText xml:space="preserve"> SEQ Figure \* ARABIC </w:instrText>
+      </w:r>
+      <w:r>
+        <w:fldChar w:fldCharType="separate"/>
+      </w:r>
+      <w:r>
+        <w:rPr>
+          <w:noProof/>
+        </w:rPr>
+        <w:t>8</w:t>
+      </w:r>
+      <w:r>
+        <w:rPr>
+          <w:noProof/>
+        </w:rPr>
+        <w:fldChar w:fldCharType="end"/>
+      </w:r>
       <w:r>
         <w:t>: Beautiful Soup Scraping Per Page</w:t>
       </w:r>
@@ -6454,7 +8017,22 @@
     </w:p>
     <w:p>
       <w:r>
-        <w:t>However, from experimentation, Beautiful Soup does not allow for further searches on elements returned from a search. This lead to the multiple nested for loops shown above which were simply trying to find the contents elements of each page. Allowing for another search would have made this egregious looping unneeded.</w:t>
+        <w:t xml:space="preserve">However, from experimentation, Beautiful Soup does not allow for further searches on elements returned from a search. Allowing for another search would have made </w:t>
+      </w:r>
+      <w:r>
+        <w:t>the above</w:t>
+      </w:r>
+      <w:r>
+        <w:t xml:space="preserve"> </w:t>
+      </w:r>
+      <w:r>
+        <w:t xml:space="preserve">for </w:t>
+      </w:r>
+      <w:r>
+        <w:t>loop</w:t>
+      </w:r>
+      <w:r>
+        <w:t>s unnecessary.</w:t>
       </w:r>
     </w:p>
     <w:p>
@@ -6534,18 +8112,31 @@
         <w:pStyle w:val="Caption"/>
         <w:jc w:val="center"/>
       </w:pPr>
-      <w:bookmarkStart w:id="26" w:name="_Toc203070848"/>
+      <w:bookmarkStart w:id="26" w:name="_Toc203379221"/>
       <w:r>
         <w:t xml:space="preserve">Figure </w:t>
       </w:r>
-      <w:fldSimple w:instr=" SEQ Figure \* ARABIC ">
-        <w:r>
-          <w:rPr>
-            <w:noProof/>
-          </w:rPr>
-          <w:t>9</w:t>
-        </w:r>
-      </w:fldSimple>
+      <w:r>
+        <w:fldChar w:fldCharType="begin"/>
+      </w:r>
+      <w:r>
+        <w:instrText xml:space="preserve"> SEQ Figure \* ARABIC </w:instrText>
+      </w:r>
+      <w:r>
+        <w:fldChar w:fldCharType="separate"/>
+      </w:r>
+      <w:r>
+        <w:rPr>
+          <w:noProof/>
+        </w:rPr>
+        <w:t>9</w:t>
+      </w:r>
+      <w:r>
+        <w:rPr>
+          <w:noProof/>
+        </w:rPr>
+        <w:fldChar w:fldCharType="end"/>
+      </w:r>
       <w:r>
         <w:t>: Selenium Scraping Main</w:t>
       </w:r>
@@ -6553,27 +8144,41 @@
     </w:p>
     <w:p>
       <w:r>
-        <w:t>For the selenium program (using the Firefox web browser), the code is quite similar to beautiful soup. Selenium allows for the search of elements through different tag attributes rather than searching for a specific element like in beautiful soup</w:t>
-      </w:r>
-      <w:r>
-        <w:t xml:space="preserve"> (Selenium)</w:t>
-      </w:r>
-      <w:r>
-        <w:t xml:space="preserve">. </w:t>
-      </w:r>
-      <w:r>
-        <w:t>In practice</w:t>
-      </w:r>
-      <w:r>
-        <w:t xml:space="preserve">, this makes it a lot easier to search for the elements you want without needing to know the other attributes of the tags you are looking for. Also, since searching the search results is possible unlike with Beautiful Soup, looping through results to find child elements is not as necessary. </w:t>
-      </w:r>
-    </w:p>
-    <w:p>
-      <w:r>
-        <w:t xml:space="preserve">However, while this makes Selenium a good option for scraping, there is one major issue with its use. It takes a lot longer to scrape than the requests library. </w:t>
-      </w:r>
-      <w:r>
-        <w:t xml:space="preserve">Using the time library, both programs were timed on how long it took them to scrape the links from five pages of the all pages wiki. </w:t>
+        <w:t xml:space="preserve">For the selenium program (using the Firefox web browser), the code is quite </w:t>
+      </w:r>
+      <w:proofErr w:type="gramStart"/>
+      <w:r>
+        <w:t>similar to</w:t>
+      </w:r>
+      <w:proofErr w:type="gramEnd"/>
+      <w:r>
+        <w:t xml:space="preserve"> beautiful soup. Selenium allows for the search of elements through different tag attributes rather than searching for a specific element </w:t>
+      </w:r>
+      <w:r>
+        <w:t>(Selenium</w:t>
+      </w:r>
+      <w:r>
+        <w:t>). This</w:t>
+      </w:r>
+      <w:r>
+        <w:t xml:space="preserve"> makes it easier to search for the elements without needing to know the attributes of the tags you are looking for. Also, since searching the search results is possible unlike with Beautiful Soup, looping through results to find child elements is not as necessary. </w:t>
+      </w:r>
+    </w:p>
+    <w:p>
+      <w:r>
+        <w:t>W</w:t>
+      </w:r>
+      <w:r>
+        <w:t xml:space="preserve">hile this makes Selenium a good option for scraping, </w:t>
+      </w:r>
+      <w:r>
+        <w:t>i</w:t>
+      </w:r>
+      <w:r>
+        <w:t xml:space="preserve">t takes a longer to scrape than the requests library. </w:t>
+      </w:r>
+      <w:r>
+        <w:t xml:space="preserve">Using the time library, both programs were timed </w:t>
       </w:r>
       <w:r>
         <w:t xml:space="preserve">The Beautiful Soup program took 220 seconds (about 3 minutes), while the Selenium program took 1606 seconds (about 26 minutes). </w:t>
@@ -6581,12 +8186,30 @@
     </w:p>
     <w:p>
       <w:r>
-        <w:t>Lastly, both programs suffered the occasional issue in which they suffered timeout errors when trying to reach Wikipedia, however, both programs worked again after running them again.</w:t>
-      </w:r>
-    </w:p>
-    <w:p>
-      <w:r>
-        <w:t>Overall, while Selenium is easier to program, its excessive amount of time taken to scrape means the project will most likely use request and Beautiful Soup for scraping, especially since, while Selenium is easier, they are quite a lot alike.</w:t>
+        <w:t>B</w:t>
+      </w:r>
+      <w:r>
+        <w:t xml:space="preserve">oth programs </w:t>
+      </w:r>
+      <w:r>
+        <w:t>occasionally had</w:t>
+      </w:r>
+      <w:r>
+        <w:t xml:space="preserve"> timeout errors trying to reach Wikipedia, however, both programs worked again after </w:t>
+      </w:r>
+      <w:r>
+        <w:t>restarting.</w:t>
+      </w:r>
+    </w:p>
+    <w:p>
+      <w:r>
+        <w:t>W</w:t>
+      </w:r>
+      <w:r>
+        <w:t xml:space="preserve">hile Selenium is easier to program, </w:t>
+      </w:r>
+      <w:r>
+        <w:t>requests and beautiful soup will be used instead due to being faster.</w:t>
       </w:r>
     </w:p>
     <w:p>
@@ -6598,7 +8221,7 @@
       <w:pPr>
         <w:pStyle w:val="Heading1"/>
       </w:pPr>
-      <w:bookmarkStart w:id="27" w:name="_Toc203070827"/>
+      <w:bookmarkStart w:id="27" w:name="_Toc203379196"/>
       <w:r>
         <w:lastRenderedPageBreak/>
         <w:t>Development</w:t>
@@ -6609,7 +8232,7 @@
       <w:pPr>
         <w:pStyle w:val="Heading2"/>
       </w:pPr>
-      <w:bookmarkStart w:id="28" w:name="_Toc203070828"/>
+      <w:bookmarkStart w:id="28" w:name="_Toc203379197"/>
       <w:r>
         <w:t>Scraping Program</w:t>
       </w:r>
@@ -6619,7 +8242,7 @@
       <w:pPr>
         <w:pStyle w:val="Heading3"/>
       </w:pPr>
-      <w:bookmarkStart w:id="29" w:name="_Toc203070829"/>
+      <w:bookmarkStart w:id="29" w:name="_Toc203379198"/>
       <w:r>
         <w:t xml:space="preserve">Main </w:t>
       </w:r>
@@ -6830,18 +8453,31 @@
         <w:pStyle w:val="Caption"/>
         <w:jc w:val="center"/>
       </w:pPr>
-      <w:bookmarkStart w:id="30" w:name="_Toc203070849"/>
+      <w:bookmarkStart w:id="30" w:name="_Toc203379222"/>
       <w:r>
         <w:t xml:space="preserve">Figure </w:t>
       </w:r>
-      <w:fldSimple w:instr=" SEQ Figure \* ARABIC ">
-        <w:r>
-          <w:rPr>
-            <w:noProof/>
-          </w:rPr>
-          <w:t>10</w:t>
-        </w:r>
-      </w:fldSimple>
+      <w:r>
+        <w:fldChar w:fldCharType="begin"/>
+      </w:r>
+      <w:r>
+        <w:instrText xml:space="preserve"> SEQ Figure \* ARABIC </w:instrText>
+      </w:r>
+      <w:r>
+        <w:fldChar w:fldCharType="separate"/>
+      </w:r>
+      <w:r>
+        <w:rPr>
+          <w:noProof/>
+        </w:rPr>
+        <w:t>10</w:t>
+      </w:r>
+      <w:r>
+        <w:rPr>
+          <w:noProof/>
+        </w:rPr>
+        <w:fldChar w:fldCharType="end"/>
+      </w:r>
       <w:r>
         <w:t>: Per Game HTML</w:t>
       </w:r>
@@ -6899,19 +8535,28 @@
         <w:t xml:space="preserve"> </w:t>
       </w:r>
       <w:r>
-        <w:t xml:space="preserve">When displaying a large amount of data, not all of it will fit on the screen. To solve this, </w:t>
-      </w:r>
-      <w:r>
-        <w:t xml:space="preserve">there are many solutions, but one </w:t>
-      </w:r>
-      <w:r>
-        <w:t>solution</w:t>
+        <w:t xml:space="preserve">When displaying a large amount of data, not all of it will fit on the screen. </w:t>
+      </w:r>
+      <w:r>
+        <w:t>One solution to this</w:t>
       </w:r>
       <w:r>
         <w:t xml:space="preserve"> </w:t>
       </w:r>
       <w:r>
-        <w:t xml:space="preserve">is infinite scrolling in which more data is loaded and displayed when the user reaches the end of the current data. </w:t>
+        <w:t xml:space="preserve">is infinite scrolling </w:t>
+      </w:r>
+      <w:r>
+        <w:t>where</w:t>
+      </w:r>
+      <w:r>
+        <w:t xml:space="preserve"> more data is loaded when the user reaches the end of the </w:t>
+      </w:r>
+      <w:r>
+        <w:t>page</w:t>
+      </w:r>
+      <w:r>
+        <w:t xml:space="preserve">. </w:t>
       </w:r>
       <w:r>
         <w:t>(Interaction Design Foundation, n.d.) (Jones et al, 2016).</w:t>
@@ -6920,7 +8565,27 @@
         <w:t xml:space="preserve"> </w:t>
       </w:r>
       <w:r>
-        <w:t>The problem is that once the requests library receives the HTML, no additional HTML is received unless more is requested.</w:t>
+        <w:t xml:space="preserve">The problem is that </w:t>
+      </w:r>
+      <w:r>
+        <w:t xml:space="preserve">once </w:t>
+      </w:r>
+      <w:r>
+        <w:t>HTML</w:t>
+      </w:r>
+      <w:r>
+        <w:t xml:space="preserve"> is </w:t>
+      </w:r>
+      <w:proofErr w:type="spellStart"/>
+      <w:r>
+        <w:t>recieved</w:t>
+      </w:r>
+      <w:proofErr w:type="spellEnd"/>
+      <w:r>
+        <w:t>, no additional HTML is received</w:t>
+      </w:r>
+      <w:r>
+        <w:t>.</w:t>
       </w:r>
     </w:p>
     <w:p>
@@ -7072,18 +8737,31 @@
         <w:pStyle w:val="Caption"/>
         <w:jc w:val="center"/>
       </w:pPr>
-      <w:bookmarkStart w:id="31" w:name="_Toc203070850"/>
+      <w:bookmarkStart w:id="31" w:name="_Toc203379223"/>
       <w:r>
         <w:t xml:space="preserve">Figure </w:t>
       </w:r>
-      <w:fldSimple w:instr=" SEQ Figure \* ARABIC ">
-        <w:r>
-          <w:rPr>
-            <w:noProof/>
-          </w:rPr>
-          <w:t>11</w:t>
-        </w:r>
-      </w:fldSimple>
+      <w:r>
+        <w:fldChar w:fldCharType="begin"/>
+      </w:r>
+      <w:r>
+        <w:instrText xml:space="preserve"> SEQ Figure \* ARABIC </w:instrText>
+      </w:r>
+      <w:r>
+        <w:fldChar w:fldCharType="separate"/>
+      </w:r>
+      <w:r>
+        <w:rPr>
+          <w:noProof/>
+        </w:rPr>
+        <w:t>11</w:t>
+      </w:r>
+      <w:r>
+        <w:rPr>
+          <w:noProof/>
+        </w:rPr>
+        <w:fldChar w:fldCharType="end"/>
+      </w:r>
       <w:r>
         <w:t>: Steam XHR Requests</w:t>
       </w:r>
@@ -7102,14 +8780,25 @@
       <w:r>
         <w:t xml:space="preserve">for </w:t>
       </w:r>
+      <w:proofErr w:type="spellStart"/>
       <w:r>
         <w:t>XMLHttpRequest</w:t>
       </w:r>
       <w:r>
-        <w:t xml:space="preserve"> (XHR) objects</w:t>
-      </w:r>
-      <w:r>
-        <w:t xml:space="preserve"> (MDN Web Docs). These XHR objects allow for communication between JavaScript and servers to send and receive data (MDN Web Docs). </w:t>
+        <w:t>s</w:t>
+      </w:r>
+      <w:proofErr w:type="spellEnd"/>
+      <w:r>
+        <w:t xml:space="preserve"> (XHR) </w:t>
+      </w:r>
+      <w:r>
+        <w:t>(MDN Web Docs)</w:t>
+      </w:r>
+      <w:r>
+        <w:t xml:space="preserve"> which </w:t>
+      </w:r>
+      <w:r>
+        <w:t xml:space="preserve">allow for communication between JavaScript and servers to send and receive data (MDN Web Docs). </w:t>
       </w:r>
       <w:r>
         <w:t>Inspecting the network activity on the “all games” Steam page did yield these objects along with the URL they were requesting</w:t>
@@ -7127,7 +8816,28 @@
         <w:t>.</w:t>
       </w:r>
       <w:r>
-        <w:t xml:space="preserve"> Experimenting with using the requests method on these URLs, an important variable was found within the URL called “start”. This is the game number to start the request at after which the HTML of 50 games will be returned. The count variable did not seem change the number of games returned, so it was left alone.</w:t>
+        <w:t xml:space="preserve"> </w:t>
+      </w:r>
+      <w:r>
+        <w:t>Within these XHR URLs was a</w:t>
+      </w:r>
+      <w:r>
+        <w:t xml:space="preserve"> variable </w:t>
+      </w:r>
+      <w:r>
+        <w:t>c</w:t>
+      </w:r>
+      <w:r>
+        <w:t xml:space="preserve">alled “start”. </w:t>
+      </w:r>
+      <w:r>
+        <w:t xml:space="preserve">This number changes what game to start at. The count variable </w:t>
+      </w:r>
+      <w:r>
+        <w:t xml:space="preserve">did </w:t>
+      </w:r>
+      <w:r>
+        <w:t>not work.</w:t>
       </w:r>
     </w:p>
     <w:p>
@@ -7192,18 +8902,31 @@
         <w:pStyle w:val="Caption"/>
         <w:jc w:val="center"/>
       </w:pPr>
-      <w:bookmarkStart w:id="32" w:name="_Toc203070851"/>
+      <w:bookmarkStart w:id="32" w:name="_Toc203379224"/>
       <w:r>
         <w:t xml:space="preserve">Figure </w:t>
       </w:r>
-      <w:fldSimple w:instr=" SEQ Figure \* ARABIC ">
-        <w:r>
-          <w:rPr>
-            <w:noProof/>
-          </w:rPr>
-          <w:t>12</w:t>
-        </w:r>
-      </w:fldSimple>
+      <w:r>
+        <w:fldChar w:fldCharType="begin"/>
+      </w:r>
+      <w:r>
+        <w:instrText xml:space="preserve"> SEQ Figure \* ARABIC </w:instrText>
+      </w:r>
+      <w:r>
+        <w:fldChar w:fldCharType="separate"/>
+      </w:r>
+      <w:r>
+        <w:rPr>
+          <w:noProof/>
+        </w:rPr>
+        <w:t>12</w:t>
+      </w:r>
+      <w:r>
+        <w:rPr>
+          <w:noProof/>
+        </w:rPr>
+        <w:fldChar w:fldCharType="end"/>
+      </w:r>
       <w:r>
         <w:t>: XHR Returned JSON</w:t>
       </w:r>
@@ -7211,7 +8934,10 @@
     </w:p>
     <w:p>
       <w:r>
-        <w:t xml:space="preserve">With this information, the original URL was abandoned </w:t>
+        <w:t>The</w:t>
+      </w:r>
+      <w:r>
+        <w:t xml:space="preserve"> original URL was abandoned </w:t>
       </w:r>
       <w:r>
         <w:t>and instead the</w:t>
@@ -7223,13 +8949,27 @@
         <w:t>XHR</w:t>
       </w:r>
       <w:r>
-        <w:t xml:space="preserve"> URL was used with the count starting at zero and incrementing by 50 after the fifty games returned were scraped. </w:t>
+        <w:t xml:space="preserve"> URL was used with the count starting at zero and incrementing by 50 </w:t>
+      </w:r>
+      <w:r>
+        <w:t>per</w:t>
+      </w:r>
+      <w:r>
+        <w:t xml:space="preserve"> fifty games returned were scraped. </w:t>
       </w:r>
       <w:r>
         <w:t xml:space="preserve">Though the XHR URL </w:t>
       </w:r>
       <w:r>
-        <w:t xml:space="preserve">returned the data as a JSON file, the JSON method of the requests library which decodes JSON for it to be used like a dictionary in Python (Requests Documentation, n.d.). From this, the HTML could be accessed with the key of “results_html” which </w:t>
+        <w:t>returned the data as a JSON file, the JSON method of the requests library which decodes JSON for it to be used like a dictionary in Python (Requests Documentation, n.d.). From this, the HTML could be accessed with the key of “</w:t>
+      </w:r>
+      <w:proofErr w:type="spellStart"/>
+      <w:r>
+        <w:t>results_html</w:t>
+      </w:r>
+      <w:proofErr w:type="spellEnd"/>
+      <w:r>
+        <w:t xml:space="preserve">” which </w:t>
       </w:r>
       <w:r>
         <w:t xml:space="preserve">finally </w:t>
@@ -7338,14 +9078,52 @@
         <w:t xml:space="preserve"> anchor tags mentioned at the beginning of this section are found using </w:t>
       </w:r>
       <w:r>
-        <w:t>Beautiful Soup’s find_all method which finds the requested elements</w:t>
-      </w:r>
-      <w:r>
-        <w:t xml:space="preserve"> (Tedboy, n.d.). In this case, the class attribute is included in the search due to the anchors having the classname of </w:t>
-      </w:r>
-      <w:r>
-        <w:t>"search_result_row ds_collapse_flag</w:t>
-      </w:r>
+        <w:t xml:space="preserve">Beautiful Soup’s </w:t>
+      </w:r>
+      <w:proofErr w:type="spellStart"/>
+      <w:r>
+        <w:t>find_all</w:t>
+      </w:r>
+      <w:proofErr w:type="spellEnd"/>
+      <w:r>
+        <w:t xml:space="preserve"> </w:t>
+      </w:r>
+      <w:r>
+        <w:t>method</w:t>
+      </w:r>
+      <w:r>
+        <w:t xml:space="preserve"> (</w:t>
+      </w:r>
+      <w:proofErr w:type="spellStart"/>
+      <w:r>
+        <w:t>Tedboy</w:t>
+      </w:r>
+      <w:proofErr w:type="spellEnd"/>
+      <w:r>
+        <w:t>, n.d.). In this case, the class attribute is included in the search due to the anchors having the class</w:t>
+      </w:r>
+      <w:r>
+        <w:t xml:space="preserve"> </w:t>
+      </w:r>
+      <w:r>
+        <w:t xml:space="preserve">name of </w:t>
+      </w:r>
+      <w:r>
+        <w:t>"</w:t>
+      </w:r>
+      <w:proofErr w:type="spellStart"/>
+      <w:r>
+        <w:t>search_result_row</w:t>
+      </w:r>
+      <w:proofErr w:type="spellEnd"/>
+      <w:r>
+        <w:t xml:space="preserve"> </w:t>
+      </w:r>
+      <w:proofErr w:type="spellStart"/>
+      <w:r>
+        <w:t>ds_collapse_flag</w:t>
+      </w:r>
+      <w:proofErr w:type="spellEnd"/>
       <w:r>
         <w:t xml:space="preserve">”. </w:t>
       </w:r>
@@ -7357,10 +9135,10 @@
     </w:p>
     <w:p>
       <w:r>
-        <w:t>The main body also has some error protection against non 200 status codes on requests and the JSON file not being received. In both cases, the user is asked if they want the program to try again</w:t>
-      </w:r>
-      <w:r>
-        <w:t>.</w:t>
+        <w:t xml:space="preserve">The main body </w:t>
+      </w:r>
+      <w:r>
+        <w:t>also asks to try again should the request fail.</w:t>
       </w:r>
     </w:p>
     <w:p>
@@ -7372,7 +9150,7 @@
       <w:pPr>
         <w:pStyle w:val="Heading3"/>
       </w:pPr>
-      <w:bookmarkStart w:id="33" w:name="_Toc203070830"/>
+      <w:bookmarkStart w:id="33" w:name="_Toc203379199"/>
       <w:r>
         <w:lastRenderedPageBreak/>
         <w:t>Per Game Page Scraping</w:t>
@@ -7445,18 +9223,31 @@
         <w:pStyle w:val="Caption"/>
         <w:jc w:val="center"/>
       </w:pPr>
-      <w:bookmarkStart w:id="34" w:name="_Toc203070852"/>
+      <w:bookmarkStart w:id="34" w:name="_Toc203379225"/>
       <w:r>
         <w:t xml:space="preserve">Figure </w:t>
       </w:r>
-      <w:fldSimple w:instr=" SEQ Figure \* ARABIC ">
-        <w:r>
-          <w:rPr>
-            <w:noProof/>
-          </w:rPr>
-          <w:t>13</w:t>
-        </w:r>
-      </w:fldSimple>
+      <w:r>
+        <w:fldChar w:fldCharType="begin"/>
+      </w:r>
+      <w:r>
+        <w:instrText xml:space="preserve"> SEQ Figure \* ARABIC </w:instrText>
+      </w:r>
+      <w:r>
+        <w:fldChar w:fldCharType="separate"/>
+      </w:r>
+      <w:r>
+        <w:rPr>
+          <w:noProof/>
+        </w:rPr>
+        <w:t>13</w:t>
+      </w:r>
+      <w:r>
+        <w:rPr>
+          <w:noProof/>
+        </w:rPr>
+        <w:fldChar w:fldCharType="end"/>
+      </w:r>
       <w:r>
         <w:t>: Tag Collection</w:t>
       </w:r>
@@ -7464,10 +9255,31 @@
     </w:p>
     <w:p>
       <w:r>
-        <w:t>For each game page, a list is created that holds the data that will be collected called “current_game_data”. Then, for each data point that needs be collected, the program attempts to find where the data is stored in the HTML using HTML classnames and looping through the results found and adding them to their own list which is then appended to current_game_data. Unless no data is found, in which case “N/A” is appended instead.</w:t>
-      </w:r>
-      <w:r>
-        <w:t xml:space="preserve"> An example of this can be seen in the above image in which the code attempts to find the divider that contains user tags, loops through them if they are found and appends them to user_tags. user_tags is then appended to current_game_data.</w:t>
+        <w:t>For each game page, a list is created that holds the data that will be collected called “</w:t>
+      </w:r>
+      <w:proofErr w:type="spellStart"/>
+      <w:r>
+        <w:t>current_game_data</w:t>
+      </w:r>
+      <w:proofErr w:type="spellEnd"/>
+      <w:r>
+        <w:t xml:space="preserve">”. Then, for each data point that needs be collected, the program attempts to find where the data is stored in the HTML using HTML </w:t>
+      </w:r>
+      <w:proofErr w:type="spellStart"/>
+      <w:r>
+        <w:t>classnames</w:t>
+      </w:r>
+      <w:proofErr w:type="spellEnd"/>
+      <w:r>
+        <w:t xml:space="preserve"> and looping through the results found and adding them to their own list which is then appended to </w:t>
+      </w:r>
+      <w:proofErr w:type="spellStart"/>
+      <w:r>
+        <w:t>current_game_data</w:t>
+      </w:r>
+      <w:proofErr w:type="spellEnd"/>
+      <w:r>
+        <w:t>. Unless no data is found, in which case “N/A” is appended instead.</w:t>
       </w:r>
     </w:p>
     <w:p>
@@ -7546,18 +9358,31 @@
         <w:pStyle w:val="Caption"/>
         <w:jc w:val="center"/>
       </w:pPr>
-      <w:bookmarkStart w:id="35" w:name="_Toc203070853"/>
+      <w:bookmarkStart w:id="35" w:name="_Toc203379226"/>
       <w:r>
         <w:t xml:space="preserve">Figure </w:t>
       </w:r>
-      <w:fldSimple w:instr=" SEQ Figure \* ARABIC ">
-        <w:r>
-          <w:rPr>
-            <w:noProof/>
-          </w:rPr>
-          <w:t>14</w:t>
-        </w:r>
-      </w:fldSimple>
+      <w:r>
+        <w:fldChar w:fldCharType="begin"/>
+      </w:r>
+      <w:r>
+        <w:instrText xml:space="preserve"> SEQ Figure \* ARABIC </w:instrText>
+      </w:r>
+      <w:r>
+        <w:fldChar w:fldCharType="separate"/>
+      </w:r>
+      <w:r>
+        <w:rPr>
+          <w:noProof/>
+        </w:rPr>
+        <w:t>14</w:t>
+      </w:r>
+      <w:r>
+        <w:rPr>
+          <w:noProof/>
+        </w:rPr>
+        <w:fldChar w:fldCharType="end"/>
+      </w:r>
       <w:r>
         <w:t>: Developer and Publisher Scraping</w:t>
       </w:r>
@@ -7565,10 +9390,19 @@
     </w:p>
     <w:p>
       <w:r>
-        <w:t xml:space="preserve">However, for the developers, publishers and language data points, it was not as simple. For the developers and publishers, </w:t>
-      </w:r>
-      <w:r>
-        <w:t>originally, they were differentiated by checking for “developer” or “publisher” in their hypertext reference (HREF) URLs, but this led to a lot of games having blanks for developers and publishers. Instead, the “subtitle column” divider class is checked for developer or publisher. This worked, but some games do not have publishers and so, if this is the case, the publisher is set to be N/A.</w:t>
+        <w:t>F</w:t>
+      </w:r>
+      <w:r>
+        <w:t xml:space="preserve">or the developers, publishers and language data points, it was not as simple. For the developers and publishers, </w:t>
+      </w:r>
+      <w:r>
+        <w:t xml:space="preserve">originally, they were differentiated by checking for “developer” or “publisher” in their hypertext reference (HREF) URLs, but this led to a lot of games having blanks for developers and publishers. Instead, the “subtitle column” divider class is checked for developer or publisher. This worked, but some games do not have publishers </w:t>
+      </w:r>
+      <w:r>
+        <w:t xml:space="preserve">in which case they are made </w:t>
+      </w:r>
+      <w:r>
+        <w:t>N/A.</w:t>
       </w:r>
     </w:p>
     <w:p>
@@ -7648,18 +9482,31 @@
         <w:pStyle w:val="Caption"/>
         <w:jc w:val="center"/>
       </w:pPr>
-      <w:bookmarkStart w:id="36" w:name="_Toc203070854"/>
+      <w:bookmarkStart w:id="36" w:name="_Toc203379227"/>
       <w:r>
         <w:t xml:space="preserve">Figure </w:t>
       </w:r>
-      <w:fldSimple w:instr=" SEQ Figure \* ARABIC ">
-        <w:r>
-          <w:rPr>
-            <w:noProof/>
-          </w:rPr>
-          <w:t>15</w:t>
-        </w:r>
-      </w:fldSimple>
+      <w:r>
+        <w:fldChar w:fldCharType="begin"/>
+      </w:r>
+      <w:r>
+        <w:instrText xml:space="preserve"> SEQ Figure \* ARABIC </w:instrText>
+      </w:r>
+      <w:r>
+        <w:fldChar w:fldCharType="separate"/>
+      </w:r>
+      <w:r>
+        <w:rPr>
+          <w:noProof/>
+        </w:rPr>
+        <w:t>15</w:t>
+      </w:r>
+      <w:r>
+        <w:rPr>
+          <w:noProof/>
+        </w:rPr>
+        <w:fldChar w:fldCharType="end"/>
+      </w:r>
       <w:r>
         <w:t>: Language Collection</w:t>
       </w:r>
@@ -7667,13 +9514,7 @@
     </w:p>
     <w:p>
       <w:r>
-        <w:t xml:space="preserve">Similarly, since the language data point is a table, collecting the supported languages within it meant having to create an algorithm to read the table. Unfortunately, as will be discussed in the data analysis, </w:t>
-      </w:r>
-      <w:r>
-        <w:t>while t</w:t>
-      </w:r>
-      <w:r>
-        <w:t>his worked, most games have the same available languages.</w:t>
+        <w:t>Similarly, since the language data point is a table, collecting the supported languages within it meant having to create an algorithm to read the table.</w:t>
       </w:r>
     </w:p>
     <w:p>
@@ -7752,18 +9593,31 @@
         <w:pStyle w:val="Caption"/>
         <w:jc w:val="center"/>
       </w:pPr>
-      <w:bookmarkStart w:id="37" w:name="_Toc203070855"/>
+      <w:bookmarkStart w:id="37" w:name="_Toc203379228"/>
       <w:r>
         <w:t xml:space="preserve">Figure </w:t>
       </w:r>
-      <w:fldSimple w:instr=" SEQ Figure \* ARABIC ">
-        <w:r>
-          <w:rPr>
-            <w:noProof/>
-          </w:rPr>
-          <w:t>16</w:t>
-        </w:r>
-      </w:fldSimple>
+      <w:r>
+        <w:fldChar w:fldCharType="begin"/>
+      </w:r>
+      <w:r>
+        <w:instrText xml:space="preserve"> SEQ Figure \* ARABIC </w:instrText>
+      </w:r>
+      <w:r>
+        <w:fldChar w:fldCharType="separate"/>
+      </w:r>
+      <w:r>
+        <w:rPr>
+          <w:noProof/>
+        </w:rPr>
+        <w:t>16</w:t>
+      </w:r>
+      <w:r>
+        <w:rPr>
+          <w:noProof/>
+        </w:rPr>
+        <w:fldChar w:fldCharType="end"/>
+      </w:r>
       <w:r>
         <w:t>: Game Type</w:t>
       </w:r>
@@ -7771,20 +9625,60 @@
     </w:p>
     <w:p>
       <w:r>
-        <w:t>After experimenting with this scraping program, it was found that Steam does not just sell video games, but it also sells software, hardware and game bundles. Before the data collected is saved, the type is determined by checking the page location found at the top of the page with the class name of “blockbg</w:t>
-      </w:r>
+        <w:t>After experimenting with this scraping program, it was found that Steam also sells software, hardware and game bundles. Before the data collected is saved, the type is determined by checking the page location found at the top of the page with the class name of “</w:t>
+      </w:r>
+      <w:proofErr w:type="spellStart"/>
+      <w:r>
+        <w:t>blockbg</w:t>
+      </w:r>
+      <w:proofErr w:type="spellEnd"/>
       <w:r>
         <w:t xml:space="preserve">” which contains the type. </w:t>
       </w:r>
     </w:p>
     <w:p>
       <w:r>
-        <w:t>After the data has been collected, the current_game_data list is appended to the “game_data” list which contains all of the game data collected.</w:t>
-      </w:r>
-    </w:p>
-    <w:p>
-      <w:r>
-        <w:t>One thing to note is that, the only hardware sold on Steam is Valve’s (the company that runs Steam) own hardware. All of this hardware has a completely different page layout with completely different class names. Because of this, all hardware data is N/A apart from the price.</w:t>
+        <w:t xml:space="preserve">After the data has been collected, the </w:t>
+      </w:r>
+      <w:proofErr w:type="spellStart"/>
+      <w:r>
+        <w:t>current_game_data</w:t>
+      </w:r>
+      <w:proofErr w:type="spellEnd"/>
+      <w:r>
+        <w:t xml:space="preserve"> list is appended to the “</w:t>
+      </w:r>
+      <w:proofErr w:type="spellStart"/>
+      <w:r>
+        <w:t>game_data</w:t>
+      </w:r>
+      <w:proofErr w:type="spellEnd"/>
+      <w:r>
+        <w:t xml:space="preserve">” list which contains </w:t>
+      </w:r>
+      <w:proofErr w:type="gramStart"/>
+      <w:r>
+        <w:t>all of</w:t>
+      </w:r>
+      <w:proofErr w:type="gramEnd"/>
+      <w:r>
+        <w:t xml:space="preserve"> the game data collected.</w:t>
+      </w:r>
+    </w:p>
+    <w:p>
+      <w:r>
+        <w:t>Note: The</w:t>
+      </w:r>
+      <w:r>
+        <w:t xml:space="preserve"> only hardware sold on Steam is Valve’s (the company that runs Steam) own hardware. </w:t>
+      </w:r>
+      <w:proofErr w:type="gramStart"/>
+      <w:r>
+        <w:t>All of</w:t>
+      </w:r>
+      <w:proofErr w:type="gramEnd"/>
+      <w:r>
+        <w:t xml:space="preserve"> this hardware has a completely different page layout with completely different class names. Because of this, all hardware data is N/A apart from the price.</w:t>
       </w:r>
     </w:p>
     <w:p>
@@ -7796,7 +9690,7 @@
       <w:pPr>
         <w:pStyle w:val="Heading3"/>
       </w:pPr>
-      <w:bookmarkStart w:id="38" w:name="_Toc203070831"/>
+      <w:bookmarkStart w:id="38" w:name="_Toc203379200"/>
       <w:r>
         <w:lastRenderedPageBreak/>
         <w:t>Saving to CSV</w:t>
@@ -7862,13 +9756,38 @@
     </w:p>
     <w:p>
       <w:r>
-        <w:t xml:space="preserve">Finally, once all game data has been collected, it is saved to a CSV file using </w:t>
+        <w:t>O</w:t>
+      </w:r>
+      <w:r>
+        <w:t xml:space="preserve">nce all game data has been collected, it is saved to a CSV file using </w:t>
       </w:r>
       <w:r>
         <w:t xml:space="preserve">Python’s CSV reader method as part of the CSV library (Python documentation, n.d. - a). One important part to note is that at first, the CSV files contained odd symbols before certain parts such as the prices. </w:t>
       </w:r>
       <w:r>
-        <w:t>It was found that this was because of incorrect encoding causing the wrong characters to be displayed (LabEx, n.d.). With research, a page of Python Documentation (n.d) titled “Unicode HOWTO”</w:t>
+        <w:t>It was found that this was because of incorrect encoding causing the wrong characters to be displayed (</w:t>
+      </w:r>
+      <w:proofErr w:type="spellStart"/>
+      <w:r>
+        <w:t>LabEx</w:t>
+      </w:r>
+      <w:proofErr w:type="spellEnd"/>
+      <w:r>
+        <w:t xml:space="preserve">, n.d.). With research, a page of </w:t>
+      </w:r>
+      <w:r>
+        <w:t xml:space="preserve">the </w:t>
+      </w:r>
+      <w:r>
+        <w:t>Python Documentation (</w:t>
+      </w:r>
+      <w:proofErr w:type="spellStart"/>
+      <w:r>
+        <w:t>n.d</w:t>
+      </w:r>
+      <w:proofErr w:type="spellEnd"/>
+      <w:r>
+        <w:t>) titled “Unicode HOWTO”</w:t>
       </w:r>
       <w:r>
         <w:t xml:space="preserve"> helped to understand some of the encoding types. Through experimentation, it was found that the UFT-8-SIG encoding method prevented encoding errors.</w:t>
@@ -7876,7 +9795,13 @@
     </w:p>
     <w:p>
       <w:r>
-        <w:t xml:space="preserve">After this, the program then saves the time it took to run. When requesting that the program collect ten thousand games, the final time it took was 1 hour and 34 minutes (or </w:t>
+        <w:t xml:space="preserve">After this, </w:t>
+      </w:r>
+      <w:r>
+        <w:t>run time is saved to a file</w:t>
+      </w:r>
+      <w:r>
+        <w:t xml:space="preserve">. When requesting that the program collect ten thousand games, the final time it took was 1 hour and 34 minutes (or </w:t>
       </w:r>
       <w:r>
         <w:t>5651.02890920639 seconds</w:t>
@@ -7894,7 +9819,7 @@
       <w:pPr>
         <w:pStyle w:val="Heading2"/>
       </w:pPr>
-      <w:bookmarkStart w:id="39" w:name="_Toc203070832"/>
+      <w:bookmarkStart w:id="39" w:name="_Toc203379201"/>
       <w:r>
         <w:lastRenderedPageBreak/>
         <w:t>MySQL Database</w:t>
@@ -7911,7 +9836,7 @@
       <w:pPr>
         <w:pStyle w:val="Heading2"/>
       </w:pPr>
-      <w:bookmarkStart w:id="40" w:name="_Toc203070833"/>
+      <w:bookmarkStart w:id="40" w:name="_Toc203379202"/>
       <w:r>
         <w:lastRenderedPageBreak/>
         <w:t>Website</w:t>
@@ -7928,7 +9853,7 @@
       <w:pPr>
         <w:pStyle w:val="Heading1"/>
       </w:pPr>
-      <w:bookmarkStart w:id="41" w:name="_Toc203070834"/>
+      <w:bookmarkStart w:id="41" w:name="_Toc203379203"/>
       <w:r>
         <w:lastRenderedPageBreak/>
         <w:t>Results/Findings</w:t>
@@ -7939,7 +9864,7 @@
       <w:pPr>
         <w:pStyle w:val="Heading2"/>
       </w:pPr>
-      <w:bookmarkStart w:id="42" w:name="_Toc203070835"/>
+      <w:bookmarkStart w:id="42" w:name="_Toc203379204"/>
       <w:r>
         <w:t>Data Analysis</w:t>
       </w:r>
@@ -7947,14 +9872,980 @@
     </w:p>
     <w:p>
       <w:r>
-        <w:t xml:space="preserve">With scraping successfully saving the data of ten thousand video games, data analysis could be performed on the collected data. However, before this, the data </w:t>
-      </w:r>
-      <w:r>
-        <w:t>needed to be normalised. Unfortunately, the Pandas library used would not remove NaN and N/A values, so they were removed in Excel.</w:t>
+        <w:t>Before analysis</w:t>
+      </w:r>
+      <w:r>
+        <w:t xml:space="preserve">, the </w:t>
+      </w:r>
+      <w:r>
+        <w:t xml:space="preserve">collected </w:t>
+      </w:r>
+      <w:r>
+        <w:t xml:space="preserve">data </w:t>
+      </w:r>
+      <w:r>
+        <w:t>was</w:t>
+      </w:r>
+      <w:r>
+        <w:t xml:space="preserve"> normalised. </w:t>
+      </w:r>
+      <w:proofErr w:type="gramStart"/>
+      <w:r>
+        <w:t>Firstly</w:t>
+      </w:r>
+      <w:proofErr w:type="gramEnd"/>
+      <w:r>
+        <w:t xml:space="preserve"> in Python using the Pandas library, to remove brackets from lists and to convert dates to numbers. Then, the data was normalised in Excel to remove N/A values.</w:t>
+      </w:r>
+    </w:p>
+    <w:p>
+      <w:pPr>
+        <w:pStyle w:val="Heading3"/>
+      </w:pPr>
+      <w:bookmarkStart w:id="43" w:name="_Toc203379205"/>
+      <w:r>
+        <w:t>Average Prices Per Dates</w:t>
+      </w:r>
+      <w:bookmarkEnd w:id="43"/>
+    </w:p>
+    <w:p>
+      <w:pPr>
+        <w:keepNext/>
+      </w:pPr>
+      <w:r>
+        <w:rPr>
+          <w:noProof/>
+        </w:rPr>
+        <w:drawing>
+          <wp:inline distT="0" distB="0" distL="0" distR="0" wp14:anchorId="54848EBD" wp14:editId="4B25AFD0">
+            <wp:extent cx="5724525" cy="2667000"/>
+            <wp:effectExtent l="38100" t="38100" r="47625" b="38100"/>
+            <wp:docPr id="1724516512" name="Picture 2"/>
+            <wp:cNvGraphicFramePr>
+              <a:graphicFrameLocks xmlns:a="http://schemas.openxmlformats.org/drawingml/2006/main" noChangeAspect="1"/>
+            </wp:cNvGraphicFramePr>
+            <a:graphic xmlns:a="http://schemas.openxmlformats.org/drawingml/2006/main">
+              <a:graphicData uri="http://schemas.openxmlformats.org/drawingml/2006/picture">
+                <pic:pic xmlns:pic="http://schemas.openxmlformats.org/drawingml/2006/picture">
+                  <pic:nvPicPr>
+                    <pic:cNvPr id="0" name="Picture 2"/>
+                    <pic:cNvPicPr>
+                      <a:picLocks noChangeAspect="1" noChangeArrowheads="1"/>
+                    </pic:cNvPicPr>
+                  </pic:nvPicPr>
+                  <pic:blipFill>
+                    <a:blip r:embed="rId29" cstate="print">
+                      <a:extLst>
+                        <a:ext uri="{28A0092B-C50C-407E-A947-70E740481C1C}">
+                          <a14:useLocalDpi xmlns:a14="http://schemas.microsoft.com/office/drawing/2010/main" val="0"/>
+                        </a:ext>
+                      </a:extLst>
+                    </a:blip>
+                    <a:srcRect/>
+                    <a:stretch>
+                      <a:fillRect/>
+                    </a:stretch>
+                  </pic:blipFill>
+                  <pic:spPr bwMode="auto">
+                    <a:xfrm>
+                      <a:off x="0" y="0"/>
+                      <a:ext cx="5724525" cy="2667000"/>
+                    </a:xfrm>
+                    <a:prstGeom prst="rect">
+                      <a:avLst/>
+                    </a:prstGeom>
+                    <a:noFill/>
+                    <a:ln w="38100">
+                      <a:solidFill>
+                        <a:schemeClr val="accent4"/>
+                      </a:solidFill>
+                    </a:ln>
+                  </pic:spPr>
+                </pic:pic>
+              </a:graphicData>
+            </a:graphic>
+          </wp:inline>
+        </w:drawing>
+      </w:r>
+    </w:p>
+    <w:p>
+      <w:pPr>
+        <w:pStyle w:val="Caption"/>
+        <w:jc w:val="center"/>
+      </w:pPr>
+      <w:bookmarkStart w:id="44" w:name="_Toc203379229"/>
+      <w:r>
+        <w:t xml:space="preserve">Figure </w:t>
+      </w:r>
+      <w:r>
+        <w:fldChar w:fldCharType="begin"/>
+      </w:r>
+      <w:r>
+        <w:instrText xml:space="preserve"> SEQ Figure \* ARABIC </w:instrText>
+      </w:r>
+      <w:r>
+        <w:fldChar w:fldCharType="separate"/>
+      </w:r>
+      <w:r>
+        <w:rPr>
+          <w:noProof/>
+        </w:rPr>
+        <w:t>17</w:t>
+      </w:r>
+      <w:r>
+        <w:fldChar w:fldCharType="end"/>
+      </w:r>
+      <w:r>
+        <w:t>: Average Price Per Year</w:t>
+      </w:r>
+      <w:bookmarkEnd w:id="44"/>
+    </w:p>
+    <w:p>
+      <w:r>
+        <w:t xml:space="preserve">To start, the prices of videogames per year and per month were investigated. </w:t>
+      </w:r>
+      <w:r>
+        <w:t xml:space="preserve">For the prices of games per year, the data analysis showed a steady increase in price in games from 1988 to 2025, </w:t>
+      </w:r>
+      <w:r>
+        <w:t>al</w:t>
+      </w:r>
+      <w:r>
+        <w:t xml:space="preserve">though this does not include the predatory practices mentioned by </w:t>
+      </w:r>
+      <w:r>
+        <w:t>Samuli</w:t>
+      </w:r>
+      <w:r>
+        <w:t xml:space="preserve"> (2022</w:t>
+      </w:r>
+      <w:r>
+        <w:t xml:space="preserve">). </w:t>
+      </w:r>
+      <w:r>
+        <w:t>Interestingly, the average price rose more quickly after 2020</w:t>
+      </w:r>
+      <w:r>
+        <w:t xml:space="preserve">. This </w:t>
+      </w:r>
+      <w:r>
+        <w:t>could be due to the COVID-19 pandemic</w:t>
+      </w:r>
+      <w:r>
+        <w:t xml:space="preserve"> which </w:t>
+      </w:r>
+      <w:r>
+        <w:t>caused an increase in the amount of entertainment consumed by the public (</w:t>
+      </w:r>
+      <w:r>
+        <w:t>Nawaz</w:t>
+      </w:r>
+      <w:r>
+        <w:t xml:space="preserve"> et al, 2024) which </w:t>
+      </w:r>
+      <w:r>
+        <w:t xml:space="preserve">could have caused an increase in video game prices due to labour shortages caused by COVID-19 that increased other prices, such as food (Mahmood, 2024). </w:t>
+      </w:r>
+      <w:r>
+        <w:t>However</w:t>
+      </w:r>
+      <w:r>
+        <w:t>, could also be due to games from 2020 onwards not having diminished in value.</w:t>
+      </w:r>
+    </w:p>
+    <w:p>
+      <w:r>
+        <w:t>(Continued…)</w:t>
+      </w:r>
+    </w:p>
+    <w:p>
+      <w:r>
+        <w:br w:type="page"/>
+      </w:r>
+    </w:p>
+    <w:p>
+      <w:pPr>
+        <w:keepNext/>
+      </w:pPr>
+      <w:r>
+        <w:rPr>
+          <w:noProof/>
+        </w:rPr>
+        <w:lastRenderedPageBreak/>
+        <w:drawing>
+          <wp:inline distT="0" distB="0" distL="0" distR="0" wp14:anchorId="77E13034" wp14:editId="3D5D9B90">
+            <wp:extent cx="5724525" cy="2409825"/>
+            <wp:effectExtent l="38100" t="38100" r="47625" b="47625"/>
+            <wp:docPr id="2084829268" name="Picture 3"/>
+            <wp:cNvGraphicFramePr>
+              <a:graphicFrameLocks xmlns:a="http://schemas.openxmlformats.org/drawingml/2006/main" noChangeAspect="1"/>
+            </wp:cNvGraphicFramePr>
+            <a:graphic xmlns:a="http://schemas.openxmlformats.org/drawingml/2006/main">
+              <a:graphicData uri="http://schemas.openxmlformats.org/drawingml/2006/picture">
+                <pic:pic xmlns:pic="http://schemas.openxmlformats.org/drawingml/2006/picture">
+                  <pic:nvPicPr>
+                    <pic:cNvPr id="0" name="Picture 3"/>
+                    <pic:cNvPicPr>
+                      <a:picLocks noChangeAspect="1" noChangeArrowheads="1"/>
+                    </pic:cNvPicPr>
+                  </pic:nvPicPr>
+                  <pic:blipFill>
+                    <a:blip r:embed="rId30" cstate="print">
+                      <a:extLst>
+                        <a:ext uri="{28A0092B-C50C-407E-A947-70E740481C1C}">
+                          <a14:useLocalDpi xmlns:a14="http://schemas.microsoft.com/office/drawing/2010/main" val="0"/>
+                        </a:ext>
+                      </a:extLst>
+                    </a:blip>
+                    <a:srcRect/>
+                    <a:stretch>
+                      <a:fillRect/>
+                    </a:stretch>
+                  </pic:blipFill>
+                  <pic:spPr bwMode="auto">
+                    <a:xfrm>
+                      <a:off x="0" y="0"/>
+                      <a:ext cx="5724525" cy="2409825"/>
+                    </a:xfrm>
+                    <a:prstGeom prst="rect">
+                      <a:avLst/>
+                    </a:prstGeom>
+                    <a:noFill/>
+                    <a:ln w="38100">
+                      <a:solidFill>
+                        <a:schemeClr val="accent4"/>
+                      </a:solidFill>
+                    </a:ln>
+                  </pic:spPr>
+                </pic:pic>
+              </a:graphicData>
+            </a:graphic>
+          </wp:inline>
+        </w:drawing>
+      </w:r>
+    </w:p>
+    <w:p>
+      <w:pPr>
+        <w:pStyle w:val="Caption"/>
+        <w:jc w:val="center"/>
+      </w:pPr>
+      <w:bookmarkStart w:id="45" w:name="_Toc203379230"/>
+      <w:r>
+        <w:t xml:space="preserve">Figure </w:t>
+      </w:r>
+      <w:r>
+        <w:fldChar w:fldCharType="begin"/>
+      </w:r>
+      <w:r>
+        <w:instrText xml:space="preserve"> SEQ Figure \* ARABIC </w:instrText>
+      </w:r>
+      <w:r>
+        <w:fldChar w:fldCharType="separate"/>
+      </w:r>
+      <w:r>
+        <w:rPr>
+          <w:noProof/>
+        </w:rPr>
+        <w:t>18</w:t>
+      </w:r>
+      <w:r>
+        <w:fldChar w:fldCharType="end"/>
+      </w:r>
+      <w:r>
+        <w:t>: Average Price Per Month</w:t>
+      </w:r>
+      <w:bookmarkEnd w:id="45"/>
+    </w:p>
+    <w:p>
+      <w:r>
+        <w:t>For average prices by month, there is no strong outlier to which to draw conclusions from. June seems to have a higher average price</w:t>
+      </w:r>
+      <w:r>
+        <w:t>, but with no events in June to capitalise on, it is hard to draw a conclusion as to why.</w:t>
+      </w:r>
+    </w:p>
+    <w:p>
+      <w:r>
+        <w:br w:type="page"/>
+      </w:r>
+    </w:p>
+    <w:p>
+      <w:pPr>
+        <w:pStyle w:val="Heading3"/>
+      </w:pPr>
+      <w:bookmarkStart w:id="46" w:name="_Toc203379206"/>
+      <w:r>
+        <w:lastRenderedPageBreak/>
+        <w:t>Developers &amp; Publishers</w:t>
+      </w:r>
+      <w:bookmarkEnd w:id="46"/>
+    </w:p>
+    <w:p>
+      <w:pPr>
+        <w:keepNext/>
+      </w:pPr>
+      <w:r>
+        <w:rPr>
+          <w:noProof/>
+        </w:rPr>
+        <w:drawing>
+          <wp:inline distT="0" distB="0" distL="0" distR="0" wp14:anchorId="1530F2DF" wp14:editId="1C20F532">
+            <wp:extent cx="5724525" cy="2933700"/>
+            <wp:effectExtent l="38100" t="38100" r="47625" b="38100"/>
+            <wp:docPr id="1267104716" name="Picture 4"/>
+            <wp:cNvGraphicFramePr>
+              <a:graphicFrameLocks xmlns:a="http://schemas.openxmlformats.org/drawingml/2006/main" noChangeAspect="1"/>
+            </wp:cNvGraphicFramePr>
+            <a:graphic xmlns:a="http://schemas.openxmlformats.org/drawingml/2006/main">
+              <a:graphicData uri="http://schemas.openxmlformats.org/drawingml/2006/picture">
+                <pic:pic xmlns:pic="http://schemas.openxmlformats.org/drawingml/2006/picture">
+                  <pic:nvPicPr>
+                    <pic:cNvPr id="0" name="Picture 4"/>
+                    <pic:cNvPicPr>
+                      <a:picLocks noChangeAspect="1" noChangeArrowheads="1"/>
+                    </pic:cNvPicPr>
+                  </pic:nvPicPr>
+                  <pic:blipFill>
+                    <a:blip r:embed="rId31" cstate="print">
+                      <a:extLst>
+                        <a:ext uri="{28A0092B-C50C-407E-A947-70E740481C1C}">
+                          <a14:useLocalDpi xmlns:a14="http://schemas.microsoft.com/office/drawing/2010/main" val="0"/>
+                        </a:ext>
+                      </a:extLst>
+                    </a:blip>
+                    <a:srcRect/>
+                    <a:stretch>
+                      <a:fillRect/>
+                    </a:stretch>
+                  </pic:blipFill>
+                  <pic:spPr bwMode="auto">
+                    <a:xfrm>
+                      <a:off x="0" y="0"/>
+                      <a:ext cx="5724525" cy="2933700"/>
+                    </a:xfrm>
+                    <a:prstGeom prst="rect">
+                      <a:avLst/>
+                    </a:prstGeom>
+                    <a:noFill/>
+                    <a:ln w="38100">
+                      <a:solidFill>
+                        <a:schemeClr val="accent4"/>
+                      </a:solidFill>
+                    </a:ln>
+                  </pic:spPr>
+                </pic:pic>
+              </a:graphicData>
+            </a:graphic>
+          </wp:inline>
+        </w:drawing>
+      </w:r>
+    </w:p>
+    <w:p>
+      <w:pPr>
+        <w:pStyle w:val="Caption"/>
+        <w:jc w:val="center"/>
+      </w:pPr>
+      <w:bookmarkStart w:id="47" w:name="_Toc203379231"/>
+      <w:r>
+        <w:t xml:space="preserve">Figure </w:t>
+      </w:r>
+      <w:r>
+        <w:fldChar w:fldCharType="begin"/>
+      </w:r>
+      <w:r>
+        <w:instrText xml:space="preserve"> SEQ Figure \* ARABIC </w:instrText>
+      </w:r>
+      <w:r>
+        <w:fldChar w:fldCharType="separate"/>
+      </w:r>
+      <w:r>
+        <w:rPr>
+          <w:noProof/>
+        </w:rPr>
+        <w:t>19</w:t>
+      </w:r>
+      <w:r>
+        <w:fldChar w:fldCharType="end"/>
+      </w:r>
+      <w:r>
+        <w:t>: Average Game Price Per Developer</w:t>
+      </w:r>
+      <w:bookmarkEnd w:id="47"/>
+    </w:p>
+    <w:p>
+      <w:pPr>
+        <w:keepNext/>
+      </w:pPr>
+      <w:r>
+        <w:rPr>
+          <w:noProof/>
+        </w:rPr>
+        <w:drawing>
+          <wp:inline distT="0" distB="0" distL="0" distR="0" wp14:anchorId="6B2FFC6C" wp14:editId="3E66324F">
+            <wp:extent cx="5724525" cy="2933700"/>
+            <wp:effectExtent l="38100" t="38100" r="47625" b="38100"/>
+            <wp:docPr id="1960811249" name="Picture 5"/>
+            <wp:cNvGraphicFramePr>
+              <a:graphicFrameLocks xmlns:a="http://schemas.openxmlformats.org/drawingml/2006/main" noChangeAspect="1"/>
+            </wp:cNvGraphicFramePr>
+            <a:graphic xmlns:a="http://schemas.openxmlformats.org/drawingml/2006/main">
+              <a:graphicData uri="http://schemas.openxmlformats.org/drawingml/2006/picture">
+                <pic:pic xmlns:pic="http://schemas.openxmlformats.org/drawingml/2006/picture">
+                  <pic:nvPicPr>
+                    <pic:cNvPr id="0" name="Picture 5"/>
+                    <pic:cNvPicPr>
+                      <a:picLocks noChangeAspect="1" noChangeArrowheads="1"/>
+                    </pic:cNvPicPr>
+                  </pic:nvPicPr>
+                  <pic:blipFill>
+                    <a:blip r:embed="rId32" cstate="print">
+                      <a:extLst>
+                        <a:ext uri="{28A0092B-C50C-407E-A947-70E740481C1C}">
+                          <a14:useLocalDpi xmlns:a14="http://schemas.microsoft.com/office/drawing/2010/main" val="0"/>
+                        </a:ext>
+                      </a:extLst>
+                    </a:blip>
+                    <a:srcRect/>
+                    <a:stretch>
+                      <a:fillRect/>
+                    </a:stretch>
+                  </pic:blipFill>
+                  <pic:spPr bwMode="auto">
+                    <a:xfrm>
+                      <a:off x="0" y="0"/>
+                      <a:ext cx="5724525" cy="2933700"/>
+                    </a:xfrm>
+                    <a:prstGeom prst="rect">
+                      <a:avLst/>
+                    </a:prstGeom>
+                    <a:noFill/>
+                    <a:ln w="38100">
+                      <a:solidFill>
+                        <a:schemeClr val="accent4"/>
+                      </a:solidFill>
+                    </a:ln>
+                  </pic:spPr>
+                </pic:pic>
+              </a:graphicData>
+            </a:graphic>
+          </wp:inline>
+        </w:drawing>
+      </w:r>
+    </w:p>
+    <w:p>
+      <w:pPr>
+        <w:pStyle w:val="Caption"/>
+        <w:jc w:val="center"/>
+      </w:pPr>
+      <w:bookmarkStart w:id="48" w:name="_Toc203379232"/>
+      <w:r>
+        <w:t xml:space="preserve">Figure </w:t>
+      </w:r>
+      <w:r>
+        <w:fldChar w:fldCharType="begin"/>
+      </w:r>
+      <w:r>
+        <w:instrText xml:space="preserve"> SEQ Figure \* ARABIC </w:instrText>
+      </w:r>
+      <w:r>
+        <w:fldChar w:fldCharType="separate"/>
+      </w:r>
+      <w:r>
+        <w:rPr>
+          <w:noProof/>
+        </w:rPr>
+        <w:t>20</w:t>
+      </w:r>
+      <w:r>
+        <w:fldChar w:fldCharType="end"/>
+      </w:r>
+      <w:r>
+        <w:t>: Number of Gamers Per Developer</w:t>
+      </w:r>
+      <w:bookmarkEnd w:id="48"/>
+    </w:p>
+    <w:p>
+      <w:r>
+        <w:t xml:space="preserve">Next, developers and publishers were analysed. For developers, it was found </w:t>
+      </w:r>
+      <w:r>
+        <w:t>the developer with the highest average price was “</w:t>
+      </w:r>
+      <w:proofErr w:type="spellStart"/>
+      <w:r>
+        <w:t>NeoBards</w:t>
+      </w:r>
+      <w:proofErr w:type="spellEnd"/>
+      <w:r>
+        <w:t xml:space="preserve"> Entertainment” with an average price of £69.99. However, (of the scraped data) the highest average price developers only have one or two games. Ubisoft for example, has 124 games which is the most of any developer and their average price is £7.14 (though this is discounting their other studios). </w:t>
+      </w:r>
+      <w:r>
+        <w:t xml:space="preserve">One common link between expensive developers is that their game(s) are all very new with at least two being released in 2025 and one </w:t>
+      </w:r>
+      <w:r>
+        <w:lastRenderedPageBreak/>
+        <w:t>being unreleased.</w:t>
+      </w:r>
+      <w:r>
+        <w:t xml:space="preserve"> Overall, this is more evidence for games becoming more expensive.</w:t>
+      </w:r>
+    </w:p>
+    <w:p>
+      <w:pPr>
+        <w:keepNext/>
+      </w:pPr>
+      <w:r>
+        <w:rPr>
+          <w:noProof/>
+        </w:rPr>
+        <w:drawing>
+          <wp:inline distT="0" distB="0" distL="0" distR="0" wp14:anchorId="35FD9FB0" wp14:editId="198BE4D6">
+            <wp:extent cx="5724525" cy="1847850"/>
+            <wp:effectExtent l="38100" t="38100" r="47625" b="38100"/>
+            <wp:docPr id="1962220274" name="Picture 7"/>
+            <wp:cNvGraphicFramePr>
+              <a:graphicFrameLocks xmlns:a="http://schemas.openxmlformats.org/drawingml/2006/main" noChangeAspect="1"/>
+            </wp:cNvGraphicFramePr>
+            <a:graphic xmlns:a="http://schemas.openxmlformats.org/drawingml/2006/main">
+              <a:graphicData uri="http://schemas.openxmlformats.org/drawingml/2006/picture">
+                <pic:pic xmlns:pic="http://schemas.openxmlformats.org/drawingml/2006/picture">
+                  <pic:nvPicPr>
+                    <pic:cNvPr id="0" name="Picture 7"/>
+                    <pic:cNvPicPr>
+                      <a:picLocks noChangeAspect="1" noChangeArrowheads="1"/>
+                    </pic:cNvPicPr>
+                  </pic:nvPicPr>
+                  <pic:blipFill>
+                    <a:blip r:embed="rId33" cstate="print">
+                      <a:extLst>
+                        <a:ext uri="{28A0092B-C50C-407E-A947-70E740481C1C}">
+                          <a14:useLocalDpi xmlns:a14="http://schemas.microsoft.com/office/drawing/2010/main" val="0"/>
+                        </a:ext>
+                      </a:extLst>
+                    </a:blip>
+                    <a:srcRect/>
+                    <a:stretch>
+                      <a:fillRect/>
+                    </a:stretch>
+                  </pic:blipFill>
+                  <pic:spPr bwMode="auto">
+                    <a:xfrm>
+                      <a:off x="0" y="0"/>
+                      <a:ext cx="5724525" cy="1847850"/>
+                    </a:xfrm>
+                    <a:prstGeom prst="rect">
+                      <a:avLst/>
+                    </a:prstGeom>
+                    <a:noFill/>
+                    <a:ln w="38100">
+                      <a:solidFill>
+                        <a:schemeClr val="accent4"/>
+                      </a:solidFill>
+                    </a:ln>
+                  </pic:spPr>
+                </pic:pic>
+              </a:graphicData>
+            </a:graphic>
+          </wp:inline>
+        </w:drawing>
+      </w:r>
+    </w:p>
+    <w:p>
+      <w:pPr>
+        <w:pStyle w:val="Caption"/>
+        <w:jc w:val="center"/>
+      </w:pPr>
+      <w:bookmarkStart w:id="49" w:name="_Toc203379233"/>
+      <w:r>
+        <w:t xml:space="preserve">Figure </w:t>
+      </w:r>
+      <w:r>
+        <w:fldChar w:fldCharType="begin"/>
+      </w:r>
+      <w:r>
+        <w:instrText xml:space="preserve"> SEQ Figure \* ARABIC </w:instrText>
+      </w:r>
+      <w:r>
+        <w:fldChar w:fldCharType="separate"/>
+      </w:r>
+      <w:r>
+        <w:rPr>
+          <w:noProof/>
+        </w:rPr>
+        <w:t>21</w:t>
+      </w:r>
+      <w:r>
+        <w:fldChar w:fldCharType="end"/>
+      </w:r>
+      <w:r>
+        <w:t>: Average Price Per Publisher</w:t>
+      </w:r>
+      <w:bookmarkEnd w:id="49"/>
+    </w:p>
+    <w:p>
+      <w:pPr>
+        <w:keepNext/>
+      </w:pPr>
+      <w:r>
+        <w:rPr>
+          <w:noProof/>
+        </w:rPr>
+        <w:drawing>
+          <wp:inline distT="0" distB="0" distL="0" distR="0" wp14:anchorId="45072CC7" wp14:editId="2CF48C92">
+            <wp:extent cx="5724525" cy="1847850"/>
+            <wp:effectExtent l="38100" t="38100" r="47625" b="38100"/>
+            <wp:docPr id="466808742" name="Picture 8" descr="A graph of a number of games&#10;&#10;AI-generated content may be incorrect."/>
+            <wp:cNvGraphicFramePr>
+              <a:graphicFrameLocks xmlns:a="http://schemas.openxmlformats.org/drawingml/2006/main" noChangeAspect="1"/>
+            </wp:cNvGraphicFramePr>
+            <a:graphic xmlns:a="http://schemas.openxmlformats.org/drawingml/2006/main">
+              <a:graphicData uri="http://schemas.openxmlformats.org/drawingml/2006/picture">
+                <pic:pic xmlns:pic="http://schemas.openxmlformats.org/drawingml/2006/picture">
+                  <pic:nvPicPr>
+                    <pic:cNvPr id="466808742" name="Picture 8" descr="A graph of a number of games&#10;&#10;AI-generated content may be incorrect."/>
+                    <pic:cNvPicPr>
+                      <a:picLocks noChangeAspect="1" noChangeArrowheads="1"/>
+                    </pic:cNvPicPr>
+                  </pic:nvPicPr>
+                  <pic:blipFill>
+                    <a:blip r:embed="rId34" cstate="print">
+                      <a:extLst>
+                        <a:ext uri="{28A0092B-C50C-407E-A947-70E740481C1C}">
+                          <a14:useLocalDpi xmlns:a14="http://schemas.microsoft.com/office/drawing/2010/main" val="0"/>
+                        </a:ext>
+                      </a:extLst>
+                    </a:blip>
+                    <a:srcRect/>
+                    <a:stretch>
+                      <a:fillRect/>
+                    </a:stretch>
+                  </pic:blipFill>
+                  <pic:spPr bwMode="auto">
+                    <a:xfrm>
+                      <a:off x="0" y="0"/>
+                      <a:ext cx="5724525" cy="1847850"/>
+                    </a:xfrm>
+                    <a:prstGeom prst="rect">
+                      <a:avLst/>
+                    </a:prstGeom>
+                    <a:noFill/>
+                    <a:ln w="38100">
+                      <a:solidFill>
+                        <a:schemeClr val="accent4"/>
+                      </a:solidFill>
+                    </a:ln>
+                  </pic:spPr>
+                </pic:pic>
+              </a:graphicData>
+            </a:graphic>
+          </wp:inline>
+        </w:drawing>
+      </w:r>
+    </w:p>
+    <w:p>
+      <w:pPr>
+        <w:pStyle w:val="Caption"/>
+        <w:jc w:val="center"/>
+      </w:pPr>
+      <w:bookmarkStart w:id="50" w:name="_Toc203379234"/>
+      <w:r>
+        <w:t xml:space="preserve">Figure </w:t>
+      </w:r>
+      <w:r>
+        <w:fldChar w:fldCharType="begin"/>
+      </w:r>
+      <w:r>
+        <w:instrText xml:space="preserve"> SEQ Figure \* ARABIC </w:instrText>
+      </w:r>
+      <w:r>
+        <w:fldChar w:fldCharType="separate"/>
+      </w:r>
+      <w:r>
+        <w:rPr>
+          <w:noProof/>
+        </w:rPr>
+        <w:t>22</w:t>
+      </w:r>
+      <w:r>
+        <w:fldChar w:fldCharType="end"/>
+      </w:r>
+      <w:r>
+        <w:t>: Number of Games Per Publisher</w:t>
+      </w:r>
+      <w:bookmarkEnd w:id="50"/>
+    </w:p>
+    <w:p>
+      <w:r>
+        <w:t>T</w:t>
+      </w:r>
+      <w:r>
+        <w:t>he most expensive publishers are roughly the same as the expensive developers</w:t>
+      </w:r>
+      <w:r>
+        <w:t xml:space="preserve"> which </w:t>
+      </w:r>
+      <w:r>
+        <w:rPr>
+          <w:i/>
+          <w:iCs/>
+        </w:rPr>
+        <w:t>could</w:t>
+      </w:r>
+      <w:r>
+        <w:t xml:space="preserve"> suggest that developers that self-publish make their games more expensive to help with the costs of doing so. Again though, they only have one or two games.</w:t>
+      </w:r>
+    </w:p>
+    <w:p>
+      <w:r>
+        <w:t xml:space="preserve">Note: </w:t>
+      </w:r>
+      <w:proofErr w:type="spellStart"/>
+      <w:r>
+        <w:t>YoYo</w:t>
+      </w:r>
+      <w:proofErr w:type="spellEnd"/>
+      <w:r>
+        <w:t xml:space="preserve"> Games is featured on these graphs despite their product being software. This is because Steam strangely deems their software as a “game”</w:t>
+      </w:r>
+      <w:r>
+        <w:t>, hence why it is not mentioned.</w:t>
+      </w:r>
+    </w:p>
+    <w:p>
+      <w:r>
+        <w:br w:type="page"/>
+      </w:r>
+    </w:p>
+    <w:p>
+      <w:pPr>
+        <w:pStyle w:val="Heading3"/>
+      </w:pPr>
+      <w:bookmarkStart w:id="51" w:name="_Toc203379207"/>
+      <w:r>
+        <w:lastRenderedPageBreak/>
+        <w:t>Genres &amp; User Tags</w:t>
+      </w:r>
+      <w:bookmarkEnd w:id="51"/>
+    </w:p>
+    <w:p>
+      <w:pPr>
+        <w:keepNext/>
+      </w:pPr>
+      <w:r>
+        <w:rPr>
+          <w:noProof/>
+        </w:rPr>
+        <w:drawing>
+          <wp:inline distT="0" distB="0" distL="0" distR="0" wp14:anchorId="15A0170C" wp14:editId="45D0B9BA">
+            <wp:extent cx="5728346" cy="2152650"/>
+            <wp:effectExtent l="38100" t="38100" r="43815" b="38100"/>
+            <wp:docPr id="1338143418" name="Picture 9"/>
+            <wp:cNvGraphicFramePr>
+              <a:graphicFrameLocks xmlns:a="http://schemas.openxmlformats.org/drawingml/2006/main" noChangeAspect="1"/>
+            </wp:cNvGraphicFramePr>
+            <a:graphic xmlns:a="http://schemas.openxmlformats.org/drawingml/2006/main">
+              <a:graphicData uri="http://schemas.openxmlformats.org/drawingml/2006/picture">
+                <pic:pic xmlns:pic="http://schemas.openxmlformats.org/drawingml/2006/picture">
+                  <pic:nvPicPr>
+                    <pic:cNvPr id="1338143418" name="Picture 9"/>
+                    <pic:cNvPicPr>
+                      <a:picLocks noChangeAspect="1" noChangeArrowheads="1"/>
+                    </pic:cNvPicPr>
+                  </pic:nvPicPr>
+                  <pic:blipFill>
+                    <a:blip r:embed="rId35" cstate="print">
+                      <a:extLst>
+                        <a:ext uri="{28A0092B-C50C-407E-A947-70E740481C1C}">
+                          <a14:useLocalDpi xmlns:a14="http://schemas.microsoft.com/office/drawing/2010/main" val="0"/>
+                        </a:ext>
+                      </a:extLst>
+                    </a:blip>
+                    <a:stretch>
+                      <a:fillRect/>
+                    </a:stretch>
+                  </pic:blipFill>
+                  <pic:spPr bwMode="auto">
+                    <a:xfrm>
+                      <a:off x="0" y="0"/>
+                      <a:ext cx="5728346" cy="2152650"/>
+                    </a:xfrm>
+                    <a:prstGeom prst="rect">
+                      <a:avLst/>
+                    </a:prstGeom>
+                    <a:noFill/>
+                    <a:ln w="38100">
+                      <a:solidFill>
+                        <a:schemeClr val="accent4"/>
+                      </a:solidFill>
+                    </a:ln>
+                  </pic:spPr>
+                </pic:pic>
+              </a:graphicData>
+            </a:graphic>
+          </wp:inline>
+        </w:drawing>
+      </w:r>
+    </w:p>
+    <w:p>
+      <w:pPr>
+        <w:pStyle w:val="Caption"/>
+        <w:jc w:val="center"/>
+      </w:pPr>
+      <w:bookmarkStart w:id="52" w:name="_Toc203379235"/>
+      <w:r>
+        <w:t xml:space="preserve">Figure </w:t>
+      </w:r>
+      <w:r>
+        <w:fldChar w:fldCharType="begin"/>
+      </w:r>
+      <w:r>
+        <w:instrText xml:space="preserve"> SEQ Figure \* ARABIC </w:instrText>
+      </w:r>
+      <w:r>
+        <w:fldChar w:fldCharType="separate"/>
+      </w:r>
+      <w:r>
+        <w:rPr>
+          <w:noProof/>
+        </w:rPr>
+        <w:t>23</w:t>
+      </w:r>
+      <w:r>
+        <w:fldChar w:fldCharType="end"/>
+      </w:r>
+      <w:r>
+        <w:t>: Average Game Price Per Genre</w:t>
+      </w:r>
+      <w:bookmarkEnd w:id="52"/>
+    </w:p>
+    <w:p>
+      <w:pPr>
+        <w:keepNext/>
+      </w:pPr>
+      <w:r>
+        <w:rPr>
+          <w:noProof/>
+        </w:rPr>
+        <w:drawing>
+          <wp:inline distT="0" distB="0" distL="0" distR="0" wp14:anchorId="28CA0DFA" wp14:editId="03757875">
+            <wp:extent cx="5724525" cy="2152650"/>
+            <wp:effectExtent l="38100" t="38100" r="47625" b="38100"/>
+            <wp:docPr id="1985850104" name="Picture 10"/>
+            <wp:cNvGraphicFramePr>
+              <a:graphicFrameLocks xmlns:a="http://schemas.openxmlformats.org/drawingml/2006/main" noChangeAspect="1"/>
+            </wp:cNvGraphicFramePr>
+            <a:graphic xmlns:a="http://schemas.openxmlformats.org/drawingml/2006/main">
+              <a:graphicData uri="http://schemas.openxmlformats.org/drawingml/2006/picture">
+                <pic:pic xmlns:pic="http://schemas.openxmlformats.org/drawingml/2006/picture">
+                  <pic:nvPicPr>
+                    <pic:cNvPr id="0" name="Picture 10"/>
+                    <pic:cNvPicPr>
+                      <a:picLocks noChangeAspect="1" noChangeArrowheads="1"/>
+                    </pic:cNvPicPr>
+                  </pic:nvPicPr>
+                  <pic:blipFill>
+                    <a:blip r:embed="rId36" cstate="print">
+                      <a:extLst>
+                        <a:ext uri="{28A0092B-C50C-407E-A947-70E740481C1C}">
+                          <a14:useLocalDpi xmlns:a14="http://schemas.microsoft.com/office/drawing/2010/main" val="0"/>
+                        </a:ext>
+                      </a:extLst>
+                    </a:blip>
+                    <a:srcRect/>
+                    <a:stretch>
+                      <a:fillRect/>
+                    </a:stretch>
+                  </pic:blipFill>
+                  <pic:spPr bwMode="auto">
+                    <a:xfrm>
+                      <a:off x="0" y="0"/>
+                      <a:ext cx="5724525" cy="2152650"/>
+                    </a:xfrm>
+                    <a:prstGeom prst="rect">
+                      <a:avLst/>
+                    </a:prstGeom>
+                    <a:noFill/>
+                    <a:ln w="38100">
+                      <a:solidFill>
+                        <a:schemeClr val="accent4"/>
+                      </a:solidFill>
+                    </a:ln>
+                  </pic:spPr>
+                </pic:pic>
+              </a:graphicData>
+            </a:graphic>
+          </wp:inline>
+        </w:drawing>
+      </w:r>
+    </w:p>
+    <w:p>
+      <w:pPr>
+        <w:pStyle w:val="Caption"/>
+        <w:jc w:val="center"/>
+      </w:pPr>
+      <w:bookmarkStart w:id="53" w:name="_Toc203379236"/>
+      <w:r>
+        <w:t xml:space="preserve">Figure </w:t>
+      </w:r>
+      <w:r>
+        <w:fldChar w:fldCharType="begin"/>
+      </w:r>
+      <w:r>
+        <w:instrText xml:space="preserve"> SEQ Figure \* ARABIC </w:instrText>
+      </w:r>
+      <w:r>
+        <w:fldChar w:fldCharType="separate"/>
+      </w:r>
+      <w:r>
+        <w:rPr>
+          <w:noProof/>
+        </w:rPr>
+        <w:t>24</w:t>
+      </w:r>
+      <w:r>
+        <w:fldChar w:fldCharType="end"/>
+      </w:r>
+      <w:r>
+        <w:t>: Number of Games Per Genre</w:t>
+      </w:r>
+      <w:bookmarkEnd w:id="53"/>
+    </w:p>
+    <w:p>
+      <w:r>
+        <w:t>Next, the genres and user tags were investigated. For genres, it was found that the genre with the highest average price was early access.</w:t>
+      </w:r>
+      <w:r>
+        <w:t xml:space="preserve"> A possible reason for this is that, unfortunately, there was a large sale when the data was scraped, this could imply that early access developers are less likely to put their games on sale. Below early access </w:t>
+      </w:r>
+      <w:r>
+        <w:t xml:space="preserve">is the adventure genre which is also the third most common genre below indie and action. This could imply that adventure games are more expensive to produce and thus require higher prices to sell well. </w:t>
+      </w:r>
+      <w:r>
+        <w:t>Which might be supported by</w:t>
       </w:r>
       <w:r>
         <w:t xml:space="preserve"> </w:t>
       </w:r>
+      <w:r>
+        <w:t xml:space="preserve">notable adventure game developer, Tim Schafer, who had fans finance his next adventure </w:t>
+      </w:r>
+      <w:r>
+        <w:t>instead of a publisher because</w:t>
+      </w:r>
+      <w:r>
+        <w:t xml:space="preserve"> “</w:t>
+      </w:r>
+      <w:r>
+        <w:t>they'd laugh in my face</w:t>
+      </w:r>
+      <w:r>
+        <w:t xml:space="preserve">” (Wired, 2012). </w:t>
+      </w:r>
+    </w:p>
+    <w:p>
+      <w:r>
+        <w:t>(Continued…)</w:t>
+      </w:r>
     </w:p>
     <w:p>
       <w:r>
@@ -7963,14 +10854,455 @@
     </w:p>
     <w:p>
       <w:pPr>
+        <w:keepNext/>
+      </w:pPr>
+      <w:r>
+        <w:rPr>
+          <w:noProof/>
+        </w:rPr>
+        <w:lastRenderedPageBreak/>
+        <w:drawing>
+          <wp:inline distT="0" distB="0" distL="0" distR="0" wp14:anchorId="7FF978FB" wp14:editId="5B541611">
+            <wp:extent cx="5724525" cy="2152650"/>
+            <wp:effectExtent l="38100" t="38100" r="47625" b="38100"/>
+            <wp:docPr id="365156264" name="Picture 12"/>
+            <wp:cNvGraphicFramePr>
+              <a:graphicFrameLocks xmlns:a="http://schemas.openxmlformats.org/drawingml/2006/main" noChangeAspect="1"/>
+            </wp:cNvGraphicFramePr>
+            <a:graphic xmlns:a="http://schemas.openxmlformats.org/drawingml/2006/main">
+              <a:graphicData uri="http://schemas.openxmlformats.org/drawingml/2006/picture">
+                <pic:pic xmlns:pic="http://schemas.openxmlformats.org/drawingml/2006/picture">
+                  <pic:nvPicPr>
+                    <pic:cNvPr id="0" name="Picture 12"/>
+                    <pic:cNvPicPr>
+                      <a:picLocks noChangeAspect="1" noChangeArrowheads="1"/>
+                    </pic:cNvPicPr>
+                  </pic:nvPicPr>
+                  <pic:blipFill>
+                    <a:blip r:embed="rId37" cstate="print">
+                      <a:extLst>
+                        <a:ext uri="{28A0092B-C50C-407E-A947-70E740481C1C}">
+                          <a14:useLocalDpi xmlns:a14="http://schemas.microsoft.com/office/drawing/2010/main" val="0"/>
+                        </a:ext>
+                      </a:extLst>
+                    </a:blip>
+                    <a:srcRect/>
+                    <a:stretch>
+                      <a:fillRect/>
+                    </a:stretch>
+                  </pic:blipFill>
+                  <pic:spPr bwMode="auto">
+                    <a:xfrm>
+                      <a:off x="0" y="0"/>
+                      <a:ext cx="5724525" cy="2152650"/>
+                    </a:xfrm>
+                    <a:prstGeom prst="rect">
+                      <a:avLst/>
+                    </a:prstGeom>
+                    <a:noFill/>
+                    <a:ln w="38100">
+                      <a:solidFill>
+                        <a:schemeClr val="accent4"/>
+                      </a:solidFill>
+                    </a:ln>
+                  </pic:spPr>
+                </pic:pic>
+              </a:graphicData>
+            </a:graphic>
+          </wp:inline>
+        </w:drawing>
+      </w:r>
+    </w:p>
+    <w:p>
+      <w:pPr>
+        <w:pStyle w:val="Caption"/>
+        <w:jc w:val="center"/>
+      </w:pPr>
+      <w:bookmarkStart w:id="54" w:name="_Toc203379237"/>
+      <w:r>
+        <w:t xml:space="preserve">Figure </w:t>
+      </w:r>
+      <w:r>
+        <w:fldChar w:fldCharType="begin"/>
+      </w:r>
+      <w:r>
+        <w:instrText xml:space="preserve"> SEQ Figure \* ARABIC </w:instrText>
+      </w:r>
+      <w:r>
+        <w:fldChar w:fldCharType="separate"/>
+      </w:r>
+      <w:r>
+        <w:rPr>
+          <w:noProof/>
+        </w:rPr>
+        <w:t>25</w:t>
+      </w:r>
+      <w:r>
+        <w:fldChar w:fldCharType="end"/>
+      </w:r>
+      <w:r>
+        <w:t>: Average Game Price Per User Tag</w:t>
+      </w:r>
+      <w:bookmarkEnd w:id="54"/>
+    </w:p>
+    <w:p>
+      <w:pPr>
+        <w:keepNext/>
+      </w:pPr>
+      <w:r>
+        <w:rPr>
+          <w:noProof/>
+        </w:rPr>
+        <w:drawing>
+          <wp:inline distT="0" distB="0" distL="0" distR="0" wp14:anchorId="36DBF95C" wp14:editId="28E35CF8">
+            <wp:extent cx="5724525" cy="2143125"/>
+            <wp:effectExtent l="0" t="0" r="9525" b="9525"/>
+            <wp:docPr id="224185398" name="Picture 13"/>
+            <wp:cNvGraphicFramePr>
+              <a:graphicFrameLocks xmlns:a="http://schemas.openxmlformats.org/drawingml/2006/main" noChangeAspect="1"/>
+            </wp:cNvGraphicFramePr>
+            <a:graphic xmlns:a="http://schemas.openxmlformats.org/drawingml/2006/main">
+              <a:graphicData uri="http://schemas.openxmlformats.org/drawingml/2006/picture">
+                <pic:pic xmlns:pic="http://schemas.openxmlformats.org/drawingml/2006/picture">
+                  <pic:nvPicPr>
+                    <pic:cNvPr id="0" name="Picture 13"/>
+                    <pic:cNvPicPr>
+                      <a:picLocks noChangeAspect="1" noChangeArrowheads="1"/>
+                    </pic:cNvPicPr>
+                  </pic:nvPicPr>
+                  <pic:blipFill>
+                    <a:blip r:embed="rId38" cstate="print">
+                      <a:extLst>
+                        <a:ext uri="{28A0092B-C50C-407E-A947-70E740481C1C}">
+                          <a14:useLocalDpi xmlns:a14="http://schemas.microsoft.com/office/drawing/2010/main" val="0"/>
+                        </a:ext>
+                      </a:extLst>
+                    </a:blip>
+                    <a:srcRect/>
+                    <a:stretch>
+                      <a:fillRect/>
+                    </a:stretch>
+                  </pic:blipFill>
+                  <pic:spPr bwMode="auto">
+                    <a:xfrm>
+                      <a:off x="0" y="0"/>
+                      <a:ext cx="5724525" cy="2143125"/>
+                    </a:xfrm>
+                    <a:prstGeom prst="rect">
+                      <a:avLst/>
+                    </a:prstGeom>
+                    <a:noFill/>
+                    <a:ln>
+                      <a:noFill/>
+                    </a:ln>
+                  </pic:spPr>
+                </pic:pic>
+              </a:graphicData>
+            </a:graphic>
+          </wp:inline>
+        </w:drawing>
+      </w:r>
+    </w:p>
+    <w:p>
+      <w:pPr>
+        <w:pStyle w:val="Caption"/>
+        <w:jc w:val="center"/>
+      </w:pPr>
+      <w:bookmarkStart w:id="55" w:name="_Toc203379238"/>
+      <w:r>
+        <w:t xml:space="preserve">Figure </w:t>
+      </w:r>
+      <w:r>
+        <w:fldChar w:fldCharType="begin"/>
+      </w:r>
+      <w:r>
+        <w:instrText xml:space="preserve"> SEQ Figure \* ARABIC </w:instrText>
+      </w:r>
+      <w:r>
+        <w:fldChar w:fldCharType="separate"/>
+      </w:r>
+      <w:r>
+        <w:rPr>
+          <w:noProof/>
+        </w:rPr>
+        <w:t>26</w:t>
+      </w:r>
+      <w:r>
+        <w:fldChar w:fldCharType="end"/>
+      </w:r>
+      <w:r>
+        <w:t>: Number of Games Per User Tag</w:t>
+      </w:r>
+      <w:bookmarkEnd w:id="55"/>
+    </w:p>
+    <w:p>
+      <w:r>
+        <w:t>As for user tags, the most expensive seems to be “Musou” games. Allegedly, they are “Hack ‘n’ Slash”</w:t>
+      </w:r>
+      <w:r>
+        <w:t xml:space="preserve"> and “Beat ‘Em Up”</w:t>
+      </w:r>
+      <w:r>
+        <w:t xml:space="preserve"> games </w:t>
+      </w:r>
+      <w:proofErr w:type="gramStart"/>
+      <w:r>
+        <w:t>similar to</w:t>
+      </w:r>
+      <w:proofErr w:type="gramEnd"/>
+      <w:r>
+        <w:t xml:space="preserve"> “Dynasty Warriors” </w:t>
+      </w:r>
+      <w:r>
+        <w:t xml:space="preserve">(Cruz, 2025) which is supported by looking at the games with this tag. </w:t>
+      </w:r>
+      <w:r>
+        <w:t xml:space="preserve">The main reason for this being so expensive is, again, due to the Steam sales. However, other “Beat ‘Em Up” tags are on the lower end of this graph, so it could be </w:t>
+      </w:r>
+      <w:r>
+        <w:t>implied</w:t>
+      </w:r>
+      <w:r>
+        <w:t xml:space="preserve"> that this style of game is expensive to make, but this is unknown.</w:t>
+      </w:r>
+    </w:p>
+    <w:p>
+      <w:r>
+        <w:br w:type="page"/>
+      </w:r>
+    </w:p>
+    <w:p>
+      <w:pPr>
+        <w:pStyle w:val="Heading3"/>
+      </w:pPr>
+      <w:bookmarkStart w:id="56" w:name="_Toc203379208"/>
+      <w:r>
+        <w:lastRenderedPageBreak/>
+        <w:t>Features</w:t>
+      </w:r>
+      <w:bookmarkEnd w:id="56"/>
+    </w:p>
+    <w:p>
+      <w:pPr>
+        <w:keepNext/>
+        <w:jc w:val="center"/>
+      </w:pPr>
+      <w:r>
+        <w:rPr>
+          <w:noProof/>
+        </w:rPr>
+        <w:drawing>
+          <wp:inline distT="0" distB="0" distL="0" distR="0" wp14:anchorId="1F2EAC59" wp14:editId="6A421F65">
+            <wp:extent cx="5724525" cy="3438525"/>
+            <wp:effectExtent l="0" t="0" r="9525" b="9525"/>
+            <wp:docPr id="1330344022" name="Picture 14"/>
+            <wp:cNvGraphicFramePr>
+              <a:graphicFrameLocks xmlns:a="http://schemas.openxmlformats.org/drawingml/2006/main" noChangeAspect="1"/>
+            </wp:cNvGraphicFramePr>
+            <a:graphic xmlns:a="http://schemas.openxmlformats.org/drawingml/2006/main">
+              <a:graphicData uri="http://schemas.openxmlformats.org/drawingml/2006/picture">
+                <pic:pic xmlns:pic="http://schemas.openxmlformats.org/drawingml/2006/picture">
+                  <pic:nvPicPr>
+                    <pic:cNvPr id="0" name="Picture 14"/>
+                    <pic:cNvPicPr>
+                      <a:picLocks noChangeAspect="1" noChangeArrowheads="1"/>
+                    </pic:cNvPicPr>
+                  </pic:nvPicPr>
+                  <pic:blipFill>
+                    <a:blip r:embed="rId39" cstate="print">
+                      <a:extLst>
+                        <a:ext uri="{28A0092B-C50C-407E-A947-70E740481C1C}">
+                          <a14:useLocalDpi xmlns:a14="http://schemas.microsoft.com/office/drawing/2010/main" val="0"/>
+                        </a:ext>
+                      </a:extLst>
+                    </a:blip>
+                    <a:srcRect/>
+                    <a:stretch>
+                      <a:fillRect/>
+                    </a:stretch>
+                  </pic:blipFill>
+                  <pic:spPr bwMode="auto">
+                    <a:xfrm>
+                      <a:off x="0" y="0"/>
+                      <a:ext cx="5724525" cy="3438525"/>
+                    </a:xfrm>
+                    <a:prstGeom prst="rect">
+                      <a:avLst/>
+                    </a:prstGeom>
+                    <a:noFill/>
+                    <a:ln>
+                      <a:noFill/>
+                    </a:ln>
+                  </pic:spPr>
+                </pic:pic>
+              </a:graphicData>
+            </a:graphic>
+          </wp:inline>
+        </w:drawing>
+      </w:r>
+    </w:p>
+    <w:p>
+      <w:pPr>
+        <w:pStyle w:val="Caption"/>
+        <w:jc w:val="center"/>
+      </w:pPr>
+      <w:bookmarkStart w:id="57" w:name="_Toc203379239"/>
+      <w:r>
+        <w:t xml:space="preserve">Figure </w:t>
+      </w:r>
+      <w:r>
+        <w:fldChar w:fldCharType="begin"/>
+      </w:r>
+      <w:r>
+        <w:instrText xml:space="preserve"> SEQ Figure \* ARABIC </w:instrText>
+      </w:r>
+      <w:r>
+        <w:fldChar w:fldCharType="separate"/>
+      </w:r>
+      <w:r>
+        <w:rPr>
+          <w:noProof/>
+        </w:rPr>
+        <w:t>27</w:t>
+      </w:r>
+      <w:r>
+        <w:fldChar w:fldCharType="end"/>
+      </w:r>
+      <w:r>
+        <w:t>: Average Game Price Per Feature</w:t>
+      </w:r>
+      <w:bookmarkEnd w:id="57"/>
+    </w:p>
+    <w:p>
+      <w:pPr>
+        <w:keepNext/>
+      </w:pPr>
+      <w:r>
+        <w:rPr>
+          <w:noProof/>
+        </w:rPr>
+        <w:drawing>
+          <wp:inline distT="0" distB="0" distL="0" distR="0" wp14:anchorId="359A8DB4" wp14:editId="364E647F">
+            <wp:extent cx="5734050" cy="3448050"/>
+            <wp:effectExtent l="0" t="0" r="0" b="0"/>
+            <wp:docPr id="1069434838" name="Picture 15"/>
+            <wp:cNvGraphicFramePr>
+              <a:graphicFrameLocks xmlns:a="http://schemas.openxmlformats.org/drawingml/2006/main" noChangeAspect="1"/>
+            </wp:cNvGraphicFramePr>
+            <a:graphic xmlns:a="http://schemas.openxmlformats.org/drawingml/2006/main">
+              <a:graphicData uri="http://schemas.openxmlformats.org/drawingml/2006/picture">
+                <pic:pic xmlns:pic="http://schemas.openxmlformats.org/drawingml/2006/picture">
+                  <pic:nvPicPr>
+                    <pic:cNvPr id="0" name="Picture 15"/>
+                    <pic:cNvPicPr>
+                      <a:picLocks noChangeAspect="1" noChangeArrowheads="1"/>
+                    </pic:cNvPicPr>
+                  </pic:nvPicPr>
+                  <pic:blipFill>
+                    <a:blip r:embed="rId40" cstate="print">
+                      <a:extLst>
+                        <a:ext uri="{28A0092B-C50C-407E-A947-70E740481C1C}">
+                          <a14:useLocalDpi xmlns:a14="http://schemas.microsoft.com/office/drawing/2010/main" val="0"/>
+                        </a:ext>
+                      </a:extLst>
+                    </a:blip>
+                    <a:srcRect/>
+                    <a:stretch>
+                      <a:fillRect/>
+                    </a:stretch>
+                  </pic:blipFill>
+                  <pic:spPr bwMode="auto">
+                    <a:xfrm>
+                      <a:off x="0" y="0"/>
+                      <a:ext cx="5734050" cy="3448050"/>
+                    </a:xfrm>
+                    <a:prstGeom prst="rect">
+                      <a:avLst/>
+                    </a:prstGeom>
+                    <a:noFill/>
+                    <a:ln>
+                      <a:noFill/>
+                    </a:ln>
+                  </pic:spPr>
+                </pic:pic>
+              </a:graphicData>
+            </a:graphic>
+          </wp:inline>
+        </w:drawing>
+      </w:r>
+    </w:p>
+    <w:p>
+      <w:pPr>
+        <w:pStyle w:val="Caption"/>
+        <w:jc w:val="center"/>
+      </w:pPr>
+      <w:bookmarkStart w:id="58" w:name="_Toc203379240"/>
+      <w:r>
+        <w:t xml:space="preserve">Figure </w:t>
+      </w:r>
+      <w:r>
+        <w:fldChar w:fldCharType="begin"/>
+      </w:r>
+      <w:r>
+        <w:instrText xml:space="preserve"> SEQ Figure \* ARABIC </w:instrText>
+      </w:r>
+      <w:r>
+        <w:fldChar w:fldCharType="separate"/>
+      </w:r>
+      <w:r>
+        <w:rPr>
+          <w:noProof/>
+        </w:rPr>
+        <w:t>28</w:t>
+      </w:r>
+      <w:r>
+        <w:fldChar w:fldCharType="end"/>
+      </w:r>
+      <w:r>
+        <w:t>: Number of Games Per Feature</w:t>
+      </w:r>
+      <w:bookmarkEnd w:id="58"/>
+    </w:p>
+    <w:p>
+      <w:r>
+        <w:t xml:space="preserve">Finally for data analysis, the features were analysed. </w:t>
+      </w:r>
+      <w:r>
+        <w:t xml:space="preserve">It was found that HDR available was the most expensive of </w:t>
+      </w:r>
+      <w:proofErr w:type="gramStart"/>
+      <w:r>
+        <w:t>all of</w:t>
+      </w:r>
+      <w:proofErr w:type="gramEnd"/>
+      <w:r>
+        <w:t xml:space="preserve"> the features, but the range of prices for the games that have this feature is quite wide going from £0.44p to £91.99. It seems the reason </w:t>
+      </w:r>
+      <w:r>
+        <w:lastRenderedPageBreak/>
+        <w:t xml:space="preserve">for this is that the expensive games that have this feature are unreleased or are very recent. </w:t>
+      </w:r>
+    </w:p>
+    <w:p>
+      <w:r>
+        <w:t>The next most expensive feature is VR which, considering how new VR is, could imply that VR is expensive to develop for.</w:t>
+      </w:r>
+    </w:p>
+    <w:p>
+      <w:r>
+        <w:br w:type="page"/>
+      </w:r>
+    </w:p>
+    <w:p>
+      <w:pPr>
         <w:pStyle w:val="Heading2"/>
       </w:pPr>
-      <w:bookmarkStart w:id="43" w:name="_Toc203070836"/>
+      <w:bookmarkStart w:id="59" w:name="_Toc203379209"/>
       <w:r>
         <w:lastRenderedPageBreak/>
         <w:t>MySQL Database</w:t>
       </w:r>
-      <w:bookmarkEnd w:id="43"/>
+      <w:bookmarkEnd w:id="59"/>
     </w:p>
     <w:p/>
     <w:p>
@@ -7982,12 +11314,12 @@
       <w:pPr>
         <w:pStyle w:val="Heading2"/>
       </w:pPr>
-      <w:bookmarkStart w:id="44" w:name="_Toc203070837"/>
+      <w:bookmarkStart w:id="60" w:name="_Toc203379210"/>
       <w:r>
         <w:lastRenderedPageBreak/>
         <w:t>Website</w:t>
       </w:r>
-      <w:bookmarkEnd w:id="44"/>
+      <w:bookmarkEnd w:id="60"/>
     </w:p>
     <w:p/>
     <w:p>
@@ -7999,12 +11331,12 @@
       <w:pPr>
         <w:pStyle w:val="Heading1"/>
       </w:pPr>
-      <w:bookmarkStart w:id="45" w:name="_Toc203070838"/>
+      <w:bookmarkStart w:id="61" w:name="_Toc203379211"/>
       <w:r>
         <w:lastRenderedPageBreak/>
         <w:t>Conclusion</w:t>
       </w:r>
-      <w:bookmarkEnd w:id="45"/>
+      <w:bookmarkEnd w:id="61"/>
     </w:p>
     <w:p/>
     <w:p>
@@ -8016,12 +11348,12 @@
       <w:pPr>
         <w:pStyle w:val="Heading1"/>
       </w:pPr>
-      <w:bookmarkStart w:id="46" w:name="_Toc203070839"/>
+      <w:bookmarkStart w:id="62" w:name="_Toc203379212"/>
       <w:r>
         <w:lastRenderedPageBreak/>
         <w:t>References</w:t>
       </w:r>
-      <w:bookmarkEnd w:id="46"/>
+      <w:bookmarkEnd w:id="62"/>
     </w:p>
     <w:p>
       <w:pPr>
@@ -8040,7 +11372,7 @@
       <w:r>
         <w:t xml:space="preserve">. Beautiful Soup. </w:t>
       </w:r>
-      <w:hyperlink r:id="rId29" w:history="1">
+      <w:hyperlink r:id="rId41" w:history="1">
         <w:r>
           <w:rPr>
             <w:rStyle w:val="Hyperlink"/>
@@ -8067,9 +11399,17 @@
         <w:t>, Jun</w:t>
       </w:r>
       <w:r>
-        <w:t xml:space="preserve">). Overwhelmed by Choices. American Journal of Neuroradiology : AJNR, 34(6), 1111–1112. </w:t>
-      </w:r>
-      <w:hyperlink r:id="rId30" w:history="1">
+        <w:t xml:space="preserve">). Overwhelmed by Choices. American Journal of </w:t>
+      </w:r>
+      <w:proofErr w:type="gramStart"/>
+      <w:r>
+        <w:t>Neuroradiology :</w:t>
+      </w:r>
+      <w:proofErr w:type="gramEnd"/>
+      <w:r>
+        <w:t xml:space="preserve"> AJNR, 34(6), 1111–1112. </w:t>
+      </w:r>
+      <w:hyperlink r:id="rId42" w:history="1">
         <w:r>
           <w:rPr>
             <w:rStyle w:val="Hyperlink"/>
@@ -8090,12 +11430,36 @@
         </w:numPr>
       </w:pPr>
       <w:r>
-        <w:t>Conklin, L., Drake, V., Strittmatter, Sven., Braiterman, Z., &amp; Shostack, A. (n.d.). Threat Modeling Process</w:t>
+        <w:t xml:space="preserve">Conklin, L., Drake, V., Strittmatter, Sven., </w:t>
+      </w:r>
+      <w:proofErr w:type="spellStart"/>
+      <w:r>
+        <w:t>Braiterman</w:t>
+      </w:r>
+      <w:proofErr w:type="spellEnd"/>
+      <w:r>
+        <w:t xml:space="preserve">, Z., &amp; </w:t>
+      </w:r>
+      <w:proofErr w:type="spellStart"/>
+      <w:r>
+        <w:t>Shostack</w:t>
+      </w:r>
+      <w:proofErr w:type="spellEnd"/>
+      <w:r>
+        <w:t xml:space="preserve">, A. (n.d.). Threat </w:t>
+      </w:r>
+      <w:proofErr w:type="spellStart"/>
+      <w:r>
+        <w:t>Modeling</w:t>
+      </w:r>
+      <w:proofErr w:type="spellEnd"/>
+      <w:r>
+        <w:t xml:space="preserve"> Process</w:t>
       </w:r>
       <w:r>
         <w:t xml:space="preserve">. OWASP. </w:t>
       </w:r>
-      <w:hyperlink r:id="rId31" w:history="1">
+      <w:hyperlink r:id="rId43" w:history="1">
         <w:r>
           <w:rPr>
             <w:rStyle w:val="Hyperlink"/>
@@ -8127,7 +11491,7 @@
       <w:r>
         <w:t xml:space="preserve">). Computer Misuse Act. The Code for Crown Prosecutors. </w:t>
       </w:r>
-      <w:hyperlink r:id="rId32" w:history="1">
+      <w:hyperlink r:id="rId44" w:history="1">
         <w:r>
           <w:rPr>
             <w:rStyle w:val="Hyperlink"/>
@@ -8159,7 +11523,7 @@
       <w:r>
         <w:t xml:space="preserve">, b). Fraud Act 2006. The Code for Crown Prosecutors. </w:t>
       </w:r>
-      <w:hyperlink r:id="rId33" w:history="1">
+      <w:hyperlink r:id="rId45" w:history="1">
         <w:r>
           <w:rPr>
             <w:rStyle w:val="Hyperlink"/>
@@ -8182,7 +11546,7 @@
       <w:r>
         <w:t xml:space="preserve">GDPR. (n.d.). What is GDPR, the EU’s new data protection law? GDPR. </w:t>
       </w:r>
-      <w:hyperlink r:id="rId34" w:history="1">
+      <w:hyperlink r:id="rId46" w:history="1">
         <w:r>
           <w:rPr>
             <w:rStyle w:val="Hyperlink"/>
@@ -8205,7 +11569,7 @@
       <w:r>
         <w:t xml:space="preserve">Creativyst Software. (n.d.). How To: The Comma Separated Value (CSV) File Format. Creativyst Software. </w:t>
       </w:r>
-      <w:hyperlink r:id="rId35" w:history="1">
+      <w:hyperlink r:id="rId47" w:history="1">
         <w:r>
           <w:rPr>
             <w:rStyle w:val="Hyperlink"/>
@@ -8226,14 +11590,37 @@
         </w:numPr>
       </w:pPr>
       <w:r>
-        <w:t xml:space="preserve">GeeksForGeeks. (2025). Python Web Scraping Tutorial. GeeksForGeeks. </w:t>
-      </w:r>
-      <w:hyperlink r:id="rId36" w:history="1">
+        <w:t>Cruz, C. (2025, January 17</w:t>
+      </w:r>
+      <w:r>
+        <w:rPr>
+          <w:vertAlign w:val="superscript"/>
+        </w:rPr>
+        <w:t>th</w:t>
+      </w:r>
+      <w:r>
+        <w:t xml:space="preserve">). </w:t>
+      </w:r>
+      <w:r>
+        <w:t>How ‘Dynasty Warriors’ Created One of Gaming’s Best Action Subgenres</w:t>
+      </w:r>
+      <w:r>
+        <w:t xml:space="preserve">. </w:t>
+      </w:r>
+      <w:proofErr w:type="spellStart"/>
+      <w:r>
+        <w:t>RollingStone</w:t>
+      </w:r>
+      <w:proofErr w:type="spellEnd"/>
+      <w:r>
+        <w:t xml:space="preserve">. </w:t>
+      </w:r>
+      <w:hyperlink r:id="rId48" w:history="1">
         <w:r>
           <w:rPr>
             <w:rStyle w:val="Hyperlink"/>
           </w:rPr>
-          <w:t>https://www.geeksforgeeks.org/python-web-scraping-tutorial/</w:t>
+          <w:t>https://www.rollingstone.com/culture/rs-gaming/musou-dynasty-warriors-explained-1235238935/</w:t>
         </w:r>
       </w:hyperlink>
       <w:r>
@@ -8249,14 +11636,14 @@
         </w:numPr>
       </w:pPr>
       <w:r>
-        <w:t xml:space="preserve">Interaction Design Foundation. (n.d.). Infinite Scrolling. Interaction Design Foundation. </w:t>
-      </w:r>
-      <w:hyperlink r:id="rId37" w:history="1">
+        <w:t xml:space="preserve">GeeksForGeeks. (2025). Python Web Scraping Tutorial. GeeksForGeeks. </w:t>
+      </w:r>
+      <w:hyperlink r:id="rId49" w:history="1">
         <w:r>
           <w:rPr>
             <w:rStyle w:val="Hyperlink"/>
           </w:rPr>
-          <w:t>https://www.interaction-design.org/literature/topics/infinite-scrolling</w:t>
+          <w:t>https://www.geeksforgeeks.org/python-web-scraping-tutorial/</w:t>
         </w:r>
       </w:hyperlink>
       <w:r>
@@ -8272,14 +11659,14 @@
         </w:numPr>
       </w:pPr>
       <w:r>
-        <w:t xml:space="preserve">Iwanna, B., Rizvi, S., Ahmed, S., Dengel, A., &amp; Uchida, S. Judging a Book By its Cover. Cornell University. </w:t>
-      </w:r>
-      <w:hyperlink r:id="rId38" w:history="1">
+        <w:t xml:space="preserve">Interaction Design Foundation. (n.d.). Infinite Scrolling. Interaction Design Foundation. </w:t>
+      </w:r>
+      <w:hyperlink r:id="rId50" w:history="1">
         <w:r>
           <w:rPr>
             <w:rStyle w:val="Hyperlink"/>
           </w:rPr>
-          <w:t>https://doi.org/10.48550/arXiv.1610.09204</w:t>
+          <w:t>https://www.interaction-design.org/literature/topics/infinite-scrolling</w:t>
         </w:r>
       </w:hyperlink>
       <w:r>
@@ -8295,17 +11682,14 @@
         </w:numPr>
       </w:pPr>
       <w:r>
-        <w:t xml:space="preserve">Jones, K., &amp; Martin, L. (2016). </w:t>
-      </w:r>
-      <w:r>
-        <w:t xml:space="preserve">Adapting infinite-scroll with user experience in mind. DiVA. </w:t>
-      </w:r>
-      <w:hyperlink r:id="rId39" w:history="1">
+        <w:t xml:space="preserve">Iwanna, B., Rizvi, S., Ahmed, S., Dengel, A., &amp; Uchida, S. Judging a Book By its Cover. Cornell University. </w:t>
+      </w:r>
+      <w:hyperlink r:id="rId51" w:history="1">
         <w:r>
           <w:rPr>
             <w:rStyle w:val="Hyperlink"/>
           </w:rPr>
-          <w:t>https://www.diva-portal.org/smash/record.jsf?pid=diva2%3A972535&amp;dswid=1795</w:t>
+          <w:t>https://doi.org/10.48550/arXiv.1610.09204</w:t>
         </w:r>
       </w:hyperlink>
       <w:r>
@@ -8321,14 +11705,25 @@
         </w:numPr>
       </w:pPr>
       <w:r>
-        <w:t xml:space="preserve">LabEx. (n.d.). How to manage CSV file encoding. LabEx. </w:t>
-      </w:r>
-      <w:hyperlink r:id="rId40" w:history="1">
+        <w:t xml:space="preserve">Jones, K., &amp; Martin, L. (2016). </w:t>
+      </w:r>
+      <w:r>
+        <w:t xml:space="preserve">Adapting infinite-scroll with user experience in mind. </w:t>
+      </w:r>
+      <w:proofErr w:type="spellStart"/>
+      <w:r>
+        <w:t>DiVA</w:t>
+      </w:r>
+      <w:proofErr w:type="spellEnd"/>
+      <w:r>
+        <w:t xml:space="preserve">. </w:t>
+      </w:r>
+      <w:hyperlink r:id="rId52" w:history="1">
         <w:r>
           <w:rPr>
             <w:rStyle w:val="Hyperlink"/>
           </w:rPr>
-          <w:t>https://labex.io/tutorials/python-how-to-manage-csv-file-encoding-418947</w:t>
+          <w:t>https://www.diva-portal.org/smash/record.jsf?pid=diva2%3A972535&amp;dswid=1795</w:t>
         </w:r>
       </w:hyperlink>
       <w:r>
@@ -8343,21 +11738,28 @@
           <w:numId w:val="1"/>
         </w:numPr>
       </w:pPr>
-      <w:r>
-        <w:t>Landuyt, D., &amp; Joosen, W. (202</w:t>
-      </w:r>
-      <w:r>
-        <w:t>2</w:t>
-      </w:r>
-      <w:r>
-        <w:t xml:space="preserve">). A descriptive study of assumptions in STRIDE security threat modelling. Software and Systems Modelling, 21(6), 2311-2328. </w:t>
-      </w:r>
-      <w:hyperlink r:id="rId41" w:history="1">
+      <w:proofErr w:type="spellStart"/>
+      <w:r>
+        <w:t>LabEx</w:t>
+      </w:r>
+      <w:proofErr w:type="spellEnd"/>
+      <w:r>
+        <w:t xml:space="preserve">. (n.d.). How to manage CSV file encoding. </w:t>
+      </w:r>
+      <w:proofErr w:type="spellStart"/>
+      <w:r>
+        <w:t>LabEx</w:t>
+      </w:r>
+      <w:proofErr w:type="spellEnd"/>
+      <w:r>
+        <w:t xml:space="preserve">. </w:t>
+      </w:r>
+      <w:hyperlink r:id="rId53" w:history="1">
         <w:r>
           <w:rPr>
             <w:rStyle w:val="Hyperlink"/>
           </w:rPr>
-          <w:t>https://doi.org/10.1007/s10270-021-00941-7</w:t>
+          <w:t>https://labex.io/tutorials/python-how-to-manage-csv-file-encoding-418947</w:t>
         </w:r>
       </w:hyperlink>
       <w:r>
@@ -8373,20 +11775,20 @@
         </w:numPr>
       </w:pPr>
       <w:r>
-        <w:t xml:space="preserve">MDN Web Docs. (n.d.). </w:t>
-      </w:r>
-      <w:r>
-        <w:t>XMLHttpRequest</w:t>
-      </w:r>
-      <w:r>
-        <w:t xml:space="preserve">. MDN Web Docs. </w:t>
-      </w:r>
-      <w:hyperlink r:id="rId42" w:history="1">
+        <w:t>Landuyt, D., &amp; Joosen, W. (202</w:t>
+      </w:r>
+      <w:r>
+        <w:t>2</w:t>
+      </w:r>
+      <w:r>
+        <w:t xml:space="preserve">). A descriptive study of assumptions in STRIDE security threat modelling. Software and Systems Modelling, 21(6), 2311-2328. </w:t>
+      </w:r>
+      <w:hyperlink r:id="rId54" w:history="1">
         <w:r>
           <w:rPr>
             <w:rStyle w:val="Hyperlink"/>
           </w:rPr>
-          <w:t>https://developer.mozilla.org/en-US/docs/Web/API/XMLHttpRequest</w:t>
+          <w:t>https://doi.org/10.1007/s10270-021-00941-7</w:t>
         </w:r>
       </w:hyperlink>
       <w:r>
@@ -8402,14 +11804,26 @@
         </w:numPr>
       </w:pPr>
       <w:r>
-        <w:t xml:space="preserve">Microsoft Learn. (2009). The STRIDE Threat Model. Microsoft Learn. </w:t>
-      </w:r>
-      <w:hyperlink r:id="rId43" w:history="1">
+        <w:t>Mahmood, H., Furqan, M., Meraj, G., &amp; Hassan, M.</w:t>
+      </w:r>
+      <w:r>
+        <w:t xml:space="preserve"> (2024, April 23</w:t>
+      </w:r>
+      <w:r>
+        <w:rPr>
+          <w:vertAlign w:val="superscript"/>
+        </w:rPr>
+        <w:t>rd</w:t>
+      </w:r>
+      <w:r>
+        <w:t xml:space="preserve">). The effects of COVID-19 on agriculture supply chain, food security, and environment: a review. Environmental Science. </w:t>
+      </w:r>
+      <w:hyperlink r:id="rId55" w:history="1">
         <w:r>
           <w:rPr>
             <w:rStyle w:val="Hyperlink"/>
           </w:rPr>
-          <w:t>https://learn.microsoft.com/en-us/previous-versions/commerce-server/ee823878(v=cs.20)?redirectedfrom=MSDN</w:t>
+          <w:t>https://peerj.com/articles/17281/</w:t>
         </w:r>
       </w:hyperlink>
       <w:r>
@@ -8425,16 +11839,25 @@
         </w:numPr>
       </w:pPr>
       <w:r>
-        <w:t xml:space="preserve">Microsoft Support. (n.d.). Create or edit .csv files to import into Outlook. Microsoft Support. </w:t>
-      </w:r>
-      <w:hyperlink r:id="rId44" w:history="1">
+        <w:t xml:space="preserve">MDN Web Docs. (n.d.). </w:t>
+      </w:r>
+      <w:r>
+        <w:t>XMLHttpRequest</w:t>
+      </w:r>
+      <w:r>
+        <w:t xml:space="preserve">. MDN Web Docs. </w:t>
+      </w:r>
+      <w:hyperlink r:id="rId56" w:history="1">
         <w:r>
           <w:rPr>
             <w:rStyle w:val="Hyperlink"/>
           </w:rPr>
-          <w:t>https://support.microsoft.com/en-gb/office/create-or-edit-csv-files-to-import-into-outlook-4518d70d-8fe9-46ad-94fa-1494247193c7</w:t>
+          <w:t>https://developer.mozilla.org/en-US/docs/Web/API/XMLHttpRequest</w:t>
         </w:r>
       </w:hyperlink>
+      <w:r>
+        <w:t xml:space="preserve"> </w:t>
+      </w:r>
     </w:p>
     <w:p>
       <w:pPr>
@@ -8445,14 +11868,15 @@
         </w:numPr>
       </w:pPr>
       <w:r>
-        <w:t xml:space="preserve">MySQL. (n.d.). 1.2.1 What is MySQL? MySQL Documentation. </w:t>
-      </w:r>
-      <w:hyperlink r:id="rId45" w:history="1">
+        <w:lastRenderedPageBreak/>
+        <w:t xml:space="preserve">Microsoft Learn. (2009). The STRIDE Threat Model. Microsoft Learn. </w:t>
+      </w:r>
+      <w:hyperlink r:id="rId57" w:history="1">
         <w:r>
           <w:rPr>
             <w:rStyle w:val="Hyperlink"/>
           </w:rPr>
-          <w:t>https://dev.mysql.com/doc/refman/8.0/en/what-is-mysql.html</w:t>
+          <w:t>https://learn.microsoft.com/en-us/previous-versions/commerce-server/ee823878(v=cs.20)?redirectedfrom=MSDN</w:t>
         </w:r>
       </w:hyperlink>
       <w:r>
@@ -8468,20 +11892,16 @@
         </w:numPr>
       </w:pPr>
       <w:r>
-        <w:lastRenderedPageBreak/>
-        <w:t xml:space="preserve">Pypi. (n.d. -a). requests 2.32.3. Pypi. </w:t>
-      </w:r>
-      <w:hyperlink r:id="rId46" w:history="1">
+        <w:t xml:space="preserve">Microsoft Support. (n.d.). Create or edit .csv files to import into Outlook. Microsoft Support. </w:t>
+      </w:r>
+      <w:hyperlink r:id="rId58" w:history="1">
         <w:r>
           <w:rPr>
             <w:rStyle w:val="Hyperlink"/>
           </w:rPr>
-          <w:t>https://pypi.org/project/requests/</w:t>
+          <w:t>https://support.microsoft.com/en-gb/office/create-or-edit-csv-files-to-import-into-outlook-4518d70d-8fe9-46ad-94fa-1494247193c7</w:t>
         </w:r>
       </w:hyperlink>
-      <w:r>
-        <w:t xml:space="preserve"> </w:t>
-      </w:r>
     </w:p>
     <w:p>
       <w:pPr>
@@ -8492,17 +11912,14 @@
         </w:numPr>
       </w:pPr>
       <w:r>
-        <w:t>Pypi. (n.d. -b). beautiful</w:t>
-      </w:r>
-      <w:r>
-        <w:t xml:space="preserve">soup4 4.13.4. Pypi. </w:t>
-      </w:r>
-      <w:hyperlink r:id="rId47" w:history="1">
+        <w:t xml:space="preserve">MySQL. (n.d.). 1.2.1 What is MySQL? MySQL Documentation. </w:t>
+      </w:r>
+      <w:hyperlink r:id="rId59" w:history="1">
         <w:r>
           <w:rPr>
             <w:rStyle w:val="Hyperlink"/>
           </w:rPr>
-          <w:t>https://pypi.org/project/beautifulsoup4/</w:t>
+          <w:t>https://dev.mysql.com/doc/refman/8.0/en/what-is-mysql.html</w:t>
         </w:r>
       </w:hyperlink>
       <w:r>
@@ -8518,14 +11935,14 @@
         </w:numPr>
       </w:pPr>
       <w:r>
-        <w:t xml:space="preserve">Pypi. (n.d. -c). selenium 4.33.0. Pypi. </w:t>
-      </w:r>
-      <w:hyperlink r:id="rId48" w:history="1">
+        <w:t xml:space="preserve">Nawaz, S., Bhowmik, J., Linden, T., &amp; Mitchell, M. (2024, September). Adapting to the new normal: Understanding the impact of COVID-19 on technology usage and human behaviour. Entertainment Computing, 51, 100726. </w:t>
+      </w:r>
+      <w:hyperlink r:id="rId60" w:tgtFrame="_blank" w:tooltip="Persistent link using digital object identifier" w:history="1">
         <w:r>
           <w:rPr>
             <w:rStyle w:val="Hyperlink"/>
           </w:rPr>
-          <w:t>https://pypi.org/project/selenium/</w:t>
+          <w:t>https://doi.org/10.1016/j.entcom.2024.100726</w:t>
         </w:r>
       </w:hyperlink>
       <w:r>
@@ -8541,14 +11958,14 @@
         </w:numPr>
       </w:pPr>
       <w:r>
-        <w:t xml:space="preserve">Pypi. (n.d. -d). schedule 1.2.2. Pypi. </w:t>
-      </w:r>
-      <w:hyperlink r:id="rId49" w:history="1">
+        <w:t xml:space="preserve">Pypi. (n.d. -a). requests 2.32.3. Pypi. </w:t>
+      </w:r>
+      <w:hyperlink r:id="rId61" w:history="1">
         <w:r>
           <w:rPr>
             <w:rStyle w:val="Hyperlink"/>
           </w:rPr>
-          <w:t>https://pypi.org/project/schedule/</w:t>
+          <w:t>https://pypi.org/project/requests/</w:t>
         </w:r>
       </w:hyperlink>
       <w:r>
@@ -8564,14 +11981,17 @@
         </w:numPr>
       </w:pPr>
       <w:r>
-        <w:t xml:space="preserve">Pypi. (n.d. -e). mysql-connector-python 9.3.0. Pypi. </w:t>
-      </w:r>
-      <w:hyperlink r:id="rId50" w:history="1">
+        <w:t>Pypi. (n.d. -b). beautiful</w:t>
+      </w:r>
+      <w:r>
+        <w:t xml:space="preserve">soup4 4.13.4. Pypi. </w:t>
+      </w:r>
+      <w:hyperlink r:id="rId62" w:history="1">
         <w:r>
           <w:rPr>
             <w:rStyle w:val="Hyperlink"/>
           </w:rPr>
-          <w:t>https://pypi.org/project/mysql-connector-python/</w:t>
+          <w:t>https://pypi.org/project/beautifulsoup4/</w:t>
         </w:r>
       </w:hyperlink>
       <w:r>
@@ -8587,20 +12007,14 @@
         </w:numPr>
       </w:pPr>
       <w:r>
-        <w:t>Python Documentation. (n.d.</w:t>
-      </w:r>
-      <w:r>
-        <w:t xml:space="preserve"> -a</w:t>
-      </w:r>
-      <w:r>
-        <w:t xml:space="preserve">). csv – CSV File Reading and Writing. Python. </w:t>
-      </w:r>
-      <w:hyperlink r:id="rId51" w:history="1">
+        <w:t xml:space="preserve">Pypi. (n.d. -c). selenium 4.33.0. Pypi. </w:t>
+      </w:r>
+      <w:hyperlink r:id="rId63" w:history="1">
         <w:r>
           <w:rPr>
             <w:rStyle w:val="Hyperlink"/>
           </w:rPr>
-          <w:t>https://docs.python.org/3/library/csv.html</w:t>
+          <w:t>https://pypi.org/project/selenium/</w:t>
         </w:r>
       </w:hyperlink>
       <w:r>
@@ -8616,23 +12030,14 @@
         </w:numPr>
       </w:pPr>
       <w:r>
-        <w:t>Python Documentation. (n.d.</w:t>
-      </w:r>
-      <w:r>
-        <w:t xml:space="preserve"> -b</w:t>
-      </w:r>
-      <w:r>
-        <w:t xml:space="preserve">). </w:t>
-      </w:r>
-      <w:r>
-        <w:t xml:space="preserve">Unicode HOWTO. Python. </w:t>
-      </w:r>
-      <w:hyperlink r:id="rId52" w:history="1">
+        <w:t xml:space="preserve">Pypi. (n.d. -d). schedule 1.2.2. Pypi. </w:t>
+      </w:r>
+      <w:hyperlink r:id="rId64" w:history="1">
         <w:r>
           <w:rPr>
             <w:rStyle w:val="Hyperlink"/>
           </w:rPr>
-          <w:t>https://docs.python.org/3/howto/unicode.html</w:t>
+          <w:t>https://pypi.org/project/schedule/</w:t>
         </w:r>
       </w:hyperlink>
       <w:r>
@@ -8648,14 +12053,22 @@
         </w:numPr>
       </w:pPr>
       <w:r>
-        <w:t xml:space="preserve">Raneri, P., Montag, C., Rozgonjuk, D., Satel, J., &amp; Pontes, H. (2022, June). The role of microtransactions in Internet Gaming Disorder and Gambling Disorder: A preregistered systematic review. Addictive Behaviors Reports. 15, 100415. </w:t>
-      </w:r>
-      <w:hyperlink r:id="rId53" w:history="1">
+        <w:t xml:space="preserve">Pypi. (n.d. -e). </w:t>
+      </w:r>
+      <w:proofErr w:type="spellStart"/>
+      <w:r>
+        <w:t>mysql</w:t>
+      </w:r>
+      <w:proofErr w:type="spellEnd"/>
+      <w:r>
+        <w:t xml:space="preserve">-connector-python 9.3.0. Pypi. </w:t>
+      </w:r>
+      <w:hyperlink r:id="rId65" w:history="1">
         <w:r>
           <w:rPr>
             <w:rStyle w:val="Hyperlink"/>
           </w:rPr>
-          <w:t>https://doi.org/10.1016/j.abrep.2022.100415</w:t>
+          <w:t>https://pypi.org/project/mysql-connector-python/</w:t>
         </w:r>
       </w:hyperlink>
       <w:r>
@@ -8671,14 +12084,20 @@
         </w:numPr>
       </w:pPr>
       <w:r>
-        <w:t xml:space="preserve">Requests Documentation. (n.d.). Quickstartn. Requests Documentation. </w:t>
-      </w:r>
-      <w:hyperlink r:id="rId54" w:history="1">
+        <w:t>Python Documentation. (n.d.</w:t>
+      </w:r>
+      <w:r>
+        <w:t xml:space="preserve"> -a</w:t>
+      </w:r>
+      <w:r>
+        <w:t xml:space="preserve">). csv – CSV File Reading and Writing. Python. </w:t>
+      </w:r>
+      <w:hyperlink r:id="rId66" w:history="1">
         <w:r>
           <w:rPr>
             <w:rStyle w:val="Hyperlink"/>
           </w:rPr>
-          <w:t>https://requests.readthedocs.io/en/latest/user/quickstart/</w:t>
+          <w:t>https://docs.python.org/3/library/csv.html</w:t>
         </w:r>
       </w:hyperlink>
       <w:r>
@@ -8694,14 +12113,23 @@
         </w:numPr>
       </w:pPr>
       <w:r>
-        <w:t xml:space="preserve">Samuli, K. (2022, January 19th). Pricing economics of video games: a panel data study on the effects of versioning on revenue. University of Oulu Repository. </w:t>
-      </w:r>
-      <w:hyperlink r:id="rId55" w:history="1">
+        <w:t>Python Documentation. (n.d.</w:t>
+      </w:r>
+      <w:r>
+        <w:t xml:space="preserve"> -b</w:t>
+      </w:r>
+      <w:r>
+        <w:t xml:space="preserve">). </w:t>
+      </w:r>
+      <w:r>
+        <w:t xml:space="preserve">Unicode HOWTO. Python. </w:t>
+      </w:r>
+      <w:hyperlink r:id="rId67" w:history="1">
         <w:r>
           <w:rPr>
             <w:rStyle w:val="Hyperlink"/>
           </w:rPr>
-          <w:t>https://urn.fi/URN:NBN:fi:oulu-202201191079</w:t>
+          <w:t>https://docs.python.org/3/howto/unicode.html</w:t>
         </w:r>
       </w:hyperlink>
       <w:r>
@@ -8717,14 +12145,22 @@
         </w:numPr>
       </w:pPr>
       <w:r>
-        <w:t xml:space="preserve">Selenium. (n.d.). Locating Elements. Selenium. </w:t>
-      </w:r>
-      <w:hyperlink r:id="rId56" w:history="1">
+        <w:t xml:space="preserve">Raneri, P., Montag, C., Rozgonjuk, D., Satel, J., &amp; Pontes, H. (2022, June). The role of microtransactions in Internet Gaming Disorder and Gambling Disorder: A preregistered systematic review. Addictive </w:t>
+      </w:r>
+      <w:proofErr w:type="spellStart"/>
+      <w:r>
+        <w:t>Behaviors</w:t>
+      </w:r>
+      <w:proofErr w:type="spellEnd"/>
+      <w:r>
+        <w:t xml:space="preserve"> Reports. 15, 100415. </w:t>
+      </w:r>
+      <w:hyperlink r:id="rId68" w:history="1">
         <w:r>
           <w:rPr>
             <w:rStyle w:val="Hyperlink"/>
           </w:rPr>
-          <w:t>https://selenium-python.readthedocs.io/locating-elements.html</w:t>
+          <w:t>https://doi.org/10.1016/j.abrep.2022.100415</w:t>
         </w:r>
       </w:hyperlink>
       <w:r>
@@ -8740,14 +12176,22 @@
         </w:numPr>
       </w:pPr>
       <w:r>
-        <w:t xml:space="preserve">ScrapeOps. (n.d.). How To Scroll Infinite Pages in Python. ScrapeOps. </w:t>
-      </w:r>
-      <w:hyperlink r:id="rId57" w:history="1">
+        <w:t xml:space="preserve">Requests Documentation. (n.d.). </w:t>
+      </w:r>
+      <w:proofErr w:type="spellStart"/>
+      <w:r>
+        <w:t>Quickstartn</w:t>
+      </w:r>
+      <w:proofErr w:type="spellEnd"/>
+      <w:r>
+        <w:t xml:space="preserve">. Requests Documentation. </w:t>
+      </w:r>
+      <w:hyperlink r:id="rId69" w:history="1">
         <w:r>
           <w:rPr>
             <w:rStyle w:val="Hyperlink"/>
           </w:rPr>
-          <w:t>https://scrapeops.io/python-web-scraping-playbook/python-scroll-infinite-pages/</w:t>
+          <w:t>https://requests.readthedocs.io/en/latest/user/quickstart/</w:t>
         </w:r>
       </w:hyperlink>
       <w:r>
@@ -8763,16 +12207,18 @@
         </w:numPr>
       </w:pPr>
       <w:r>
-        <w:t>Smith, Vincent. (2019). Go Web Scraping Quick Start Guide (1</w:t>
-      </w:r>
-      <w:r>
-        <w:rPr>
-          <w:vertAlign w:val="superscript"/>
-        </w:rPr>
-        <w:t>st</w:t>
-      </w:r>
-      <w:r>
-        <w:t xml:space="preserve"> Edition). Packt Publishing.</w:t>
+        <w:t xml:space="preserve">Samuli, K. (2022, January 19th). Pricing economics of video games: a panel data study on the effects of versioning on revenue. University of Oulu Repository. </w:t>
+      </w:r>
+      <w:hyperlink r:id="rId70" w:history="1">
+        <w:r>
+          <w:rPr>
+            <w:rStyle w:val="Hyperlink"/>
+          </w:rPr>
+          <w:t>https://urn.fi/URN:NBN:fi:oulu-202201191079</w:t>
+        </w:r>
+      </w:hyperlink>
+      <w:r>
+        <w:t xml:space="preserve"> </w:t>
       </w:r>
     </w:p>
     <w:p>
@@ -8784,14 +12230,14 @@
         </w:numPr>
       </w:pPr>
       <w:r>
-        <w:t xml:space="preserve">Steam. (n.d.). Portal 2. Steam. </w:t>
-      </w:r>
-      <w:hyperlink r:id="rId58" w:history="1">
+        <w:t xml:space="preserve">Selenium. (n.d.). Locating Elements. Selenium. </w:t>
+      </w:r>
+      <w:hyperlink r:id="rId71" w:history="1">
         <w:r>
           <w:rPr>
             <w:rStyle w:val="Hyperlink"/>
           </w:rPr>
-          <w:t>https://store.steampowered.com/app/620/Portal_2/</w:t>
+          <w:t>https://selenium-python.readthedocs.io/locating-elements.html</w:t>
         </w:r>
       </w:hyperlink>
       <w:r>
@@ -8807,14 +12253,14 @@
         </w:numPr>
       </w:pPr>
       <w:r>
-        <w:t xml:space="preserve">Steamworks. (n.d.). Steam Direct (Joining The Steamworks Distribution Program). Steam. </w:t>
-      </w:r>
-      <w:hyperlink r:id="rId59" w:history="1">
+        <w:t xml:space="preserve">ScrapeOps. (n.d.). How To Scroll Infinite Pages in Python. ScrapeOps. </w:t>
+      </w:r>
+      <w:hyperlink r:id="rId72" w:history="1">
         <w:r>
           <w:rPr>
             <w:rStyle w:val="Hyperlink"/>
           </w:rPr>
-          <w:t>https://partner.steamgames.com/steamdirect</w:t>
+          <w:t>https://scrapeops.io/python-web-scraping-playbook/python-scroll-infinite-pages/</w:t>
         </w:r>
       </w:hyperlink>
       <w:r>
@@ -8830,18 +12276,16 @@
         </w:numPr>
       </w:pPr>
       <w:r>
-        <w:t xml:space="preserve">Tedboy. (n.d.). Beautiful Soup Documentation. Github. </w:t>
-      </w:r>
-      <w:hyperlink r:id="rId60" w:history="1">
-        <w:r>
-          <w:rPr>
-            <w:rStyle w:val="Hyperlink"/>
-          </w:rPr>
-          <w:t>https://tedboy.github.io/bs4_doc/</w:t>
-        </w:r>
-      </w:hyperlink>
-      <w:r>
-        <w:t xml:space="preserve"> </w:t>
+        <w:t>Smith, Vincent. (2019). Go Web Scraping Quick Start Guide (1</w:t>
+      </w:r>
+      <w:r>
+        <w:rPr>
+          <w:vertAlign w:val="superscript"/>
+        </w:rPr>
+        <w:t>st</w:t>
+      </w:r>
+      <w:r>
+        <w:t xml:space="preserve"> Edition). Packt Publishing.</w:t>
       </w:r>
     </w:p>
     <w:p>
@@ -8853,14 +12297,14 @@
         </w:numPr>
       </w:pPr>
       <w:r>
-        <w:t xml:space="preserve">United Kingdom. (n.d.). Data protection (The UK’s data protection legislation). United Kingdom. </w:t>
-      </w:r>
-      <w:hyperlink r:id="rId61" w:history="1">
+        <w:t xml:space="preserve">Steam. (n.d.). Portal 2. Steam. </w:t>
+      </w:r>
+      <w:hyperlink r:id="rId73" w:history="1">
         <w:r>
           <w:rPr>
             <w:rStyle w:val="Hyperlink"/>
           </w:rPr>
-          <w:t>https://www.gov.uk/data-protection</w:t>
+          <w:t>https://store.steampowered.com/app/620/Portal_2/</w:t>
         </w:r>
       </w:hyperlink>
       <w:r>
@@ -8876,20 +12320,23 @@
         </w:numPr>
       </w:pPr>
       <w:r>
-        <w:t>UKCS. (n.d.). UK copyright law: An introduction (</w:t>
-      </w:r>
-      <w:r>
-        <w:t>The Copyright, Designs and Patents Act 1988</w:t>
-      </w:r>
-      <w:r>
-        <w:t xml:space="preserve">). The UK Copyright Service. </w:t>
-      </w:r>
-      <w:hyperlink r:id="rId62" w:history="1">
+        <w:lastRenderedPageBreak/>
+        <w:t xml:space="preserve">Steamworks. (n.d.). Steam Direct (Joining </w:t>
+      </w:r>
+      <w:proofErr w:type="gramStart"/>
+      <w:r>
+        <w:t>The</w:t>
+      </w:r>
+      <w:proofErr w:type="gramEnd"/>
+      <w:r>
+        <w:t xml:space="preserve"> Steamworks Distribution Program). Steam. </w:t>
+      </w:r>
+      <w:hyperlink r:id="rId74" w:history="1">
         <w:r>
           <w:rPr>
             <w:rStyle w:val="Hyperlink"/>
           </w:rPr>
-          <w:t>https://copyrightservice.co.uk/copyright/uk_law_summary</w:t>
+          <w:t>https://partner.steamgames.com/steamdirect</w:t>
         </w:r>
       </w:hyperlink>
       <w:r>
@@ -8904,8 +12351,32 @@
           <w:numId w:val="1"/>
         </w:numPr>
       </w:pPr>
-      <w:r>
-        <w:t xml:space="preserve">Xiao, G. (2021). BAD BOTS: REGULATING THE SCRAPING OF PUBLIC PERSONAL INFORMATION. Harvard Journal of Law &amp; Technology, 34 (2), 701. </w:t>
+      <w:proofErr w:type="spellStart"/>
+      <w:r>
+        <w:t>Tedboy</w:t>
+      </w:r>
+      <w:proofErr w:type="spellEnd"/>
+      <w:r>
+        <w:t xml:space="preserve">. (n.d.). Beautiful Soup Documentation. </w:t>
+      </w:r>
+      <w:proofErr w:type="spellStart"/>
+      <w:r>
+        <w:t>Github</w:t>
+      </w:r>
+      <w:proofErr w:type="spellEnd"/>
+      <w:r>
+        <w:t xml:space="preserve">. </w:t>
+      </w:r>
+      <w:hyperlink r:id="rId75" w:history="1">
+        <w:r>
+          <w:rPr>
+            <w:rStyle w:val="Hyperlink"/>
+          </w:rPr>
+          <w:t>https://tedboy.github.io/bs4_doc/</w:t>
+        </w:r>
+      </w:hyperlink>
+      <w:r>
+        <w:t xml:space="preserve"> </w:t>
       </w:r>
     </w:p>
     <w:p>
@@ -8917,16 +12388,116 @@
         </w:numPr>
       </w:pPr>
       <w:r>
-        <w:lastRenderedPageBreak/>
+        <w:t xml:space="preserve">United Kingdom. (n.d.). Data protection (The UK’s data protection legislation). United Kingdom. </w:t>
+      </w:r>
+      <w:hyperlink r:id="rId76" w:history="1">
+        <w:r>
+          <w:rPr>
+            <w:rStyle w:val="Hyperlink"/>
+          </w:rPr>
+          <w:t>https://www.gov.uk/data-protection</w:t>
+        </w:r>
+      </w:hyperlink>
+      <w:r>
+        <w:t xml:space="preserve"> </w:t>
+      </w:r>
+    </w:p>
+    <w:p>
+      <w:pPr>
+        <w:pStyle w:val="ListParagraph"/>
+        <w:numPr>
+          <w:ilvl w:val="0"/>
+          <w:numId w:val="1"/>
+        </w:numPr>
+      </w:pPr>
+      <w:r>
+        <w:t>UKCS. (n.d.). UK copyright law: An introduction (</w:t>
+      </w:r>
+      <w:r>
+        <w:t>The Copyright, Designs and Patents Act 1988</w:t>
+      </w:r>
+      <w:r>
+        <w:t xml:space="preserve">). The UK Copyright Service. </w:t>
+      </w:r>
+      <w:hyperlink r:id="rId77" w:history="1">
+        <w:r>
+          <w:rPr>
+            <w:rStyle w:val="Hyperlink"/>
+          </w:rPr>
+          <w:t>https://copyrightservice.co.uk/copyright/uk_law_summary</w:t>
+        </w:r>
+      </w:hyperlink>
+      <w:r>
+        <w:t xml:space="preserve"> </w:t>
+      </w:r>
+    </w:p>
+    <w:p>
+      <w:pPr>
+        <w:pStyle w:val="ListParagraph"/>
+        <w:numPr>
+          <w:ilvl w:val="0"/>
+          <w:numId w:val="1"/>
+        </w:numPr>
+      </w:pPr>
+      <w:r>
+        <w:t>Brown, M. (2012, February 9</w:t>
+      </w:r>
+      <w:r>
+        <w:rPr>
+          <w:vertAlign w:val="superscript"/>
+        </w:rPr>
+        <w:t>th</w:t>
+      </w:r>
+      <w:r>
+        <w:t xml:space="preserve">). Tim Schafer persuades fans to finance next adventure game. Wired. Archive: </w:t>
+      </w:r>
+      <w:hyperlink r:id="rId78" w:history="1">
+        <w:r>
+          <w:rPr>
+            <w:rStyle w:val="Hyperlink"/>
+          </w:rPr>
+          <w:t>https://web.archive.org/web/20120212003117/http://www.wired.co.uk/news/archive/2012-02/09/double-fine-kickstarter</w:t>
+        </w:r>
+      </w:hyperlink>
+      <w:r>
+        <w:t xml:space="preserve"> </w:t>
+      </w:r>
+    </w:p>
+    <w:p>
+      <w:pPr>
+        <w:pStyle w:val="ListParagraph"/>
+        <w:numPr>
+          <w:ilvl w:val="0"/>
+          <w:numId w:val="1"/>
+        </w:numPr>
+      </w:pPr>
+      <w:r>
+        <w:t xml:space="preserve">Xiao, G. (2021). BAD BOTS: REGULATING THE SCRAPING OF PUBLIC PERSONAL INFORMATION. Harvard Journal of Law &amp; Technology, 34 (2), 701. </w:t>
+      </w:r>
+    </w:p>
+    <w:p>
+      <w:pPr>
+        <w:pStyle w:val="ListParagraph"/>
+        <w:numPr>
+          <w:ilvl w:val="0"/>
+          <w:numId w:val="1"/>
+        </w:numPr>
+      </w:pPr>
+      <w:r>
         <w:t xml:space="preserve">Zhao, B. (2017). Web Scraping. </w:t>
       </w:r>
-      <w:r>
-        <w:t xml:space="preserve">Encyclopedia </w:t>
+      <w:proofErr w:type="spellStart"/>
+      <w:r>
+        <w:t>Encyclopedia</w:t>
+      </w:r>
+      <w:proofErr w:type="spellEnd"/>
+      <w:r>
+        <w:t xml:space="preserve"> </w:t>
       </w:r>
       <w:r>
         <w:t xml:space="preserve">of Big Data. </w:t>
       </w:r>
-      <w:hyperlink r:id="rId63" w:history="1">
+      <w:hyperlink r:id="rId79" w:history="1">
         <w:r>
           <w:rPr>
             <w:rStyle w:val="Hyperlink"/>
@@ -8945,7 +12516,7 @@
       <w:r>
         <w:t xml:space="preserve">ALT: </w:t>
       </w:r>
-      <w:hyperlink r:id="rId64" w:history="1">
+      <w:hyperlink r:id="rId80" w:history="1">
         <w:r>
           <w:rPr>
             <w:rStyle w:val="Hyperlink"/>
@@ -11450,7 +15021,6 @@
   <w:style w:type="character" w:default="1" w:styleId="DefaultParagraphFont">
     <w:name w:val="Default Paragraph Font"/>
     <w:uiPriority w:val="1"/>
-    <w:semiHidden/>
     <w:unhideWhenUsed/>
   </w:style>
   <w:style w:type="table" w:default="1" w:styleId="TableNormal">

--- a/(0) Disertation/Dissertation.docx
+++ b/(0) Disertation/Dissertation.docx
@@ -4595,26 +4595,10 @@
     </w:p>
     <w:p>
       <w:r>
-        <w:t xml:space="preserve">When searching for new video games, it can be hard for uses to find games that they might be interested </w:t>
-      </w:r>
-      <w:proofErr w:type="gramStart"/>
-      <w:r>
-        <w:t>in</w:t>
-      </w:r>
-      <w:proofErr w:type="gramEnd"/>
-      <w:r>
-        <w:t xml:space="preserve"> and it can be hard for businesses to </w:t>
-      </w:r>
-      <w:r>
-        <w:t xml:space="preserve">reach new users. To help with this, using publicly data from the internet, a database could be built that, with a user interface such as a web application, could help users find games they are interested in that are </w:t>
-      </w:r>
-      <w:proofErr w:type="gramStart"/>
-      <w:r>
-        <w:t>similar to</w:t>
-      </w:r>
-      <w:proofErr w:type="gramEnd"/>
-      <w:r>
-        <w:t xml:space="preserve"> ones they already like.</w:t>
+        <w:t xml:space="preserve">When searching for new video games, it can be hard for uses to find games that they might be interested in and it can be hard for businesses to </w:t>
+      </w:r>
+      <w:r>
+        <w:t>reach new users. To help with this, using publicly data from the internet, a database could be built that, with a user interface such as a web application, could help users find games they are interested in that are similar to ones they already like.</w:t>
       </w:r>
       <w:r>
         <w:t xml:space="preserve"> </w:t>
@@ -4626,23 +4610,7 @@
         <w:t xml:space="preserve"> </w:t>
       </w:r>
       <w:r>
-        <w:t xml:space="preserve">project aims to create a web application that </w:t>
-      </w:r>
-      <w:proofErr w:type="gramStart"/>
-      <w:r>
-        <w:t>is able to</w:t>
-      </w:r>
-      <w:proofErr w:type="gramEnd"/>
-      <w:r>
-        <w:t xml:space="preserve"> help users find video games they may be interested in </w:t>
-      </w:r>
-      <w:proofErr w:type="gramStart"/>
-      <w:r>
-        <w:t>through the use of</w:t>
-      </w:r>
-      <w:proofErr w:type="gramEnd"/>
-      <w:r>
-        <w:t xml:space="preserve"> a tagging system. </w:t>
+        <w:t xml:space="preserve">project aims to create a web application that is able to help users find video games they may be interested in through the use of a tagging system. </w:t>
       </w:r>
     </w:p>
     <w:p>
@@ -5088,15 +5056,7 @@
         <w:t xml:space="preserve">also </w:t>
       </w:r>
       <w:r>
-        <w:t xml:space="preserve">potentially </w:t>
-      </w:r>
-      <w:proofErr w:type="gramStart"/>
-      <w:r>
-        <w:t>violating</w:t>
-      </w:r>
-      <w:proofErr w:type="gramEnd"/>
-      <w:r>
-        <w:t xml:space="preserve"> a company’s terms of service (Zhao, 2017). However, Zhao (2017) argues that it is difficult to prove the data’s copyright due to “only a specific section of the data [being] legally protected”, while arguing that terms of service fall into a “gr</w:t>
+        <w:t>potentially violating a company’s terms of service (Zhao, 2017). However, Zhao (2017) argues that it is difficult to prove the data’s copyright due to “only a specific section of the data [being] legally protected”, while arguing that terms of service fall into a “gr</w:t>
       </w:r>
       <w:r>
         <w:t>e</w:t>
@@ -5108,23 +5068,7 @@
         <w:t>scraped</w:t>
       </w:r>
       <w:r>
-        <w:t xml:space="preserve"> in this project should have its source saved and, </w:t>
-      </w:r>
-      <w:proofErr w:type="gramStart"/>
-      <w:r>
-        <w:t>in</w:t>
-      </w:r>
-      <w:proofErr w:type="gramEnd"/>
-      <w:r>
-        <w:t xml:space="preserve"> the website, linked to </w:t>
-      </w:r>
-      <w:proofErr w:type="gramStart"/>
-      <w:r>
-        <w:t>in order to</w:t>
-      </w:r>
-      <w:proofErr w:type="gramEnd"/>
-      <w:r>
-        <w:t xml:space="preserve"> show that the data is from the target website and not from another source.</w:t>
+        <w:t xml:space="preserve"> in this project should have its source saved and, in the website, linked to in order to show that the data is from the target website and not from another source.</w:t>
       </w:r>
     </w:p>
     <w:p>
@@ -5480,15 +5424,7 @@
     </w:p>
     <w:p>
       <w:r>
-        <w:t xml:space="preserve">Once a person creates something, they have copyright over their creation for </w:t>
-      </w:r>
-      <w:proofErr w:type="gramStart"/>
-      <w:r>
-        <w:t>a number of</w:t>
-      </w:r>
-      <w:proofErr w:type="gramEnd"/>
-      <w:r>
-        <w:t xml:space="preserve"> years depending on what kind of creation it is (for example, literary, dramatic, musical or artistic works have a copyright of 70 years, while sound recordings have 50 years instead). This copyright gives the person the right to control how their work is used and allows them to object to distortions of their work due to being identified as the author</w:t>
+        <w:t>Once a person creates something, they have copyright over their creation for a number of years depending on what kind of creation it is (for example, literary, dramatic, musical or artistic works have a copyright of 70 years, while sound recordings have 50 years instead). This copyright gives the person the right to control how their work is used and allows them to object to distortions of their work due to being identified as the author</w:t>
       </w:r>
       <w:r>
         <w:t xml:space="preserve"> (UKCS, n.d.)</w:t>
@@ -6021,18 +5957,10 @@
         <w:t>, it is assumed</w:t>
       </w:r>
       <w:r>
-        <w:t xml:space="preserve"> that each page contains accurate information about </w:t>
-      </w:r>
-      <w:proofErr w:type="gramStart"/>
-      <w:r>
-        <w:t xml:space="preserve">the </w:t>
-      </w:r>
-      <w:r>
-        <w:t>each</w:t>
-      </w:r>
-      <w:proofErr w:type="gramEnd"/>
-      <w:r>
-        <w:t xml:space="preserve"> </w:t>
+        <w:t xml:space="preserve"> that each page contains accurate information about the </w:t>
+      </w:r>
+      <w:r>
+        <w:t xml:space="preserve">each </w:t>
       </w:r>
       <w:r>
         <w:t>video game.</w:t>
@@ -6412,27 +6340,14 @@
       <w:r>
         <w:t xml:space="preserve">Figure </w:t>
       </w:r>
-      <w:r>
-        <w:fldChar w:fldCharType="begin"/>
-      </w:r>
-      <w:r>
-        <w:instrText xml:space="preserve"> SEQ Figure \* ARABIC </w:instrText>
-      </w:r>
-      <w:r>
-        <w:fldChar w:fldCharType="separate"/>
-      </w:r>
-      <w:r>
-        <w:rPr>
-          <w:noProof/>
-        </w:rPr>
-        <w:t>1</w:t>
-      </w:r>
-      <w:r>
-        <w:rPr>
-          <w:noProof/>
-        </w:rPr>
-        <w:fldChar w:fldCharType="end"/>
-      </w:r>
+      <w:fldSimple w:instr=" SEQ Figure \* ARABIC ">
+        <w:r>
+          <w:rPr>
+            <w:noProof/>
+          </w:rPr>
+          <w:t>1</w:t>
+        </w:r>
+      </w:fldSimple>
       <w:r>
         <w:t>: Development Process</w:t>
       </w:r>
@@ -6443,15 +6358,7 @@
         <w:t>The</w:t>
       </w:r>
       <w:r>
-        <w:t xml:space="preserve"> goal of this project is to create a website that allows for users to search for video games </w:t>
-      </w:r>
-      <w:proofErr w:type="gramStart"/>
-      <w:r>
-        <w:t>similar to</w:t>
-      </w:r>
-      <w:proofErr w:type="gramEnd"/>
-      <w:r>
-        <w:t xml:space="preserve"> ones they already like. </w:t>
+        <w:t xml:space="preserve"> goal of this project is to create a website that allows for users to search for video games similar to ones they already like. </w:t>
       </w:r>
       <w:r>
         <w:t>This</w:t>
@@ -6650,27 +6557,14 @@
       <w:r>
         <w:t xml:space="preserve">Figure </w:t>
       </w:r>
-      <w:r>
-        <w:fldChar w:fldCharType="begin"/>
-      </w:r>
-      <w:r>
-        <w:instrText xml:space="preserve"> SEQ Figure \* ARABIC </w:instrText>
-      </w:r>
-      <w:r>
-        <w:fldChar w:fldCharType="separate"/>
-      </w:r>
-      <w:r>
-        <w:rPr>
-          <w:noProof/>
-        </w:rPr>
-        <w:t>2</w:t>
-      </w:r>
-      <w:r>
-        <w:rPr>
-          <w:noProof/>
-        </w:rPr>
-        <w:fldChar w:fldCharType="end"/>
-      </w:r>
+      <w:fldSimple w:instr=" SEQ Figure \* ARABIC ">
+        <w:r>
+          <w:rPr>
+            <w:noProof/>
+          </w:rPr>
+          <w:t>2</w:t>
+        </w:r>
+      </w:fldSimple>
       <w:r>
         <w:t>: Steam's All Products Page</w:t>
       </w:r>
@@ -6816,16 +6710,11 @@
     </w:p>
     <w:p>
       <w:r>
-        <w:t xml:space="preserve">Using Steam’s all games </w:t>
-      </w:r>
-      <w:proofErr w:type="gramStart"/>
-      <w:r>
-        <w:t>page</w:t>
+        <w:t>Using Steam’s all games page</w:t>
       </w:r>
       <w:r>
         <w:t>,</w:t>
       </w:r>
-      <w:proofErr w:type="gramEnd"/>
       <w:r>
         <w:t xml:space="preserve"> the following should be done for each game in the list:</w:t>
       </w:r>
@@ -6875,15 +6764,7 @@
         </w:numPr>
       </w:pPr>
       <w:r>
-        <w:t xml:space="preserve">Return to </w:t>
-      </w:r>
-      <w:proofErr w:type="gramStart"/>
-      <w:r>
-        <w:t>the all</w:t>
-      </w:r>
-      <w:proofErr w:type="gramEnd"/>
-      <w:r>
-        <w:t xml:space="preserve"> game’s page a repeat on the next game.</w:t>
+        <w:t>Return to the all game’s page a repeat on the next game.</w:t>
       </w:r>
     </w:p>
     <w:p>
@@ -7010,27 +6891,14 @@
       <w:r>
         <w:t xml:space="preserve">Figure </w:t>
       </w:r>
-      <w:r>
-        <w:fldChar w:fldCharType="begin"/>
-      </w:r>
-      <w:r>
-        <w:instrText xml:space="preserve"> SEQ Figure \* ARABIC </w:instrText>
-      </w:r>
-      <w:r>
-        <w:fldChar w:fldCharType="separate"/>
-      </w:r>
-      <w:r>
-        <w:rPr>
-          <w:noProof/>
-        </w:rPr>
-        <w:t>3</w:t>
-      </w:r>
-      <w:r>
-        <w:rPr>
-          <w:noProof/>
-        </w:rPr>
-        <w:fldChar w:fldCharType="end"/>
-      </w:r>
+      <w:fldSimple w:instr=" SEQ Figure \* ARABIC ">
+        <w:r>
+          <w:rPr>
+            <w:noProof/>
+          </w:rPr>
+          <w:t>3</w:t>
+        </w:r>
+      </w:fldSimple>
       <w:r>
         <w:t>: Steam Developers and Publishers</w:t>
       </w:r>
@@ -7204,27 +7072,14 @@
       <w:r>
         <w:t xml:space="preserve">Figure </w:t>
       </w:r>
-      <w:r>
-        <w:fldChar w:fldCharType="begin"/>
-      </w:r>
-      <w:r>
-        <w:instrText xml:space="preserve"> SEQ Figure \* ARABIC </w:instrText>
-      </w:r>
-      <w:r>
-        <w:fldChar w:fldCharType="separate"/>
-      </w:r>
-      <w:r>
-        <w:rPr>
-          <w:noProof/>
-        </w:rPr>
-        <w:t>4</w:t>
-      </w:r>
-      <w:r>
-        <w:rPr>
-          <w:noProof/>
-        </w:rPr>
-        <w:fldChar w:fldCharType="end"/>
-      </w:r>
+      <w:fldSimple w:instr=" SEQ Figure \* ARABIC ">
+        <w:r>
+          <w:rPr>
+            <w:noProof/>
+          </w:rPr>
+          <w:t>4</w:t>
+        </w:r>
+      </w:fldSimple>
       <w:r>
         <w:t>: HTML of Game Features</w:t>
       </w:r>
@@ -7474,27 +7329,14 @@
       <w:r>
         <w:t xml:space="preserve">Figure </w:t>
       </w:r>
-      <w:r>
-        <w:fldChar w:fldCharType="begin"/>
-      </w:r>
-      <w:r>
-        <w:instrText xml:space="preserve"> SEQ Figure \* ARABIC </w:instrText>
-      </w:r>
-      <w:r>
-        <w:fldChar w:fldCharType="separate"/>
-      </w:r>
-      <w:r>
-        <w:rPr>
-          <w:noProof/>
-        </w:rPr>
-        <w:t>5</w:t>
-      </w:r>
-      <w:r>
-        <w:rPr>
-          <w:noProof/>
-        </w:rPr>
-        <w:fldChar w:fldCharType="end"/>
-      </w:r>
+      <w:fldSimple w:instr=" SEQ Figure \* ARABIC ">
+        <w:r>
+          <w:rPr>
+            <w:noProof/>
+          </w:rPr>
+          <w:t>5</w:t>
+        </w:r>
+      </w:fldSimple>
       <w:r>
         <w:t>: Database Plan</w:t>
       </w:r>
@@ -7591,27 +7433,14 @@
       <w:r>
         <w:t xml:space="preserve">Figure </w:t>
       </w:r>
-      <w:r>
-        <w:fldChar w:fldCharType="begin"/>
-      </w:r>
-      <w:r>
-        <w:instrText xml:space="preserve"> SEQ Figure \* ARABIC </w:instrText>
-      </w:r>
-      <w:r>
-        <w:fldChar w:fldCharType="separate"/>
-      </w:r>
-      <w:r>
-        <w:rPr>
-          <w:noProof/>
-        </w:rPr>
-        <w:t>6</w:t>
-      </w:r>
-      <w:r>
-        <w:rPr>
-          <w:noProof/>
-        </w:rPr>
-        <w:fldChar w:fldCharType="end"/>
-      </w:r>
+      <w:fldSimple w:instr=" SEQ Figure \* ARABIC ">
+        <w:r>
+          <w:rPr>
+            <w:noProof/>
+          </w:rPr>
+          <w:t>6</w:t>
+        </w:r>
+      </w:fldSimple>
       <w:r>
         <w:t>: Database Plan (Reduced)</w:t>
       </w:r>
@@ -7670,50 +7499,21 @@
         <w:t>For practice, the</w:t>
       </w:r>
       <w:r>
-        <w:t xml:space="preserve"> special “All Pages” wiki page on Wikipedia was used. This page lists </w:t>
-      </w:r>
-      <w:proofErr w:type="gramStart"/>
-      <w:r>
-        <w:t>all of</w:t>
-      </w:r>
-      <w:proofErr w:type="gramEnd"/>
-      <w:r>
-        <w:t xml:space="preserve"> the wikis on the website as links. </w:t>
-      </w:r>
-    </w:p>
-    <w:p>
-      <w:r>
-        <w:t xml:space="preserve">The page that lists </w:t>
-      </w:r>
-      <w:proofErr w:type="gramStart"/>
-      <w:r>
-        <w:t>all of</w:t>
-      </w:r>
-      <w:proofErr w:type="gramEnd"/>
-      <w:r>
-        <w:t xml:space="preserve"> the wikis is split into multiple pages, and on each page is a link to a wiki page. </w:t>
+        <w:t xml:space="preserve"> special “All Pages” wiki page on Wikipedia was used. This page lists all of the wikis on the website as links. </w:t>
+      </w:r>
+    </w:p>
+    <w:p>
+      <w:r>
+        <w:t xml:space="preserve">The page that lists all of the wikis is split into multiple pages, and on each page is a link to a wiki page. </w:t>
       </w:r>
       <w:r>
         <w:t xml:space="preserve">Both </w:t>
       </w:r>
       <w:r>
-        <w:t xml:space="preserve">programs get the HTML and search for a divider element which holds </w:t>
-      </w:r>
-      <w:proofErr w:type="gramStart"/>
-      <w:r>
-        <w:t>all of</w:t>
-      </w:r>
-      <w:proofErr w:type="gramEnd"/>
-      <w:r>
-        <w:t xml:space="preserve"> the links. </w:t>
-      </w:r>
-      <w:proofErr w:type="gramStart"/>
-      <w:r>
-        <w:t>All of</w:t>
-      </w:r>
-      <w:proofErr w:type="gramEnd"/>
-      <w:r>
-        <w:t xml:space="preserve"> the links are then looped through with their HTML being analysed for:</w:t>
+        <w:t xml:space="preserve">programs get the HTML and search for a divider element which holds all of the links. </w:t>
+      </w:r>
+      <w:r>
+        <w:t>All of the links are then looped through with their HTML being analysed for:</w:t>
       </w:r>
     </w:p>
     <w:p>
@@ -7859,27 +7659,14 @@
       <w:r>
         <w:t xml:space="preserve">Figure </w:t>
       </w:r>
-      <w:r>
-        <w:fldChar w:fldCharType="begin"/>
-      </w:r>
-      <w:r>
-        <w:instrText xml:space="preserve"> SEQ Figure \* ARABIC </w:instrText>
-      </w:r>
-      <w:r>
-        <w:fldChar w:fldCharType="separate"/>
-      </w:r>
-      <w:r>
-        <w:rPr>
-          <w:noProof/>
-        </w:rPr>
-        <w:t>7</w:t>
-      </w:r>
-      <w:r>
-        <w:rPr>
-          <w:noProof/>
-        </w:rPr>
-        <w:fldChar w:fldCharType="end"/>
-      </w:r>
+      <w:fldSimple w:instr=" SEQ Figure \* ARABIC ">
+        <w:r>
+          <w:rPr>
+            <w:noProof/>
+          </w:rPr>
+          <w:t>7</w:t>
+        </w:r>
+      </w:fldSimple>
       <w:r>
         <w:t>: Beautiful Soup Scraping Main</w:t>
       </w:r>
@@ -7899,15 +7686,7 @@
         <w:t xml:space="preserve"> returns all instances of the element requested</w:t>
       </w:r>
       <w:r>
-        <w:t xml:space="preserve"> (of which elements with specific classes or ids can be requested with the </w:t>
-      </w:r>
-      <w:proofErr w:type="spellStart"/>
-      <w:r>
-        <w:t>attrs</w:t>
-      </w:r>
-      <w:proofErr w:type="spellEnd"/>
-      <w:r>
-        <w:t xml:space="preserve"> attribute)</w:t>
+        <w:t xml:space="preserve"> (of which elements with specific classes or ids can be requested with the attrs attribute)</w:t>
       </w:r>
       <w:r>
         <w:t xml:space="preserve"> which can then be looped through to handle child elements</w:t>
@@ -7929,7 +7708,7 @@
           <w:noProof/>
         </w:rPr>
         <w:drawing>
-          <wp:inline distT="0" distB="0" distL="0" distR="0" wp14:anchorId="40ABE2E5" wp14:editId="47153206">
+          <wp:inline distT="0" distB="0" distL="0" distR="0" wp14:anchorId="40ABE2E5" wp14:editId="1F3976DB">
             <wp:extent cx="4162425" cy="1246650"/>
             <wp:effectExtent l="38100" t="38100" r="28575" b="29845"/>
             <wp:docPr id="1701288164" name="Picture 2" descr="A computer screen with text on it&#10;&#10;AI-generated content may be incorrect."/>
@@ -7989,27 +7768,14 @@
       <w:r>
         <w:t xml:space="preserve">Figure </w:t>
       </w:r>
-      <w:r>
-        <w:fldChar w:fldCharType="begin"/>
-      </w:r>
-      <w:r>
-        <w:instrText xml:space="preserve"> SEQ Figure \* ARABIC </w:instrText>
-      </w:r>
-      <w:r>
-        <w:fldChar w:fldCharType="separate"/>
-      </w:r>
-      <w:r>
-        <w:rPr>
-          <w:noProof/>
-        </w:rPr>
-        <w:t>8</w:t>
-      </w:r>
-      <w:r>
-        <w:rPr>
-          <w:noProof/>
-        </w:rPr>
-        <w:fldChar w:fldCharType="end"/>
-      </w:r>
+      <w:fldSimple w:instr=" SEQ Figure \* ARABIC ">
+        <w:r>
+          <w:rPr>
+            <w:noProof/>
+          </w:rPr>
+          <w:t>8</w:t>
+        </w:r>
+      </w:fldSimple>
       <w:r>
         <w:t>: Beautiful Soup Scraping Per Page</w:t>
       </w:r>
@@ -8116,27 +7882,14 @@
       <w:r>
         <w:t xml:space="preserve">Figure </w:t>
       </w:r>
-      <w:r>
-        <w:fldChar w:fldCharType="begin"/>
-      </w:r>
-      <w:r>
-        <w:instrText xml:space="preserve"> SEQ Figure \* ARABIC </w:instrText>
-      </w:r>
-      <w:r>
-        <w:fldChar w:fldCharType="separate"/>
-      </w:r>
-      <w:r>
-        <w:rPr>
-          <w:noProof/>
-        </w:rPr>
-        <w:t>9</w:t>
-      </w:r>
-      <w:r>
-        <w:rPr>
-          <w:noProof/>
-        </w:rPr>
-        <w:fldChar w:fldCharType="end"/>
-      </w:r>
+      <w:fldSimple w:instr=" SEQ Figure \* ARABIC ">
+        <w:r>
+          <w:rPr>
+            <w:noProof/>
+          </w:rPr>
+          <w:t>9</w:t>
+        </w:r>
+      </w:fldSimple>
       <w:r>
         <w:t>: Selenium Scraping Main</w:t>
       </w:r>
@@ -8144,15 +7897,7 @@
     </w:p>
     <w:p>
       <w:r>
-        <w:t xml:space="preserve">For the selenium program (using the Firefox web browser), the code is quite </w:t>
-      </w:r>
-      <w:proofErr w:type="gramStart"/>
-      <w:r>
-        <w:t>similar to</w:t>
-      </w:r>
-      <w:proofErr w:type="gramEnd"/>
-      <w:r>
-        <w:t xml:space="preserve"> beautiful soup. Selenium allows for the search of elements through different tag attributes rather than searching for a specific element </w:t>
+        <w:t xml:space="preserve">For the selenium program (using the Firefox web browser), the code is quite similar to beautiful soup. Selenium allows for the search of elements through different tag attributes rather than searching for a specific element </w:t>
       </w:r>
       <w:r>
         <w:t>(Selenium</w:t>
@@ -8319,7 +8064,7 @@
           <w:noProof/>
         </w:rPr>
         <w:drawing>
-          <wp:inline distT="0" distB="0" distL="0" distR="0" wp14:anchorId="5F05F26C" wp14:editId="2B4D146C">
+          <wp:inline distT="0" distB="0" distL="0" distR="0" wp14:anchorId="5F05F26C" wp14:editId="3B6B521A">
             <wp:extent cx="5731510" cy="637540"/>
             <wp:effectExtent l="38100" t="38100" r="40640" b="29210"/>
             <wp:docPr id="1908628895" name="Picture 2"/>
@@ -8457,27 +8202,14 @@
       <w:r>
         <w:t xml:space="preserve">Figure </w:t>
       </w:r>
-      <w:r>
-        <w:fldChar w:fldCharType="begin"/>
-      </w:r>
-      <w:r>
-        <w:instrText xml:space="preserve"> SEQ Figure \* ARABIC </w:instrText>
-      </w:r>
-      <w:r>
-        <w:fldChar w:fldCharType="separate"/>
-      </w:r>
-      <w:r>
-        <w:rPr>
-          <w:noProof/>
-        </w:rPr>
-        <w:t>10</w:t>
-      </w:r>
-      <w:r>
-        <w:rPr>
-          <w:noProof/>
-        </w:rPr>
-        <w:fldChar w:fldCharType="end"/>
-      </w:r>
+      <w:fldSimple w:instr=" SEQ Figure \* ARABIC ">
+        <w:r>
+          <w:rPr>
+            <w:noProof/>
+          </w:rPr>
+          <w:t>10</w:t>
+        </w:r>
+      </w:fldSimple>
       <w:r>
         <w:t>: Per Game HTML</w:t>
       </w:r>
@@ -8574,13 +8306,8 @@
         <w:t>HTML</w:t>
       </w:r>
       <w:r>
-        <w:t xml:space="preserve"> is </w:t>
-      </w:r>
-      <w:proofErr w:type="spellStart"/>
-      <w:r>
-        <w:t>recieved</w:t>
-      </w:r>
-      <w:proofErr w:type="spellEnd"/>
+        <w:t xml:space="preserve"> is recieved</w:t>
+      </w:r>
       <w:r>
         <w:t>, no additional HTML is received</w:t>
       </w:r>
@@ -8741,27 +8468,14 @@
       <w:r>
         <w:t xml:space="preserve">Figure </w:t>
       </w:r>
-      <w:r>
-        <w:fldChar w:fldCharType="begin"/>
-      </w:r>
-      <w:r>
-        <w:instrText xml:space="preserve"> SEQ Figure \* ARABIC </w:instrText>
-      </w:r>
-      <w:r>
-        <w:fldChar w:fldCharType="separate"/>
-      </w:r>
-      <w:r>
-        <w:rPr>
-          <w:noProof/>
-        </w:rPr>
-        <w:t>11</w:t>
-      </w:r>
-      <w:r>
-        <w:rPr>
-          <w:noProof/>
-        </w:rPr>
-        <w:fldChar w:fldCharType="end"/>
-      </w:r>
+      <w:fldSimple w:instr=" SEQ Figure \* ARABIC ">
+        <w:r>
+          <w:rPr>
+            <w:noProof/>
+          </w:rPr>
+          <w:t>11</w:t>
+        </w:r>
+      </w:fldSimple>
       <w:r>
         <w:t>: Steam XHR Requests</w:t>
       </w:r>
@@ -8780,14 +8494,12 @@
       <w:r>
         <w:t xml:space="preserve">for </w:t>
       </w:r>
-      <w:proofErr w:type="spellStart"/>
       <w:r>
         <w:t>XMLHttpRequest</w:t>
       </w:r>
       <w:r>
         <w:t>s</w:t>
       </w:r>
-      <w:proofErr w:type="spellEnd"/>
       <w:r>
         <w:t xml:space="preserve"> (XHR) </w:t>
       </w:r>
@@ -8850,7 +8562,7 @@
           <w:noProof/>
         </w:rPr>
         <w:drawing>
-          <wp:inline distT="0" distB="0" distL="0" distR="0" wp14:anchorId="1F65946C" wp14:editId="2EB6865B">
+          <wp:inline distT="0" distB="0" distL="0" distR="0" wp14:anchorId="1F65946C" wp14:editId="7F820E4B">
             <wp:extent cx="5731510" cy="530860"/>
             <wp:effectExtent l="38100" t="38100" r="40640" b="40640"/>
             <wp:docPr id="1929413245" name="Picture 5"/>
@@ -8906,27 +8618,14 @@
       <w:r>
         <w:t xml:space="preserve">Figure </w:t>
       </w:r>
-      <w:r>
-        <w:fldChar w:fldCharType="begin"/>
-      </w:r>
-      <w:r>
-        <w:instrText xml:space="preserve"> SEQ Figure \* ARABIC </w:instrText>
-      </w:r>
-      <w:r>
-        <w:fldChar w:fldCharType="separate"/>
-      </w:r>
-      <w:r>
-        <w:rPr>
-          <w:noProof/>
-        </w:rPr>
-        <w:t>12</w:t>
-      </w:r>
-      <w:r>
-        <w:rPr>
-          <w:noProof/>
-        </w:rPr>
-        <w:fldChar w:fldCharType="end"/>
-      </w:r>
+      <w:fldSimple w:instr=" SEQ Figure \* ARABIC ">
+        <w:r>
+          <w:rPr>
+            <w:noProof/>
+          </w:rPr>
+          <w:t>12</w:t>
+        </w:r>
+      </w:fldSimple>
       <w:r>
         <w:t>: XHR Returned JSON</w:t>
       </w:r>
@@ -8961,15 +8660,7 @@
         <w:t xml:space="preserve">Though the XHR URL </w:t>
       </w:r>
       <w:r>
-        <w:t>returned the data as a JSON file, the JSON method of the requests library which decodes JSON for it to be used like a dictionary in Python (Requests Documentation, n.d.). From this, the HTML could be accessed with the key of “</w:t>
-      </w:r>
-      <w:proofErr w:type="spellStart"/>
-      <w:r>
-        <w:t>results_html</w:t>
-      </w:r>
-      <w:proofErr w:type="spellEnd"/>
-      <w:r>
-        <w:t xml:space="preserve">” which </w:t>
+        <w:t xml:space="preserve">returned the data as a JSON file, the JSON method of the requests library which decodes JSON for it to be used like a dictionary in Python (Requests Documentation, n.d.). From this, the HTML could be accessed with the key of “results_html” which </w:t>
       </w:r>
       <w:r>
         <w:t xml:space="preserve">finally </w:t>
@@ -9078,52 +8769,23 @@
         <w:t xml:space="preserve"> anchor tags mentioned at the beginning of this section are found using </w:t>
       </w:r>
       <w:r>
-        <w:t xml:space="preserve">Beautiful Soup’s </w:t>
-      </w:r>
-      <w:proofErr w:type="spellStart"/>
-      <w:r>
-        <w:t>find_all</w:t>
-      </w:r>
-      <w:proofErr w:type="spellEnd"/>
+        <w:t xml:space="preserve">Beautiful Soup’s find_all </w:t>
+      </w:r>
+      <w:r>
+        <w:t>method</w:t>
+      </w:r>
+      <w:r>
+        <w:t xml:space="preserve"> (Tedboy, n.d.). In this case, the class attribute is included in the search due to the anchors having the class</w:t>
+      </w:r>
       <w:r>
         <w:t xml:space="preserve"> </w:t>
       </w:r>
       <w:r>
-        <w:t>method</w:t>
-      </w:r>
-      <w:r>
-        <w:t xml:space="preserve"> (</w:t>
-      </w:r>
-      <w:proofErr w:type="spellStart"/>
-      <w:r>
-        <w:t>Tedboy</w:t>
-      </w:r>
-      <w:proofErr w:type="spellEnd"/>
-      <w:r>
-        <w:t>, n.d.). In this case, the class attribute is included in the search due to the anchors having the class</w:t>
-      </w:r>
-      <w:r>
-        <w:t xml:space="preserve"> </w:t>
-      </w:r>
-      <w:r>
         <w:t xml:space="preserve">name of </w:t>
       </w:r>
       <w:r>
-        <w:t>"</w:t>
-      </w:r>
-      <w:proofErr w:type="spellStart"/>
-      <w:r>
-        <w:t>search_result_row</w:t>
-      </w:r>
-      <w:proofErr w:type="spellEnd"/>
-      <w:r>
-        <w:t xml:space="preserve"> </w:t>
-      </w:r>
-      <w:proofErr w:type="spellStart"/>
-      <w:r>
-        <w:t>ds_collapse_flag</w:t>
-      </w:r>
-      <w:proofErr w:type="spellEnd"/>
+        <w:t>"search_result_row ds_collapse_flag</w:t>
+      </w:r>
       <w:r>
         <w:t xml:space="preserve">”. </w:t>
       </w:r>
@@ -9227,27 +8889,14 @@
       <w:r>
         <w:t xml:space="preserve">Figure </w:t>
       </w:r>
-      <w:r>
-        <w:fldChar w:fldCharType="begin"/>
-      </w:r>
-      <w:r>
-        <w:instrText xml:space="preserve"> SEQ Figure \* ARABIC </w:instrText>
-      </w:r>
-      <w:r>
-        <w:fldChar w:fldCharType="separate"/>
-      </w:r>
-      <w:r>
-        <w:rPr>
-          <w:noProof/>
-        </w:rPr>
-        <w:t>13</w:t>
-      </w:r>
-      <w:r>
-        <w:rPr>
-          <w:noProof/>
-        </w:rPr>
-        <w:fldChar w:fldCharType="end"/>
-      </w:r>
+      <w:fldSimple w:instr=" SEQ Figure \* ARABIC ">
+        <w:r>
+          <w:rPr>
+            <w:noProof/>
+          </w:rPr>
+          <w:t>13</w:t>
+        </w:r>
+      </w:fldSimple>
       <w:r>
         <w:t>: Tag Collection</w:t>
       </w:r>
@@ -9255,31 +8904,7 @@
     </w:p>
     <w:p>
       <w:r>
-        <w:t>For each game page, a list is created that holds the data that will be collected called “</w:t>
-      </w:r>
-      <w:proofErr w:type="spellStart"/>
-      <w:r>
-        <w:t>current_game_data</w:t>
-      </w:r>
-      <w:proofErr w:type="spellEnd"/>
-      <w:r>
-        <w:t xml:space="preserve">”. Then, for each data point that needs be collected, the program attempts to find where the data is stored in the HTML using HTML </w:t>
-      </w:r>
-      <w:proofErr w:type="spellStart"/>
-      <w:r>
-        <w:t>classnames</w:t>
-      </w:r>
-      <w:proofErr w:type="spellEnd"/>
-      <w:r>
-        <w:t xml:space="preserve"> and looping through the results found and adding them to their own list which is then appended to </w:t>
-      </w:r>
-      <w:proofErr w:type="spellStart"/>
-      <w:r>
-        <w:t>current_game_data</w:t>
-      </w:r>
-      <w:proofErr w:type="spellEnd"/>
-      <w:r>
-        <w:t>. Unless no data is found, in which case “N/A” is appended instead.</w:t>
+        <w:t>For each game page, a list is created that holds the data that will be collected called “current_game_data”. Then, for each data point that needs be collected, the program attempts to find where the data is stored in the HTML using HTML classnames and looping through the results found and adding them to their own list which is then appended to current_game_data. Unless no data is found, in which case “N/A” is appended instead.</w:t>
       </w:r>
     </w:p>
     <w:p>
@@ -9362,27 +8987,14 @@
       <w:r>
         <w:t xml:space="preserve">Figure </w:t>
       </w:r>
-      <w:r>
-        <w:fldChar w:fldCharType="begin"/>
-      </w:r>
-      <w:r>
-        <w:instrText xml:space="preserve"> SEQ Figure \* ARABIC </w:instrText>
-      </w:r>
-      <w:r>
-        <w:fldChar w:fldCharType="separate"/>
-      </w:r>
-      <w:r>
-        <w:rPr>
-          <w:noProof/>
-        </w:rPr>
-        <w:t>14</w:t>
-      </w:r>
-      <w:r>
-        <w:rPr>
-          <w:noProof/>
-        </w:rPr>
-        <w:fldChar w:fldCharType="end"/>
-      </w:r>
+      <w:fldSimple w:instr=" SEQ Figure \* ARABIC ">
+        <w:r>
+          <w:rPr>
+            <w:noProof/>
+          </w:rPr>
+          <w:t>14</w:t>
+        </w:r>
+      </w:fldSimple>
       <w:r>
         <w:t>: Developer and Publisher Scraping</w:t>
       </w:r>
@@ -9486,27 +9098,14 @@
       <w:r>
         <w:t xml:space="preserve">Figure </w:t>
       </w:r>
-      <w:r>
-        <w:fldChar w:fldCharType="begin"/>
-      </w:r>
-      <w:r>
-        <w:instrText xml:space="preserve"> SEQ Figure \* ARABIC </w:instrText>
-      </w:r>
-      <w:r>
-        <w:fldChar w:fldCharType="separate"/>
-      </w:r>
-      <w:r>
-        <w:rPr>
-          <w:noProof/>
-        </w:rPr>
-        <w:t>15</w:t>
-      </w:r>
-      <w:r>
-        <w:rPr>
-          <w:noProof/>
-        </w:rPr>
-        <w:fldChar w:fldCharType="end"/>
-      </w:r>
+      <w:fldSimple w:instr=" SEQ Figure \* ARABIC ">
+        <w:r>
+          <w:rPr>
+            <w:noProof/>
+          </w:rPr>
+          <w:t>15</w:t>
+        </w:r>
+      </w:fldSimple>
       <w:r>
         <w:t>: Language Collection</w:t>
       </w:r>
@@ -9597,27 +9196,14 @@
       <w:r>
         <w:t xml:space="preserve">Figure </w:t>
       </w:r>
-      <w:r>
-        <w:fldChar w:fldCharType="begin"/>
-      </w:r>
-      <w:r>
-        <w:instrText xml:space="preserve"> SEQ Figure \* ARABIC </w:instrText>
-      </w:r>
-      <w:r>
-        <w:fldChar w:fldCharType="separate"/>
-      </w:r>
-      <w:r>
-        <w:rPr>
-          <w:noProof/>
-        </w:rPr>
-        <w:t>16</w:t>
-      </w:r>
-      <w:r>
-        <w:rPr>
-          <w:noProof/>
-        </w:rPr>
-        <w:fldChar w:fldCharType="end"/>
-      </w:r>
+      <w:fldSimple w:instr=" SEQ Figure \* ARABIC ">
+        <w:r>
+          <w:rPr>
+            <w:noProof/>
+          </w:rPr>
+          <w:t>16</w:t>
+        </w:r>
+      </w:fldSimple>
       <w:r>
         <w:t>: Game Type</w:t>
       </w:r>
@@ -9625,44 +9211,15 @@
     </w:p>
     <w:p>
       <w:r>
-        <w:t>After experimenting with this scraping program, it was found that Steam also sells software, hardware and game bundles. Before the data collected is saved, the type is determined by checking the page location found at the top of the page with the class name of “</w:t>
-      </w:r>
-      <w:proofErr w:type="spellStart"/>
-      <w:r>
-        <w:t>blockbg</w:t>
-      </w:r>
-      <w:proofErr w:type="spellEnd"/>
+        <w:t>After experimenting with this scraping program, it was found that Steam also sells software, hardware and game bundles. Before the data collected is saved, the type is determined by checking the page location found at the top of the page with the class name of “blockbg</w:t>
+      </w:r>
       <w:r>
         <w:t xml:space="preserve">” which contains the type. </w:t>
       </w:r>
     </w:p>
     <w:p>
       <w:r>
-        <w:t xml:space="preserve">After the data has been collected, the </w:t>
-      </w:r>
-      <w:proofErr w:type="spellStart"/>
-      <w:r>
-        <w:t>current_game_data</w:t>
-      </w:r>
-      <w:proofErr w:type="spellEnd"/>
-      <w:r>
-        <w:t xml:space="preserve"> list is appended to the “</w:t>
-      </w:r>
-      <w:proofErr w:type="spellStart"/>
-      <w:r>
-        <w:t>game_data</w:t>
-      </w:r>
-      <w:proofErr w:type="spellEnd"/>
-      <w:r>
-        <w:t xml:space="preserve">” list which contains </w:t>
-      </w:r>
-      <w:proofErr w:type="gramStart"/>
-      <w:r>
-        <w:t>all of</w:t>
-      </w:r>
-      <w:proofErr w:type="gramEnd"/>
-      <w:r>
-        <w:t xml:space="preserve"> the game data collected.</w:t>
+        <w:t>After the data has been collected, the current_game_data list is appended to the “game_data” list which contains all of the game data collected.</w:t>
       </w:r>
     </w:p>
     <w:p>
@@ -9670,15 +9227,7 @@
         <w:t>Note: The</w:t>
       </w:r>
       <w:r>
-        <w:t xml:space="preserve"> only hardware sold on Steam is Valve’s (the company that runs Steam) own hardware. </w:t>
-      </w:r>
-      <w:proofErr w:type="gramStart"/>
-      <w:r>
-        <w:t>All of</w:t>
-      </w:r>
-      <w:proofErr w:type="gramEnd"/>
-      <w:r>
-        <w:t xml:space="preserve"> this hardware has a completely different page layout with completely different class names. Because of this, all hardware data is N/A apart from the price.</w:t>
+        <w:t xml:space="preserve"> only hardware sold on Steam is Valve’s (the company that runs Steam) own hardware. All of this hardware has a completely different page layout with completely different class names. Because of this, all hardware data is N/A apart from the price.</w:t>
       </w:r>
     </w:p>
     <w:p>
@@ -9765,29 +9314,13 @@
         <w:t xml:space="preserve">Python’s CSV reader method as part of the CSV library (Python documentation, n.d. - a). One important part to note is that at first, the CSV files contained odd symbols before certain parts such as the prices. </w:t>
       </w:r>
       <w:r>
-        <w:t>It was found that this was because of incorrect encoding causing the wrong characters to be displayed (</w:t>
-      </w:r>
-      <w:proofErr w:type="spellStart"/>
-      <w:r>
-        <w:t>LabEx</w:t>
-      </w:r>
-      <w:proofErr w:type="spellEnd"/>
-      <w:r>
-        <w:t xml:space="preserve">, n.d.). With research, a page of </w:t>
+        <w:t xml:space="preserve">It was found that this was because of incorrect encoding causing the wrong characters to be displayed (LabEx, n.d.). With research, a page of </w:t>
       </w:r>
       <w:r>
         <w:t xml:space="preserve">the </w:t>
       </w:r>
       <w:r>
-        <w:t>Python Documentation (</w:t>
-      </w:r>
-      <w:proofErr w:type="spellStart"/>
-      <w:r>
-        <w:t>n.d</w:t>
-      </w:r>
-      <w:proofErr w:type="spellEnd"/>
-      <w:r>
-        <w:t>) titled “Unicode HOWTO”</w:t>
+        <w:t>Python Documentation (n.d) titled “Unicode HOWTO”</w:t>
       </w:r>
       <w:r>
         <w:t xml:space="preserve"> helped to understand some of the encoding types. Through experimentation, it was found that the UFT-8-SIG encoding method prevented encoding errors.</w:t>
@@ -9889,11 +9422,9 @@
       <w:r>
         <w:t xml:space="preserve"> normalised. </w:t>
       </w:r>
-      <w:proofErr w:type="gramStart"/>
       <w:r>
         <w:t>Firstly</w:t>
       </w:r>
-      <w:proofErr w:type="gramEnd"/>
       <w:r>
         <w:t xml:space="preserve"> in Python using the Pandas library, to remove brackets from lists and to convert dates to numbers. Then, the data was normalised in Excel to remove N/A values.</w:t>
       </w:r>
@@ -9977,24 +9508,14 @@
       <w:r>
         <w:t xml:space="preserve">Figure </w:t>
       </w:r>
-      <w:r>
-        <w:fldChar w:fldCharType="begin"/>
-      </w:r>
-      <w:r>
-        <w:instrText xml:space="preserve"> SEQ Figure \* ARABIC </w:instrText>
-      </w:r>
-      <w:r>
-        <w:fldChar w:fldCharType="separate"/>
-      </w:r>
-      <w:r>
-        <w:rPr>
-          <w:noProof/>
-        </w:rPr>
-        <w:t>17</w:t>
-      </w:r>
-      <w:r>
-        <w:fldChar w:fldCharType="end"/>
-      </w:r>
+      <w:fldSimple w:instr=" SEQ Figure \* ARABIC ">
+        <w:r>
+          <w:rPr>
+            <w:noProof/>
+          </w:rPr>
+          <w:t>17</w:t>
+        </w:r>
+      </w:fldSimple>
       <w:r>
         <w:t>: Average Price Per Year</w:t>
       </w:r>
@@ -10035,13 +9556,7 @@
         <w:t xml:space="preserve"> which </w:t>
       </w:r>
       <w:r>
-        <w:t>caused an increase in the amount of entertainment consumed by the public (</w:t>
-      </w:r>
-      <w:r>
-        <w:t>Nawaz</w:t>
-      </w:r>
-      <w:r>
-        <w:t xml:space="preserve"> et al, 2024) which </w:t>
+        <w:t xml:space="preserve">caused an increase in the amount of entertainment consumed by the public (Nawaz et al, 2024) which </w:t>
       </w:r>
       <w:r>
         <w:t xml:space="preserve">could have caused an increase in video game prices due to labour shortages caused by COVID-19 that increased other prices, such as food (Mahmood, 2024). </w:t>
@@ -10133,24 +9648,14 @@
       <w:r>
         <w:t xml:space="preserve">Figure </w:t>
       </w:r>
-      <w:r>
-        <w:fldChar w:fldCharType="begin"/>
-      </w:r>
-      <w:r>
-        <w:instrText xml:space="preserve"> SEQ Figure \* ARABIC </w:instrText>
-      </w:r>
-      <w:r>
-        <w:fldChar w:fldCharType="separate"/>
-      </w:r>
-      <w:r>
-        <w:rPr>
-          <w:noProof/>
-        </w:rPr>
-        <w:t>18</w:t>
-      </w:r>
-      <w:r>
-        <w:fldChar w:fldCharType="end"/>
-      </w:r>
+      <w:fldSimple w:instr=" SEQ Figure \* ARABIC ">
+        <w:r>
+          <w:rPr>
+            <w:noProof/>
+          </w:rPr>
+          <w:t>18</w:t>
+        </w:r>
+      </w:fldSimple>
       <w:r>
         <w:t>: Average Price Per Month</w:t>
       </w:r>
@@ -10249,24 +9754,14 @@
       <w:r>
         <w:t xml:space="preserve">Figure </w:t>
       </w:r>
-      <w:r>
-        <w:fldChar w:fldCharType="begin"/>
-      </w:r>
-      <w:r>
-        <w:instrText xml:space="preserve"> SEQ Figure \* ARABIC </w:instrText>
-      </w:r>
-      <w:r>
-        <w:fldChar w:fldCharType="separate"/>
-      </w:r>
-      <w:r>
-        <w:rPr>
-          <w:noProof/>
-        </w:rPr>
-        <w:t>19</w:t>
-      </w:r>
-      <w:r>
-        <w:fldChar w:fldCharType="end"/>
-      </w:r>
+      <w:fldSimple w:instr=" SEQ Figure \* ARABIC ">
+        <w:r>
+          <w:rPr>
+            <w:noProof/>
+          </w:rPr>
+          <w:t>19</w:t>
+        </w:r>
+      </w:fldSimple>
       <w:r>
         <w:t>: Average Game Price Per Developer</w:t>
       </w:r>
@@ -10341,24 +9836,14 @@
       <w:r>
         <w:t xml:space="preserve">Figure </w:t>
       </w:r>
-      <w:r>
-        <w:fldChar w:fldCharType="begin"/>
-      </w:r>
-      <w:r>
-        <w:instrText xml:space="preserve"> SEQ Figure \* ARABIC </w:instrText>
-      </w:r>
-      <w:r>
-        <w:fldChar w:fldCharType="separate"/>
-      </w:r>
-      <w:r>
-        <w:rPr>
-          <w:noProof/>
-        </w:rPr>
-        <w:t>20</w:t>
-      </w:r>
-      <w:r>
-        <w:fldChar w:fldCharType="end"/>
-      </w:r>
+      <w:fldSimple w:instr=" SEQ Figure \* ARABIC ">
+        <w:r>
+          <w:rPr>
+            <w:noProof/>
+          </w:rPr>
+          <w:t>20</w:t>
+        </w:r>
+      </w:fldSimple>
       <w:r>
         <w:t>: Number of Gamers Per Developer</w:t>
       </w:r>
@@ -10369,15 +9854,7 @@
         <w:t xml:space="preserve">Next, developers and publishers were analysed. For developers, it was found </w:t>
       </w:r>
       <w:r>
-        <w:t>the developer with the highest average price was “</w:t>
-      </w:r>
-      <w:proofErr w:type="spellStart"/>
-      <w:r>
-        <w:t>NeoBards</w:t>
-      </w:r>
-      <w:proofErr w:type="spellEnd"/>
-      <w:r>
-        <w:t xml:space="preserve"> Entertainment” with an average price of £69.99. However, (of the scraped data) the highest average price developers only have one or two games. Ubisoft for example, has 124 games which is the most of any developer and their average price is £7.14 (though this is discounting their other studios). </w:t>
+        <w:t xml:space="preserve">the developer with the highest average price was “NeoBards Entertainment” with an average price of £69.99. However, (of the scraped data) the highest average price developers only have one or two games. Ubisoft for example, has 124 games which is the most of any developer and their average price is £7.14 (though this is discounting their other studios). </w:t>
       </w:r>
       <w:r>
         <w:t xml:space="preserve">One common link between expensive developers is that their game(s) are all very new with at least two being released in 2025 and one </w:t>
@@ -10459,24 +9936,14 @@
       <w:r>
         <w:t xml:space="preserve">Figure </w:t>
       </w:r>
-      <w:r>
-        <w:fldChar w:fldCharType="begin"/>
-      </w:r>
-      <w:r>
-        <w:instrText xml:space="preserve"> SEQ Figure \* ARABIC </w:instrText>
-      </w:r>
-      <w:r>
-        <w:fldChar w:fldCharType="separate"/>
-      </w:r>
-      <w:r>
-        <w:rPr>
-          <w:noProof/>
-        </w:rPr>
-        <w:t>21</w:t>
-      </w:r>
-      <w:r>
-        <w:fldChar w:fldCharType="end"/>
-      </w:r>
+      <w:fldSimple w:instr=" SEQ Figure \* ARABIC ">
+        <w:r>
+          <w:rPr>
+            <w:noProof/>
+          </w:rPr>
+          <w:t>21</w:t>
+        </w:r>
+      </w:fldSimple>
       <w:r>
         <w:t>: Average Price Per Publisher</w:t>
       </w:r>
@@ -10551,24 +10018,14 @@
       <w:r>
         <w:t xml:space="preserve">Figure </w:t>
       </w:r>
-      <w:r>
-        <w:fldChar w:fldCharType="begin"/>
-      </w:r>
-      <w:r>
-        <w:instrText xml:space="preserve"> SEQ Figure \* ARABIC </w:instrText>
-      </w:r>
-      <w:r>
-        <w:fldChar w:fldCharType="separate"/>
-      </w:r>
-      <w:r>
-        <w:rPr>
-          <w:noProof/>
-        </w:rPr>
-        <w:t>22</w:t>
-      </w:r>
-      <w:r>
-        <w:fldChar w:fldCharType="end"/>
-      </w:r>
+      <w:fldSimple w:instr=" SEQ Figure \* ARABIC ">
+        <w:r>
+          <w:rPr>
+            <w:noProof/>
+          </w:rPr>
+          <w:t>22</w:t>
+        </w:r>
+      </w:fldSimple>
       <w:r>
         <w:t>: Number of Games Per Publisher</w:t>
       </w:r>
@@ -10597,15 +10054,7 @@
     </w:p>
     <w:p>
       <w:r>
-        <w:t xml:space="preserve">Note: </w:t>
-      </w:r>
-      <w:proofErr w:type="spellStart"/>
-      <w:r>
-        <w:t>YoYo</w:t>
-      </w:r>
-      <w:proofErr w:type="spellEnd"/>
-      <w:r>
-        <w:t xml:space="preserve"> Games is featured on these graphs despite their product being software. This is because Steam strangely deems their software as a “game”</w:t>
+        <w:t>Note: YoYo Games is featured on these graphs despite their product being software. This is because Steam strangely deems their software as a “game”</w:t>
       </w:r>
       <w:r>
         <w:t>, hence why it is not mentioned.</w:t>
@@ -10695,24 +10144,14 @@
       <w:r>
         <w:t xml:space="preserve">Figure </w:t>
       </w:r>
-      <w:r>
-        <w:fldChar w:fldCharType="begin"/>
-      </w:r>
-      <w:r>
-        <w:instrText xml:space="preserve"> SEQ Figure \* ARABIC </w:instrText>
-      </w:r>
-      <w:r>
-        <w:fldChar w:fldCharType="separate"/>
-      </w:r>
-      <w:r>
-        <w:rPr>
-          <w:noProof/>
-        </w:rPr>
-        <w:t>23</w:t>
-      </w:r>
-      <w:r>
-        <w:fldChar w:fldCharType="end"/>
-      </w:r>
+      <w:fldSimple w:instr=" SEQ Figure \* ARABIC ">
+        <w:r>
+          <w:rPr>
+            <w:noProof/>
+          </w:rPr>
+          <w:t>23</w:t>
+        </w:r>
+      </w:fldSimple>
       <w:r>
         <w:t>: Average Game Price Per Genre</w:t>
       </w:r>
@@ -10787,24 +10226,14 @@
       <w:r>
         <w:t xml:space="preserve">Figure </w:t>
       </w:r>
-      <w:r>
-        <w:fldChar w:fldCharType="begin"/>
-      </w:r>
-      <w:r>
-        <w:instrText xml:space="preserve"> SEQ Figure \* ARABIC </w:instrText>
-      </w:r>
-      <w:r>
-        <w:fldChar w:fldCharType="separate"/>
-      </w:r>
-      <w:r>
-        <w:rPr>
-          <w:noProof/>
-        </w:rPr>
-        <w:t>24</w:t>
-      </w:r>
-      <w:r>
-        <w:fldChar w:fldCharType="end"/>
-      </w:r>
+      <w:fldSimple w:instr=" SEQ Figure \* ARABIC ">
+        <w:r>
+          <w:rPr>
+            <w:noProof/>
+          </w:rPr>
+          <w:t>24</w:t>
+        </w:r>
+      </w:fldSimple>
       <w:r>
         <w:t>: Number of Games Per Genre</w:t>
       </w:r>
@@ -10922,24 +10351,14 @@
       <w:r>
         <w:t xml:space="preserve">Figure </w:t>
       </w:r>
-      <w:r>
-        <w:fldChar w:fldCharType="begin"/>
-      </w:r>
-      <w:r>
-        <w:instrText xml:space="preserve"> SEQ Figure \* ARABIC </w:instrText>
-      </w:r>
-      <w:r>
-        <w:fldChar w:fldCharType="separate"/>
-      </w:r>
-      <w:r>
-        <w:rPr>
-          <w:noProof/>
-        </w:rPr>
-        <w:t>25</w:t>
-      </w:r>
-      <w:r>
-        <w:fldChar w:fldCharType="end"/>
-      </w:r>
+      <w:fldSimple w:instr=" SEQ Figure \* ARABIC ">
+        <w:r>
+          <w:rPr>
+            <w:noProof/>
+          </w:rPr>
+          <w:t>25</w:t>
+        </w:r>
+      </w:fldSimple>
       <w:r>
         <w:t>: Average Game Price Per User Tag</w:t>
       </w:r>
@@ -11012,24 +10431,14 @@
       <w:r>
         <w:t xml:space="preserve">Figure </w:t>
       </w:r>
-      <w:r>
-        <w:fldChar w:fldCharType="begin"/>
-      </w:r>
-      <w:r>
-        <w:instrText xml:space="preserve"> SEQ Figure \* ARABIC </w:instrText>
-      </w:r>
-      <w:r>
-        <w:fldChar w:fldCharType="separate"/>
-      </w:r>
-      <w:r>
-        <w:rPr>
-          <w:noProof/>
-        </w:rPr>
-        <w:t>26</w:t>
-      </w:r>
-      <w:r>
-        <w:fldChar w:fldCharType="end"/>
-      </w:r>
+      <w:fldSimple w:instr=" SEQ Figure \* ARABIC ">
+        <w:r>
+          <w:rPr>
+            <w:noProof/>
+          </w:rPr>
+          <w:t>26</w:t>
+        </w:r>
+      </w:fldSimple>
       <w:r>
         <w:t>: Number of Games Per User Tag</w:t>
       </w:r>
@@ -11037,21 +10446,16 @@
     </w:p>
     <w:p>
       <w:r>
-        <w:t>As for user tags, the most expensive seems to be “Musou” games. Allegedly, they are “Hack ‘n’ Slash”</w:t>
+        <w:t>F</w:t>
+      </w:r>
+      <w:r>
+        <w:t>or user tags, the most expensive seems to be “Musou” games. Allegedly, they are “Hack ‘n’ Slash”</w:t>
       </w:r>
       <w:r>
         <w:t xml:space="preserve"> and “Beat ‘Em Up”</w:t>
       </w:r>
       <w:r>
-        <w:t xml:space="preserve"> games </w:t>
-      </w:r>
-      <w:proofErr w:type="gramStart"/>
-      <w:r>
-        <w:t>similar to</w:t>
-      </w:r>
-      <w:proofErr w:type="gramEnd"/>
-      <w:r>
-        <w:t xml:space="preserve"> “Dynasty Warriors” </w:t>
+        <w:t xml:space="preserve"> games similar to “Dynasty Warriors” </w:t>
       </w:r>
       <w:r>
         <w:t xml:space="preserve">(Cruz, 2025) which is supported by looking at the games with this tag. </w:t>
@@ -11150,24 +10554,14 @@
       <w:r>
         <w:t xml:space="preserve">Figure </w:t>
       </w:r>
-      <w:r>
-        <w:fldChar w:fldCharType="begin"/>
-      </w:r>
-      <w:r>
-        <w:instrText xml:space="preserve"> SEQ Figure \* ARABIC </w:instrText>
-      </w:r>
-      <w:r>
-        <w:fldChar w:fldCharType="separate"/>
-      </w:r>
-      <w:r>
-        <w:rPr>
-          <w:noProof/>
-        </w:rPr>
-        <w:t>27</w:t>
-      </w:r>
-      <w:r>
-        <w:fldChar w:fldCharType="end"/>
-      </w:r>
+      <w:fldSimple w:instr=" SEQ Figure \* ARABIC ">
+        <w:r>
+          <w:rPr>
+            <w:noProof/>
+          </w:rPr>
+          <w:t>27</w:t>
+        </w:r>
+      </w:fldSimple>
       <w:r>
         <w:t>: Average Game Price Per Feature</w:t>
       </w:r>
@@ -11240,24 +10634,14 @@
       <w:r>
         <w:t xml:space="preserve">Figure </w:t>
       </w:r>
-      <w:r>
-        <w:fldChar w:fldCharType="begin"/>
-      </w:r>
-      <w:r>
-        <w:instrText xml:space="preserve"> SEQ Figure \* ARABIC </w:instrText>
-      </w:r>
-      <w:r>
-        <w:fldChar w:fldCharType="separate"/>
-      </w:r>
-      <w:r>
-        <w:rPr>
-          <w:noProof/>
-        </w:rPr>
-        <w:t>28</w:t>
-      </w:r>
-      <w:r>
-        <w:fldChar w:fldCharType="end"/>
-      </w:r>
+      <w:fldSimple w:instr=" SEQ Figure \* ARABIC ">
+        <w:r>
+          <w:rPr>
+            <w:noProof/>
+          </w:rPr>
+          <w:t>28</w:t>
+        </w:r>
+      </w:fldSimple>
       <w:r>
         <w:t>: Number of Games Per Feature</w:t>
       </w:r>
@@ -11265,26 +10649,21 @@
     </w:p>
     <w:p>
       <w:r>
-        <w:t xml:space="preserve">Finally for data analysis, the features were analysed. </w:t>
-      </w:r>
-      <w:r>
-        <w:t xml:space="preserve">It was found that HDR available was the most expensive of </w:t>
-      </w:r>
-      <w:proofErr w:type="gramStart"/>
-      <w:r>
-        <w:t>all of</w:t>
-      </w:r>
-      <w:proofErr w:type="gramEnd"/>
-      <w:r>
-        <w:t xml:space="preserve"> the features, but the range of prices for the games that have this feature is quite wide going from £0.44p to £91.99. It seems the reason </w:t>
-      </w:r>
+        <w:t>Finally</w:t>
+      </w:r>
+      <w:r>
+        <w:t xml:space="preserve">, </w:t>
+      </w:r>
+      <w:r>
+        <w:t xml:space="preserve">the features were analysed. </w:t>
+      </w:r>
+      <w:r>
+        <w:t xml:space="preserve">It was found that HDR available was the most expensive of all of the features, but the range of prices for the games that have this feature is quite wide going from £0.44p to £91.99. It seems the reason for this is that the expensive games that have this feature are unreleased or are very recent. </w:t>
+      </w:r>
+    </w:p>
+    <w:p>
       <w:r>
         <w:lastRenderedPageBreak/>
-        <w:t xml:space="preserve">for this is that the expensive games that have this feature are unreleased or are very recent. </w:t>
-      </w:r>
-    </w:p>
-    <w:p>
-      <w:r>
         <w:t>The next most expensive feature is VR which, considering how new VR is, could imply that VR is expensive to develop for.</w:t>
       </w:r>
     </w:p>
@@ -11399,15 +10778,7 @@
         <w:t>, Jun</w:t>
       </w:r>
       <w:r>
-        <w:t xml:space="preserve">). Overwhelmed by Choices. American Journal of </w:t>
-      </w:r>
-      <w:proofErr w:type="gramStart"/>
-      <w:r>
-        <w:t>Neuroradiology :</w:t>
-      </w:r>
-      <w:proofErr w:type="gramEnd"/>
-      <w:r>
-        <w:t xml:space="preserve"> AJNR, 34(6), 1111–1112. </w:t>
+        <w:t xml:space="preserve">). Overwhelmed by Choices. American Journal of Neuroradiology : AJNR, 34(6), 1111–1112. </w:t>
       </w:r>
       <w:hyperlink r:id="rId42" w:history="1">
         <w:r>
@@ -11430,31 +10801,7 @@
         </w:numPr>
       </w:pPr>
       <w:r>
-        <w:t xml:space="preserve">Conklin, L., Drake, V., Strittmatter, Sven., </w:t>
-      </w:r>
-      <w:proofErr w:type="spellStart"/>
-      <w:r>
-        <w:t>Braiterman</w:t>
-      </w:r>
-      <w:proofErr w:type="spellEnd"/>
-      <w:r>
-        <w:t xml:space="preserve">, Z., &amp; </w:t>
-      </w:r>
-      <w:proofErr w:type="spellStart"/>
-      <w:r>
-        <w:t>Shostack</w:t>
-      </w:r>
-      <w:proofErr w:type="spellEnd"/>
-      <w:r>
-        <w:t xml:space="preserve">, A. (n.d.). Threat </w:t>
-      </w:r>
-      <w:proofErr w:type="spellStart"/>
-      <w:r>
-        <w:t>Modeling</w:t>
-      </w:r>
-      <w:proofErr w:type="spellEnd"/>
-      <w:r>
-        <w:t xml:space="preserve"> Process</w:t>
+        <w:t>Conklin, L., Drake, V., Strittmatter, Sven., Braiterman, Z., &amp; Shostack, A. (n.d.). Threat Modeling Process</w:t>
       </w:r>
       <w:r>
         <w:t xml:space="preserve">. OWASP. </w:t>
@@ -11605,15 +10952,7 @@
         <w:t>How ‘Dynasty Warriors’ Created One of Gaming’s Best Action Subgenres</w:t>
       </w:r>
       <w:r>
-        <w:t xml:space="preserve">. </w:t>
-      </w:r>
-      <w:proofErr w:type="spellStart"/>
-      <w:r>
-        <w:t>RollingStone</w:t>
-      </w:r>
-      <w:proofErr w:type="spellEnd"/>
-      <w:r>
-        <w:t xml:space="preserve">. </w:t>
+        <w:t xml:space="preserve">. RollingStone. </w:t>
       </w:r>
       <w:hyperlink r:id="rId48" w:history="1">
         <w:r>
@@ -11708,15 +11047,7 @@
         <w:t xml:space="preserve">Jones, K., &amp; Martin, L. (2016). </w:t>
       </w:r>
       <w:r>
-        <w:t xml:space="preserve">Adapting infinite-scroll with user experience in mind. </w:t>
-      </w:r>
-      <w:proofErr w:type="spellStart"/>
-      <w:r>
-        <w:t>DiVA</w:t>
-      </w:r>
-      <w:proofErr w:type="spellEnd"/>
-      <w:r>
-        <w:t xml:space="preserve">. </w:t>
+        <w:t xml:space="preserve">Adapting infinite-scroll with user experience in mind. DiVA. </w:t>
       </w:r>
       <w:hyperlink r:id="rId52" w:history="1">
         <w:r>
@@ -11738,21 +11069,8 @@
           <w:numId w:val="1"/>
         </w:numPr>
       </w:pPr>
-      <w:proofErr w:type="spellStart"/>
-      <w:r>
-        <w:t>LabEx</w:t>
-      </w:r>
-      <w:proofErr w:type="spellEnd"/>
-      <w:r>
-        <w:t xml:space="preserve">. (n.d.). How to manage CSV file encoding. </w:t>
-      </w:r>
-      <w:proofErr w:type="spellStart"/>
-      <w:r>
-        <w:t>LabEx</w:t>
-      </w:r>
-      <w:proofErr w:type="spellEnd"/>
-      <w:r>
-        <w:t xml:space="preserve">. </w:t>
+      <w:r>
+        <w:t xml:space="preserve">LabEx. (n.d.). How to manage CSV file encoding. LabEx. </w:t>
       </w:r>
       <w:hyperlink r:id="rId53" w:history="1">
         <w:r>
@@ -12053,15 +11371,7 @@
         </w:numPr>
       </w:pPr>
       <w:r>
-        <w:t xml:space="preserve">Pypi. (n.d. -e). </w:t>
-      </w:r>
-      <w:proofErr w:type="spellStart"/>
-      <w:r>
-        <w:t>mysql</w:t>
-      </w:r>
-      <w:proofErr w:type="spellEnd"/>
-      <w:r>
-        <w:t xml:space="preserve">-connector-python 9.3.0. Pypi. </w:t>
+        <w:t xml:space="preserve">Pypi. (n.d. -e). mysql-connector-python 9.3.0. Pypi. </w:t>
       </w:r>
       <w:hyperlink r:id="rId65" w:history="1">
         <w:r>
@@ -12145,15 +11455,7 @@
         </w:numPr>
       </w:pPr>
       <w:r>
-        <w:t xml:space="preserve">Raneri, P., Montag, C., Rozgonjuk, D., Satel, J., &amp; Pontes, H. (2022, June). The role of microtransactions in Internet Gaming Disorder and Gambling Disorder: A preregistered systematic review. Addictive </w:t>
-      </w:r>
-      <w:proofErr w:type="spellStart"/>
-      <w:r>
-        <w:t>Behaviors</w:t>
-      </w:r>
-      <w:proofErr w:type="spellEnd"/>
-      <w:r>
-        <w:t xml:space="preserve"> Reports. 15, 100415. </w:t>
+        <w:t xml:space="preserve">Raneri, P., Montag, C., Rozgonjuk, D., Satel, J., &amp; Pontes, H. (2022, June). The role of microtransactions in Internet Gaming Disorder and Gambling Disorder: A preregistered systematic review. Addictive Behaviors Reports. 15, 100415. </w:t>
       </w:r>
       <w:hyperlink r:id="rId68" w:history="1">
         <w:r>
@@ -12176,15 +11478,7 @@
         </w:numPr>
       </w:pPr>
       <w:r>
-        <w:t xml:space="preserve">Requests Documentation. (n.d.). </w:t>
-      </w:r>
-      <w:proofErr w:type="spellStart"/>
-      <w:r>
-        <w:t>Quickstartn</w:t>
-      </w:r>
-      <w:proofErr w:type="spellEnd"/>
-      <w:r>
-        <w:t xml:space="preserve">. Requests Documentation. </w:t>
+        <w:t xml:space="preserve">Requests Documentation. (n.d.). Quickstartn. Requests Documentation. </w:t>
       </w:r>
       <w:hyperlink r:id="rId69" w:history="1">
         <w:r>
@@ -12321,15 +11615,7 @@
       </w:pPr>
       <w:r>
         <w:lastRenderedPageBreak/>
-        <w:t xml:space="preserve">Steamworks. (n.d.). Steam Direct (Joining </w:t>
-      </w:r>
-      <w:proofErr w:type="gramStart"/>
-      <w:r>
-        <w:t>The</w:t>
-      </w:r>
-      <w:proofErr w:type="gramEnd"/>
-      <w:r>
-        <w:t xml:space="preserve"> Steamworks Distribution Program). Steam. </w:t>
+        <w:t xml:space="preserve">Steamworks. (n.d.). Steam Direct (Joining The Steamworks Distribution Program). Steam. </w:t>
       </w:r>
       <w:hyperlink r:id="rId74" w:history="1">
         <w:r>
@@ -12351,21 +11637,8 @@
           <w:numId w:val="1"/>
         </w:numPr>
       </w:pPr>
-      <w:proofErr w:type="spellStart"/>
-      <w:r>
-        <w:t>Tedboy</w:t>
-      </w:r>
-      <w:proofErr w:type="spellEnd"/>
-      <w:r>
-        <w:t xml:space="preserve">. (n.d.). Beautiful Soup Documentation. </w:t>
-      </w:r>
-      <w:proofErr w:type="spellStart"/>
-      <w:r>
-        <w:t>Github</w:t>
-      </w:r>
-      <w:proofErr w:type="spellEnd"/>
-      <w:r>
-        <w:t xml:space="preserve">. </w:t>
+      <w:r>
+        <w:t xml:space="preserve">Tedboy. (n.d.). Beautiful Soup Documentation. Github. </w:t>
       </w:r>
       <w:hyperlink r:id="rId75" w:history="1">
         <w:r>
@@ -12486,13 +11759,8 @@
       <w:r>
         <w:t xml:space="preserve">Zhao, B. (2017). Web Scraping. </w:t>
       </w:r>
-      <w:proofErr w:type="spellStart"/>
-      <w:r>
-        <w:t>Encyclopedia</w:t>
-      </w:r>
-      <w:proofErr w:type="spellEnd"/>
-      <w:r>
-        <w:t xml:space="preserve"> </w:t>
+      <w:r>
+        <w:t xml:space="preserve">Encyclopedia </w:t>
       </w:r>
       <w:r>
         <w:t xml:space="preserve">of Big Data. </w:t>
@@ -15021,6 +14289,7 @@
   <w:style w:type="character" w:default="1" w:styleId="DefaultParagraphFont">
     <w:name w:val="Default Paragraph Font"/>
     <w:uiPriority w:val="1"/>
+    <w:semiHidden/>
     <w:unhideWhenUsed/>
   </w:style>
   <w:style w:type="table" w:default="1" w:styleId="TableNormal">

--- a/(0) Disertation/Dissertation.docx
+++ b/(0) Disertation/Dissertation.docx
@@ -4595,10 +4595,26 @@
     </w:p>
     <w:p>
       <w:r>
-        <w:t xml:space="preserve">When searching for new video games, it can be hard for uses to find games that they might be interested in and it can be hard for businesses to </w:t>
-      </w:r>
-      <w:r>
-        <w:t>reach new users. To help with this, using publicly data from the internet, a database could be built that, with a user interface such as a web application, could help users find games they are interested in that are similar to ones they already like.</w:t>
+        <w:t xml:space="preserve">When searching for new video games, it can be hard for uses to find games that they might be interested </w:t>
+      </w:r>
+      <w:proofErr w:type="gramStart"/>
+      <w:r>
+        <w:t>in</w:t>
+      </w:r>
+      <w:proofErr w:type="gramEnd"/>
+      <w:r>
+        <w:t xml:space="preserve"> and it can be hard for businesses to </w:t>
+      </w:r>
+      <w:r>
+        <w:t xml:space="preserve">reach new users. To help with this, using publicly data from the internet, a database could be built that, with a user interface such as a web application, could help users find games they are interested in that are </w:t>
+      </w:r>
+      <w:proofErr w:type="gramStart"/>
+      <w:r>
+        <w:t>similar to</w:t>
+      </w:r>
+      <w:proofErr w:type="gramEnd"/>
+      <w:r>
+        <w:t xml:space="preserve"> ones they already like.</w:t>
       </w:r>
       <w:r>
         <w:t xml:space="preserve"> </w:t>
@@ -4610,7 +4626,23 @@
         <w:t xml:space="preserve"> </w:t>
       </w:r>
       <w:r>
-        <w:t xml:space="preserve">project aims to create a web application that is able to help users find video games they may be interested in through the use of a tagging system. </w:t>
+        <w:t xml:space="preserve">project aims to create a web application that </w:t>
+      </w:r>
+      <w:proofErr w:type="gramStart"/>
+      <w:r>
+        <w:t>is able to</w:t>
+      </w:r>
+      <w:proofErr w:type="gramEnd"/>
+      <w:r>
+        <w:t xml:space="preserve"> help users find video games they may be interested in </w:t>
+      </w:r>
+      <w:proofErr w:type="gramStart"/>
+      <w:r>
+        <w:t>through the use of</w:t>
+      </w:r>
+      <w:proofErr w:type="gramEnd"/>
+      <w:r>
+        <w:t xml:space="preserve"> a tagging system. </w:t>
       </w:r>
     </w:p>
     <w:p>
@@ -5056,7 +5088,15 @@
         <w:t xml:space="preserve">also </w:t>
       </w:r>
       <w:r>
-        <w:t>potentially violating a company’s terms of service (Zhao, 2017). However, Zhao (2017) argues that it is difficult to prove the data’s copyright due to “only a specific section of the data [being] legally protected”, while arguing that terms of service fall into a “gr</w:t>
+        <w:t xml:space="preserve">potentially </w:t>
+      </w:r>
+      <w:proofErr w:type="gramStart"/>
+      <w:r>
+        <w:t>violating</w:t>
+      </w:r>
+      <w:proofErr w:type="gramEnd"/>
+      <w:r>
+        <w:t xml:space="preserve"> a company’s terms of service (Zhao, 2017). However, Zhao (2017) argues that it is difficult to prove the data’s copyright due to “only a specific section of the data [being] legally protected”, while arguing that terms of service fall into a “gr</w:t>
       </w:r>
       <w:r>
         <w:t>e</w:t>
@@ -5068,7 +5108,23 @@
         <w:t>scraped</w:t>
       </w:r>
       <w:r>
-        <w:t xml:space="preserve"> in this project should have its source saved and, in the website, linked to in order to show that the data is from the target website and not from another source.</w:t>
+        <w:t xml:space="preserve"> in this project should have its source saved and, </w:t>
+      </w:r>
+      <w:proofErr w:type="gramStart"/>
+      <w:r>
+        <w:t>in</w:t>
+      </w:r>
+      <w:proofErr w:type="gramEnd"/>
+      <w:r>
+        <w:t xml:space="preserve"> the website, linked to </w:t>
+      </w:r>
+      <w:proofErr w:type="gramStart"/>
+      <w:r>
+        <w:t>in order to</w:t>
+      </w:r>
+      <w:proofErr w:type="gramEnd"/>
+      <w:r>
+        <w:t xml:space="preserve"> show that the data is from the target website and not from another source.</w:t>
       </w:r>
     </w:p>
     <w:p>
@@ -5424,7 +5480,15 @@
     </w:p>
     <w:p>
       <w:r>
-        <w:t>Once a person creates something, they have copyright over their creation for a number of years depending on what kind of creation it is (for example, literary, dramatic, musical or artistic works have a copyright of 70 years, while sound recordings have 50 years instead). This copyright gives the person the right to control how their work is used and allows them to object to distortions of their work due to being identified as the author</w:t>
+        <w:t xml:space="preserve">Once a person creates something, they have copyright over their creation for </w:t>
+      </w:r>
+      <w:proofErr w:type="gramStart"/>
+      <w:r>
+        <w:t>a number of</w:t>
+      </w:r>
+      <w:proofErr w:type="gramEnd"/>
+      <w:r>
+        <w:t xml:space="preserve"> years depending on what kind of creation it is (for example, literary, dramatic, musical or artistic works have a copyright of 70 years, while sound recordings have 50 years instead). This copyright gives the person the right to control how their work is used and allows them to object to distortions of their work due to being identified as the author</w:t>
       </w:r>
       <w:r>
         <w:t xml:space="preserve"> (UKCS, n.d.)</w:t>
@@ -5957,10 +6021,18 @@
         <w:t>, it is assumed</w:t>
       </w:r>
       <w:r>
-        <w:t xml:space="preserve"> that each page contains accurate information about the </w:t>
-      </w:r>
-      <w:r>
-        <w:t xml:space="preserve">each </w:t>
+        <w:t xml:space="preserve"> that each page contains accurate information about </w:t>
+      </w:r>
+      <w:proofErr w:type="gramStart"/>
+      <w:r>
+        <w:t xml:space="preserve">the </w:t>
+      </w:r>
+      <w:r>
+        <w:t>each</w:t>
+      </w:r>
+      <w:proofErr w:type="gramEnd"/>
+      <w:r>
+        <w:t xml:space="preserve"> </w:t>
       </w:r>
       <w:r>
         <w:t>video game.</w:t>
@@ -6358,7 +6430,15 @@
         <w:t>The</w:t>
       </w:r>
       <w:r>
-        <w:t xml:space="preserve"> goal of this project is to create a website that allows for users to search for video games similar to ones they already like. </w:t>
+        <w:t xml:space="preserve"> goal of this project is to create a website that allows for users to search for video games </w:t>
+      </w:r>
+      <w:proofErr w:type="gramStart"/>
+      <w:r>
+        <w:t>similar to</w:t>
+      </w:r>
+      <w:proofErr w:type="gramEnd"/>
+      <w:r>
+        <w:t xml:space="preserve"> ones they already like. </w:t>
       </w:r>
       <w:r>
         <w:t>This</w:t>
@@ -6710,7 +6790,15 @@
     </w:p>
     <w:p>
       <w:r>
-        <w:t>Using Steam’s all games page</w:t>
+        <w:t xml:space="preserve">Using </w:t>
+      </w:r>
+      <w:proofErr w:type="gramStart"/>
+      <w:r>
+        <w:t>Steam’s</w:t>
+      </w:r>
+      <w:proofErr w:type="gramEnd"/>
+      <w:r>
+        <w:t xml:space="preserve"> all games page</w:t>
       </w:r>
       <w:r>
         <w:t>,</w:t>
@@ -6764,7 +6852,15 @@
         </w:numPr>
       </w:pPr>
       <w:r>
-        <w:t>Return to the all game’s page a repeat on the next game.</w:t>
+        <w:t xml:space="preserve">Return to </w:t>
+      </w:r>
+      <w:proofErr w:type="gramStart"/>
+      <w:r>
+        <w:t>the all</w:t>
+      </w:r>
+      <w:proofErr w:type="gramEnd"/>
+      <w:r>
+        <w:t xml:space="preserve"> game’s page a repeat on the next game.</w:t>
       </w:r>
     </w:p>
     <w:p>
@@ -7499,21 +7595,50 @@
         <w:t>For practice, the</w:t>
       </w:r>
       <w:r>
-        <w:t xml:space="preserve"> special “All Pages” wiki page on Wikipedia was used. This page lists all of the wikis on the website as links. </w:t>
-      </w:r>
-    </w:p>
-    <w:p>
-      <w:r>
-        <w:t xml:space="preserve">The page that lists all of the wikis is split into multiple pages, and on each page is a link to a wiki page. </w:t>
+        <w:t xml:space="preserve"> special “All Pages” wiki page on Wikipedia was used. This page lists </w:t>
+      </w:r>
+      <w:proofErr w:type="gramStart"/>
+      <w:r>
+        <w:t>all of</w:t>
+      </w:r>
+      <w:proofErr w:type="gramEnd"/>
+      <w:r>
+        <w:t xml:space="preserve"> the wikis on the website as links. </w:t>
+      </w:r>
+    </w:p>
+    <w:p>
+      <w:r>
+        <w:t xml:space="preserve">The page that lists </w:t>
+      </w:r>
+      <w:proofErr w:type="gramStart"/>
+      <w:r>
+        <w:t>all of</w:t>
+      </w:r>
+      <w:proofErr w:type="gramEnd"/>
+      <w:r>
+        <w:t xml:space="preserve"> the wikis is split into multiple pages, and on each page is a link to a wiki page. </w:t>
       </w:r>
       <w:r>
         <w:t xml:space="preserve">Both </w:t>
       </w:r>
       <w:r>
-        <w:t xml:space="preserve">programs get the HTML and search for a divider element which holds all of the links. </w:t>
-      </w:r>
-      <w:r>
-        <w:t>All of the links are then looped through with their HTML being analysed for:</w:t>
+        <w:t xml:space="preserve">programs get the HTML and search for a divider element which holds </w:t>
+      </w:r>
+      <w:proofErr w:type="gramStart"/>
+      <w:r>
+        <w:t>all of</w:t>
+      </w:r>
+      <w:proofErr w:type="gramEnd"/>
+      <w:r>
+        <w:t xml:space="preserve"> the links. </w:t>
+      </w:r>
+      <w:proofErr w:type="gramStart"/>
+      <w:r>
+        <w:t>All of</w:t>
+      </w:r>
+      <w:proofErr w:type="gramEnd"/>
+      <w:r>
+        <w:t xml:space="preserve"> the links are then looped through with their HTML being analysed for:</w:t>
       </w:r>
     </w:p>
     <w:p>
@@ -7686,7 +7811,15 @@
         <w:t xml:space="preserve"> returns all instances of the element requested</w:t>
       </w:r>
       <w:r>
-        <w:t xml:space="preserve"> (of which elements with specific classes or ids can be requested with the attrs attribute)</w:t>
+        <w:t xml:space="preserve"> (of which elements with specific classes or ids can be requested with the </w:t>
+      </w:r>
+      <w:proofErr w:type="spellStart"/>
+      <w:r>
+        <w:t>attrs</w:t>
+      </w:r>
+      <w:proofErr w:type="spellEnd"/>
+      <w:r>
+        <w:t xml:space="preserve"> attribute)</w:t>
       </w:r>
       <w:r>
         <w:t xml:space="preserve"> which can then be looped through to handle child elements</w:t>
@@ -7708,7 +7841,7 @@
           <w:noProof/>
         </w:rPr>
         <w:drawing>
-          <wp:inline distT="0" distB="0" distL="0" distR="0" wp14:anchorId="40ABE2E5" wp14:editId="1F3976DB">
+          <wp:inline distT="0" distB="0" distL="0" distR="0" wp14:anchorId="40ABE2E5" wp14:editId="3F934B27">
             <wp:extent cx="4162425" cy="1246650"/>
             <wp:effectExtent l="38100" t="38100" r="28575" b="29845"/>
             <wp:docPr id="1701288164" name="Picture 2" descr="A computer screen with text on it&#10;&#10;AI-generated content may be incorrect."/>
@@ -7897,7 +8030,15 @@
     </w:p>
     <w:p>
       <w:r>
-        <w:t xml:space="preserve">For the selenium program (using the Firefox web browser), the code is quite similar to beautiful soup. Selenium allows for the search of elements through different tag attributes rather than searching for a specific element </w:t>
+        <w:t xml:space="preserve">For the selenium program (using the Firefox web browser), the code is quite </w:t>
+      </w:r>
+      <w:proofErr w:type="gramStart"/>
+      <w:r>
+        <w:t>similar to</w:t>
+      </w:r>
+      <w:proofErr w:type="gramEnd"/>
+      <w:r>
+        <w:t xml:space="preserve"> beautiful soup. Selenium allows for the search of elements through different tag attributes rather than searching for a specific element </w:t>
       </w:r>
       <w:r>
         <w:t>(Selenium</w:t>
@@ -8064,7 +8205,7 @@
           <w:noProof/>
         </w:rPr>
         <w:drawing>
-          <wp:inline distT="0" distB="0" distL="0" distR="0" wp14:anchorId="5F05F26C" wp14:editId="3B6B521A">
+          <wp:inline distT="0" distB="0" distL="0" distR="0" wp14:anchorId="5F05F26C" wp14:editId="360381B2">
             <wp:extent cx="5731510" cy="637540"/>
             <wp:effectExtent l="38100" t="38100" r="40640" b="29210"/>
             <wp:docPr id="1908628895" name="Picture 2"/>
@@ -8306,8 +8447,13 @@
         <w:t>HTML</w:t>
       </w:r>
       <w:r>
-        <w:t xml:space="preserve"> is recieved</w:t>
-      </w:r>
+        <w:t xml:space="preserve"> is </w:t>
+      </w:r>
+      <w:proofErr w:type="spellStart"/>
+      <w:r>
+        <w:t>recieved</w:t>
+      </w:r>
+      <w:proofErr w:type="spellEnd"/>
       <w:r>
         <w:t>, no additional HTML is received</w:t>
       </w:r>
@@ -8494,12 +8640,14 @@
       <w:r>
         <w:t xml:space="preserve">for </w:t>
       </w:r>
+      <w:proofErr w:type="spellStart"/>
       <w:r>
         <w:t>XMLHttpRequest</w:t>
       </w:r>
       <w:r>
         <w:t>s</w:t>
       </w:r>
+      <w:proofErr w:type="spellEnd"/>
       <w:r>
         <w:t xml:space="preserve"> (XHR) </w:t>
       </w:r>
@@ -8562,7 +8710,7 @@
           <w:noProof/>
         </w:rPr>
         <w:drawing>
-          <wp:inline distT="0" distB="0" distL="0" distR="0" wp14:anchorId="1F65946C" wp14:editId="7F820E4B">
+          <wp:inline distT="0" distB="0" distL="0" distR="0" wp14:anchorId="1F65946C" wp14:editId="1A0E69F4">
             <wp:extent cx="5731510" cy="530860"/>
             <wp:effectExtent l="38100" t="38100" r="40640" b="40640"/>
             <wp:docPr id="1929413245" name="Picture 5"/>
@@ -8660,7 +8808,15 @@
         <w:t xml:space="preserve">Though the XHR URL </w:t>
       </w:r>
       <w:r>
-        <w:t xml:space="preserve">returned the data as a JSON file, the JSON method of the requests library which decodes JSON for it to be used like a dictionary in Python (Requests Documentation, n.d.). From this, the HTML could be accessed with the key of “results_html” which </w:t>
+        <w:t>returned the data as a JSON file, the JSON method of the requests library which decodes JSON for it to be used like a dictionary in Python (Requests Documentation, n.d.). From this, the HTML could be accessed with the key of “</w:t>
+      </w:r>
+      <w:proofErr w:type="spellStart"/>
+      <w:r>
+        <w:t>results_html</w:t>
+      </w:r>
+      <w:proofErr w:type="spellEnd"/>
+      <w:r>
+        <w:t xml:space="preserve">” which </w:t>
       </w:r>
       <w:r>
         <w:t xml:space="preserve">finally </w:t>
@@ -8769,13 +8925,29 @@
         <w:t xml:space="preserve"> anchor tags mentioned at the beginning of this section are found using </w:t>
       </w:r>
       <w:r>
-        <w:t xml:space="preserve">Beautiful Soup’s find_all </w:t>
+        <w:t xml:space="preserve">Beautiful Soup’s </w:t>
+      </w:r>
+      <w:proofErr w:type="spellStart"/>
+      <w:r>
+        <w:t>find_all</w:t>
+      </w:r>
+      <w:proofErr w:type="spellEnd"/>
+      <w:r>
+        <w:t xml:space="preserve"> </w:t>
       </w:r>
       <w:r>
         <w:t>method</w:t>
       </w:r>
       <w:r>
-        <w:t xml:space="preserve"> (Tedboy, n.d.). In this case, the class attribute is included in the search due to the anchors having the class</w:t>
+        <w:t xml:space="preserve"> (</w:t>
+      </w:r>
+      <w:proofErr w:type="spellStart"/>
+      <w:r>
+        <w:t>Tedboy</w:t>
+      </w:r>
+      <w:proofErr w:type="spellEnd"/>
+      <w:r>
+        <w:t>, n.d.). In this case, the class attribute is included in the search due to the anchors having the class</w:t>
       </w:r>
       <w:r>
         <w:t xml:space="preserve"> </w:t>
@@ -8784,8 +8956,21 @@
         <w:t xml:space="preserve">name of </w:t>
       </w:r>
       <w:r>
-        <w:t>"search_result_row ds_collapse_flag</w:t>
-      </w:r>
+        <w:t>"</w:t>
+      </w:r>
+      <w:proofErr w:type="spellStart"/>
+      <w:r>
+        <w:t>search_result_row</w:t>
+      </w:r>
+      <w:proofErr w:type="spellEnd"/>
+      <w:r>
+        <w:t xml:space="preserve"> </w:t>
+      </w:r>
+      <w:proofErr w:type="spellStart"/>
+      <w:r>
+        <w:t>ds_collapse_flag</w:t>
+      </w:r>
+      <w:proofErr w:type="spellEnd"/>
       <w:r>
         <w:t xml:space="preserve">”. </w:t>
       </w:r>
@@ -8904,7 +9089,31 @@
     </w:p>
     <w:p>
       <w:r>
-        <w:t>For each game page, a list is created that holds the data that will be collected called “current_game_data”. Then, for each data point that needs be collected, the program attempts to find where the data is stored in the HTML using HTML classnames and looping through the results found and adding them to their own list which is then appended to current_game_data. Unless no data is found, in which case “N/A” is appended instead.</w:t>
+        <w:t>For each game page, a list is created that holds the data that will be collected called “</w:t>
+      </w:r>
+      <w:proofErr w:type="spellStart"/>
+      <w:r>
+        <w:t>current_game_data</w:t>
+      </w:r>
+      <w:proofErr w:type="spellEnd"/>
+      <w:r>
+        <w:t xml:space="preserve">”. Then, for each data point that needs be collected, the program attempts to find where the data is stored in the HTML using HTML </w:t>
+      </w:r>
+      <w:proofErr w:type="spellStart"/>
+      <w:r>
+        <w:t>classnames</w:t>
+      </w:r>
+      <w:proofErr w:type="spellEnd"/>
+      <w:r>
+        <w:t xml:space="preserve"> and looping through the results found and adding them to their own list which is then appended to </w:t>
+      </w:r>
+      <w:proofErr w:type="spellStart"/>
+      <w:r>
+        <w:t>current_game_data</w:t>
+      </w:r>
+      <w:proofErr w:type="spellEnd"/>
+      <w:r>
+        <w:t>. Unless no data is found, in which case “N/A” is appended instead.</w:t>
       </w:r>
     </w:p>
     <w:p>
@@ -9211,15 +9420,44 @@
     </w:p>
     <w:p>
       <w:r>
-        <w:t>After experimenting with this scraping program, it was found that Steam also sells software, hardware and game bundles. Before the data collected is saved, the type is determined by checking the page location found at the top of the page with the class name of “blockbg</w:t>
-      </w:r>
+        <w:t>After experimenting with this scraping program, it was found that Steam also sells software, hardware and game bundles. Before the data collected is saved, the type is determined by checking the page location found at the top of the page with the class name of “</w:t>
+      </w:r>
+      <w:proofErr w:type="spellStart"/>
+      <w:r>
+        <w:t>blockbg</w:t>
+      </w:r>
+      <w:proofErr w:type="spellEnd"/>
       <w:r>
         <w:t xml:space="preserve">” which contains the type. </w:t>
       </w:r>
     </w:p>
     <w:p>
       <w:r>
-        <w:t>After the data has been collected, the current_game_data list is appended to the “game_data” list which contains all of the game data collected.</w:t>
+        <w:t xml:space="preserve">After the data has been collected, the </w:t>
+      </w:r>
+      <w:proofErr w:type="spellStart"/>
+      <w:r>
+        <w:t>current_game_data</w:t>
+      </w:r>
+      <w:proofErr w:type="spellEnd"/>
+      <w:r>
+        <w:t xml:space="preserve"> list is appended to the “</w:t>
+      </w:r>
+      <w:proofErr w:type="spellStart"/>
+      <w:r>
+        <w:t>game_data</w:t>
+      </w:r>
+      <w:proofErr w:type="spellEnd"/>
+      <w:r>
+        <w:t xml:space="preserve">” list which contains </w:t>
+      </w:r>
+      <w:proofErr w:type="gramStart"/>
+      <w:r>
+        <w:t>all of</w:t>
+      </w:r>
+      <w:proofErr w:type="gramEnd"/>
+      <w:r>
+        <w:t xml:space="preserve"> the game data collected.</w:t>
       </w:r>
     </w:p>
     <w:p>
@@ -9227,7 +9465,15 @@
         <w:t>Note: The</w:t>
       </w:r>
       <w:r>
-        <w:t xml:space="preserve"> only hardware sold on Steam is Valve’s (the company that runs Steam) own hardware. All of this hardware has a completely different page layout with completely different class names. Because of this, all hardware data is N/A apart from the price.</w:t>
+        <w:t xml:space="preserve"> only hardware sold on Steam is Valve’s (the company that runs Steam) own hardware. </w:t>
+      </w:r>
+      <w:proofErr w:type="gramStart"/>
+      <w:r>
+        <w:t>All of</w:t>
+      </w:r>
+      <w:proofErr w:type="gramEnd"/>
+      <w:r>
+        <w:t xml:space="preserve"> this hardware has a completely different page layout with completely different class names. Because of this, all hardware data is N/A apart from the price.</w:t>
       </w:r>
     </w:p>
     <w:p>
@@ -9314,13 +9560,29 @@
         <w:t xml:space="preserve">Python’s CSV reader method as part of the CSV library (Python documentation, n.d. - a). One important part to note is that at first, the CSV files contained odd symbols before certain parts such as the prices. </w:t>
       </w:r>
       <w:r>
-        <w:t xml:space="preserve">It was found that this was because of incorrect encoding causing the wrong characters to be displayed (LabEx, n.d.). With research, a page of </w:t>
+        <w:t>It was found that this was because of incorrect encoding causing the wrong characters to be displayed (</w:t>
+      </w:r>
+      <w:proofErr w:type="spellStart"/>
+      <w:r>
+        <w:t>LabEx</w:t>
+      </w:r>
+      <w:proofErr w:type="spellEnd"/>
+      <w:r>
+        <w:t xml:space="preserve">, n.d.). With research, a page of </w:t>
       </w:r>
       <w:r>
         <w:t xml:space="preserve">the </w:t>
       </w:r>
       <w:r>
-        <w:t>Python Documentation (n.d) titled “Unicode HOWTO”</w:t>
+        <w:t>Python Documentation (</w:t>
+      </w:r>
+      <w:proofErr w:type="spellStart"/>
+      <w:r>
+        <w:t>n.d</w:t>
+      </w:r>
+      <w:proofErr w:type="spellEnd"/>
+      <w:r>
+        <w:t>) titled “Unicode HOWTO”</w:t>
       </w:r>
       <w:r>
         <w:t xml:space="preserve"> helped to understand some of the encoding types. Through experimentation, it was found that the UFT-8-SIG encoding method prevented encoding errors.</w:t>
@@ -9422,9 +9684,11 @@
       <w:r>
         <w:t xml:space="preserve"> normalised. </w:t>
       </w:r>
+      <w:proofErr w:type="gramStart"/>
       <w:r>
         <w:t>Firstly</w:t>
       </w:r>
+      <w:proofErr w:type="gramEnd"/>
       <w:r>
         <w:t xml:space="preserve"> in Python using the Pandas library, to remove brackets from lists and to convert dates to numbers. Then, the data was normalised in Excel to remove N/A values.</w:t>
       </w:r>
@@ -9854,7 +10118,15 @@
         <w:t xml:space="preserve">Next, developers and publishers were analysed. For developers, it was found </w:t>
       </w:r>
       <w:r>
-        <w:t xml:space="preserve">the developer with the highest average price was “NeoBards Entertainment” with an average price of £69.99. However, (of the scraped data) the highest average price developers only have one or two games. Ubisoft for example, has 124 games which is the most of any developer and their average price is £7.14 (though this is discounting their other studios). </w:t>
+        <w:t>the developer with the highest average price was “</w:t>
+      </w:r>
+      <w:proofErr w:type="spellStart"/>
+      <w:r>
+        <w:t>NeoBards</w:t>
+      </w:r>
+      <w:proofErr w:type="spellEnd"/>
+      <w:r>
+        <w:t xml:space="preserve"> Entertainment” with an average price of £69.99. However, (of the scraped data) the highest average price developers only have one or two games. Ubisoft for example, has 124 games which is the most of any developer and their average price is £7.14 (though this is discounting their other studios). </w:t>
       </w:r>
       <w:r>
         <w:t xml:space="preserve">One common link between expensive developers is that their game(s) are all very new with at least two being released in 2025 and one </w:t>
@@ -10054,7 +10326,15 @@
     </w:p>
     <w:p>
       <w:r>
-        <w:t>Note: YoYo Games is featured on these graphs despite their product being software. This is because Steam strangely deems their software as a “game”</w:t>
+        <w:t xml:space="preserve">Note: </w:t>
+      </w:r>
+      <w:proofErr w:type="spellStart"/>
+      <w:r>
+        <w:t>YoYo</w:t>
+      </w:r>
+      <w:proofErr w:type="spellEnd"/>
+      <w:r>
+        <w:t xml:space="preserve"> Games is featured on these graphs despite their product being software. This is because Steam strangely deems their software as a “game”</w:t>
       </w:r>
       <w:r>
         <w:t>, hence why it is not mentioned.</w:t>
@@ -10455,7 +10735,15 @@
         <w:t xml:space="preserve"> and “Beat ‘Em Up”</w:t>
       </w:r>
       <w:r>
-        <w:t xml:space="preserve"> games similar to “Dynasty Warriors” </w:t>
+        <w:t xml:space="preserve"> games </w:t>
+      </w:r>
+      <w:proofErr w:type="gramStart"/>
+      <w:r>
+        <w:t>similar to</w:t>
+      </w:r>
+      <w:proofErr w:type="gramEnd"/>
+      <w:r>
+        <w:t xml:space="preserve"> “Dynasty Warriors” </w:t>
       </w:r>
       <w:r>
         <w:t xml:space="preserve">(Cruz, 2025) which is supported by looking at the games with this tag. </w:t>
@@ -10658,7 +10946,15 @@
         <w:t xml:space="preserve">the features were analysed. </w:t>
       </w:r>
       <w:r>
-        <w:t xml:space="preserve">It was found that HDR available was the most expensive of all of the features, but the range of prices for the games that have this feature is quite wide going from £0.44p to £91.99. It seems the reason for this is that the expensive games that have this feature are unreleased or are very recent. </w:t>
+        <w:t xml:space="preserve">It was found that HDR available was the most expensive of </w:t>
+      </w:r>
+      <w:proofErr w:type="gramStart"/>
+      <w:r>
+        <w:t>all of</w:t>
+      </w:r>
+      <w:proofErr w:type="gramEnd"/>
+      <w:r>
+        <w:t xml:space="preserve"> the features, but the range of prices for the games that have this feature is quite wide going from £0.44p to £91.99. It seems the reason for this is that the expensive games that have this feature are unreleased or are very recent. </w:t>
       </w:r>
     </w:p>
     <w:p>
@@ -10683,7 +10979,405 @@
       </w:r>
       <w:bookmarkEnd w:id="59"/>
     </w:p>
-    <w:p/>
+    <w:p>
+      <w:pPr>
+        <w:keepNext/>
+        <w:jc w:val="center"/>
+      </w:pPr>
+      <w:r>
+        <w:rPr>
+          <w:noProof/>
+        </w:rPr>
+        <w:drawing>
+          <wp:inline distT="0" distB="0" distL="0" distR="0" wp14:anchorId="222B98B1" wp14:editId="11B64E17">
+            <wp:extent cx="4524375" cy="1633593"/>
+            <wp:effectExtent l="38100" t="38100" r="28575" b="43180"/>
+            <wp:docPr id="1276531658" name="Picture 1" descr="A screenshot of a computer program&#10;&#10;AI-generated content may be incorrect."/>
+            <wp:cNvGraphicFramePr>
+              <a:graphicFrameLocks xmlns:a="http://schemas.openxmlformats.org/drawingml/2006/main" noChangeAspect="1"/>
+            </wp:cNvGraphicFramePr>
+            <a:graphic xmlns:a="http://schemas.openxmlformats.org/drawingml/2006/main">
+              <a:graphicData uri="http://schemas.openxmlformats.org/drawingml/2006/picture">
+                <pic:pic xmlns:pic="http://schemas.openxmlformats.org/drawingml/2006/picture">
+                  <pic:nvPicPr>
+                    <pic:cNvPr id="1276531658" name="Picture 1" descr="A screenshot of a computer program&#10;&#10;AI-generated content may be incorrect."/>
+                    <pic:cNvPicPr>
+                      <a:picLocks noChangeAspect="1" noChangeArrowheads="1"/>
+                    </pic:cNvPicPr>
+                  </pic:nvPicPr>
+                  <pic:blipFill>
+                    <a:blip r:embed="rId41">
+                      <a:extLst>
+                        <a:ext uri="{28A0092B-C50C-407E-A947-70E740481C1C}">
+                          <a14:useLocalDpi xmlns:a14="http://schemas.microsoft.com/office/drawing/2010/main" val="0"/>
+                        </a:ext>
+                      </a:extLst>
+                    </a:blip>
+                    <a:srcRect/>
+                    <a:stretch>
+                      <a:fillRect/>
+                    </a:stretch>
+                  </pic:blipFill>
+                  <pic:spPr bwMode="auto">
+                    <a:xfrm>
+                      <a:off x="0" y="0"/>
+                      <a:ext cx="4545617" cy="1641263"/>
+                    </a:xfrm>
+                    <a:prstGeom prst="rect">
+                      <a:avLst/>
+                    </a:prstGeom>
+                    <a:noFill/>
+                    <a:ln w="38100">
+                      <a:solidFill>
+                        <a:schemeClr val="accent4"/>
+                      </a:solidFill>
+                    </a:ln>
+                  </pic:spPr>
+                </pic:pic>
+              </a:graphicData>
+            </a:graphic>
+          </wp:inline>
+        </w:drawing>
+      </w:r>
+    </w:p>
+    <w:p>
+      <w:pPr>
+        <w:pStyle w:val="Caption"/>
+        <w:jc w:val="center"/>
+      </w:pPr>
+      <w:r>
+        <w:t xml:space="preserve">Figure </w:t>
+      </w:r>
+      <w:fldSimple w:instr=" SEQ Figure \* ARABIC ">
+        <w:r>
+          <w:rPr>
+            <w:noProof/>
+          </w:rPr>
+          <w:t>29</w:t>
+        </w:r>
+      </w:fldSimple>
+      <w:r>
+        <w:t>: Games Table</w:t>
+      </w:r>
+    </w:p>
+    <w:p>
+      <w:pPr>
+        <w:keepNext/>
+        <w:jc w:val="center"/>
+      </w:pPr>
+      <w:r>
+        <w:rPr>
+          <w:noProof/>
+        </w:rPr>
+        <w:drawing>
+          <wp:inline distT="0" distB="0" distL="0" distR="0" wp14:anchorId="17546002" wp14:editId="6C23A896">
+            <wp:extent cx="4181475" cy="1816998"/>
+            <wp:effectExtent l="38100" t="38100" r="28575" b="31115"/>
+            <wp:docPr id="1576260093" name="Picture 2" descr="A screen shot of a computer program&#10;&#10;AI-generated content may be incorrect."/>
+            <wp:cNvGraphicFramePr>
+              <a:graphicFrameLocks xmlns:a="http://schemas.openxmlformats.org/drawingml/2006/main" noChangeAspect="1"/>
+            </wp:cNvGraphicFramePr>
+            <a:graphic xmlns:a="http://schemas.openxmlformats.org/drawingml/2006/main">
+              <a:graphicData uri="http://schemas.openxmlformats.org/drawingml/2006/picture">
+                <pic:pic xmlns:pic="http://schemas.openxmlformats.org/drawingml/2006/picture">
+                  <pic:nvPicPr>
+                    <pic:cNvPr id="1576260093" name="Picture 2" descr="A screen shot of a computer program&#10;&#10;AI-generated content may be incorrect."/>
+                    <pic:cNvPicPr>
+                      <a:picLocks noChangeAspect="1" noChangeArrowheads="1"/>
+                    </pic:cNvPicPr>
+                  </pic:nvPicPr>
+                  <pic:blipFill>
+                    <a:blip r:embed="rId42">
+                      <a:extLst>
+                        <a:ext uri="{28A0092B-C50C-407E-A947-70E740481C1C}">
+                          <a14:useLocalDpi xmlns:a14="http://schemas.microsoft.com/office/drawing/2010/main" val="0"/>
+                        </a:ext>
+                      </a:extLst>
+                    </a:blip>
+                    <a:srcRect/>
+                    <a:stretch>
+                      <a:fillRect/>
+                    </a:stretch>
+                  </pic:blipFill>
+                  <pic:spPr bwMode="auto">
+                    <a:xfrm>
+                      <a:off x="0" y="0"/>
+                      <a:ext cx="4198275" cy="1824298"/>
+                    </a:xfrm>
+                    <a:prstGeom prst="rect">
+                      <a:avLst/>
+                    </a:prstGeom>
+                    <a:noFill/>
+                    <a:ln w="38100">
+                      <a:solidFill>
+                        <a:schemeClr val="accent4"/>
+                      </a:solidFill>
+                    </a:ln>
+                  </pic:spPr>
+                </pic:pic>
+              </a:graphicData>
+            </a:graphic>
+          </wp:inline>
+        </w:drawing>
+      </w:r>
+    </w:p>
+    <w:p>
+      <w:pPr>
+        <w:pStyle w:val="Caption"/>
+        <w:jc w:val="center"/>
+      </w:pPr>
+      <w:r>
+        <w:t xml:space="preserve">Figure </w:t>
+      </w:r>
+      <w:fldSimple w:instr=" SEQ Figure \* ARABIC ">
+        <w:r>
+          <w:rPr>
+            <w:noProof/>
+          </w:rPr>
+          <w:t>30</w:t>
+        </w:r>
+      </w:fldSimple>
+      <w:r>
+        <w:t>: Developers Table</w:t>
+      </w:r>
+    </w:p>
+    <w:p>
+      <w:pPr>
+        <w:keepNext/>
+        <w:jc w:val="center"/>
+      </w:pPr>
+      <w:r>
+        <w:rPr>
+          <w:noProof/>
+        </w:rPr>
+        <w:drawing>
+          <wp:inline distT="0" distB="0" distL="0" distR="0" wp14:anchorId="791141A5" wp14:editId="21533350">
+            <wp:extent cx="3362325" cy="1752600"/>
+            <wp:effectExtent l="38100" t="38100" r="47625" b="38100"/>
+            <wp:docPr id="1624777207" name="Picture 3" descr="A computer screen shot of a computer code&#10;&#10;AI-generated content may be incorrect."/>
+            <wp:cNvGraphicFramePr>
+              <a:graphicFrameLocks xmlns:a="http://schemas.openxmlformats.org/drawingml/2006/main" noChangeAspect="1"/>
+            </wp:cNvGraphicFramePr>
+            <a:graphic xmlns:a="http://schemas.openxmlformats.org/drawingml/2006/main">
+              <a:graphicData uri="http://schemas.openxmlformats.org/drawingml/2006/picture">
+                <pic:pic xmlns:pic="http://schemas.openxmlformats.org/drawingml/2006/picture">
+                  <pic:nvPicPr>
+                    <pic:cNvPr id="1624777207" name="Picture 3" descr="A computer screen shot of a computer code&#10;&#10;AI-generated content may be incorrect."/>
+                    <pic:cNvPicPr>
+                      <a:picLocks noChangeAspect="1" noChangeArrowheads="1"/>
+                    </pic:cNvPicPr>
+                  </pic:nvPicPr>
+                  <pic:blipFill>
+                    <a:blip r:embed="rId43">
+                      <a:extLst>
+                        <a:ext uri="{28A0092B-C50C-407E-A947-70E740481C1C}">
+                          <a14:useLocalDpi xmlns:a14="http://schemas.microsoft.com/office/drawing/2010/main" val="0"/>
+                        </a:ext>
+                      </a:extLst>
+                    </a:blip>
+                    <a:srcRect/>
+                    <a:stretch>
+                      <a:fillRect/>
+                    </a:stretch>
+                  </pic:blipFill>
+                  <pic:spPr bwMode="auto">
+                    <a:xfrm>
+                      <a:off x="0" y="0"/>
+                      <a:ext cx="3362325" cy="1752600"/>
+                    </a:xfrm>
+                    <a:prstGeom prst="rect">
+                      <a:avLst/>
+                    </a:prstGeom>
+                    <a:noFill/>
+                    <a:ln w="38100">
+                      <a:solidFill>
+                        <a:schemeClr val="accent4"/>
+                      </a:solidFill>
+                    </a:ln>
+                  </pic:spPr>
+                </pic:pic>
+              </a:graphicData>
+            </a:graphic>
+          </wp:inline>
+        </w:drawing>
+      </w:r>
+    </w:p>
+    <w:p>
+      <w:pPr>
+        <w:pStyle w:val="Caption"/>
+        <w:jc w:val="center"/>
+      </w:pPr>
+      <w:r>
+        <w:t xml:space="preserve">Figure </w:t>
+      </w:r>
+      <w:fldSimple w:instr=" SEQ Figure \* ARABIC ">
+        <w:r>
+          <w:rPr>
+            <w:noProof/>
+          </w:rPr>
+          <w:t>31</w:t>
+        </w:r>
+      </w:fldSimple>
+      <w:r>
+        <w:t>: Tags Table</w:t>
+      </w:r>
+    </w:p>
+    <w:p>
+      <w:proofErr w:type="gramStart"/>
+      <w:r>
+        <w:t>All of</w:t>
+      </w:r>
+      <w:proofErr w:type="gramEnd"/>
+      <w:r>
+        <w:t xml:space="preserve"> the tables were implemented and can be viewed when exploring the database, however, only four of them are used by the website with those being the above three and the </w:t>
+      </w:r>
+      <w:proofErr w:type="gramStart"/>
+      <w:r>
+        <w:t>users</w:t>
+      </w:r>
+      <w:proofErr w:type="gramEnd"/>
+      <w:r>
+        <w:t xml:space="preserve"> table. The database works well and </w:t>
+      </w:r>
+      <w:proofErr w:type="gramStart"/>
+      <w:r>
+        <w:t>is able to</w:t>
+      </w:r>
+      <w:proofErr w:type="gramEnd"/>
+      <w:r>
+        <w:t xml:space="preserve"> store game data in the way that was planned, though there were some modifications to the database such as adding the ability for inputted data (such as a new game) to be denied</w:t>
+      </w:r>
+      <w:r>
+        <w:t>.</w:t>
+      </w:r>
+    </w:p>
+    <w:p>
+      <w:r>
+        <w:t>(Continued…)</w:t>
+      </w:r>
+    </w:p>
+    <w:p>
+      <w:r>
+        <w:br w:type="page"/>
+      </w:r>
+    </w:p>
+    <w:p>
+      <w:pPr>
+        <w:jc w:val="center"/>
+      </w:pPr>
+      <w:r>
+        <w:rPr>
+          <w:noProof/>
+        </w:rPr>
+        <w:lastRenderedPageBreak/>
+        <w:drawing>
+          <wp:inline distT="0" distB="0" distL="0" distR="0" wp14:anchorId="67CBF42A" wp14:editId="53610CC2">
+            <wp:extent cx="4014436" cy="3000375"/>
+            <wp:effectExtent l="57150" t="57150" r="62865" b="47625"/>
+            <wp:docPr id="1513805016" name="Picture 1" descr="A computer screen shot of text&#10;&#10;AI-generated content may be incorrect."/>
+            <wp:cNvGraphicFramePr>
+              <a:graphicFrameLocks xmlns:a="http://schemas.openxmlformats.org/drawingml/2006/main" noChangeAspect="1"/>
+            </wp:cNvGraphicFramePr>
+            <a:graphic xmlns:a="http://schemas.openxmlformats.org/drawingml/2006/main">
+              <a:graphicData uri="http://schemas.openxmlformats.org/drawingml/2006/picture">
+                <pic:pic xmlns:pic="http://schemas.openxmlformats.org/drawingml/2006/picture">
+                  <pic:nvPicPr>
+                    <pic:cNvPr id="1513805016" name="Picture 1" descr="A computer screen shot of text&#10;&#10;AI-generated content may be incorrect."/>
+                    <pic:cNvPicPr/>
+                  </pic:nvPicPr>
+                  <pic:blipFill>
+                    <a:blip r:embed="rId44">
+                      <a:extLst>
+                        <a:ext uri="{28A0092B-C50C-407E-A947-70E740481C1C}">
+                          <a14:useLocalDpi xmlns:a14="http://schemas.microsoft.com/office/drawing/2010/main" val="0"/>
+                        </a:ext>
+                      </a:extLst>
+                    </a:blip>
+                    <a:stretch>
+                      <a:fillRect/>
+                    </a:stretch>
+                  </pic:blipFill>
+                  <pic:spPr>
+                    <a:xfrm>
+                      <a:off x="0" y="0"/>
+                      <a:ext cx="4018438" cy="3003366"/>
+                    </a:xfrm>
+                    <a:prstGeom prst="rect">
+                      <a:avLst/>
+                    </a:prstGeom>
+                    <a:ln w="57150">
+                      <a:solidFill>
+                        <a:schemeClr val="accent4"/>
+                      </a:solidFill>
+                    </a:ln>
+                  </pic:spPr>
+                </pic:pic>
+              </a:graphicData>
+            </a:graphic>
+          </wp:inline>
+        </w:drawing>
+      </w:r>
+    </w:p>
+    <w:p>
+      <w:r>
+        <w:t xml:space="preserve">The database was communicated with through four files (named database handlers) which handled users, administrator commands, table links and more general requests such as retrieving game information. </w:t>
+      </w:r>
+      <w:proofErr w:type="gramStart"/>
+      <w:r>
+        <w:t>All of</w:t>
+      </w:r>
+      <w:proofErr w:type="gramEnd"/>
+      <w:r>
+        <w:t xml:space="preserve"> these files contain functions that follow the pattern seen in the above image, that is: Connect to the database, </w:t>
+      </w:r>
+      <w:r>
+        <w:t>execute SQL commands, close the connection and then return any data.</w:t>
+      </w:r>
+    </w:p>
+    <w:p>
+      <w:r>
+        <w:t>Talk about the command that gets games from searched tags (</w:t>
+      </w:r>
+      <w:proofErr w:type="spellStart"/>
+      <w:r>
+        <w:t>game_get_selection</w:t>
+      </w:r>
+      <w:proofErr w:type="spellEnd"/>
+      <w:r>
+        <w:t>)</w:t>
+      </w:r>
+    </w:p>
+    <w:p>
+      <w:r>
+        <w:t>Then talk about the CSV data loader and how bad that is.</w:t>
+      </w:r>
+    </w:p>
+    <w:p>
+      <w:proofErr w:type="gramStart"/>
+      <w:r>
+        <w:t>How’s</w:t>
+      </w:r>
+      <w:proofErr w:type="gramEnd"/>
+      <w:r>
+        <w:t xml:space="preserve"> a third sound to you by the way? Because </w:t>
+      </w:r>
+      <w:proofErr w:type="gramStart"/>
+      <w:r>
+        <w:t>that’s</w:t>
+      </w:r>
+      <w:proofErr w:type="gramEnd"/>
+      <w:r>
+        <w:t xml:space="preserve"> honestly the best </w:t>
+      </w:r>
+      <w:proofErr w:type="gramStart"/>
+      <w:r>
+        <w:t>you’re</w:t>
+      </w:r>
+      <w:proofErr w:type="gramEnd"/>
+      <w:r>
+        <w:t xml:space="preserve"> getting if you even pass.</w:t>
+      </w:r>
+    </w:p>
     <w:p>
       <w:r>
         <w:br w:type="page"/>
@@ -10751,7 +11445,7 @@
       <w:r>
         <w:t xml:space="preserve">. Beautiful Soup. </w:t>
       </w:r>
-      <w:hyperlink r:id="rId41" w:history="1">
+      <w:hyperlink r:id="rId45" w:history="1">
         <w:r>
           <w:rPr>
             <w:rStyle w:val="Hyperlink"/>
@@ -10778,9 +11472,17 @@
         <w:t>, Jun</w:t>
       </w:r>
       <w:r>
-        <w:t xml:space="preserve">). Overwhelmed by Choices. American Journal of Neuroradiology : AJNR, 34(6), 1111–1112. </w:t>
-      </w:r>
-      <w:hyperlink r:id="rId42" w:history="1">
+        <w:t xml:space="preserve">). Overwhelmed by Choices. American Journal of </w:t>
+      </w:r>
+      <w:proofErr w:type="gramStart"/>
+      <w:r>
+        <w:t>Neuroradiology :</w:t>
+      </w:r>
+      <w:proofErr w:type="gramEnd"/>
+      <w:r>
+        <w:t xml:space="preserve"> AJNR, 34(6), 1111–1112. </w:t>
+      </w:r>
+      <w:hyperlink r:id="rId46" w:history="1">
         <w:r>
           <w:rPr>
             <w:rStyle w:val="Hyperlink"/>
@@ -10801,12 +11503,36 @@
         </w:numPr>
       </w:pPr>
       <w:r>
-        <w:t>Conklin, L., Drake, V., Strittmatter, Sven., Braiterman, Z., &amp; Shostack, A. (n.d.). Threat Modeling Process</w:t>
+        <w:t xml:space="preserve">Conklin, L., Drake, V., Strittmatter, Sven., </w:t>
+      </w:r>
+      <w:proofErr w:type="spellStart"/>
+      <w:r>
+        <w:t>Braiterman</w:t>
+      </w:r>
+      <w:proofErr w:type="spellEnd"/>
+      <w:r>
+        <w:t xml:space="preserve">, Z., &amp; </w:t>
+      </w:r>
+      <w:proofErr w:type="spellStart"/>
+      <w:r>
+        <w:t>Shostack</w:t>
+      </w:r>
+      <w:proofErr w:type="spellEnd"/>
+      <w:r>
+        <w:t xml:space="preserve">, A. (n.d.). Threat </w:t>
+      </w:r>
+      <w:proofErr w:type="spellStart"/>
+      <w:r>
+        <w:t>Modeling</w:t>
+      </w:r>
+      <w:proofErr w:type="spellEnd"/>
+      <w:r>
+        <w:t xml:space="preserve"> Process</w:t>
       </w:r>
       <w:r>
         <w:t xml:space="preserve">. OWASP. </w:t>
       </w:r>
-      <w:hyperlink r:id="rId43" w:history="1">
+      <w:hyperlink r:id="rId47" w:history="1">
         <w:r>
           <w:rPr>
             <w:rStyle w:val="Hyperlink"/>
@@ -10838,7 +11564,7 @@
       <w:r>
         <w:t xml:space="preserve">). Computer Misuse Act. The Code for Crown Prosecutors. </w:t>
       </w:r>
-      <w:hyperlink r:id="rId44" w:history="1">
+      <w:hyperlink r:id="rId48" w:history="1">
         <w:r>
           <w:rPr>
             <w:rStyle w:val="Hyperlink"/>
@@ -10870,7 +11596,7 @@
       <w:r>
         <w:t xml:space="preserve">, b). Fraud Act 2006. The Code for Crown Prosecutors. </w:t>
       </w:r>
-      <w:hyperlink r:id="rId45" w:history="1">
+      <w:hyperlink r:id="rId49" w:history="1">
         <w:r>
           <w:rPr>
             <w:rStyle w:val="Hyperlink"/>
@@ -10893,7 +11619,7 @@
       <w:r>
         <w:t xml:space="preserve">GDPR. (n.d.). What is GDPR, the EU’s new data protection law? GDPR. </w:t>
       </w:r>
-      <w:hyperlink r:id="rId46" w:history="1">
+      <w:hyperlink r:id="rId50" w:history="1">
         <w:r>
           <w:rPr>
             <w:rStyle w:val="Hyperlink"/>
@@ -10916,7 +11642,7 @@
       <w:r>
         <w:t xml:space="preserve">Creativyst Software. (n.d.). How To: The Comma Separated Value (CSV) File Format. Creativyst Software. </w:t>
       </w:r>
-      <w:hyperlink r:id="rId47" w:history="1">
+      <w:hyperlink r:id="rId51" w:history="1">
         <w:r>
           <w:rPr>
             <w:rStyle w:val="Hyperlink"/>
@@ -10952,9 +11678,17 @@
         <w:t>How ‘Dynasty Warriors’ Created One of Gaming’s Best Action Subgenres</w:t>
       </w:r>
       <w:r>
-        <w:t xml:space="preserve">. RollingStone. </w:t>
-      </w:r>
-      <w:hyperlink r:id="rId48" w:history="1">
+        <w:t xml:space="preserve">. </w:t>
+      </w:r>
+      <w:proofErr w:type="spellStart"/>
+      <w:r>
+        <w:t>RollingStone</w:t>
+      </w:r>
+      <w:proofErr w:type="spellEnd"/>
+      <w:r>
+        <w:t xml:space="preserve">. </w:t>
+      </w:r>
+      <w:hyperlink r:id="rId52" w:history="1">
         <w:r>
           <w:rPr>
             <w:rStyle w:val="Hyperlink"/>
@@ -10977,7 +11711,7 @@
       <w:r>
         <w:t xml:space="preserve">GeeksForGeeks. (2025). Python Web Scraping Tutorial. GeeksForGeeks. </w:t>
       </w:r>
-      <w:hyperlink r:id="rId49" w:history="1">
+      <w:hyperlink r:id="rId53" w:history="1">
         <w:r>
           <w:rPr>
             <w:rStyle w:val="Hyperlink"/>
@@ -11000,7 +11734,7 @@
       <w:r>
         <w:t xml:space="preserve">Interaction Design Foundation. (n.d.). Infinite Scrolling. Interaction Design Foundation. </w:t>
       </w:r>
-      <w:hyperlink r:id="rId50" w:history="1">
+      <w:hyperlink r:id="rId54" w:history="1">
         <w:r>
           <w:rPr>
             <w:rStyle w:val="Hyperlink"/>
@@ -11023,7 +11757,7 @@
       <w:r>
         <w:t xml:space="preserve">Iwanna, B., Rizvi, S., Ahmed, S., Dengel, A., &amp; Uchida, S. Judging a Book By its Cover. Cornell University. </w:t>
       </w:r>
-      <w:hyperlink r:id="rId51" w:history="1">
+      <w:hyperlink r:id="rId55" w:history="1">
         <w:r>
           <w:rPr>
             <w:rStyle w:val="Hyperlink"/>
@@ -11047,9 +11781,17 @@
         <w:t xml:space="preserve">Jones, K., &amp; Martin, L. (2016). </w:t>
       </w:r>
       <w:r>
-        <w:t xml:space="preserve">Adapting infinite-scroll with user experience in mind. DiVA. </w:t>
-      </w:r>
-      <w:hyperlink r:id="rId52" w:history="1">
+        <w:t xml:space="preserve">Adapting infinite-scroll with user experience in mind. </w:t>
+      </w:r>
+      <w:proofErr w:type="spellStart"/>
+      <w:r>
+        <w:t>DiVA</w:t>
+      </w:r>
+      <w:proofErr w:type="spellEnd"/>
+      <w:r>
+        <w:t xml:space="preserve">. </w:t>
+      </w:r>
+      <w:hyperlink r:id="rId56" w:history="1">
         <w:r>
           <w:rPr>
             <w:rStyle w:val="Hyperlink"/>
@@ -11069,10 +11811,23 @@
           <w:numId w:val="1"/>
         </w:numPr>
       </w:pPr>
-      <w:r>
-        <w:t xml:space="preserve">LabEx. (n.d.). How to manage CSV file encoding. LabEx. </w:t>
-      </w:r>
-      <w:hyperlink r:id="rId53" w:history="1">
+      <w:proofErr w:type="spellStart"/>
+      <w:r>
+        <w:t>LabEx</w:t>
+      </w:r>
+      <w:proofErr w:type="spellEnd"/>
+      <w:r>
+        <w:t xml:space="preserve">. (n.d.). How to manage CSV file encoding. </w:t>
+      </w:r>
+      <w:proofErr w:type="spellStart"/>
+      <w:r>
+        <w:t>LabEx</w:t>
+      </w:r>
+      <w:proofErr w:type="spellEnd"/>
+      <w:r>
+        <w:t xml:space="preserve">. </w:t>
+      </w:r>
+      <w:hyperlink r:id="rId57" w:history="1">
         <w:r>
           <w:rPr>
             <w:rStyle w:val="Hyperlink"/>
@@ -11101,7 +11856,7 @@
       <w:r>
         <w:t xml:space="preserve">). A descriptive study of assumptions in STRIDE security threat modelling. Software and Systems Modelling, 21(6), 2311-2328. </w:t>
       </w:r>
-      <w:hyperlink r:id="rId54" w:history="1">
+      <w:hyperlink r:id="rId58" w:history="1">
         <w:r>
           <w:rPr>
             <w:rStyle w:val="Hyperlink"/>
@@ -11136,7 +11891,7 @@
       <w:r>
         <w:t xml:space="preserve">). The effects of COVID-19 on agriculture supply chain, food security, and environment: a review. Environmental Science. </w:t>
       </w:r>
-      <w:hyperlink r:id="rId55" w:history="1">
+      <w:hyperlink r:id="rId59" w:history="1">
         <w:r>
           <w:rPr>
             <w:rStyle w:val="Hyperlink"/>
@@ -11165,7 +11920,7 @@
       <w:r>
         <w:t xml:space="preserve">. MDN Web Docs. </w:t>
       </w:r>
-      <w:hyperlink r:id="rId56" w:history="1">
+      <w:hyperlink r:id="rId60" w:history="1">
         <w:r>
           <w:rPr>
             <w:rStyle w:val="Hyperlink"/>
@@ -11189,7 +11944,7 @@
         <w:lastRenderedPageBreak/>
         <w:t xml:space="preserve">Microsoft Learn. (2009). The STRIDE Threat Model. Microsoft Learn. </w:t>
       </w:r>
-      <w:hyperlink r:id="rId57" w:history="1">
+      <w:hyperlink r:id="rId61" w:history="1">
         <w:r>
           <w:rPr>
             <w:rStyle w:val="Hyperlink"/>
@@ -11212,7 +11967,7 @@
       <w:r>
         <w:t xml:space="preserve">Microsoft Support. (n.d.). Create or edit .csv files to import into Outlook. Microsoft Support. </w:t>
       </w:r>
-      <w:hyperlink r:id="rId58" w:history="1">
+      <w:hyperlink r:id="rId62" w:history="1">
         <w:r>
           <w:rPr>
             <w:rStyle w:val="Hyperlink"/>
@@ -11232,7 +11987,7 @@
       <w:r>
         <w:t xml:space="preserve">MySQL. (n.d.). 1.2.1 What is MySQL? MySQL Documentation. </w:t>
       </w:r>
-      <w:hyperlink r:id="rId59" w:history="1">
+      <w:hyperlink r:id="rId63" w:history="1">
         <w:r>
           <w:rPr>
             <w:rStyle w:val="Hyperlink"/>
@@ -11255,7 +12010,7 @@
       <w:r>
         <w:t xml:space="preserve">Nawaz, S., Bhowmik, J., Linden, T., &amp; Mitchell, M. (2024, September). Adapting to the new normal: Understanding the impact of COVID-19 on technology usage and human behaviour. Entertainment Computing, 51, 100726. </w:t>
       </w:r>
-      <w:hyperlink r:id="rId60" w:tgtFrame="_blank" w:tooltip="Persistent link using digital object identifier" w:history="1">
+      <w:hyperlink r:id="rId64" w:tgtFrame="_blank" w:tooltip="Persistent link using digital object identifier" w:history="1">
         <w:r>
           <w:rPr>
             <w:rStyle w:val="Hyperlink"/>
@@ -11278,7 +12033,7 @@
       <w:r>
         <w:t xml:space="preserve">Pypi. (n.d. -a). requests 2.32.3. Pypi. </w:t>
       </w:r>
-      <w:hyperlink r:id="rId61" w:history="1">
+      <w:hyperlink r:id="rId65" w:history="1">
         <w:r>
           <w:rPr>
             <w:rStyle w:val="Hyperlink"/>
@@ -11304,7 +12059,7 @@
       <w:r>
         <w:t xml:space="preserve">soup4 4.13.4. Pypi. </w:t>
       </w:r>
-      <w:hyperlink r:id="rId62" w:history="1">
+      <w:hyperlink r:id="rId66" w:history="1">
         <w:r>
           <w:rPr>
             <w:rStyle w:val="Hyperlink"/>
@@ -11327,7 +12082,7 @@
       <w:r>
         <w:t xml:space="preserve">Pypi. (n.d. -c). selenium 4.33.0. Pypi. </w:t>
       </w:r>
-      <w:hyperlink r:id="rId63" w:history="1">
+      <w:hyperlink r:id="rId67" w:history="1">
         <w:r>
           <w:rPr>
             <w:rStyle w:val="Hyperlink"/>
@@ -11350,7 +12105,7 @@
       <w:r>
         <w:t xml:space="preserve">Pypi. (n.d. -d). schedule 1.2.2. Pypi. </w:t>
       </w:r>
-      <w:hyperlink r:id="rId64" w:history="1">
+      <w:hyperlink r:id="rId68" w:history="1">
         <w:r>
           <w:rPr>
             <w:rStyle w:val="Hyperlink"/>
@@ -11371,9 +12126,17 @@
         </w:numPr>
       </w:pPr>
       <w:r>
-        <w:t xml:space="preserve">Pypi. (n.d. -e). mysql-connector-python 9.3.0. Pypi. </w:t>
-      </w:r>
-      <w:hyperlink r:id="rId65" w:history="1">
+        <w:t xml:space="preserve">Pypi. (n.d. -e). </w:t>
+      </w:r>
+      <w:proofErr w:type="spellStart"/>
+      <w:r>
+        <w:t>mysql</w:t>
+      </w:r>
+      <w:proofErr w:type="spellEnd"/>
+      <w:r>
+        <w:t xml:space="preserve">-connector-python 9.3.0. Pypi. </w:t>
+      </w:r>
+      <w:hyperlink r:id="rId69" w:history="1">
         <w:r>
           <w:rPr>
             <w:rStyle w:val="Hyperlink"/>
@@ -11402,7 +12165,7 @@
       <w:r>
         <w:t xml:space="preserve">). csv – CSV File Reading and Writing. Python. </w:t>
       </w:r>
-      <w:hyperlink r:id="rId66" w:history="1">
+      <w:hyperlink r:id="rId70" w:history="1">
         <w:r>
           <w:rPr>
             <w:rStyle w:val="Hyperlink"/>
@@ -11434,7 +12197,7 @@
       <w:r>
         <w:t xml:space="preserve">Unicode HOWTO. Python. </w:t>
       </w:r>
-      <w:hyperlink r:id="rId67" w:history="1">
+      <w:hyperlink r:id="rId71" w:history="1">
         <w:r>
           <w:rPr>
             <w:rStyle w:val="Hyperlink"/>
@@ -11455,9 +12218,17 @@
         </w:numPr>
       </w:pPr>
       <w:r>
-        <w:t xml:space="preserve">Raneri, P., Montag, C., Rozgonjuk, D., Satel, J., &amp; Pontes, H. (2022, June). The role of microtransactions in Internet Gaming Disorder and Gambling Disorder: A preregistered systematic review. Addictive Behaviors Reports. 15, 100415. </w:t>
-      </w:r>
-      <w:hyperlink r:id="rId68" w:history="1">
+        <w:t xml:space="preserve">Raneri, P., Montag, C., Rozgonjuk, D., Satel, J., &amp; Pontes, H. (2022, June). The role of microtransactions in Internet Gaming Disorder and Gambling Disorder: A preregistered systematic review. Addictive </w:t>
+      </w:r>
+      <w:proofErr w:type="spellStart"/>
+      <w:r>
+        <w:t>Behaviors</w:t>
+      </w:r>
+      <w:proofErr w:type="spellEnd"/>
+      <w:r>
+        <w:t xml:space="preserve"> Reports. 15, 100415. </w:t>
+      </w:r>
+      <w:hyperlink r:id="rId72" w:history="1">
         <w:r>
           <w:rPr>
             <w:rStyle w:val="Hyperlink"/>
@@ -11478,9 +12249,17 @@
         </w:numPr>
       </w:pPr>
       <w:r>
-        <w:t xml:space="preserve">Requests Documentation. (n.d.). Quickstartn. Requests Documentation. </w:t>
-      </w:r>
-      <w:hyperlink r:id="rId69" w:history="1">
+        <w:t xml:space="preserve">Requests Documentation. (n.d.). </w:t>
+      </w:r>
+      <w:proofErr w:type="spellStart"/>
+      <w:r>
+        <w:t>Quickstartn</w:t>
+      </w:r>
+      <w:proofErr w:type="spellEnd"/>
+      <w:r>
+        <w:t xml:space="preserve">. Requests Documentation. </w:t>
+      </w:r>
+      <w:hyperlink r:id="rId73" w:history="1">
         <w:r>
           <w:rPr>
             <w:rStyle w:val="Hyperlink"/>
@@ -11503,7 +12282,7 @@
       <w:r>
         <w:t xml:space="preserve">Samuli, K. (2022, January 19th). Pricing economics of video games: a panel data study on the effects of versioning on revenue. University of Oulu Repository. </w:t>
       </w:r>
-      <w:hyperlink r:id="rId70" w:history="1">
+      <w:hyperlink r:id="rId74" w:history="1">
         <w:r>
           <w:rPr>
             <w:rStyle w:val="Hyperlink"/>
@@ -11526,7 +12305,7 @@
       <w:r>
         <w:t xml:space="preserve">Selenium. (n.d.). Locating Elements. Selenium. </w:t>
       </w:r>
-      <w:hyperlink r:id="rId71" w:history="1">
+      <w:hyperlink r:id="rId75" w:history="1">
         <w:r>
           <w:rPr>
             <w:rStyle w:val="Hyperlink"/>
@@ -11549,7 +12328,7 @@
       <w:r>
         <w:t xml:space="preserve">ScrapeOps. (n.d.). How To Scroll Infinite Pages in Python. ScrapeOps. </w:t>
       </w:r>
-      <w:hyperlink r:id="rId72" w:history="1">
+      <w:hyperlink r:id="rId76" w:history="1">
         <w:r>
           <w:rPr>
             <w:rStyle w:val="Hyperlink"/>
@@ -11593,7 +12372,7 @@
       <w:r>
         <w:t xml:space="preserve">Steam. (n.d.). Portal 2. Steam. </w:t>
       </w:r>
-      <w:hyperlink r:id="rId73" w:history="1">
+      <w:hyperlink r:id="rId77" w:history="1">
         <w:r>
           <w:rPr>
             <w:rStyle w:val="Hyperlink"/>
@@ -11615,9 +12394,17 @@
       </w:pPr>
       <w:r>
         <w:lastRenderedPageBreak/>
-        <w:t xml:space="preserve">Steamworks. (n.d.). Steam Direct (Joining The Steamworks Distribution Program). Steam. </w:t>
-      </w:r>
-      <w:hyperlink r:id="rId74" w:history="1">
+        <w:t xml:space="preserve">Steamworks. (n.d.). Steam Direct (Joining </w:t>
+      </w:r>
+      <w:proofErr w:type="gramStart"/>
+      <w:r>
+        <w:t>The</w:t>
+      </w:r>
+      <w:proofErr w:type="gramEnd"/>
+      <w:r>
+        <w:t xml:space="preserve"> Steamworks Distribution Program). Steam. </w:t>
+      </w:r>
+      <w:hyperlink r:id="rId78" w:history="1">
         <w:r>
           <w:rPr>
             <w:rStyle w:val="Hyperlink"/>
@@ -11637,10 +12424,23 @@
           <w:numId w:val="1"/>
         </w:numPr>
       </w:pPr>
-      <w:r>
-        <w:t xml:space="preserve">Tedboy. (n.d.). Beautiful Soup Documentation. Github. </w:t>
-      </w:r>
-      <w:hyperlink r:id="rId75" w:history="1">
+      <w:proofErr w:type="spellStart"/>
+      <w:r>
+        <w:t>Tedboy</w:t>
+      </w:r>
+      <w:proofErr w:type="spellEnd"/>
+      <w:r>
+        <w:t xml:space="preserve">. (n.d.). Beautiful Soup Documentation. </w:t>
+      </w:r>
+      <w:proofErr w:type="spellStart"/>
+      <w:r>
+        <w:t>Github</w:t>
+      </w:r>
+      <w:proofErr w:type="spellEnd"/>
+      <w:r>
+        <w:t xml:space="preserve">. </w:t>
+      </w:r>
+      <w:hyperlink r:id="rId79" w:history="1">
         <w:r>
           <w:rPr>
             <w:rStyle w:val="Hyperlink"/>
@@ -11663,7 +12463,7 @@
       <w:r>
         <w:t xml:space="preserve">United Kingdom. (n.d.). Data protection (The UK’s data protection legislation). United Kingdom. </w:t>
       </w:r>
-      <w:hyperlink r:id="rId76" w:history="1">
+      <w:hyperlink r:id="rId80" w:history="1">
         <w:r>
           <w:rPr>
             <w:rStyle w:val="Hyperlink"/>
@@ -11692,7 +12492,7 @@
       <w:r>
         <w:t xml:space="preserve">). The UK Copyright Service. </w:t>
       </w:r>
-      <w:hyperlink r:id="rId77" w:history="1">
+      <w:hyperlink r:id="rId81" w:history="1">
         <w:r>
           <w:rPr>
             <w:rStyle w:val="Hyperlink"/>
@@ -11724,7 +12524,7 @@
       <w:r>
         <w:t xml:space="preserve">). Tim Schafer persuades fans to finance next adventure game. Wired. Archive: </w:t>
       </w:r>
-      <w:hyperlink r:id="rId78" w:history="1">
+      <w:hyperlink r:id="rId82" w:history="1">
         <w:r>
           <w:rPr>
             <w:rStyle w:val="Hyperlink"/>
@@ -11759,13 +12559,18 @@
       <w:r>
         <w:t xml:space="preserve">Zhao, B. (2017). Web Scraping. </w:t>
       </w:r>
-      <w:r>
-        <w:t xml:space="preserve">Encyclopedia </w:t>
+      <w:proofErr w:type="spellStart"/>
+      <w:r>
+        <w:t>Encyclopedia</w:t>
+      </w:r>
+      <w:proofErr w:type="spellEnd"/>
+      <w:r>
+        <w:t xml:space="preserve"> </w:t>
       </w:r>
       <w:r>
         <w:t xml:space="preserve">of Big Data. </w:t>
       </w:r>
-      <w:hyperlink r:id="rId79" w:history="1">
+      <w:hyperlink r:id="rId83" w:history="1">
         <w:r>
           <w:rPr>
             <w:rStyle w:val="Hyperlink"/>
@@ -11784,7 +12589,7 @@
       <w:r>
         <w:t xml:space="preserve">ALT: </w:t>
       </w:r>
-      <w:hyperlink r:id="rId80" w:history="1">
+      <w:hyperlink r:id="rId84" w:history="1">
         <w:r>
           <w:rPr>
             <w:rStyle w:val="Hyperlink"/>

--- a/(0) Disertation/Dissertation.docx
+++ b/(0) Disertation/Dissertation.docx
@@ -4595,7 +4595,13 @@
     </w:p>
     <w:p>
       <w:r>
-        <w:t xml:space="preserve">When searching for new video games, it can be hard for uses to find games that they might be interested </w:t>
+        <w:t>When searching for new video games, it can be hard for use</w:t>
+      </w:r>
+      <w:r>
+        <w:t>r</w:t>
+      </w:r>
+      <w:r>
+        <w:t xml:space="preserve">s to find games that they might be interested </w:t>
       </w:r>
       <w:proofErr w:type="gramStart"/>
       <w:r>
@@ -4606,7 +4612,13 @@
         <w:t xml:space="preserve"> and it can be hard for businesses to </w:t>
       </w:r>
       <w:r>
-        <w:t xml:space="preserve">reach new users. To help with this, using publicly data from the internet, a database could be built that, with a user interface such as a web application, could help users find games they are interested in that are </w:t>
+        <w:t>reach new users. To help with this, using publicly</w:t>
+      </w:r>
+      <w:r>
+        <w:t xml:space="preserve"> available</w:t>
+      </w:r>
+      <w:r>
+        <w:t xml:space="preserve"> data from the internet, a database could be built that, with a user interface such as a web application, could help users find games they are interested in that are </w:t>
       </w:r>
       <w:proofErr w:type="gramStart"/>
       <w:r>
@@ -4650,7 +4662,13 @@
         <w:t xml:space="preserve">To start, this document will conduct a review of the literature regarding this topic, specifically </w:t>
       </w:r>
       <w:r>
-        <w:t>the reason for a tagging website, what scraping is and the reason for using it and the law and security issues this project needs to acknowledge</w:t>
+        <w:t xml:space="preserve">the reason for a tagging website, what scraping is and the reason for using it </w:t>
+      </w:r>
+      <w:r>
+        <w:t>along with</w:t>
+      </w:r>
+      <w:r>
+        <w:t xml:space="preserve"> the law and security issues this project needs to acknowledge</w:t>
       </w:r>
       <w:r>
         <w:t xml:space="preserve">. </w:t>
@@ -4774,13 +4792,31 @@
         <w:t>They</w:t>
       </w:r>
       <w:r>
-        <w:t xml:space="preserve"> also taking longer to choose. Castillo (2013) </w:t>
+        <w:t xml:space="preserve"> also ta</w:t>
+      </w:r>
+      <w:r>
+        <w:t>ke</w:t>
+      </w:r>
+      <w:r>
+        <w:t xml:space="preserve"> longer to choose. Castillo (2013) </w:t>
       </w:r>
       <w:r>
         <w:t>states that</w:t>
       </w:r>
       <w:r>
-        <w:t>, when someone knows or has expertise about the items or options in a choice, they will be able to give a more confident choice than when they know little about the items or options</w:t>
+        <w:t xml:space="preserve">, when someone knows or has expertise about the items or options in a choice, they will be able to </w:t>
+      </w:r>
+      <w:r>
+        <w:t>make</w:t>
+      </w:r>
+      <w:r>
+        <w:t xml:space="preserve"> a more confident </w:t>
+      </w:r>
+      <w:r>
+        <w:t>decision</w:t>
+      </w:r>
+      <w:r>
+        <w:t xml:space="preserve"> than when they know little about the items or options</w:t>
       </w:r>
       <w:r>
         <w:t xml:space="preserve">. </w:t>
@@ -4999,7 +5035,7 @@
         <w:t xml:space="preserve"> and Zhao (2017)</w:t>
       </w:r>
       <w:r>
-        <w:t>, a way to use the internet to collection public information for a specific purpose</w:t>
+        <w:t>, a way to use the internet to collect public information for a specific purpose</w:t>
       </w:r>
       <w:r>
         <w:t xml:space="preserve"> such as </w:t>
@@ -5017,11 +5053,16 @@
         <w:t>It allows an easier way to collect information from a public source without needing to request it (Smith 2019)</w:t>
       </w:r>
       <w:r>
-        <w:t xml:space="preserve"> This can be done by a human manually or a bot automatically (Zhao, 2017)</w:t>
-      </w:r>
-      <w:r>
         <w:t>.</w:t>
       </w:r>
+    </w:p>
+    <w:p>
+      <w:r>
+        <w:t>This can be done by a human manually or a bot automatically (Zhao, 2017)</w:t>
+      </w:r>
+      <w:r>
+        <w:t>.</w:t>
+      </w:r>
       <w:r>
         <w:t xml:space="preserve"> An example of this given by Smith (2019) is for the indexing of a search engine by having a scraping program go from website to website to collect the information on each page and allow each page to be search</w:t>
       </w:r>
@@ -5090,11 +5131,9 @@
       <w:r>
         <w:t xml:space="preserve">potentially </w:t>
       </w:r>
-      <w:proofErr w:type="gramStart"/>
-      <w:r>
-        <w:t>violating</w:t>
-      </w:r>
-      <w:proofErr w:type="gramEnd"/>
+      <w:r>
+        <w:t>violate</w:t>
+      </w:r>
       <w:r>
         <w:t xml:space="preserve"> a company’s terms of service (Zhao, 2017). However, Zhao (2017) argues that it is difficult to prove the data’s copyright due to “only a specific section of the data [being] legally protected”, while arguing that terms of service fall into a “gr</w:t>
       </w:r>
@@ -5108,15 +5147,7 @@
         <w:t>scraped</w:t>
       </w:r>
       <w:r>
-        <w:t xml:space="preserve"> in this project should have its source saved and, </w:t>
-      </w:r>
-      <w:proofErr w:type="gramStart"/>
-      <w:r>
-        <w:t>in</w:t>
-      </w:r>
-      <w:proofErr w:type="gramEnd"/>
-      <w:r>
-        <w:t xml:space="preserve"> the website, linked to </w:t>
+        <w:t xml:space="preserve"> in this project should have its source saved and, in the website, linked to </w:t>
       </w:r>
       <w:proofErr w:type="gramStart"/>
       <w:r>
@@ -6000,7 +6031,25 @@
     </w:p>
     <w:p>
       <w:r>
-        <w:t>Due to this project using scraping, it runs the risk of collecting data that is not entirely accurate and data that might contain biases</w:t>
+        <w:t xml:space="preserve">Due </w:t>
+      </w:r>
+      <w:r>
+        <w:t xml:space="preserve">to </w:t>
+      </w:r>
+      <w:r>
+        <w:t>t</w:t>
+      </w:r>
+      <w:r>
+        <w:t xml:space="preserve">he use of </w:t>
+      </w:r>
+      <w:r>
+        <w:t xml:space="preserve">scraping, </w:t>
+      </w:r>
+      <w:r>
+        <w:t>there is a</w:t>
+      </w:r>
+      <w:r>
+        <w:t xml:space="preserve"> risk of collecting data that is not entirely accurate and data that might contain biases</w:t>
       </w:r>
       <w:r>
         <w:t xml:space="preserve"> or ethical issues. However, the main target for this program is the online video game distributor known as Steam. </w:t>
@@ -6015,7 +6064,13 @@
         <w:t>reviewing</w:t>
       </w:r>
       <w:r>
-        <w:t xml:space="preserve"> it to confirm that it is working and not harmful (Steamworks, n.d.). Because this information is submitted by the author themselves</w:t>
+        <w:t xml:space="preserve"> it to confirm that it is working and not harmful (Steamworks, n.d.). </w:t>
+      </w:r>
+      <w:r>
+        <w:t>Since</w:t>
+      </w:r>
+      <w:r>
+        <w:t xml:space="preserve"> this information is submitted by the author themselves</w:t>
       </w:r>
       <w:r>
         <w:t>, it is assumed</w:t>
@@ -6459,7 +6514,14 @@
         </w:numPr>
       </w:pPr>
       <w:r>
-        <w:t xml:space="preserve">Scraping program: </w:t>
+        <w:rPr>
+          <w:b/>
+          <w:bCs/>
+        </w:rPr>
+        <w:t>Scraping program:</w:t>
+      </w:r>
+      <w:r>
+        <w:t xml:space="preserve"> </w:t>
       </w:r>
       <w:r>
         <w:t xml:space="preserve">This </w:t>
@@ -6492,7 +6554,14 @@
         </w:numPr>
       </w:pPr>
       <w:r>
-        <w:t xml:space="preserve">CSV: The data is then saved using the comma separated values format which will then be normalised using Excel </w:t>
+        <w:rPr>
+          <w:b/>
+          <w:bCs/>
+        </w:rPr>
+        <w:t>CSV:</w:t>
+      </w:r>
+      <w:r>
+        <w:t xml:space="preserve"> The data is then saved using the comma separated values format which will then be normalised using Excel </w:t>
       </w:r>
       <w:r>
         <w:t>and</w:t>
@@ -6516,7 +6585,14 @@
         </w:numPr>
       </w:pPr>
       <w:r>
-        <w:t xml:space="preserve">MySQL database: The normalised data will be loaded into a MySQL database using Python. </w:t>
+        <w:rPr>
+          <w:b/>
+          <w:bCs/>
+        </w:rPr>
+        <w:t>MySQL database:</w:t>
+      </w:r>
+      <w:r>
+        <w:t xml:space="preserve"> The normalised data will be loaded into a MySQL database using Python. </w:t>
       </w:r>
     </w:p>
     <w:p>
@@ -6528,7 +6604,14 @@
         </w:numPr>
       </w:pPr>
       <w:r>
-        <w:t xml:space="preserve">Website: </w:t>
+        <w:rPr>
+          <w:b/>
+          <w:bCs/>
+        </w:rPr>
+        <w:t>Website:</w:t>
+      </w:r>
+      <w:r>
+        <w:t xml:space="preserve"> </w:t>
       </w:r>
       <w:r>
         <w:t>Allows users to search for video games.</w:t>
@@ -6790,15 +6873,7 @@
     </w:p>
     <w:p>
       <w:r>
-        <w:t xml:space="preserve">Using </w:t>
-      </w:r>
-      <w:proofErr w:type="gramStart"/>
-      <w:r>
-        <w:t>Steam’s</w:t>
-      </w:r>
-      <w:proofErr w:type="gramEnd"/>
-      <w:r>
-        <w:t xml:space="preserve"> all games page</w:t>
+        <w:t>Using Steam’s all games page</w:t>
       </w:r>
       <w:r>
         <w:t>,</w:t>
@@ -7193,7 +7268,18 @@
         <w:t>“Features”. The features seem to describe the</w:t>
       </w:r>
       <w:r>
-        <w:t xml:space="preserve"> gameplay features that make up a game such as the game being singleplayer or multiplayer, what the game can be played on, if the game has achievements or if there are any third part agreements that need to be made to play the game. This section does not have a header and so the name of this data is taken from the HTML</w:t>
+        <w:t xml:space="preserve"> gameplay features that make up a game such as the game being singleplayer or multiplayer, what the game can be played on, if the game has achievements or if there are any </w:t>
+      </w:r>
+      <w:proofErr w:type="gramStart"/>
+      <w:r>
+        <w:t>third part</w:t>
+      </w:r>
+      <w:r>
+        <w:t>y</w:t>
+      </w:r>
+      <w:proofErr w:type="gramEnd"/>
+      <w:r>
+        <w:t xml:space="preserve"> agreements that need to be made to play the game. This section does not have a header and so the name of this data is taken from the HTML</w:t>
       </w:r>
       <w:r>
         <w:t xml:space="preserve"> class it is within.</w:t>
@@ -7841,7 +7927,7 @@
           <w:noProof/>
         </w:rPr>
         <w:drawing>
-          <wp:inline distT="0" distB="0" distL="0" distR="0" wp14:anchorId="40ABE2E5" wp14:editId="3F934B27">
+          <wp:inline distT="0" distB="0" distL="0" distR="0" wp14:anchorId="40ABE2E5" wp14:editId="5150F0DB">
             <wp:extent cx="4162425" cy="1246650"/>
             <wp:effectExtent l="38100" t="38100" r="28575" b="29845"/>
             <wp:docPr id="1701288164" name="Picture 2" descr="A computer screen with text on it&#10;&#10;AI-generated content may be incorrect."/>
@@ -8061,7 +8147,13 @@
         <w:t>i</w:t>
       </w:r>
       <w:r>
-        <w:t xml:space="preserve">t takes a longer to scrape than the requests library. </w:t>
+        <w:t>t takes a longer</w:t>
+      </w:r>
+      <w:r>
+        <w:t xml:space="preserve"> time</w:t>
+      </w:r>
+      <w:r>
+        <w:t xml:space="preserve"> to scrape than the requests library. </w:t>
       </w:r>
       <w:r>
         <w:t xml:space="preserve">Using the time library, both programs were timed </w:t>
@@ -8205,7 +8297,7 @@
           <w:noProof/>
         </w:rPr>
         <w:drawing>
-          <wp:inline distT="0" distB="0" distL="0" distR="0" wp14:anchorId="5F05F26C" wp14:editId="360381B2">
+          <wp:inline distT="0" distB="0" distL="0" distR="0" wp14:anchorId="5F05F26C" wp14:editId="6A90D53A">
             <wp:extent cx="5731510" cy="637540"/>
             <wp:effectExtent l="38100" t="38100" r="40640" b="29210"/>
             <wp:docPr id="1908628895" name="Picture 2"/>
@@ -8449,11 +8541,9 @@
       <w:r>
         <w:t xml:space="preserve"> is </w:t>
       </w:r>
-      <w:proofErr w:type="spellStart"/>
-      <w:r>
-        <w:t>recieved</w:t>
-      </w:r>
-      <w:proofErr w:type="spellEnd"/>
+      <w:r>
+        <w:t>received</w:t>
+      </w:r>
       <w:r>
         <w:t>, no additional HTML is received</w:t>
       </w:r>
@@ -8710,7 +8800,7 @@
           <w:noProof/>
         </w:rPr>
         <w:drawing>
-          <wp:inline distT="0" distB="0" distL="0" distR="0" wp14:anchorId="1F65946C" wp14:editId="1A0E69F4">
+          <wp:inline distT="0" distB="0" distL="0" distR="0" wp14:anchorId="1F65946C" wp14:editId="1E02C01D">
             <wp:extent cx="5731510" cy="530860"/>
             <wp:effectExtent l="38100" t="38100" r="40640" b="40640"/>
             <wp:docPr id="1929413245" name="Picture 5"/>
@@ -11258,6 +11348,9 @@
     </w:p>
     <w:p>
       <w:r>
+        <w:t>\</w:t>
+      </w:r>
+      <w:r>
         <w:br w:type="page"/>
       </w:r>
     </w:p>
@@ -11328,13 +11421,104 @@
       </w:r>
       <w:proofErr w:type="gramEnd"/>
       <w:r>
-        <w:t xml:space="preserve"> these files contain functions that follow the pattern seen in the above image, that is: Connect to the database, </w:t>
+        <w:t xml:space="preserve"> these files contain functions that follow the pattern seen in the above image, that is:</w:t>
+      </w:r>
+      <w:r>
+        <w:t xml:space="preserve"> They c</w:t>
+      </w:r>
+      <w:r>
+        <w:t xml:space="preserve">onnect to the database, </w:t>
       </w:r>
       <w:r>
         <w:t>execute SQL commands, close the connection and then return any data.</w:t>
       </w:r>
     </w:p>
     <w:p>
+      <w:pPr>
+        <w:keepNext/>
+        <w:jc w:val="center"/>
+      </w:pPr>
+      <w:r>
+        <w:rPr>
+          <w:noProof/>
+        </w:rPr>
+        <w:drawing>
+          <wp:inline distT="0" distB="0" distL="0" distR="0" wp14:anchorId="592FE0B6" wp14:editId="54515BEE">
+            <wp:extent cx="5731510" cy="544195"/>
+            <wp:effectExtent l="38100" t="38100" r="40640" b="46355"/>
+            <wp:docPr id="1175305096" name="Picture 1"/>
+            <wp:cNvGraphicFramePr>
+              <a:graphicFrameLocks xmlns:a="http://schemas.openxmlformats.org/drawingml/2006/main" noChangeAspect="1"/>
+            </wp:cNvGraphicFramePr>
+            <a:graphic xmlns:a="http://schemas.openxmlformats.org/drawingml/2006/main">
+              <a:graphicData uri="http://schemas.openxmlformats.org/drawingml/2006/picture">
+                <pic:pic xmlns:pic="http://schemas.openxmlformats.org/drawingml/2006/picture">
+                  <pic:nvPicPr>
+                    <pic:cNvPr id="1175305096" name="Picture 1175305096"/>
+                    <pic:cNvPicPr/>
+                  </pic:nvPicPr>
+                  <pic:blipFill>
+                    <a:blip r:embed="rId45" cstate="print">
+                      <a:extLst>
+                        <a:ext uri="{28A0092B-C50C-407E-A947-70E740481C1C}">
+                          <a14:useLocalDpi xmlns:a14="http://schemas.microsoft.com/office/drawing/2010/main" val="0"/>
+                        </a:ext>
+                      </a:extLst>
+                    </a:blip>
+                    <a:stretch>
+                      <a:fillRect/>
+                    </a:stretch>
+                  </pic:blipFill>
+                  <pic:spPr>
+                    <a:xfrm>
+                      <a:off x="0" y="0"/>
+                      <a:ext cx="5731510" cy="544195"/>
+                    </a:xfrm>
+                    <a:prstGeom prst="rect">
+                      <a:avLst/>
+                    </a:prstGeom>
+                    <a:ln w="38100">
+                      <a:solidFill>
+                        <a:schemeClr val="accent4"/>
+                      </a:solidFill>
+                    </a:ln>
+                  </pic:spPr>
+                </pic:pic>
+              </a:graphicData>
+            </a:graphic>
+          </wp:inline>
+        </w:drawing>
+      </w:r>
+    </w:p>
+    <w:p>
+      <w:pPr>
+        <w:pStyle w:val="Caption"/>
+        <w:jc w:val="center"/>
+      </w:pPr>
+      <w:r>
+        <w:t xml:space="preserve">Figure </w:t>
+      </w:r>
+      <w:fldSimple w:instr=" SEQ Figure \* ARABIC ">
+        <w:r>
+          <w:rPr>
+            <w:noProof/>
+          </w:rPr>
+          <w:t>32</w:t>
+        </w:r>
+      </w:fldSimple>
+      <w:r>
+        <w:t xml:space="preserve">: Search Game </w:t>
+      </w:r>
+      <w:proofErr w:type="gramStart"/>
+      <w:r>
+        <w:t>By</w:t>
+      </w:r>
+      <w:proofErr w:type="gramEnd"/>
+      <w:r>
+        <w:t xml:space="preserve"> Tag Command</w:t>
+      </w:r>
+    </w:p>
+    <w:p>
       <w:r>
         <w:t>Talk about the command that gets games from searched tags (</w:t>
       </w:r>
@@ -11353,29 +11537,8 @@
       </w:r>
     </w:p>
     <w:p>
-      <w:proofErr w:type="gramStart"/>
-      <w:r>
-        <w:t>How’s</w:t>
-      </w:r>
-      <w:proofErr w:type="gramEnd"/>
-      <w:r>
-        <w:t xml:space="preserve"> a third sound to you by the way? Because </w:t>
-      </w:r>
-      <w:proofErr w:type="gramStart"/>
-      <w:r>
-        <w:t>that’s</w:t>
-      </w:r>
-      <w:proofErr w:type="gramEnd"/>
-      <w:r>
-        <w:t xml:space="preserve"> honestly the best </w:t>
-      </w:r>
-      <w:proofErr w:type="gramStart"/>
-      <w:r>
-        <w:t>you’re</w:t>
-      </w:r>
-      <w:proofErr w:type="gramEnd"/>
-      <w:r>
-        <w:t xml:space="preserve"> getting if you even pass.</w:t>
+      <w:r>
+        <w:t>How’s a third sound to you by the way? Because that’s honestly the best you’re getting if you even pass.</w:t>
       </w:r>
     </w:p>
     <w:p>
@@ -11445,7 +11608,7 @@
       <w:r>
         <w:t xml:space="preserve">. Beautiful Soup. </w:t>
       </w:r>
-      <w:hyperlink r:id="rId45" w:history="1">
+      <w:hyperlink r:id="rId46" w:history="1">
         <w:r>
           <w:rPr>
             <w:rStyle w:val="Hyperlink"/>
@@ -11482,7 +11645,7 @@
       <w:r>
         <w:t xml:space="preserve"> AJNR, 34(6), 1111–1112. </w:t>
       </w:r>
-      <w:hyperlink r:id="rId46" w:history="1">
+      <w:hyperlink r:id="rId47" w:history="1">
         <w:r>
           <w:rPr>
             <w:rStyle w:val="Hyperlink"/>
@@ -11532,7 +11695,7 @@
       <w:r>
         <w:t xml:space="preserve">. OWASP. </w:t>
       </w:r>
-      <w:hyperlink r:id="rId47" w:history="1">
+      <w:hyperlink r:id="rId48" w:history="1">
         <w:r>
           <w:rPr>
             <w:rStyle w:val="Hyperlink"/>
@@ -11564,7 +11727,7 @@
       <w:r>
         <w:t xml:space="preserve">). Computer Misuse Act. The Code for Crown Prosecutors. </w:t>
       </w:r>
-      <w:hyperlink r:id="rId48" w:history="1">
+      <w:hyperlink r:id="rId49" w:history="1">
         <w:r>
           <w:rPr>
             <w:rStyle w:val="Hyperlink"/>
@@ -11596,7 +11759,7 @@
       <w:r>
         <w:t xml:space="preserve">, b). Fraud Act 2006. The Code for Crown Prosecutors. </w:t>
       </w:r>
-      <w:hyperlink r:id="rId49" w:history="1">
+      <w:hyperlink r:id="rId50" w:history="1">
         <w:r>
           <w:rPr>
             <w:rStyle w:val="Hyperlink"/>
@@ -11619,7 +11782,7 @@
       <w:r>
         <w:t xml:space="preserve">GDPR. (n.d.). What is GDPR, the EU’s new data protection law? GDPR. </w:t>
       </w:r>
-      <w:hyperlink r:id="rId50" w:history="1">
+      <w:hyperlink r:id="rId51" w:history="1">
         <w:r>
           <w:rPr>
             <w:rStyle w:val="Hyperlink"/>
@@ -11642,7 +11805,7 @@
       <w:r>
         <w:t xml:space="preserve">Creativyst Software. (n.d.). How To: The Comma Separated Value (CSV) File Format. Creativyst Software. </w:t>
       </w:r>
-      <w:hyperlink r:id="rId51" w:history="1">
+      <w:hyperlink r:id="rId52" w:history="1">
         <w:r>
           <w:rPr>
             <w:rStyle w:val="Hyperlink"/>
@@ -11688,7 +11851,7 @@
       <w:r>
         <w:t xml:space="preserve">. </w:t>
       </w:r>
-      <w:hyperlink r:id="rId52" w:history="1">
+      <w:hyperlink r:id="rId53" w:history="1">
         <w:r>
           <w:rPr>
             <w:rStyle w:val="Hyperlink"/>
@@ -11711,7 +11874,7 @@
       <w:r>
         <w:t xml:space="preserve">GeeksForGeeks. (2025). Python Web Scraping Tutorial. GeeksForGeeks. </w:t>
       </w:r>
-      <w:hyperlink r:id="rId53" w:history="1">
+      <w:hyperlink r:id="rId54" w:history="1">
         <w:r>
           <w:rPr>
             <w:rStyle w:val="Hyperlink"/>
@@ -11734,7 +11897,7 @@
       <w:r>
         <w:t xml:space="preserve">Interaction Design Foundation. (n.d.). Infinite Scrolling. Interaction Design Foundation. </w:t>
       </w:r>
-      <w:hyperlink r:id="rId54" w:history="1">
+      <w:hyperlink r:id="rId55" w:history="1">
         <w:r>
           <w:rPr>
             <w:rStyle w:val="Hyperlink"/>
@@ -11757,7 +11920,7 @@
       <w:r>
         <w:t xml:space="preserve">Iwanna, B., Rizvi, S., Ahmed, S., Dengel, A., &amp; Uchida, S. Judging a Book By its Cover. Cornell University. </w:t>
       </w:r>
-      <w:hyperlink r:id="rId55" w:history="1">
+      <w:hyperlink r:id="rId56" w:history="1">
         <w:r>
           <w:rPr>
             <w:rStyle w:val="Hyperlink"/>
@@ -11791,7 +11954,7 @@
       <w:r>
         <w:t xml:space="preserve">. </w:t>
       </w:r>
-      <w:hyperlink r:id="rId56" w:history="1">
+      <w:hyperlink r:id="rId57" w:history="1">
         <w:r>
           <w:rPr>
             <w:rStyle w:val="Hyperlink"/>
@@ -11827,7 +11990,7 @@
       <w:r>
         <w:t xml:space="preserve">. </w:t>
       </w:r>
-      <w:hyperlink r:id="rId57" w:history="1">
+      <w:hyperlink r:id="rId58" w:history="1">
         <w:r>
           <w:rPr>
             <w:rStyle w:val="Hyperlink"/>
@@ -11856,7 +12019,7 @@
       <w:r>
         <w:t xml:space="preserve">). A descriptive study of assumptions in STRIDE security threat modelling. Software and Systems Modelling, 21(6), 2311-2328. </w:t>
       </w:r>
-      <w:hyperlink r:id="rId58" w:history="1">
+      <w:hyperlink r:id="rId59" w:history="1">
         <w:r>
           <w:rPr>
             <w:rStyle w:val="Hyperlink"/>
@@ -11891,7 +12054,7 @@
       <w:r>
         <w:t xml:space="preserve">). The effects of COVID-19 on agriculture supply chain, food security, and environment: a review. Environmental Science. </w:t>
       </w:r>
-      <w:hyperlink r:id="rId59" w:history="1">
+      <w:hyperlink r:id="rId60" w:history="1">
         <w:r>
           <w:rPr>
             <w:rStyle w:val="Hyperlink"/>
@@ -11920,7 +12083,7 @@
       <w:r>
         <w:t xml:space="preserve">. MDN Web Docs. </w:t>
       </w:r>
-      <w:hyperlink r:id="rId60" w:history="1">
+      <w:hyperlink r:id="rId61" w:history="1">
         <w:r>
           <w:rPr>
             <w:rStyle w:val="Hyperlink"/>
@@ -11944,7 +12107,7 @@
         <w:lastRenderedPageBreak/>
         <w:t xml:space="preserve">Microsoft Learn. (2009). The STRIDE Threat Model. Microsoft Learn. </w:t>
       </w:r>
-      <w:hyperlink r:id="rId61" w:history="1">
+      <w:hyperlink r:id="rId62" w:history="1">
         <w:r>
           <w:rPr>
             <w:rStyle w:val="Hyperlink"/>
@@ -11967,7 +12130,7 @@
       <w:r>
         <w:t xml:space="preserve">Microsoft Support. (n.d.). Create or edit .csv files to import into Outlook. Microsoft Support. </w:t>
       </w:r>
-      <w:hyperlink r:id="rId62" w:history="1">
+      <w:hyperlink r:id="rId63" w:history="1">
         <w:r>
           <w:rPr>
             <w:rStyle w:val="Hyperlink"/>
@@ -11987,7 +12150,7 @@
       <w:r>
         <w:t xml:space="preserve">MySQL. (n.d.). 1.2.1 What is MySQL? MySQL Documentation. </w:t>
       </w:r>
-      <w:hyperlink r:id="rId63" w:history="1">
+      <w:hyperlink r:id="rId64" w:history="1">
         <w:r>
           <w:rPr>
             <w:rStyle w:val="Hyperlink"/>
@@ -12010,7 +12173,7 @@
       <w:r>
         <w:t xml:space="preserve">Nawaz, S., Bhowmik, J., Linden, T., &amp; Mitchell, M. (2024, September). Adapting to the new normal: Understanding the impact of COVID-19 on technology usage and human behaviour. Entertainment Computing, 51, 100726. </w:t>
       </w:r>
-      <w:hyperlink r:id="rId64" w:tgtFrame="_blank" w:tooltip="Persistent link using digital object identifier" w:history="1">
+      <w:hyperlink r:id="rId65" w:tgtFrame="_blank" w:tooltip="Persistent link using digital object identifier" w:history="1">
         <w:r>
           <w:rPr>
             <w:rStyle w:val="Hyperlink"/>
@@ -12033,7 +12196,7 @@
       <w:r>
         <w:t xml:space="preserve">Pypi. (n.d. -a). requests 2.32.3. Pypi. </w:t>
       </w:r>
-      <w:hyperlink r:id="rId65" w:history="1">
+      <w:hyperlink r:id="rId66" w:history="1">
         <w:r>
           <w:rPr>
             <w:rStyle w:val="Hyperlink"/>
@@ -12059,7 +12222,7 @@
       <w:r>
         <w:t xml:space="preserve">soup4 4.13.4. Pypi. </w:t>
       </w:r>
-      <w:hyperlink r:id="rId66" w:history="1">
+      <w:hyperlink r:id="rId67" w:history="1">
         <w:r>
           <w:rPr>
             <w:rStyle w:val="Hyperlink"/>
@@ -12082,7 +12245,7 @@
       <w:r>
         <w:t xml:space="preserve">Pypi. (n.d. -c). selenium 4.33.0. Pypi. </w:t>
       </w:r>
-      <w:hyperlink r:id="rId67" w:history="1">
+      <w:hyperlink r:id="rId68" w:history="1">
         <w:r>
           <w:rPr>
             <w:rStyle w:val="Hyperlink"/>
@@ -12105,7 +12268,7 @@
       <w:r>
         <w:t xml:space="preserve">Pypi. (n.d. -d). schedule 1.2.2. Pypi. </w:t>
       </w:r>
-      <w:hyperlink r:id="rId68" w:history="1">
+      <w:hyperlink r:id="rId69" w:history="1">
         <w:r>
           <w:rPr>
             <w:rStyle w:val="Hyperlink"/>
@@ -12136,7 +12299,7 @@
       <w:r>
         <w:t xml:space="preserve">-connector-python 9.3.0. Pypi. </w:t>
       </w:r>
-      <w:hyperlink r:id="rId69" w:history="1">
+      <w:hyperlink r:id="rId70" w:history="1">
         <w:r>
           <w:rPr>
             <w:rStyle w:val="Hyperlink"/>
@@ -12165,7 +12328,7 @@
       <w:r>
         <w:t xml:space="preserve">). csv – CSV File Reading and Writing. Python. </w:t>
       </w:r>
-      <w:hyperlink r:id="rId70" w:history="1">
+      <w:hyperlink r:id="rId71" w:history="1">
         <w:r>
           <w:rPr>
             <w:rStyle w:val="Hyperlink"/>
@@ -12197,7 +12360,7 @@
       <w:r>
         <w:t xml:space="preserve">Unicode HOWTO. Python. </w:t>
       </w:r>
-      <w:hyperlink r:id="rId71" w:history="1">
+      <w:hyperlink r:id="rId72" w:history="1">
         <w:r>
           <w:rPr>
             <w:rStyle w:val="Hyperlink"/>
@@ -12228,7 +12391,7 @@
       <w:r>
         <w:t xml:space="preserve"> Reports. 15, 100415. </w:t>
       </w:r>
-      <w:hyperlink r:id="rId72" w:history="1">
+      <w:hyperlink r:id="rId73" w:history="1">
         <w:r>
           <w:rPr>
             <w:rStyle w:val="Hyperlink"/>
@@ -12259,7 +12422,7 @@
       <w:r>
         <w:t xml:space="preserve">. Requests Documentation. </w:t>
       </w:r>
-      <w:hyperlink r:id="rId73" w:history="1">
+      <w:hyperlink r:id="rId74" w:history="1">
         <w:r>
           <w:rPr>
             <w:rStyle w:val="Hyperlink"/>
@@ -12282,7 +12445,7 @@
       <w:r>
         <w:t xml:space="preserve">Samuli, K. (2022, January 19th). Pricing economics of video games: a panel data study on the effects of versioning on revenue. University of Oulu Repository. </w:t>
       </w:r>
-      <w:hyperlink r:id="rId74" w:history="1">
+      <w:hyperlink r:id="rId75" w:history="1">
         <w:r>
           <w:rPr>
             <w:rStyle w:val="Hyperlink"/>
@@ -12305,7 +12468,7 @@
       <w:r>
         <w:t xml:space="preserve">Selenium. (n.d.). Locating Elements. Selenium. </w:t>
       </w:r>
-      <w:hyperlink r:id="rId75" w:history="1">
+      <w:hyperlink r:id="rId76" w:history="1">
         <w:r>
           <w:rPr>
             <w:rStyle w:val="Hyperlink"/>
@@ -12328,7 +12491,7 @@
       <w:r>
         <w:t xml:space="preserve">ScrapeOps. (n.d.). How To Scroll Infinite Pages in Python. ScrapeOps. </w:t>
       </w:r>
-      <w:hyperlink r:id="rId76" w:history="1">
+      <w:hyperlink r:id="rId77" w:history="1">
         <w:r>
           <w:rPr>
             <w:rStyle w:val="Hyperlink"/>
@@ -12372,7 +12535,7 @@
       <w:r>
         <w:t xml:space="preserve">Steam. (n.d.). Portal 2. Steam. </w:t>
       </w:r>
-      <w:hyperlink r:id="rId77" w:history="1">
+      <w:hyperlink r:id="rId78" w:history="1">
         <w:r>
           <w:rPr>
             <w:rStyle w:val="Hyperlink"/>
@@ -12404,7 +12567,7 @@
       <w:r>
         <w:t xml:space="preserve"> Steamworks Distribution Program). Steam. </w:t>
       </w:r>
-      <w:hyperlink r:id="rId78" w:history="1">
+      <w:hyperlink r:id="rId79" w:history="1">
         <w:r>
           <w:rPr>
             <w:rStyle w:val="Hyperlink"/>
@@ -12440,7 +12603,7 @@
       <w:r>
         <w:t xml:space="preserve">. </w:t>
       </w:r>
-      <w:hyperlink r:id="rId79" w:history="1">
+      <w:hyperlink r:id="rId80" w:history="1">
         <w:r>
           <w:rPr>
             <w:rStyle w:val="Hyperlink"/>
@@ -12463,7 +12626,7 @@
       <w:r>
         <w:t xml:space="preserve">United Kingdom. (n.d.). Data protection (The UK’s data protection legislation). United Kingdom. </w:t>
       </w:r>
-      <w:hyperlink r:id="rId80" w:history="1">
+      <w:hyperlink r:id="rId81" w:history="1">
         <w:r>
           <w:rPr>
             <w:rStyle w:val="Hyperlink"/>
@@ -12492,7 +12655,7 @@
       <w:r>
         <w:t xml:space="preserve">). The UK Copyright Service. </w:t>
       </w:r>
-      <w:hyperlink r:id="rId81" w:history="1">
+      <w:hyperlink r:id="rId82" w:history="1">
         <w:r>
           <w:rPr>
             <w:rStyle w:val="Hyperlink"/>
@@ -12524,7 +12687,7 @@
       <w:r>
         <w:t xml:space="preserve">). Tim Schafer persuades fans to finance next adventure game. Wired. Archive: </w:t>
       </w:r>
-      <w:hyperlink r:id="rId82" w:history="1">
+      <w:hyperlink r:id="rId83" w:history="1">
         <w:r>
           <w:rPr>
             <w:rStyle w:val="Hyperlink"/>
@@ -12570,7 +12733,7 @@
       <w:r>
         <w:t xml:space="preserve">of Big Data. </w:t>
       </w:r>
-      <w:hyperlink r:id="rId83" w:history="1">
+      <w:hyperlink r:id="rId84" w:history="1">
         <w:r>
           <w:rPr>
             <w:rStyle w:val="Hyperlink"/>
@@ -12589,7 +12752,7 @@
       <w:r>
         <w:t xml:space="preserve">ALT: </w:t>
       </w:r>
-      <w:hyperlink r:id="rId84" w:history="1">
+      <w:hyperlink r:id="rId85" w:history="1">
         <w:r>
           <w:rPr>
             <w:rStyle w:val="Hyperlink"/>
